--- a/templates/demo_template.docx
+++ b/templates/demo_template.docx
@@ -4,18 +4,50 @@
   <w:body>
     <w:p>
       <w:pPr>
-        <w:pStyle w:val="Title"/>
+        <w:spacing w:after="160"/>
+        <w:ind w:firstLine="0"/>
+        <w:jc w:val="center"/>
       </w:pPr>
       <w:r>
         <w:rPr>
-          <w:color w:val="000000"/>
+          <w:rFonts w:ascii="黑体" w:hAnsi="黑体" w:eastAsia="黑体"/>
+          <w:b/>
+          <w:color w:val="1A1A1A"/>
+          <w:sz w:val="44"/>
         </w:rPr>
-        <w:t>光伏项目尽职调查报告（示范）</w:t>
+        <w:t>制造业项目尽职调查报告</w:t>
+      </w:r>
+    </w:p>
+    <w:p>
+      <w:pPr>
+        <w:spacing w:after="480"/>
+        <w:ind w:firstLine="0"/>
+        <w:jc w:val="center"/>
+      </w:pPr>
+      <w:r>
+        <w:rPr>
+          <w:rFonts w:ascii="宋体" w:hAnsi="宋体" w:eastAsia="宋体"/>
+          <w:color w:val="666666"/>
+          <w:sz w:val="28"/>
+        </w:rPr>
+        <w:t>（示范模板）</w:t>
+      </w:r>
+    </w:p>
+    <w:p>
+      <w:pPr>
+        <w:ind w:firstLine="0"/>
+      </w:pPr>
+      <w:r>
+        <w:rPr>
+          <w:rFonts w:ascii="宋体" w:hAnsi="宋体" w:eastAsia="宋体"/>
+          <w:sz w:val="24"/>
+        </w:rPr>
+        <w:t>报告文号：XH咨字{{ 全局.报告文号 }}号</w:t>
       </w:r>
     </w:p>
     <w:p>
       <w:r>
-        <w:t>报告文号：大华咨字{{ 全局.报告文号 }}号</w:t>
+        <w:br w:type="page"/>
       </w:r>
     </w:p>
     <w:p>
@@ -23,39 +55,60 @@
         <w:pStyle w:val="Heading1"/>
       </w:pPr>
       <w:r>
-        <w:rPr>
-          <w:color w:val="000000"/>
-        </w:rPr>
         <w:t>一、公司基本情况</w:t>
       </w:r>
     </w:p>
     <w:p>
       <w:r>
+        <w:rPr>
+          <w:rFonts w:ascii="宋体" w:hAnsi="宋体" w:eastAsia="宋体"/>
+          <w:sz w:val="24"/>
+        </w:rPr>
         <w:t>公司名称：{{ 全局.公司名称 }}</w:t>
       </w:r>
     </w:p>
     <w:p>
       <w:r>
+        <w:rPr>
+          <w:rFonts w:ascii="宋体" w:hAnsi="宋体" w:eastAsia="宋体"/>
+          <w:sz w:val="24"/>
+        </w:rPr>
         <w:t>统一社会信用代码：{{ 全局.统一社会信用代码 }}</w:t>
       </w:r>
     </w:p>
     <w:p>
       <w:r>
+        <w:rPr>
+          <w:rFonts w:ascii="宋体" w:hAnsi="宋体" w:eastAsia="宋体"/>
+          <w:sz w:val="24"/>
+        </w:rPr>
         <w:t>注册资本：{{ 全局.注册资本 | num }}万元</w:t>
       </w:r>
     </w:p>
     <w:p>
       <w:r>
+        <w:rPr>
+          <w:rFonts w:ascii="宋体" w:hAnsi="宋体" w:eastAsia="宋体"/>
+          <w:sz w:val="24"/>
+        </w:rPr>
         <w:t>成立日期：{{ 全局.成立日期 | date }}</w:t>
       </w:r>
     </w:p>
     <w:p>
       <w:r>
+        <w:rPr>
+          <w:rFonts w:ascii="宋体" w:hAnsi="宋体" w:eastAsia="宋体"/>
+          <w:sz w:val="24"/>
+        </w:rPr>
         <w:t>成立日期（中文大写）：{{ 全局.成立日期 | date("chinese") }}</w:t>
       </w:r>
     </w:p>
     <w:p>
       <w:r>
+        <w:rPr>
+          <w:rFonts w:ascii="宋体" w:hAnsi="宋体" w:eastAsia="宋体"/>
+          <w:sz w:val="24"/>
+        </w:rPr>
         <w:t>成立日期（短格式）：{{ 全局.成立日期 | date("short") }}</w:t>
       </w:r>
     </w:p>
@@ -64,98 +117,247 @@
         <w:pStyle w:val="Heading1"/>
       </w:pPr>
       <w:r>
+        <w:t>二、释义</w:t>
+      </w:r>
+    </w:p>
+    <w:p>
+      <w:r>
         <w:rPr>
-          <w:color w:val="000000"/>
+          <w:rFonts w:ascii="宋体" w:hAnsi="宋体" w:eastAsia="宋体"/>
+          <w:sz w:val="24"/>
         </w:rPr>
-        <w:t>二、释义</w:t>
+        <w:t>本报告中使用的简称定义如下：</w:t>
       </w:r>
     </w:p>
     <w:tbl>
       <w:tblPr>
-        <w:tblStyle w:val="TableGrid"/>
         <w:tblW w:type="auto" w:w="0"/>
+        <w:jc w:val="center"/>
+        <w:tblLayout w:type="autofit"/>
         <w:tblLook w:firstColumn="1" w:firstRow="1" w:lastColumn="0" w:lastRow="0" w:noHBand="0" w:noVBand="1" w:val="04A0"/>
+        <w:tblBorders>
+          <w:top w:val="single" w:sz="4" w:space="0" w:color="999999"/>
+          <w:left w:val="single" w:sz="4" w:space="0" w:color="999999"/>
+          <w:bottom w:val="single" w:sz="4" w:space="0" w:color="999999"/>
+          <w:right w:val="single" w:sz="4" w:space="0" w:color="999999"/>
+          <w:insideH w:val="single" w:sz="4" w:space="0" w:color="CCCCCC"/>
+          <w:insideV w:val="single" w:sz="4" w:space="0" w:color="CCCCCC"/>
+        </w:tblBorders>
       </w:tblPr>
       <w:tblGrid>
-        <w:gridCol w:w="4320"/>
-        <w:gridCol w:w="4320"/>
+        <w:gridCol w:w="4150"/>
+        <w:gridCol w:w="4150"/>
       </w:tblGrid>
       <w:tr>
+        <w:trPr>
+          <w:trHeight w:val="482"/>
+        </w:trPr>
         <w:tc>
           <w:tcPr>
-            <w:tcW w:type="dxa" w:w="4320"/>
+            <w:tcW w:type="dxa" w:w="4150"/>
+            <w:tcMar>
+              <w:top w:w="40" w:type="dxa"/>
+              <w:left w:w="80" w:type="dxa"/>
+              <w:bottom w:w="40" w:type="dxa"/>
+              <w:right w:w="80" w:type="dxa"/>
+            </w:tcMar>
+            <w:shd w:fill="F2F2F2" w:val="clear"/>
           </w:tcPr>
           <w:p>
+            <w:pPr>
+              <w:spacing w:before="60" w:after="60"/>
+              <w:ind w:firstLine="0"/>
+              <w:jc w:val="center"/>
+            </w:pPr>
+            <w:r/>
             <w:r>
+              <w:rPr>
+                <w:rFonts w:ascii="宋体" w:hAnsi="宋体" w:eastAsia="宋体"/>
+                <w:b/>
+                <w:color w:val="333333"/>
+                <w:sz w:val="21"/>
+              </w:rPr>
               <w:t>全称</w:t>
             </w:r>
           </w:p>
         </w:tc>
         <w:tc>
           <w:tcPr>
-            <w:tcW w:type="dxa" w:w="4320"/>
+            <w:tcW w:type="dxa" w:w="4150"/>
+            <w:tcMar>
+              <w:top w:w="40" w:type="dxa"/>
+              <w:left w:w="80" w:type="dxa"/>
+              <w:bottom w:w="40" w:type="dxa"/>
+              <w:right w:w="80" w:type="dxa"/>
+            </w:tcMar>
+            <w:shd w:fill="F2F2F2" w:val="clear"/>
           </w:tcPr>
           <w:p>
+            <w:pPr>
+              <w:spacing w:before="60" w:after="60"/>
+              <w:ind w:firstLine="0"/>
+              <w:jc w:val="center"/>
+            </w:pPr>
+            <w:r/>
             <w:r>
+              <w:rPr>
+                <w:rFonts w:ascii="宋体" w:hAnsi="宋体" w:eastAsia="宋体"/>
+                <w:b/>
+                <w:color w:val="333333"/>
+                <w:sz w:val="21"/>
+              </w:rPr>
               <w:t>简称</w:t>
             </w:r>
           </w:p>
         </w:tc>
       </w:tr>
       <w:tr>
+        <w:trPr>
+          <w:trHeight w:val="482"/>
+        </w:trPr>
         <w:tc>
           <w:tcPr>
-            <w:tcW w:type="dxa" w:w="4320"/>
+            <w:tcW w:type="dxa" w:w="4150"/>
+            <w:tcMar>
+              <w:top w:w="40" w:type="dxa"/>
+              <w:left w:w="80" w:type="dxa"/>
+              <w:bottom w:w="40" w:type="dxa"/>
+              <w:right w:w="80" w:type="dxa"/>
+            </w:tcMar>
+            <w:shd w:fill="FFFFFF" w:val="clear"/>
           </w:tcPr>
           <w:p>
+            <w:pPr>
+              <w:spacing w:before="60" w:after="60"/>
+              <w:ind w:firstLine="0"/>
+              <w:jc w:val="center"/>
+            </w:pPr>
+            <w:r/>
             <w:r>
+              <w:rPr>
+                <w:rFonts w:ascii="宋体" w:hAnsi="宋体" w:eastAsia="宋体"/>
+                <w:color w:val="333333"/>
+                <w:sz w:val="21"/>
+              </w:rPr>
               <w:t>{%tr for i in 释义 %}</w:t>
             </w:r>
           </w:p>
         </w:tc>
         <w:tc>
           <w:tcPr>
-            <w:tcW w:type="dxa" w:w="4320"/>
+            <w:tcW w:type="dxa" w:w="4150"/>
+            <w:tcMar>
+              <w:top w:w="40" w:type="dxa"/>
+              <w:left w:w="80" w:type="dxa"/>
+              <w:bottom w:w="40" w:type="dxa"/>
+              <w:right w:w="80" w:type="dxa"/>
+            </w:tcMar>
           </w:tcPr>
           <w:p/>
         </w:tc>
       </w:tr>
       <w:tr>
+        <w:trPr>
+          <w:trHeight w:val="482"/>
+        </w:trPr>
         <w:tc>
           <w:tcPr>
-            <w:tcW w:type="dxa" w:w="4320"/>
+            <w:tcW w:type="dxa" w:w="4150"/>
+            <w:tcMar>
+              <w:top w:w="40" w:type="dxa"/>
+              <w:left w:w="80" w:type="dxa"/>
+              <w:bottom w:w="40" w:type="dxa"/>
+              <w:right w:w="80" w:type="dxa"/>
+            </w:tcMar>
+            <w:shd w:fill="FAFAFA" w:val="clear"/>
           </w:tcPr>
           <w:p>
+            <w:pPr>
+              <w:spacing w:before="60" w:after="60"/>
+              <w:ind w:firstLine="0"/>
+              <w:jc w:val="center"/>
+            </w:pPr>
+            <w:r/>
             <w:r>
+              <w:rPr>
+                <w:rFonts w:ascii="宋体" w:hAnsi="宋体" w:eastAsia="宋体"/>
+                <w:color w:val="333333"/>
+                <w:sz w:val="21"/>
+              </w:rPr>
               <w:t>{{ i.全称 }}</w:t>
             </w:r>
           </w:p>
         </w:tc>
         <w:tc>
           <w:tcPr>
-            <w:tcW w:type="dxa" w:w="4320"/>
+            <w:tcW w:type="dxa" w:w="4150"/>
+            <w:tcMar>
+              <w:top w:w="40" w:type="dxa"/>
+              <w:left w:w="80" w:type="dxa"/>
+              <w:bottom w:w="40" w:type="dxa"/>
+              <w:right w:w="80" w:type="dxa"/>
+            </w:tcMar>
+            <w:shd w:fill="FAFAFA" w:val="clear"/>
           </w:tcPr>
           <w:p>
+            <w:pPr>
+              <w:spacing w:before="60" w:after="60"/>
+              <w:ind w:firstLine="0"/>
+              <w:jc w:val="center"/>
+            </w:pPr>
+            <w:r/>
             <w:r>
+              <w:rPr>
+                <w:rFonts w:ascii="宋体" w:hAnsi="宋体" w:eastAsia="宋体"/>
+                <w:color w:val="333333"/>
+                <w:sz w:val="21"/>
+              </w:rPr>
               <w:t>{{ i.简称 }}</w:t>
             </w:r>
           </w:p>
         </w:tc>
       </w:tr>
       <w:tr>
+        <w:trPr>
+          <w:trHeight w:val="482"/>
+        </w:trPr>
         <w:tc>
           <w:tcPr>
-            <w:tcW w:type="dxa" w:w="4320"/>
+            <w:tcW w:type="dxa" w:w="4150"/>
+            <w:tcMar>
+              <w:top w:w="40" w:type="dxa"/>
+              <w:left w:w="80" w:type="dxa"/>
+              <w:bottom w:w="40" w:type="dxa"/>
+              <w:right w:w="80" w:type="dxa"/>
+            </w:tcMar>
+            <w:shd w:fill="FFFFFF" w:val="clear"/>
           </w:tcPr>
           <w:p>
+            <w:pPr>
+              <w:spacing w:before="60" w:after="60"/>
+              <w:ind w:firstLine="0"/>
+              <w:jc w:val="center"/>
+            </w:pPr>
+            <w:r/>
             <w:r>
+              <w:rPr>
+                <w:rFonts w:ascii="宋体" w:hAnsi="宋体" w:eastAsia="宋体"/>
+                <w:color w:val="333333"/>
+                <w:sz w:val="21"/>
+              </w:rPr>
               <w:t>{%tr endfor %}</w:t>
             </w:r>
           </w:p>
         </w:tc>
         <w:tc>
           <w:tcPr>
-            <w:tcW w:type="dxa" w:w="4320"/>
+            <w:tcW w:type="dxa" w:w="4150"/>
+            <w:tcMar>
+              <w:top w:w="40" w:type="dxa"/>
+              <w:left w:w="80" w:type="dxa"/>
+              <w:bottom w:w="40" w:type="dxa"/>
+              <w:right w:w="80" w:type="dxa"/>
+            </w:tcMar>
           </w:tcPr>
           <w:p/>
         </w:tc>
@@ -163,32 +365,51 @@
     </w:tbl>
     <w:p>
       <w:pPr>
+        <w:spacing w:before="120" w:after="0"/>
+        <w:ind w:firstLine="0"/>
+      </w:pPr>
+    </w:p>
+    <w:p>
+      <w:pPr>
         <w:pStyle w:val="Heading1"/>
       </w:pPr>
       <w:r>
-        <w:rPr>
-          <w:color w:val="000000"/>
-        </w:rPr>
         <w:t>三、历史沿革</w:t>
       </w:r>
     </w:p>
     <w:p>
       <w:r>
+        <w:rPr>
+          <w:rFonts w:ascii="宋体" w:hAnsi="宋体" w:eastAsia="宋体"/>
+          <w:sz w:val="24"/>
+        </w:rPr>
         <w:t>公司类型：{{ 历史沿革.公司类型 }}</w:t>
       </w:r>
     </w:p>
     <w:p>
       <w:r>
+        <w:rPr>
+          <w:rFonts w:ascii="宋体" w:hAnsi="宋体" w:eastAsia="宋体"/>
+          <w:sz w:val="24"/>
+        </w:rPr>
         <w:t>法定代表人：{{ 历史沿革.法定代表人 }}</w:t>
       </w:r>
     </w:p>
     <w:p>
       <w:r>
+        <w:rPr>
+          <w:rFonts w:ascii="宋体" w:hAnsi="宋体" w:eastAsia="宋体"/>
+          <w:sz w:val="24"/>
+        </w:rPr>
         <w:t>注册地址：{{ 历史沿革.注册地址 }}</w:t>
       </w:r>
     </w:p>
     <w:p>
       <w:r>
+        <w:rPr>
+          <w:rFonts w:ascii="宋体" w:hAnsi="宋体" w:eastAsia="宋体"/>
+          <w:sz w:val="24"/>
+        </w:rPr>
         <w:t>经营范围：{{ 历史沿革.经营范围 }}</w:t>
       </w:r>
     </w:p>
@@ -197,197 +418,493 @@
         <w:pStyle w:val="Heading2"/>
       </w:pPr>
       <w:r>
+        <w:t>3.1 股权结构</w:t>
+      </w:r>
+    </w:p>
+    <w:p>
+      <w:r>
         <w:rPr>
-          <w:color w:val="000000"/>
+          <w:rFonts w:ascii="宋体" w:hAnsi="宋体" w:eastAsia="宋体"/>
+          <w:sz w:val="24"/>
         </w:rPr>
-        <w:t>3.1 股权结构</w:t>
+        <w:t>截至尽调基准日，公司股权结构如下：</w:t>
       </w:r>
     </w:p>
     <w:tbl>
       <w:tblPr>
-        <w:tblStyle w:val="TableGrid"/>
         <w:tblW w:type="auto" w:w="0"/>
+        <w:jc w:val="center"/>
+        <w:tblLayout w:type="autofit"/>
         <w:tblLook w:firstColumn="1" w:firstRow="1" w:lastColumn="0" w:lastRow="0" w:noHBand="0" w:noVBand="1" w:val="04A0"/>
+        <w:tblBorders>
+          <w:top w:val="single" w:sz="4" w:space="0" w:color="999999"/>
+          <w:left w:val="single" w:sz="4" w:space="0" w:color="999999"/>
+          <w:bottom w:val="single" w:sz="4" w:space="0" w:color="999999"/>
+          <w:right w:val="single" w:sz="4" w:space="0" w:color="999999"/>
+          <w:insideH w:val="single" w:sz="4" w:space="0" w:color="CCCCCC"/>
+          <w:insideV w:val="single" w:sz="4" w:space="0" w:color="CCCCCC"/>
+        </w:tblBorders>
       </w:tblPr>
       <w:tblGrid>
-        <w:gridCol w:w="1728"/>
-        <w:gridCol w:w="1728"/>
-        <w:gridCol w:w="1728"/>
-        <w:gridCol w:w="1728"/>
-        <w:gridCol w:w="1728"/>
+        <w:gridCol w:w="1660"/>
+        <w:gridCol w:w="1660"/>
+        <w:gridCol w:w="1660"/>
+        <w:gridCol w:w="1660"/>
+        <w:gridCol w:w="1660"/>
       </w:tblGrid>
       <w:tr>
+        <w:trPr>
+          <w:trHeight w:val="482"/>
+        </w:trPr>
         <w:tc>
           <w:tcPr>
-            <w:tcW w:type="dxa" w:w="1728"/>
+            <w:tcW w:type="dxa" w:w="1660"/>
+            <w:tcMar>
+              <w:top w:w="40" w:type="dxa"/>
+              <w:left w:w="80" w:type="dxa"/>
+              <w:bottom w:w="40" w:type="dxa"/>
+              <w:right w:w="80" w:type="dxa"/>
+            </w:tcMar>
+            <w:shd w:fill="F2F2F2" w:val="clear"/>
           </w:tcPr>
           <w:p>
+            <w:pPr>
+              <w:spacing w:before="60" w:after="60"/>
+              <w:ind w:firstLine="0"/>
+              <w:jc w:val="center"/>
+            </w:pPr>
+            <w:r/>
             <w:r>
+              <w:rPr>
+                <w:rFonts w:ascii="宋体" w:hAnsi="宋体" w:eastAsia="宋体"/>
+                <w:b/>
+                <w:color w:val="333333"/>
+                <w:sz w:val="21"/>
+              </w:rPr>
               <w:t>股东名称</w:t>
             </w:r>
           </w:p>
         </w:tc>
         <w:tc>
           <w:tcPr>
-            <w:tcW w:type="dxa" w:w="1728"/>
+            <w:tcW w:type="dxa" w:w="1660"/>
+            <w:tcMar>
+              <w:top w:w="40" w:type="dxa"/>
+              <w:left w:w="80" w:type="dxa"/>
+              <w:bottom w:w="40" w:type="dxa"/>
+              <w:right w:w="80" w:type="dxa"/>
+            </w:tcMar>
+            <w:shd w:fill="F2F2F2" w:val="clear"/>
           </w:tcPr>
           <w:p>
+            <w:pPr>
+              <w:spacing w:before="60" w:after="60"/>
+              <w:ind w:firstLine="0"/>
+              <w:jc w:val="center"/>
+            </w:pPr>
+            <w:r/>
             <w:r>
+              <w:rPr>
+                <w:rFonts w:ascii="宋体" w:hAnsi="宋体" w:eastAsia="宋体"/>
+                <w:b/>
+                <w:color w:val="333333"/>
+                <w:sz w:val="21"/>
+              </w:rPr>
               <w:t>认缴出资额（万元）</w:t>
             </w:r>
           </w:p>
         </w:tc>
         <w:tc>
           <w:tcPr>
-            <w:tcW w:type="dxa" w:w="1728"/>
+            <w:tcW w:type="dxa" w:w="1660"/>
+            <w:tcMar>
+              <w:top w:w="40" w:type="dxa"/>
+              <w:left w:w="80" w:type="dxa"/>
+              <w:bottom w:w="40" w:type="dxa"/>
+              <w:right w:w="80" w:type="dxa"/>
+            </w:tcMar>
+            <w:shd w:fill="F2F2F2" w:val="clear"/>
           </w:tcPr>
           <w:p>
+            <w:pPr>
+              <w:spacing w:before="60" w:after="60"/>
+              <w:ind w:firstLine="0"/>
+              <w:jc w:val="center"/>
+            </w:pPr>
+            <w:r/>
             <w:r>
+              <w:rPr>
+                <w:rFonts w:ascii="宋体" w:hAnsi="宋体" w:eastAsia="宋体"/>
+                <w:b/>
+                <w:color w:val="333333"/>
+                <w:sz w:val="21"/>
+              </w:rPr>
               <w:t>认缴比例</w:t>
             </w:r>
           </w:p>
         </w:tc>
         <w:tc>
           <w:tcPr>
-            <w:tcW w:type="dxa" w:w="1728"/>
+            <w:tcW w:type="dxa" w:w="1660"/>
+            <w:tcMar>
+              <w:top w:w="40" w:type="dxa"/>
+              <w:left w:w="80" w:type="dxa"/>
+              <w:bottom w:w="40" w:type="dxa"/>
+              <w:right w:w="80" w:type="dxa"/>
+            </w:tcMar>
+            <w:shd w:fill="F2F2F2" w:val="clear"/>
           </w:tcPr>
           <w:p>
+            <w:pPr>
+              <w:spacing w:before="60" w:after="60"/>
+              <w:ind w:firstLine="0"/>
+              <w:jc w:val="center"/>
+            </w:pPr>
+            <w:r/>
             <w:r>
+              <w:rPr>
+                <w:rFonts w:ascii="宋体" w:hAnsi="宋体" w:eastAsia="宋体"/>
+                <w:b/>
+                <w:color w:val="333333"/>
+                <w:sz w:val="21"/>
+              </w:rPr>
               <w:t>实缴出资额（万元）</w:t>
             </w:r>
           </w:p>
         </w:tc>
         <w:tc>
           <w:tcPr>
-            <w:tcW w:type="dxa" w:w="1728"/>
+            <w:tcW w:type="dxa" w:w="1660"/>
+            <w:tcMar>
+              <w:top w:w="40" w:type="dxa"/>
+              <w:left w:w="80" w:type="dxa"/>
+              <w:bottom w:w="40" w:type="dxa"/>
+              <w:right w:w="80" w:type="dxa"/>
+            </w:tcMar>
+            <w:shd w:fill="F2F2F2" w:val="clear"/>
           </w:tcPr>
           <w:p>
+            <w:pPr>
+              <w:spacing w:before="60" w:after="60"/>
+              <w:ind w:firstLine="0"/>
+              <w:jc w:val="center"/>
+            </w:pPr>
+            <w:r/>
             <w:r>
+              <w:rPr>
+                <w:rFonts w:ascii="宋体" w:hAnsi="宋体" w:eastAsia="宋体"/>
+                <w:b/>
+                <w:color w:val="333333"/>
+                <w:sz w:val="21"/>
+              </w:rPr>
               <w:t>实缴比例</w:t>
             </w:r>
           </w:p>
         </w:tc>
       </w:tr>
       <w:tr>
+        <w:trPr>
+          <w:trHeight w:val="482"/>
+        </w:trPr>
         <w:tc>
           <w:tcPr>
-            <w:tcW w:type="dxa" w:w="1728"/>
+            <w:tcW w:type="dxa" w:w="1660"/>
+            <w:tcMar>
+              <w:top w:w="40" w:type="dxa"/>
+              <w:left w:w="80" w:type="dxa"/>
+              <w:bottom w:w="40" w:type="dxa"/>
+              <w:right w:w="80" w:type="dxa"/>
+            </w:tcMar>
+            <w:shd w:fill="FFFFFF" w:val="clear"/>
           </w:tcPr>
           <w:p>
+            <w:pPr>
+              <w:spacing w:before="60" w:after="60"/>
+              <w:ind w:firstLine="0"/>
+              <w:jc w:val="center"/>
+            </w:pPr>
+            <w:r/>
             <w:r>
+              <w:rPr>
+                <w:rFonts w:ascii="宋体" w:hAnsi="宋体" w:eastAsia="宋体"/>
+                <w:color w:val="333333"/>
+                <w:sz w:val="21"/>
+              </w:rPr>
               <w:t>{%tr for i in 历史沿革.股权结构 %}</w:t>
             </w:r>
           </w:p>
         </w:tc>
         <w:tc>
           <w:tcPr>
-            <w:tcW w:type="dxa" w:w="1728"/>
+            <w:tcW w:type="dxa" w:w="1660"/>
+            <w:tcMar>
+              <w:top w:w="40" w:type="dxa"/>
+              <w:left w:w="80" w:type="dxa"/>
+              <w:bottom w:w="40" w:type="dxa"/>
+              <w:right w:w="80" w:type="dxa"/>
+            </w:tcMar>
           </w:tcPr>
           <w:p/>
         </w:tc>
         <w:tc>
           <w:tcPr>
-            <w:tcW w:type="dxa" w:w="1728"/>
+            <w:tcW w:type="dxa" w:w="1660"/>
+            <w:tcMar>
+              <w:top w:w="40" w:type="dxa"/>
+              <w:left w:w="80" w:type="dxa"/>
+              <w:bottom w:w="40" w:type="dxa"/>
+              <w:right w:w="80" w:type="dxa"/>
+            </w:tcMar>
           </w:tcPr>
           <w:p/>
         </w:tc>
         <w:tc>
           <w:tcPr>
-            <w:tcW w:type="dxa" w:w="1728"/>
+            <w:tcW w:type="dxa" w:w="1660"/>
+            <w:tcMar>
+              <w:top w:w="40" w:type="dxa"/>
+              <w:left w:w="80" w:type="dxa"/>
+              <w:bottom w:w="40" w:type="dxa"/>
+              <w:right w:w="80" w:type="dxa"/>
+            </w:tcMar>
           </w:tcPr>
           <w:p/>
         </w:tc>
         <w:tc>
           <w:tcPr>
-            <w:tcW w:type="dxa" w:w="1728"/>
+            <w:tcW w:type="dxa" w:w="1660"/>
+            <w:tcMar>
+              <w:top w:w="40" w:type="dxa"/>
+              <w:left w:w="80" w:type="dxa"/>
+              <w:bottom w:w="40" w:type="dxa"/>
+              <w:right w:w="80" w:type="dxa"/>
+            </w:tcMar>
           </w:tcPr>
           <w:p/>
         </w:tc>
       </w:tr>
       <w:tr>
+        <w:trPr>
+          <w:trHeight w:val="482"/>
+        </w:trPr>
         <w:tc>
           <w:tcPr>
-            <w:tcW w:type="dxa" w:w="1728"/>
+            <w:tcW w:type="dxa" w:w="1660"/>
+            <w:tcMar>
+              <w:top w:w="40" w:type="dxa"/>
+              <w:left w:w="80" w:type="dxa"/>
+              <w:bottom w:w="40" w:type="dxa"/>
+              <w:right w:w="80" w:type="dxa"/>
+            </w:tcMar>
+            <w:shd w:fill="FAFAFA" w:val="clear"/>
           </w:tcPr>
           <w:p>
+            <w:pPr>
+              <w:spacing w:before="60" w:after="60"/>
+              <w:ind w:firstLine="0"/>
+              <w:jc w:val="center"/>
+            </w:pPr>
+            <w:r/>
             <w:r>
+              <w:rPr>
+                <w:rFonts w:ascii="宋体" w:hAnsi="宋体" w:eastAsia="宋体"/>
+                <w:color w:val="333333"/>
+                <w:sz w:val="21"/>
+              </w:rPr>
               <w:t>{{ i.股东名称 }}</w:t>
             </w:r>
           </w:p>
         </w:tc>
         <w:tc>
           <w:tcPr>
-            <w:tcW w:type="dxa" w:w="1728"/>
+            <w:tcW w:type="dxa" w:w="1660"/>
+            <w:tcMar>
+              <w:top w:w="40" w:type="dxa"/>
+              <w:left w:w="80" w:type="dxa"/>
+              <w:bottom w:w="40" w:type="dxa"/>
+              <w:right w:w="80" w:type="dxa"/>
+            </w:tcMar>
+            <w:shd w:fill="FAFAFA" w:val="clear"/>
           </w:tcPr>
           <w:p>
+            <w:pPr>
+              <w:spacing w:before="60" w:after="60"/>
+              <w:ind w:firstLine="0"/>
+              <w:jc w:val="center"/>
+            </w:pPr>
+            <w:r/>
             <w:r>
+              <w:rPr>
+                <w:rFonts w:ascii="宋体" w:hAnsi="宋体" w:eastAsia="宋体"/>
+                <w:color w:val="333333"/>
+                <w:sz w:val="21"/>
+              </w:rPr>
               <w:t>{{ i.认缴出资额 | num }}</w:t>
             </w:r>
           </w:p>
         </w:tc>
         <w:tc>
           <w:tcPr>
-            <w:tcW w:type="dxa" w:w="1728"/>
+            <w:tcW w:type="dxa" w:w="1660"/>
+            <w:tcMar>
+              <w:top w:w="40" w:type="dxa"/>
+              <w:left w:w="80" w:type="dxa"/>
+              <w:bottom w:w="40" w:type="dxa"/>
+              <w:right w:w="80" w:type="dxa"/>
+            </w:tcMar>
+            <w:shd w:fill="FAFAFA" w:val="clear"/>
           </w:tcPr>
           <w:p>
+            <w:pPr>
+              <w:spacing w:before="60" w:after="60"/>
+              <w:ind w:firstLine="0"/>
+              <w:jc w:val="center"/>
+            </w:pPr>
+            <w:r/>
             <w:r>
+              <w:rPr>
+                <w:rFonts w:ascii="宋体" w:hAnsi="宋体" w:eastAsia="宋体"/>
+                <w:color w:val="333333"/>
+                <w:sz w:val="21"/>
+              </w:rPr>
               <w:t>{{ i.认缴比例 | percent }}</w:t>
             </w:r>
           </w:p>
         </w:tc>
         <w:tc>
           <w:tcPr>
-            <w:tcW w:type="dxa" w:w="1728"/>
+            <w:tcW w:type="dxa" w:w="1660"/>
+            <w:tcMar>
+              <w:top w:w="40" w:type="dxa"/>
+              <w:left w:w="80" w:type="dxa"/>
+              <w:bottom w:w="40" w:type="dxa"/>
+              <w:right w:w="80" w:type="dxa"/>
+            </w:tcMar>
+            <w:shd w:fill="FAFAFA" w:val="clear"/>
           </w:tcPr>
           <w:p>
+            <w:pPr>
+              <w:spacing w:before="60" w:after="60"/>
+              <w:ind w:firstLine="0"/>
+              <w:jc w:val="center"/>
+            </w:pPr>
+            <w:r/>
             <w:r>
+              <w:rPr>
+                <w:rFonts w:ascii="宋体" w:hAnsi="宋体" w:eastAsia="宋体"/>
+                <w:color w:val="333333"/>
+                <w:sz w:val="21"/>
+              </w:rPr>
               <w:t>{{ i.实缴出资额 | num }}</w:t>
             </w:r>
           </w:p>
         </w:tc>
         <w:tc>
           <w:tcPr>
-            <w:tcW w:type="dxa" w:w="1728"/>
+            <w:tcW w:type="dxa" w:w="1660"/>
+            <w:tcMar>
+              <w:top w:w="40" w:type="dxa"/>
+              <w:left w:w="80" w:type="dxa"/>
+              <w:bottom w:w="40" w:type="dxa"/>
+              <w:right w:w="80" w:type="dxa"/>
+            </w:tcMar>
+            <w:shd w:fill="FAFAFA" w:val="clear"/>
           </w:tcPr>
           <w:p>
+            <w:pPr>
+              <w:spacing w:before="60" w:after="60"/>
+              <w:ind w:firstLine="0"/>
+              <w:jc w:val="center"/>
+            </w:pPr>
+            <w:r/>
             <w:r>
+              <w:rPr>
+                <w:rFonts w:ascii="宋体" w:hAnsi="宋体" w:eastAsia="宋体"/>
+                <w:color w:val="333333"/>
+                <w:sz w:val="21"/>
+              </w:rPr>
               <w:t>{{ i.实缴比例 | percent }}</w:t>
             </w:r>
           </w:p>
         </w:tc>
       </w:tr>
       <w:tr>
+        <w:trPr>
+          <w:trHeight w:val="482"/>
+        </w:trPr>
         <w:tc>
           <w:tcPr>
-            <w:tcW w:type="dxa" w:w="1728"/>
+            <w:tcW w:type="dxa" w:w="1660"/>
+            <w:tcMar>
+              <w:top w:w="40" w:type="dxa"/>
+              <w:left w:w="80" w:type="dxa"/>
+              <w:bottom w:w="40" w:type="dxa"/>
+              <w:right w:w="80" w:type="dxa"/>
+            </w:tcMar>
+            <w:shd w:fill="FFFFFF" w:val="clear"/>
           </w:tcPr>
           <w:p>
+            <w:pPr>
+              <w:spacing w:before="60" w:after="60"/>
+              <w:ind w:firstLine="0"/>
+              <w:jc w:val="center"/>
+            </w:pPr>
+            <w:r/>
             <w:r>
+              <w:rPr>
+                <w:rFonts w:ascii="宋体" w:hAnsi="宋体" w:eastAsia="宋体"/>
+                <w:color w:val="333333"/>
+                <w:sz w:val="21"/>
+              </w:rPr>
               <w:t>{%tr endfor %}</w:t>
             </w:r>
           </w:p>
         </w:tc>
         <w:tc>
           <w:tcPr>
-            <w:tcW w:type="dxa" w:w="1728"/>
+            <w:tcW w:type="dxa" w:w="1660"/>
+            <w:tcMar>
+              <w:top w:w="40" w:type="dxa"/>
+              <w:left w:w="80" w:type="dxa"/>
+              <w:bottom w:w="40" w:type="dxa"/>
+              <w:right w:w="80" w:type="dxa"/>
+            </w:tcMar>
           </w:tcPr>
           <w:p/>
         </w:tc>
         <w:tc>
           <w:tcPr>
-            <w:tcW w:type="dxa" w:w="1728"/>
+            <w:tcW w:type="dxa" w:w="1660"/>
+            <w:tcMar>
+              <w:top w:w="40" w:type="dxa"/>
+              <w:left w:w="80" w:type="dxa"/>
+              <w:bottom w:w="40" w:type="dxa"/>
+              <w:right w:w="80" w:type="dxa"/>
+            </w:tcMar>
           </w:tcPr>
           <w:p/>
         </w:tc>
         <w:tc>
           <w:tcPr>
-            <w:tcW w:type="dxa" w:w="1728"/>
+            <w:tcW w:type="dxa" w:w="1660"/>
+            <w:tcMar>
+              <w:top w:w="40" w:type="dxa"/>
+              <w:left w:w="80" w:type="dxa"/>
+              <w:bottom w:w="40" w:type="dxa"/>
+              <w:right w:w="80" w:type="dxa"/>
+            </w:tcMar>
           </w:tcPr>
           <w:p/>
         </w:tc>
         <w:tc>
           <w:tcPr>
-            <w:tcW w:type="dxa" w:w="1728"/>
+            <w:tcW w:type="dxa" w:w="1660"/>
+            <w:tcMar>
+              <w:top w:w="40" w:type="dxa"/>
+              <w:left w:w="80" w:type="dxa"/>
+              <w:bottom w:w="40" w:type="dxa"/>
+              <w:right w:w="80" w:type="dxa"/>
+            </w:tcMar>
           </w:tcPr>
           <w:p/>
         </w:tc>
@@ -395,205 +912,502 @@
     </w:tbl>
     <w:p>
       <w:pPr>
+        <w:spacing w:before="120" w:after="0"/>
+        <w:ind w:firstLine="0"/>
+      </w:pPr>
+    </w:p>
+    <w:p>
+      <w:pPr>
         <w:pStyle w:val="Heading2"/>
       </w:pPr>
       <w:r>
-        <w:rPr>
-          <w:color w:val="000000"/>
-        </w:rPr>
         <w:t>3.2 公司设立</w:t>
       </w:r>
     </w:p>
     <w:p>
       <w:r>
-        <w:t>公司系由{{ 历史沿革.设立公司 }}出资组建，于{{ 历史沿革.设立日期 | date }}设立。</w:t>
+        <w:rPr>
+          <w:rFonts w:ascii="宋体" w:hAnsi="宋体" w:eastAsia="宋体"/>
+          <w:sz w:val="24"/>
+        </w:rPr>
+        <w:t>公司系由{{ 历史沿革.设立公司 }}出资组建，于{{ 历史沿革.设立日期 | date }}设立。设立时股权结构如下：</w:t>
       </w:r>
     </w:p>
     <w:tbl>
       <w:tblPr>
-        <w:tblStyle w:val="TableGrid"/>
         <w:tblW w:type="auto" w:w="0"/>
+        <w:jc w:val="center"/>
+        <w:tblLayout w:type="autofit"/>
         <w:tblLook w:firstColumn="1" w:firstRow="1" w:lastColumn="0" w:lastRow="0" w:noHBand="0" w:noVBand="1" w:val="04A0"/>
+        <w:tblBorders>
+          <w:top w:val="single" w:sz="4" w:space="0" w:color="999999"/>
+          <w:left w:val="single" w:sz="4" w:space="0" w:color="999999"/>
+          <w:bottom w:val="single" w:sz="4" w:space="0" w:color="999999"/>
+          <w:right w:val="single" w:sz="4" w:space="0" w:color="999999"/>
+          <w:insideH w:val="single" w:sz="4" w:space="0" w:color="CCCCCC"/>
+          <w:insideV w:val="single" w:sz="4" w:space="0" w:color="CCCCCC"/>
+        </w:tblBorders>
       </w:tblPr>
       <w:tblGrid>
-        <w:gridCol w:w="1728"/>
-        <w:gridCol w:w="1728"/>
-        <w:gridCol w:w="1728"/>
-        <w:gridCol w:w="1728"/>
-        <w:gridCol w:w="1728"/>
+        <w:gridCol w:w="1660"/>
+        <w:gridCol w:w="1660"/>
+        <w:gridCol w:w="1660"/>
+        <w:gridCol w:w="1660"/>
+        <w:gridCol w:w="1660"/>
       </w:tblGrid>
       <w:tr>
+        <w:trPr>
+          <w:trHeight w:val="482"/>
+        </w:trPr>
         <w:tc>
           <w:tcPr>
-            <w:tcW w:type="dxa" w:w="1728"/>
+            <w:tcW w:type="dxa" w:w="1660"/>
+            <w:tcMar>
+              <w:top w:w="40" w:type="dxa"/>
+              <w:left w:w="80" w:type="dxa"/>
+              <w:bottom w:w="40" w:type="dxa"/>
+              <w:right w:w="80" w:type="dxa"/>
+            </w:tcMar>
+            <w:shd w:fill="F2F2F2" w:val="clear"/>
           </w:tcPr>
           <w:p>
+            <w:pPr>
+              <w:spacing w:before="60" w:after="60"/>
+              <w:ind w:firstLine="0"/>
+              <w:jc w:val="center"/>
+            </w:pPr>
+            <w:r/>
             <w:r>
+              <w:rPr>
+                <w:rFonts w:ascii="宋体" w:hAnsi="宋体" w:eastAsia="宋体"/>
+                <w:b/>
+                <w:color w:val="333333"/>
+                <w:sz w:val="21"/>
+              </w:rPr>
               <w:t>股东名称</w:t>
             </w:r>
           </w:p>
         </w:tc>
         <w:tc>
           <w:tcPr>
-            <w:tcW w:type="dxa" w:w="1728"/>
+            <w:tcW w:type="dxa" w:w="1660"/>
+            <w:tcMar>
+              <w:top w:w="40" w:type="dxa"/>
+              <w:left w:w="80" w:type="dxa"/>
+              <w:bottom w:w="40" w:type="dxa"/>
+              <w:right w:w="80" w:type="dxa"/>
+            </w:tcMar>
+            <w:shd w:fill="F2F2F2" w:val="clear"/>
           </w:tcPr>
           <w:p>
+            <w:pPr>
+              <w:spacing w:before="60" w:after="60"/>
+              <w:ind w:firstLine="0"/>
+              <w:jc w:val="center"/>
+            </w:pPr>
+            <w:r/>
             <w:r>
+              <w:rPr>
+                <w:rFonts w:ascii="宋体" w:hAnsi="宋体" w:eastAsia="宋体"/>
+                <w:b/>
+                <w:color w:val="333333"/>
+                <w:sz w:val="21"/>
+              </w:rPr>
               <w:t>认缴出资额</w:t>
             </w:r>
           </w:p>
         </w:tc>
         <w:tc>
           <w:tcPr>
-            <w:tcW w:type="dxa" w:w="1728"/>
+            <w:tcW w:type="dxa" w:w="1660"/>
+            <w:tcMar>
+              <w:top w:w="40" w:type="dxa"/>
+              <w:left w:w="80" w:type="dxa"/>
+              <w:bottom w:w="40" w:type="dxa"/>
+              <w:right w:w="80" w:type="dxa"/>
+            </w:tcMar>
+            <w:shd w:fill="F2F2F2" w:val="clear"/>
           </w:tcPr>
           <w:p>
+            <w:pPr>
+              <w:spacing w:before="60" w:after="60"/>
+              <w:ind w:firstLine="0"/>
+              <w:jc w:val="center"/>
+            </w:pPr>
+            <w:r/>
             <w:r>
+              <w:rPr>
+                <w:rFonts w:ascii="宋体" w:hAnsi="宋体" w:eastAsia="宋体"/>
+                <w:b/>
+                <w:color w:val="333333"/>
+                <w:sz w:val="21"/>
+              </w:rPr>
               <w:t>认缴比例</w:t>
             </w:r>
           </w:p>
         </w:tc>
         <w:tc>
           <w:tcPr>
-            <w:tcW w:type="dxa" w:w="1728"/>
+            <w:tcW w:type="dxa" w:w="1660"/>
+            <w:tcMar>
+              <w:top w:w="40" w:type="dxa"/>
+              <w:left w:w="80" w:type="dxa"/>
+              <w:bottom w:w="40" w:type="dxa"/>
+              <w:right w:w="80" w:type="dxa"/>
+            </w:tcMar>
+            <w:shd w:fill="F2F2F2" w:val="clear"/>
           </w:tcPr>
           <w:p>
+            <w:pPr>
+              <w:spacing w:before="60" w:after="60"/>
+              <w:ind w:firstLine="0"/>
+              <w:jc w:val="center"/>
+            </w:pPr>
+            <w:r/>
             <w:r>
+              <w:rPr>
+                <w:rFonts w:ascii="宋体" w:hAnsi="宋体" w:eastAsia="宋体"/>
+                <w:b/>
+                <w:color w:val="333333"/>
+                <w:sz w:val="21"/>
+              </w:rPr>
               <w:t>实缴出资额</w:t>
             </w:r>
           </w:p>
         </w:tc>
         <w:tc>
           <w:tcPr>
-            <w:tcW w:type="dxa" w:w="1728"/>
+            <w:tcW w:type="dxa" w:w="1660"/>
+            <w:tcMar>
+              <w:top w:w="40" w:type="dxa"/>
+              <w:left w:w="80" w:type="dxa"/>
+              <w:bottom w:w="40" w:type="dxa"/>
+              <w:right w:w="80" w:type="dxa"/>
+            </w:tcMar>
+            <w:shd w:fill="F2F2F2" w:val="clear"/>
           </w:tcPr>
           <w:p>
+            <w:pPr>
+              <w:spacing w:before="60" w:after="60"/>
+              <w:ind w:firstLine="0"/>
+              <w:jc w:val="center"/>
+            </w:pPr>
+            <w:r/>
             <w:r>
+              <w:rPr>
+                <w:rFonts w:ascii="宋体" w:hAnsi="宋体" w:eastAsia="宋体"/>
+                <w:b/>
+                <w:color w:val="333333"/>
+                <w:sz w:val="21"/>
+              </w:rPr>
               <w:t>实缴比例</w:t>
             </w:r>
           </w:p>
         </w:tc>
       </w:tr>
       <w:tr>
+        <w:trPr>
+          <w:trHeight w:val="482"/>
+        </w:trPr>
         <w:tc>
           <w:tcPr>
-            <w:tcW w:type="dxa" w:w="1728"/>
+            <w:tcW w:type="dxa" w:w="1660"/>
+            <w:tcMar>
+              <w:top w:w="40" w:type="dxa"/>
+              <w:left w:w="80" w:type="dxa"/>
+              <w:bottom w:w="40" w:type="dxa"/>
+              <w:right w:w="80" w:type="dxa"/>
+            </w:tcMar>
+            <w:shd w:fill="FFFFFF" w:val="clear"/>
           </w:tcPr>
           <w:p>
+            <w:pPr>
+              <w:spacing w:before="60" w:after="60"/>
+              <w:ind w:firstLine="0"/>
+              <w:jc w:val="center"/>
+            </w:pPr>
+            <w:r/>
             <w:r>
+              <w:rPr>
+                <w:rFonts w:ascii="宋体" w:hAnsi="宋体" w:eastAsia="宋体"/>
+                <w:color w:val="333333"/>
+                <w:sz w:val="21"/>
+              </w:rPr>
               <w:t>{%tr for i in 历史沿革.公司设立 %}</w:t>
             </w:r>
           </w:p>
         </w:tc>
         <w:tc>
           <w:tcPr>
-            <w:tcW w:type="dxa" w:w="1728"/>
+            <w:tcW w:type="dxa" w:w="1660"/>
+            <w:tcMar>
+              <w:top w:w="40" w:type="dxa"/>
+              <w:left w:w="80" w:type="dxa"/>
+              <w:bottom w:w="40" w:type="dxa"/>
+              <w:right w:w="80" w:type="dxa"/>
+            </w:tcMar>
           </w:tcPr>
           <w:p/>
         </w:tc>
         <w:tc>
           <w:tcPr>
-            <w:tcW w:type="dxa" w:w="1728"/>
+            <w:tcW w:type="dxa" w:w="1660"/>
+            <w:tcMar>
+              <w:top w:w="40" w:type="dxa"/>
+              <w:left w:w="80" w:type="dxa"/>
+              <w:bottom w:w="40" w:type="dxa"/>
+              <w:right w:w="80" w:type="dxa"/>
+            </w:tcMar>
           </w:tcPr>
           <w:p/>
         </w:tc>
         <w:tc>
           <w:tcPr>
-            <w:tcW w:type="dxa" w:w="1728"/>
+            <w:tcW w:type="dxa" w:w="1660"/>
+            <w:tcMar>
+              <w:top w:w="40" w:type="dxa"/>
+              <w:left w:w="80" w:type="dxa"/>
+              <w:bottom w:w="40" w:type="dxa"/>
+              <w:right w:w="80" w:type="dxa"/>
+            </w:tcMar>
           </w:tcPr>
           <w:p/>
         </w:tc>
         <w:tc>
           <w:tcPr>
-            <w:tcW w:type="dxa" w:w="1728"/>
+            <w:tcW w:type="dxa" w:w="1660"/>
+            <w:tcMar>
+              <w:top w:w="40" w:type="dxa"/>
+              <w:left w:w="80" w:type="dxa"/>
+              <w:bottom w:w="40" w:type="dxa"/>
+              <w:right w:w="80" w:type="dxa"/>
+            </w:tcMar>
           </w:tcPr>
           <w:p/>
         </w:tc>
       </w:tr>
       <w:tr>
+        <w:trPr>
+          <w:trHeight w:val="482"/>
+        </w:trPr>
         <w:tc>
           <w:tcPr>
-            <w:tcW w:type="dxa" w:w="1728"/>
+            <w:tcW w:type="dxa" w:w="1660"/>
+            <w:tcMar>
+              <w:top w:w="40" w:type="dxa"/>
+              <w:left w:w="80" w:type="dxa"/>
+              <w:bottom w:w="40" w:type="dxa"/>
+              <w:right w:w="80" w:type="dxa"/>
+            </w:tcMar>
+            <w:shd w:fill="FAFAFA" w:val="clear"/>
           </w:tcPr>
           <w:p>
+            <w:pPr>
+              <w:spacing w:before="60" w:after="60"/>
+              <w:ind w:firstLine="0"/>
+              <w:jc w:val="center"/>
+            </w:pPr>
+            <w:r/>
             <w:r>
+              <w:rPr>
+                <w:rFonts w:ascii="宋体" w:hAnsi="宋体" w:eastAsia="宋体"/>
+                <w:color w:val="333333"/>
+                <w:sz w:val="21"/>
+              </w:rPr>
               <w:t>{{ i.股东名称 }}</w:t>
             </w:r>
           </w:p>
         </w:tc>
         <w:tc>
           <w:tcPr>
-            <w:tcW w:type="dxa" w:w="1728"/>
+            <w:tcW w:type="dxa" w:w="1660"/>
+            <w:tcMar>
+              <w:top w:w="40" w:type="dxa"/>
+              <w:left w:w="80" w:type="dxa"/>
+              <w:bottom w:w="40" w:type="dxa"/>
+              <w:right w:w="80" w:type="dxa"/>
+            </w:tcMar>
+            <w:shd w:fill="FAFAFA" w:val="clear"/>
           </w:tcPr>
           <w:p>
+            <w:pPr>
+              <w:spacing w:before="60" w:after="60"/>
+              <w:ind w:firstLine="0"/>
+              <w:jc w:val="center"/>
+            </w:pPr>
+            <w:r/>
             <w:r>
+              <w:rPr>
+                <w:rFonts w:ascii="宋体" w:hAnsi="宋体" w:eastAsia="宋体"/>
+                <w:color w:val="333333"/>
+                <w:sz w:val="21"/>
+              </w:rPr>
               <w:t>{{ i.认缴出资额 | num }}</w:t>
             </w:r>
           </w:p>
         </w:tc>
         <w:tc>
           <w:tcPr>
-            <w:tcW w:type="dxa" w:w="1728"/>
+            <w:tcW w:type="dxa" w:w="1660"/>
+            <w:tcMar>
+              <w:top w:w="40" w:type="dxa"/>
+              <w:left w:w="80" w:type="dxa"/>
+              <w:bottom w:w="40" w:type="dxa"/>
+              <w:right w:w="80" w:type="dxa"/>
+            </w:tcMar>
+            <w:shd w:fill="FAFAFA" w:val="clear"/>
           </w:tcPr>
           <w:p>
+            <w:pPr>
+              <w:spacing w:before="60" w:after="60"/>
+              <w:ind w:firstLine="0"/>
+              <w:jc w:val="center"/>
+            </w:pPr>
+            <w:r/>
             <w:r>
+              <w:rPr>
+                <w:rFonts w:ascii="宋体" w:hAnsi="宋体" w:eastAsia="宋体"/>
+                <w:color w:val="333333"/>
+                <w:sz w:val="21"/>
+              </w:rPr>
               <w:t>{{ i.认缴比例 | percent }}</w:t>
             </w:r>
           </w:p>
         </w:tc>
         <w:tc>
           <w:tcPr>
-            <w:tcW w:type="dxa" w:w="1728"/>
+            <w:tcW w:type="dxa" w:w="1660"/>
+            <w:tcMar>
+              <w:top w:w="40" w:type="dxa"/>
+              <w:left w:w="80" w:type="dxa"/>
+              <w:bottom w:w="40" w:type="dxa"/>
+              <w:right w:w="80" w:type="dxa"/>
+            </w:tcMar>
+            <w:shd w:fill="FAFAFA" w:val="clear"/>
           </w:tcPr>
           <w:p>
+            <w:pPr>
+              <w:spacing w:before="60" w:after="60"/>
+              <w:ind w:firstLine="0"/>
+              <w:jc w:val="center"/>
+            </w:pPr>
+            <w:r/>
             <w:r>
+              <w:rPr>
+                <w:rFonts w:ascii="宋体" w:hAnsi="宋体" w:eastAsia="宋体"/>
+                <w:color w:val="333333"/>
+                <w:sz w:val="21"/>
+              </w:rPr>
               <w:t>{{ i.实缴出资额 | num }}</w:t>
             </w:r>
           </w:p>
         </w:tc>
         <w:tc>
           <w:tcPr>
-            <w:tcW w:type="dxa" w:w="1728"/>
+            <w:tcW w:type="dxa" w:w="1660"/>
+            <w:tcMar>
+              <w:top w:w="40" w:type="dxa"/>
+              <w:left w:w="80" w:type="dxa"/>
+              <w:bottom w:w="40" w:type="dxa"/>
+              <w:right w:w="80" w:type="dxa"/>
+            </w:tcMar>
+            <w:shd w:fill="FAFAFA" w:val="clear"/>
           </w:tcPr>
           <w:p>
+            <w:pPr>
+              <w:spacing w:before="60" w:after="60"/>
+              <w:ind w:firstLine="0"/>
+              <w:jc w:val="center"/>
+            </w:pPr>
+            <w:r/>
             <w:r>
+              <w:rPr>
+                <w:rFonts w:ascii="宋体" w:hAnsi="宋体" w:eastAsia="宋体"/>
+                <w:color w:val="333333"/>
+                <w:sz w:val="21"/>
+              </w:rPr>
               <w:t>{{ i.实缴比例 | percent }}</w:t>
             </w:r>
           </w:p>
         </w:tc>
       </w:tr>
       <w:tr>
+        <w:trPr>
+          <w:trHeight w:val="482"/>
+        </w:trPr>
         <w:tc>
           <w:tcPr>
-            <w:tcW w:type="dxa" w:w="1728"/>
+            <w:tcW w:type="dxa" w:w="1660"/>
+            <w:tcMar>
+              <w:top w:w="40" w:type="dxa"/>
+              <w:left w:w="80" w:type="dxa"/>
+              <w:bottom w:w="40" w:type="dxa"/>
+              <w:right w:w="80" w:type="dxa"/>
+            </w:tcMar>
+            <w:shd w:fill="FFFFFF" w:val="clear"/>
           </w:tcPr>
           <w:p>
+            <w:pPr>
+              <w:spacing w:before="60" w:after="60"/>
+              <w:ind w:firstLine="0"/>
+              <w:jc w:val="center"/>
+            </w:pPr>
+            <w:r/>
             <w:r>
+              <w:rPr>
+                <w:rFonts w:ascii="宋体" w:hAnsi="宋体" w:eastAsia="宋体"/>
+                <w:color w:val="333333"/>
+                <w:sz w:val="21"/>
+              </w:rPr>
               <w:t>{%tr endfor %}</w:t>
             </w:r>
           </w:p>
         </w:tc>
         <w:tc>
           <w:tcPr>
-            <w:tcW w:type="dxa" w:w="1728"/>
+            <w:tcW w:type="dxa" w:w="1660"/>
+            <w:tcMar>
+              <w:top w:w="40" w:type="dxa"/>
+              <w:left w:w="80" w:type="dxa"/>
+              <w:bottom w:w="40" w:type="dxa"/>
+              <w:right w:w="80" w:type="dxa"/>
+            </w:tcMar>
           </w:tcPr>
           <w:p/>
         </w:tc>
         <w:tc>
           <w:tcPr>
-            <w:tcW w:type="dxa" w:w="1728"/>
+            <w:tcW w:type="dxa" w:w="1660"/>
+            <w:tcMar>
+              <w:top w:w="40" w:type="dxa"/>
+              <w:left w:w="80" w:type="dxa"/>
+              <w:bottom w:w="40" w:type="dxa"/>
+              <w:right w:w="80" w:type="dxa"/>
+            </w:tcMar>
           </w:tcPr>
           <w:p/>
         </w:tc>
         <w:tc>
           <w:tcPr>
-            <w:tcW w:type="dxa" w:w="1728"/>
+            <w:tcW w:type="dxa" w:w="1660"/>
+            <w:tcMar>
+              <w:top w:w="40" w:type="dxa"/>
+              <w:left w:w="80" w:type="dxa"/>
+              <w:bottom w:w="40" w:type="dxa"/>
+              <w:right w:w="80" w:type="dxa"/>
+            </w:tcMar>
           </w:tcPr>
           <w:p/>
         </w:tc>
         <w:tc>
           <w:tcPr>
-            <w:tcW w:type="dxa" w:w="1728"/>
+            <w:tcW w:type="dxa" w:w="1660"/>
+            <w:tcMar>
+              <w:top w:w="40" w:type="dxa"/>
+              <w:left w:w="80" w:type="dxa"/>
+              <w:bottom w:w="40" w:type="dxa"/>
+              <w:right w:w="80" w:type="dxa"/>
+            </w:tcMar>
           </w:tcPr>
           <w:p/>
         </w:tc>
@@ -601,32 +1415,51 @@
     </w:tbl>
     <w:p>
       <w:pPr>
+        <w:spacing w:before="120" w:after="0"/>
+        <w:ind w:firstLine="0"/>
+      </w:pPr>
+    </w:p>
+    <w:p>
+      <w:pPr>
         <w:pStyle w:val="Heading1"/>
       </w:pPr>
       <w:r>
-        <w:rPr>
-          <w:color w:val="000000"/>
-        </w:rPr>
-        <w:t>四、项目基本情况</w:t>
+        <w:t>四、工厂建设项目</w:t>
       </w:r>
     </w:p>
     <w:p>
       <w:r>
-        <w:t>{% for i in 项目基本情况 %}</w:t>
+        <w:rPr>
+          <w:rFonts w:ascii="宋体" w:hAnsi="宋体" w:eastAsia="宋体"/>
+          <w:sz w:val="24"/>
+        </w:rPr>
+        <w:t>{% for i in 工厂建设项目 %}</w:t>
       </w:r>
     </w:p>
     <w:p>
       <w:r>
-        <w:t>{{ i.项目名称 }}：位于{{ i.项目地址 }}，装机容量{{ i.装机容量 }}MW，采用"{{ i.项目模式 }}"模式。含税总价{{ i.含税总价 | num }}元，建设单价{{ i.含税单价 | num }}元/Wp。</w:t>
+        <w:rPr>
+          <w:rFonts w:ascii="宋体" w:hAnsi="宋体" w:eastAsia="宋体"/>
+          <w:sz w:val="24"/>
+        </w:rPr>
+        <w:t>{{ i.项目名称 }}：位于{{ i.项目地址 }}，规划产能{{ i.规划产能 }}吨/年，采用"{{ i.运营模式 }}"模式。总投资{{ i.总投资 | num }}元，建设单价约{{ i.建设单价 | num }}元/吨产能。</w:t>
       </w:r>
     </w:p>
     <w:p>
       <w:r>
-        <w:t>备案文件：{{ i.备案文件 }}；接入电网审批：{{ i.接入电网审批 }}；环评文件：{{ i.环评文件 }}。</w:t>
+        <w:rPr>
+          <w:rFonts w:ascii="宋体" w:hAnsi="宋体" w:eastAsia="宋体"/>
+          <w:sz w:val="24"/>
+        </w:rPr>
+        <w:t>备案文件：{{ i.备案文件 }}；环境审批：{{ i.环境审批 }}；安全审查：{{ i.安全审查 }}。</w:t>
       </w:r>
     </w:p>
     <w:p>
       <w:r>
+        <w:rPr>
+          <w:rFonts w:ascii="宋体" w:hAnsi="宋体" w:eastAsia="宋体"/>
+          <w:sz w:val="24"/>
+        </w:rPr>
         <w:t>{% endfor %}</w:t>
       </w:r>
     </w:p>
@@ -635,206 +1468,482 @@
         <w:pStyle w:val="Heading1"/>
       </w:pPr>
       <w:r>
-        <w:rPr>
-          <w:color w:val="000000"/>
-        </w:rPr>
-        <w:t>五、EPC合同</w:t>
+        <w:t>五、基建合同</w:t>
       </w:r>
     </w:p>
     <w:p>
       <w:r>
-        <w:t>{% for i in EPC合同 %}</w:t>
+        <w:rPr>
+          <w:rFonts w:ascii="宋体" w:hAnsi="宋体" w:eastAsia="宋体"/>
+          <w:sz w:val="24"/>
+        </w:rPr>
+        <w:t>{% for i in 基建合同 %}</w:t>
       </w:r>
     </w:p>
     <w:p>
       <w:r>
+        <w:rPr>
+          <w:rFonts w:ascii="宋体" w:hAnsi="宋体" w:eastAsia="宋体"/>
+          <w:sz w:val="24"/>
+        </w:rPr>
         <w:t>（一）{{ i.项目名称 }}</w:t>
       </w:r>
     </w:p>
     <w:p>
       <w:r>
+        <w:rPr>
+          <w:rFonts w:ascii="宋体" w:hAnsi="宋体" w:eastAsia="宋体"/>
+          <w:sz w:val="24"/>
+        </w:rPr>
         <w:t>承包单位：{{ i.承包单位 }}</w:t>
       </w:r>
     </w:p>
     <w:p>
       <w:r>
+        <w:rPr>
+          <w:rFonts w:ascii="宋体" w:hAnsi="宋体" w:eastAsia="宋体"/>
+          <w:sz w:val="24"/>
+        </w:rPr>
         <w:t>工程内容及规模：{{ i.工程内容及规模 }}</w:t>
       </w:r>
     </w:p>
     <w:p>
       <w:r>
+        <w:rPr>
+          <w:rFonts w:ascii="宋体" w:hAnsi="宋体" w:eastAsia="宋体"/>
+          <w:sz w:val="24"/>
+        </w:rPr>
         <w:t>合同金额：{{ i.合同金额 | num }}元（{{ i.合同金额 | num(2, "万") }}万元）</w:t>
       </w:r>
     </w:p>
     <w:p>
       <w:r>
+        <w:rPr>
+          <w:rFonts w:ascii="宋体" w:hAnsi="宋体" w:eastAsia="宋体"/>
+          <w:sz w:val="24"/>
+        </w:rPr>
         <w:t>金额明细：</w:t>
       </w:r>
     </w:p>
     <w:tbl>
       <w:tblPr>
-        <w:tblStyle w:val="TableGrid"/>
         <w:tblW w:type="auto" w:w="0"/>
+        <w:jc w:val="center"/>
+        <w:tblLayout w:type="autofit"/>
         <w:tblLook w:firstColumn="1" w:firstRow="1" w:lastColumn="0" w:lastRow="0" w:noHBand="0" w:noVBand="1" w:val="04A0"/>
+        <w:tblBorders>
+          <w:top w:val="single" w:sz="4" w:space="0" w:color="999999"/>
+          <w:left w:val="single" w:sz="4" w:space="0" w:color="999999"/>
+          <w:bottom w:val="single" w:sz="4" w:space="0" w:color="999999"/>
+          <w:right w:val="single" w:sz="4" w:space="0" w:color="999999"/>
+          <w:insideH w:val="single" w:sz="4" w:space="0" w:color="CCCCCC"/>
+          <w:insideV w:val="single" w:sz="4" w:space="0" w:color="CCCCCC"/>
+        </w:tblBorders>
       </w:tblPr>
       <w:tblGrid>
-        <w:gridCol w:w="2160"/>
-        <w:gridCol w:w="2160"/>
-        <w:gridCol w:w="2160"/>
-        <w:gridCol w:w="2160"/>
+        <w:gridCol w:w="2075"/>
+        <w:gridCol w:w="2075"/>
+        <w:gridCol w:w="2075"/>
+        <w:gridCol w:w="2075"/>
       </w:tblGrid>
       <w:tr>
+        <w:trPr>
+          <w:trHeight w:val="482"/>
+        </w:trPr>
         <w:tc>
           <w:tcPr>
-            <w:tcW w:type="dxa" w:w="2160"/>
+            <w:tcW w:type="dxa" w:w="2075"/>
+            <w:tcMar>
+              <w:top w:w="40" w:type="dxa"/>
+              <w:left w:w="80" w:type="dxa"/>
+              <w:bottom w:w="40" w:type="dxa"/>
+              <w:right w:w="80" w:type="dxa"/>
+            </w:tcMar>
+            <w:shd w:fill="F2F2F2" w:val="clear"/>
           </w:tcPr>
           <w:p>
+            <w:pPr>
+              <w:spacing w:before="60" w:after="60"/>
+              <w:ind w:firstLine="0"/>
+              <w:jc w:val="center"/>
+            </w:pPr>
+            <w:r/>
             <w:r>
+              <w:rPr>
+                <w:rFonts w:ascii="宋体" w:hAnsi="宋体" w:eastAsia="宋体"/>
+                <w:b/>
+                <w:color w:val="333333"/>
+                <w:sz w:val="21"/>
+              </w:rPr>
               <w:t>序号</w:t>
             </w:r>
           </w:p>
         </w:tc>
         <w:tc>
           <w:tcPr>
-            <w:tcW w:type="dxa" w:w="2160"/>
+            <w:tcW w:type="dxa" w:w="2075"/>
+            <w:tcMar>
+              <w:top w:w="40" w:type="dxa"/>
+              <w:left w:w="80" w:type="dxa"/>
+              <w:bottom w:w="40" w:type="dxa"/>
+              <w:right w:w="80" w:type="dxa"/>
+            </w:tcMar>
+            <w:shd w:fill="F2F2F2" w:val="clear"/>
           </w:tcPr>
           <w:p>
+            <w:pPr>
+              <w:spacing w:before="60" w:after="60"/>
+              <w:ind w:firstLine="0"/>
+              <w:jc w:val="center"/>
+            </w:pPr>
+            <w:r/>
             <w:r>
+              <w:rPr>
+                <w:rFonts w:ascii="宋体" w:hAnsi="宋体" w:eastAsia="宋体"/>
+                <w:b/>
+                <w:color w:val="333333"/>
+                <w:sz w:val="21"/>
+              </w:rPr>
               <w:t>合同分项</w:t>
             </w:r>
           </w:p>
         </w:tc>
         <w:tc>
           <w:tcPr>
-            <w:tcW w:type="dxa" w:w="2160"/>
+            <w:tcW w:type="dxa" w:w="2075"/>
+            <w:tcMar>
+              <w:top w:w="40" w:type="dxa"/>
+              <w:left w:w="80" w:type="dxa"/>
+              <w:bottom w:w="40" w:type="dxa"/>
+              <w:right w:w="80" w:type="dxa"/>
+            </w:tcMar>
+            <w:shd w:fill="F2F2F2" w:val="clear"/>
           </w:tcPr>
           <w:p>
+            <w:pPr>
+              <w:spacing w:before="60" w:after="60"/>
+              <w:ind w:firstLine="0"/>
+              <w:jc w:val="center"/>
+            </w:pPr>
+            <w:r/>
             <w:r>
+              <w:rPr>
+                <w:rFonts w:ascii="宋体" w:hAnsi="宋体" w:eastAsia="宋体"/>
+                <w:b/>
+                <w:color w:val="333333"/>
+                <w:sz w:val="21"/>
+              </w:rPr>
               <w:t>税率</w:t>
             </w:r>
           </w:p>
         </w:tc>
         <w:tc>
           <w:tcPr>
-            <w:tcW w:type="dxa" w:w="2160"/>
+            <w:tcW w:type="dxa" w:w="2075"/>
+            <w:tcMar>
+              <w:top w:w="40" w:type="dxa"/>
+              <w:left w:w="80" w:type="dxa"/>
+              <w:bottom w:w="40" w:type="dxa"/>
+              <w:right w:w="80" w:type="dxa"/>
+            </w:tcMar>
+            <w:shd w:fill="F2F2F2" w:val="clear"/>
           </w:tcPr>
           <w:p>
+            <w:pPr>
+              <w:spacing w:before="60" w:after="60"/>
+              <w:ind w:firstLine="0"/>
+              <w:jc w:val="center"/>
+            </w:pPr>
+            <w:r/>
             <w:r>
-              <w:t>分项金额</w:t>
+              <w:rPr>
+                <w:rFonts w:ascii="宋体" w:hAnsi="宋体" w:eastAsia="宋体"/>
+                <w:b/>
+                <w:color w:val="333333"/>
+                <w:sz w:val="21"/>
+              </w:rPr>
+              <w:t>分项金额（元）</w:t>
             </w:r>
           </w:p>
         </w:tc>
       </w:tr>
       <w:tr>
+        <w:trPr>
+          <w:trHeight w:val="482"/>
+        </w:trPr>
         <w:tc>
           <w:tcPr>
-            <w:tcW w:type="dxa" w:w="2160"/>
+            <w:tcW w:type="dxa" w:w="2075"/>
+            <w:tcMar>
+              <w:top w:w="40" w:type="dxa"/>
+              <w:left w:w="80" w:type="dxa"/>
+              <w:bottom w:w="40" w:type="dxa"/>
+              <w:right w:w="80" w:type="dxa"/>
+            </w:tcMar>
+            <w:shd w:fill="FFFFFF" w:val="clear"/>
           </w:tcPr>
           <w:p>
+            <w:pPr>
+              <w:spacing w:before="60" w:after="60"/>
+              <w:ind w:firstLine="0"/>
+              <w:jc w:val="center"/>
+            </w:pPr>
+            <w:r/>
             <w:r>
-              <w:t>{%tr for k in i.epc金额 %}</w:t>
+              <w:rPr>
+                <w:rFonts w:ascii="宋体" w:hAnsi="宋体" w:eastAsia="宋体"/>
+                <w:color w:val="333333"/>
+                <w:sz w:val="21"/>
+              </w:rPr>
+              <w:t>{%tr for k in i.合同分项明细 %}</w:t>
             </w:r>
           </w:p>
         </w:tc>
         <w:tc>
           <w:tcPr>
-            <w:tcW w:type="dxa" w:w="2160"/>
+            <w:tcW w:type="dxa" w:w="2075"/>
+            <w:tcMar>
+              <w:top w:w="40" w:type="dxa"/>
+              <w:left w:w="80" w:type="dxa"/>
+              <w:bottom w:w="40" w:type="dxa"/>
+              <w:right w:w="80" w:type="dxa"/>
+            </w:tcMar>
           </w:tcPr>
           <w:p/>
         </w:tc>
         <w:tc>
           <w:tcPr>
-            <w:tcW w:type="dxa" w:w="2160"/>
+            <w:tcW w:type="dxa" w:w="2075"/>
+            <w:tcMar>
+              <w:top w:w="40" w:type="dxa"/>
+              <w:left w:w="80" w:type="dxa"/>
+              <w:bottom w:w="40" w:type="dxa"/>
+              <w:right w:w="80" w:type="dxa"/>
+            </w:tcMar>
           </w:tcPr>
           <w:p/>
         </w:tc>
         <w:tc>
           <w:tcPr>
-            <w:tcW w:type="dxa" w:w="2160"/>
+            <w:tcW w:type="dxa" w:w="2075"/>
+            <w:tcMar>
+              <w:top w:w="40" w:type="dxa"/>
+              <w:left w:w="80" w:type="dxa"/>
+              <w:bottom w:w="40" w:type="dxa"/>
+              <w:right w:w="80" w:type="dxa"/>
+            </w:tcMar>
           </w:tcPr>
           <w:p/>
         </w:tc>
       </w:tr>
       <w:tr>
+        <w:trPr>
+          <w:trHeight w:val="482"/>
+        </w:trPr>
         <w:tc>
           <w:tcPr>
-            <w:tcW w:type="dxa" w:w="2160"/>
+            <w:tcW w:type="dxa" w:w="2075"/>
+            <w:tcMar>
+              <w:top w:w="40" w:type="dxa"/>
+              <w:left w:w="80" w:type="dxa"/>
+              <w:bottom w:w="40" w:type="dxa"/>
+              <w:right w:w="80" w:type="dxa"/>
+            </w:tcMar>
+            <w:shd w:fill="FAFAFA" w:val="clear"/>
           </w:tcPr>
           <w:p>
+            <w:pPr>
+              <w:spacing w:before="60" w:after="60"/>
+              <w:ind w:firstLine="0"/>
+              <w:jc w:val="center"/>
+            </w:pPr>
+            <w:r/>
             <w:r>
+              <w:rPr>
+                <w:rFonts w:ascii="宋体" w:hAnsi="宋体" w:eastAsia="宋体"/>
+                <w:color w:val="333333"/>
+                <w:sz w:val="21"/>
+              </w:rPr>
               <w:t>{{ k.序号 | int }}</w:t>
             </w:r>
           </w:p>
         </w:tc>
         <w:tc>
           <w:tcPr>
-            <w:tcW w:type="dxa" w:w="2160"/>
+            <w:tcW w:type="dxa" w:w="2075"/>
+            <w:tcMar>
+              <w:top w:w="40" w:type="dxa"/>
+              <w:left w:w="80" w:type="dxa"/>
+              <w:bottom w:w="40" w:type="dxa"/>
+              <w:right w:w="80" w:type="dxa"/>
+            </w:tcMar>
+            <w:shd w:fill="FAFAFA" w:val="clear"/>
           </w:tcPr>
           <w:p>
+            <w:pPr>
+              <w:spacing w:before="60" w:after="60"/>
+              <w:ind w:firstLine="0"/>
+              <w:jc w:val="center"/>
+            </w:pPr>
+            <w:r/>
             <w:r>
+              <w:rPr>
+                <w:rFonts w:ascii="宋体" w:hAnsi="宋体" w:eastAsia="宋体"/>
+                <w:color w:val="333333"/>
+                <w:sz w:val="21"/>
+              </w:rPr>
               <w:t>{{ k.合同分项 }}</w:t>
             </w:r>
           </w:p>
         </w:tc>
         <w:tc>
           <w:tcPr>
-            <w:tcW w:type="dxa" w:w="2160"/>
+            <w:tcW w:type="dxa" w:w="2075"/>
+            <w:tcMar>
+              <w:top w:w="40" w:type="dxa"/>
+              <w:left w:w="80" w:type="dxa"/>
+              <w:bottom w:w="40" w:type="dxa"/>
+              <w:right w:w="80" w:type="dxa"/>
+            </w:tcMar>
+            <w:shd w:fill="FAFAFA" w:val="clear"/>
           </w:tcPr>
           <w:p>
+            <w:pPr>
+              <w:spacing w:before="60" w:after="60"/>
+              <w:ind w:firstLine="0"/>
+              <w:jc w:val="center"/>
+            </w:pPr>
+            <w:r/>
             <w:r>
+              <w:rPr>
+                <w:rFonts w:ascii="宋体" w:hAnsi="宋体" w:eastAsia="宋体"/>
+                <w:color w:val="333333"/>
+                <w:sz w:val="21"/>
+              </w:rPr>
               <w:t>{{ k.税率 | percent }}</w:t>
             </w:r>
           </w:p>
         </w:tc>
         <w:tc>
           <w:tcPr>
-            <w:tcW w:type="dxa" w:w="2160"/>
+            <w:tcW w:type="dxa" w:w="2075"/>
+            <w:tcMar>
+              <w:top w:w="40" w:type="dxa"/>
+              <w:left w:w="80" w:type="dxa"/>
+              <w:bottom w:w="40" w:type="dxa"/>
+              <w:right w:w="80" w:type="dxa"/>
+            </w:tcMar>
+            <w:shd w:fill="FAFAFA" w:val="clear"/>
           </w:tcPr>
           <w:p>
+            <w:pPr>
+              <w:spacing w:before="60" w:after="60"/>
+              <w:ind w:firstLine="0"/>
+              <w:jc w:val="center"/>
+            </w:pPr>
+            <w:r/>
             <w:r>
+              <w:rPr>
+                <w:rFonts w:ascii="宋体" w:hAnsi="宋体" w:eastAsia="宋体"/>
+                <w:color w:val="333333"/>
+                <w:sz w:val="21"/>
+              </w:rPr>
               <w:t>{{ k.分项金额 | num }}</w:t>
             </w:r>
           </w:p>
         </w:tc>
       </w:tr>
       <w:tr>
+        <w:trPr>
+          <w:trHeight w:val="482"/>
+        </w:trPr>
         <w:tc>
           <w:tcPr>
-            <w:tcW w:type="dxa" w:w="2160"/>
+            <w:tcW w:type="dxa" w:w="2075"/>
+            <w:tcMar>
+              <w:top w:w="40" w:type="dxa"/>
+              <w:left w:w="80" w:type="dxa"/>
+              <w:bottom w:w="40" w:type="dxa"/>
+              <w:right w:w="80" w:type="dxa"/>
+            </w:tcMar>
+            <w:shd w:fill="FFFFFF" w:val="clear"/>
           </w:tcPr>
           <w:p>
+            <w:pPr>
+              <w:spacing w:before="60" w:after="60"/>
+              <w:ind w:firstLine="0"/>
+              <w:jc w:val="center"/>
+            </w:pPr>
+            <w:r/>
             <w:r>
+              <w:rPr>
+                <w:rFonts w:ascii="宋体" w:hAnsi="宋体" w:eastAsia="宋体"/>
+                <w:color w:val="333333"/>
+                <w:sz w:val="21"/>
+              </w:rPr>
               <w:t>{%tr endfor %}</w:t>
             </w:r>
           </w:p>
         </w:tc>
         <w:tc>
           <w:tcPr>
-            <w:tcW w:type="dxa" w:w="2160"/>
+            <w:tcW w:type="dxa" w:w="2075"/>
+            <w:tcMar>
+              <w:top w:w="40" w:type="dxa"/>
+              <w:left w:w="80" w:type="dxa"/>
+              <w:bottom w:w="40" w:type="dxa"/>
+              <w:right w:w="80" w:type="dxa"/>
+            </w:tcMar>
           </w:tcPr>
           <w:p/>
         </w:tc>
         <w:tc>
           <w:tcPr>
-            <w:tcW w:type="dxa" w:w="2160"/>
+            <w:tcW w:type="dxa" w:w="2075"/>
+            <w:tcMar>
+              <w:top w:w="40" w:type="dxa"/>
+              <w:left w:w="80" w:type="dxa"/>
+              <w:bottom w:w="40" w:type="dxa"/>
+              <w:right w:w="80" w:type="dxa"/>
+            </w:tcMar>
           </w:tcPr>
           <w:p/>
         </w:tc>
         <w:tc>
           <w:tcPr>
-            <w:tcW w:type="dxa" w:w="2160"/>
+            <w:tcW w:type="dxa" w:w="2075"/>
+            <w:tcMar>
+              <w:top w:w="40" w:type="dxa"/>
+              <w:left w:w="80" w:type="dxa"/>
+              <w:bottom w:w="40" w:type="dxa"/>
+              <w:right w:w="80" w:type="dxa"/>
+            </w:tcMar>
           </w:tcPr>
           <w:p/>
         </w:tc>
       </w:tr>
     </w:tbl>
     <w:p>
+      <w:pPr>
+        <w:spacing w:before="120" w:after="0"/>
+        <w:ind w:firstLine="0"/>
+      </w:pPr>
+    </w:p>
+    <w:p>
       <w:r>
+        <w:rPr>
+          <w:rFonts w:ascii="宋体" w:hAnsi="宋体" w:eastAsia="宋体"/>
+          <w:sz w:val="24"/>
+        </w:rPr>
         <w:t>合计：{{ i.合同金额 | num }}元</w:t>
       </w:r>
     </w:p>
     <w:p>
       <w:r>
+        <w:rPr>
+          <w:rFonts w:ascii="宋体" w:hAnsi="宋体" w:eastAsia="宋体"/>
+          <w:sz w:val="24"/>
+        </w:rPr>
         <w:t>{% endfor %}</w:t>
       </w:r>
     </w:p>
@@ -843,39 +1952,60 @@
         <w:pStyle w:val="Heading1"/>
       </w:pPr>
       <w:r>
-        <w:rPr>
-          <w:color w:val="000000"/>
-        </w:rPr>
-        <w:t>六、EMC合同</w:t>
+        <w:t>六、销售合同</w:t>
       </w:r>
     </w:p>
     <w:p>
       <w:r>
-        <w:t>{% for i in EMC合同 %}</w:t>
+        <w:rPr>
+          <w:rFonts w:ascii="宋体" w:hAnsi="宋体" w:eastAsia="宋体"/>
+          <w:sz w:val="24"/>
+        </w:rPr>
+        <w:t>{% for i in 销售合同 %}</w:t>
       </w:r>
     </w:p>
     <w:p>
       <w:r>
-        <w:t>{{ i.项目名称 }}：合同名称 - {{ i.合同名称 }}，用能方 - {{ i.用能方 }}，产权方 - {{ i.产权方 }}</w:t>
+        <w:rPr>
+          <w:rFonts w:ascii="宋体" w:hAnsi="宋体" w:eastAsia="宋体"/>
+          <w:sz w:val="24"/>
+        </w:rPr>
+        <w:t>{{ i.项目名称 }}产品销售合同：合同名称——{{ i.合同名称 }}，采购方——{{ i.采购方 }}，使用方——{{ i.使用方 }}</w:t>
       </w:r>
     </w:p>
     <w:p>
       <w:r>
-        <w:t>电费计算：{{ i.电费计算 }}</w:t>
+        <w:rPr>
+          <w:rFonts w:ascii="宋体" w:hAnsi="宋体" w:eastAsia="宋体"/>
+          <w:sz w:val="24"/>
+        </w:rPr>
+        <w:t>定价方式：{{ i.定价方式 }}</w:t>
       </w:r>
     </w:p>
     <w:p>
       <w:r>
+        <w:rPr>
+          <w:rFonts w:ascii="宋体" w:hAnsi="宋体" w:eastAsia="宋体"/>
+          <w:sz w:val="24"/>
+        </w:rPr>
         <w:t>结算方式：{{ i.结算方式 }}</w:t>
       </w:r>
     </w:p>
     <w:p>
       <w:r>
+        <w:rPr>
+          <w:rFonts w:ascii="宋体" w:hAnsi="宋体" w:eastAsia="宋体"/>
+          <w:sz w:val="24"/>
+        </w:rPr>
         <w:t>违约条款：{{ i.违约条款 }}</w:t>
       </w:r>
     </w:p>
     <w:p>
       <w:r>
+        <w:rPr>
+          <w:rFonts w:ascii="宋体" w:hAnsi="宋体" w:eastAsia="宋体"/>
+          <w:sz w:val="24"/>
+        </w:rPr>
         <w:t>{% endfor %}</w:t>
       </w:r>
     </w:p>
@@ -884,24 +2014,42 @@
         <w:pStyle w:val="Heading1"/>
       </w:pPr>
       <w:r>
-        <w:rPr>
-          <w:color w:val="000000"/>
-        </w:rPr>
-        <w:t>七、购售电合同</w:t>
+        <w:t>七、采购合同</w:t>
       </w:r>
     </w:p>
     <w:p>
       <w:r>
-        <w:t>{% for i in 购售电合同 %}</w:t>
+        <w:rPr>
+          <w:rFonts w:ascii="宋体" w:hAnsi="宋体" w:eastAsia="宋体"/>
+          <w:sz w:val="24"/>
+        </w:rPr>
+        <w:t>{% for i in 采购合同 %}</w:t>
       </w:r>
     </w:p>
     <w:p>
       <w:r>
-        <w:t>{{ i.项目名称 }}：电力公司 - {{ i.电力公司 }}，合同名称 - {{ i.合同名称 }}，上网模式 - {{ i.上网模式 }}</w:t>
+        <w:rPr>
+          <w:rFonts w:ascii="宋体" w:hAnsi="宋体" w:eastAsia="宋体"/>
+          <w:sz w:val="24"/>
+        </w:rPr>
+        <w:t>{{ i.项目名称 }}：供应商——{{ i.供应商 }}，合同名称——{{ i.合同名称 }}，采购模式——{{ i.采购模式 }}</w:t>
       </w:r>
     </w:p>
     <w:p>
       <w:r>
+        <w:rPr>
+          <w:rFonts w:ascii="宋体" w:hAnsi="宋体" w:eastAsia="宋体"/>
+          <w:sz w:val="24"/>
+        </w:rPr>
+        <w:t>定价方式：{{ i.定价方式 }}</w:t>
+      </w:r>
+    </w:p>
+    <w:p>
+      <w:r>
+        <w:rPr>
+          <w:rFonts w:ascii="宋体" w:hAnsi="宋体" w:eastAsia="宋体"/>
+          <w:sz w:val="24"/>
+        </w:rPr>
         <w:t>{% endfor %}</w:t>
       </w:r>
     </w:p>
@@ -910,229 +2058,546 @@
         <w:pStyle w:val="Heading1"/>
       </w:pPr>
       <w:r>
-        <w:rPr>
-          <w:color w:val="000000"/>
-        </w:rPr>
-        <w:t>八、电量情况</w:t>
+        <w:t>八、产销情况</w:t>
       </w:r>
     </w:p>
     <w:p>
       <w:r>
-        <w:t>{% for i in 电量情况 %}</w:t>
+        <w:rPr>
+          <w:rFonts w:ascii="宋体" w:hAnsi="宋体" w:eastAsia="宋体"/>
+          <w:sz w:val="24"/>
+        </w:rPr>
+        <w:t>{% for i in 产销情况 %}</w:t>
       </w:r>
     </w:p>
     <w:p>
       <w:r>
-        <w:t>{{ i.项目名称 }} 月度发电统计：</w:t>
+        <w:rPr>
+          <w:rFonts w:ascii="宋体" w:hAnsi="宋体" w:eastAsia="宋体"/>
+          <w:sz w:val="24"/>
+        </w:rPr>
+        <w:t>{{ i.项目名称 }} 月度产销统计：</w:t>
       </w:r>
     </w:p>
     <w:tbl>
       <w:tblPr>
-        <w:tblStyle w:val="TableGrid"/>
         <w:tblW w:type="auto" w:w="0"/>
+        <w:jc w:val="center"/>
+        <w:tblLayout w:type="autofit"/>
         <w:tblLook w:firstColumn="1" w:firstRow="1" w:lastColumn="0" w:lastRow="0" w:noHBand="0" w:noVBand="1" w:val="04A0"/>
+        <w:tblBorders>
+          <w:top w:val="single" w:sz="4" w:space="0" w:color="999999"/>
+          <w:left w:val="single" w:sz="4" w:space="0" w:color="999999"/>
+          <w:bottom w:val="single" w:sz="4" w:space="0" w:color="999999"/>
+          <w:right w:val="single" w:sz="4" w:space="0" w:color="999999"/>
+          <w:insideH w:val="single" w:sz="4" w:space="0" w:color="CCCCCC"/>
+          <w:insideV w:val="single" w:sz="4" w:space="0" w:color="CCCCCC"/>
+        </w:tblBorders>
       </w:tblPr>
       <w:tblGrid>
-        <w:gridCol w:w="1728"/>
-        <w:gridCol w:w="1728"/>
-        <w:gridCol w:w="1728"/>
-        <w:gridCol w:w="1728"/>
-        <w:gridCol w:w="1728"/>
+        <w:gridCol w:w="1660"/>
+        <w:gridCol w:w="1660"/>
+        <w:gridCol w:w="1660"/>
+        <w:gridCol w:w="1660"/>
+        <w:gridCol w:w="1660"/>
       </w:tblGrid>
       <w:tr>
+        <w:trPr>
+          <w:trHeight w:val="482"/>
+        </w:trPr>
         <w:tc>
           <w:tcPr>
-            <w:tcW w:type="dxa" w:w="1728"/>
+            <w:tcW w:type="dxa" w:w="1660"/>
+            <w:tcMar>
+              <w:top w:w="40" w:type="dxa"/>
+              <w:left w:w="80" w:type="dxa"/>
+              <w:bottom w:w="40" w:type="dxa"/>
+              <w:right w:w="80" w:type="dxa"/>
+            </w:tcMar>
+            <w:shd w:fill="F2F2F2" w:val="clear"/>
           </w:tcPr>
           <w:p>
+            <w:pPr>
+              <w:spacing w:before="60" w:after="60"/>
+              <w:ind w:firstLine="0"/>
+              <w:jc w:val="center"/>
+            </w:pPr>
+            <w:r/>
             <w:r>
+              <w:rPr>
+                <w:rFonts w:ascii="宋体" w:hAnsi="宋体" w:eastAsia="宋体"/>
+                <w:b/>
+                <w:color w:val="333333"/>
+                <w:sz w:val="21"/>
+              </w:rPr>
               <w:t>月份</w:t>
             </w:r>
           </w:p>
         </w:tc>
         <w:tc>
           <w:tcPr>
-            <w:tcW w:type="dxa" w:w="1728"/>
+            <w:tcW w:type="dxa" w:w="1660"/>
+            <w:tcMar>
+              <w:top w:w="40" w:type="dxa"/>
+              <w:left w:w="80" w:type="dxa"/>
+              <w:bottom w:w="40" w:type="dxa"/>
+              <w:right w:w="80" w:type="dxa"/>
+            </w:tcMar>
+            <w:shd w:fill="F2F2F2" w:val="clear"/>
           </w:tcPr>
           <w:p>
+            <w:pPr>
+              <w:spacing w:before="60" w:after="60"/>
+              <w:ind w:firstLine="0"/>
+              <w:jc w:val="center"/>
+            </w:pPr>
+            <w:r/>
             <w:r>
-              <w:t>自用电量</w:t>
+              <w:rPr>
+                <w:rFonts w:ascii="宋体" w:hAnsi="宋体" w:eastAsia="宋体"/>
+                <w:b/>
+                <w:color w:val="333333"/>
+                <w:sz w:val="21"/>
+              </w:rPr>
+              <w:t>自用量（吨）</w:t>
             </w:r>
           </w:p>
         </w:tc>
         <w:tc>
           <w:tcPr>
-            <w:tcW w:type="dxa" w:w="1728"/>
+            <w:tcW w:type="dxa" w:w="1660"/>
+            <w:tcMar>
+              <w:top w:w="40" w:type="dxa"/>
+              <w:left w:w="80" w:type="dxa"/>
+              <w:bottom w:w="40" w:type="dxa"/>
+              <w:right w:w="80" w:type="dxa"/>
+            </w:tcMar>
+            <w:shd w:fill="F2F2F2" w:val="clear"/>
           </w:tcPr>
           <w:p>
+            <w:pPr>
+              <w:spacing w:before="60" w:after="60"/>
+              <w:ind w:firstLine="0"/>
+              <w:jc w:val="center"/>
+            </w:pPr>
+            <w:r/>
             <w:r>
-              <w:t>上网电量</w:t>
+              <w:rPr>
+                <w:rFonts w:ascii="宋体" w:hAnsi="宋体" w:eastAsia="宋体"/>
+                <w:b/>
+                <w:color w:val="333333"/>
+                <w:sz w:val="21"/>
+              </w:rPr>
+              <w:t>外销量（吨）</w:t>
             </w:r>
           </w:p>
         </w:tc>
         <w:tc>
           <w:tcPr>
-            <w:tcW w:type="dxa" w:w="1728"/>
+            <w:tcW w:type="dxa" w:w="1660"/>
+            <w:tcMar>
+              <w:top w:w="40" w:type="dxa"/>
+              <w:left w:w="80" w:type="dxa"/>
+              <w:bottom w:w="40" w:type="dxa"/>
+              <w:right w:w="80" w:type="dxa"/>
+            </w:tcMar>
+            <w:shd w:fill="F2F2F2" w:val="clear"/>
           </w:tcPr>
           <w:p>
+            <w:pPr>
+              <w:spacing w:before="60" w:after="60"/>
+              <w:ind w:firstLine="0"/>
+              <w:jc w:val="center"/>
+            </w:pPr>
+            <w:r/>
             <w:r>
-              <w:t>合计电量</w:t>
+              <w:rPr>
+                <w:rFonts w:ascii="宋体" w:hAnsi="宋体" w:eastAsia="宋体"/>
+                <w:b/>
+                <w:color w:val="333333"/>
+                <w:sz w:val="21"/>
+              </w:rPr>
+              <w:t>合计产量（吨）</w:t>
             </w:r>
           </w:p>
         </w:tc>
         <w:tc>
           <w:tcPr>
-            <w:tcW w:type="dxa" w:w="1728"/>
+            <w:tcW w:type="dxa" w:w="1660"/>
+            <w:tcMar>
+              <w:top w:w="40" w:type="dxa"/>
+              <w:left w:w="80" w:type="dxa"/>
+              <w:bottom w:w="40" w:type="dxa"/>
+              <w:right w:w="80" w:type="dxa"/>
+            </w:tcMar>
+            <w:shd w:fill="F2F2F2" w:val="clear"/>
           </w:tcPr>
           <w:p>
+            <w:pPr>
+              <w:spacing w:before="60" w:after="60"/>
+              <w:ind w:firstLine="0"/>
+              <w:jc w:val="center"/>
+            </w:pPr>
+            <w:r/>
             <w:r>
+              <w:rPr>
+                <w:rFonts w:ascii="宋体" w:hAnsi="宋体" w:eastAsia="宋体"/>
+                <w:b/>
+                <w:color w:val="333333"/>
+                <w:sz w:val="21"/>
+              </w:rPr>
               <w:t>自用比例</w:t>
             </w:r>
           </w:p>
         </w:tc>
       </w:tr>
       <w:tr>
+        <w:trPr>
+          <w:trHeight w:val="482"/>
+        </w:trPr>
         <w:tc>
           <w:tcPr>
-            <w:tcW w:type="dxa" w:w="1728"/>
+            <w:tcW w:type="dxa" w:w="1660"/>
+            <w:tcMar>
+              <w:top w:w="40" w:type="dxa"/>
+              <w:left w:w="80" w:type="dxa"/>
+              <w:bottom w:w="40" w:type="dxa"/>
+              <w:right w:w="80" w:type="dxa"/>
+            </w:tcMar>
+            <w:shd w:fill="FFFFFF" w:val="clear"/>
           </w:tcPr>
           <w:p>
+            <w:pPr>
+              <w:spacing w:before="60" w:after="60"/>
+              <w:ind w:firstLine="0"/>
+              <w:jc w:val="center"/>
+            </w:pPr>
+            <w:r/>
             <w:r>
-              <w:t>{%tr for j in i.电量表 %}</w:t>
+              <w:rPr>
+                <w:rFonts w:ascii="宋体" w:hAnsi="宋体" w:eastAsia="宋体"/>
+                <w:color w:val="333333"/>
+                <w:sz w:val="21"/>
+              </w:rPr>
+              <w:t>{%tr for j in i.月度产销 %}</w:t>
             </w:r>
           </w:p>
         </w:tc>
         <w:tc>
           <w:tcPr>
-            <w:tcW w:type="dxa" w:w="1728"/>
+            <w:tcW w:type="dxa" w:w="1660"/>
+            <w:tcMar>
+              <w:top w:w="40" w:type="dxa"/>
+              <w:left w:w="80" w:type="dxa"/>
+              <w:bottom w:w="40" w:type="dxa"/>
+              <w:right w:w="80" w:type="dxa"/>
+            </w:tcMar>
           </w:tcPr>
           <w:p/>
         </w:tc>
         <w:tc>
           <w:tcPr>
-            <w:tcW w:type="dxa" w:w="1728"/>
+            <w:tcW w:type="dxa" w:w="1660"/>
+            <w:tcMar>
+              <w:top w:w="40" w:type="dxa"/>
+              <w:left w:w="80" w:type="dxa"/>
+              <w:bottom w:w="40" w:type="dxa"/>
+              <w:right w:w="80" w:type="dxa"/>
+            </w:tcMar>
           </w:tcPr>
           <w:p/>
         </w:tc>
         <w:tc>
           <w:tcPr>
-            <w:tcW w:type="dxa" w:w="1728"/>
+            <w:tcW w:type="dxa" w:w="1660"/>
+            <w:tcMar>
+              <w:top w:w="40" w:type="dxa"/>
+              <w:left w:w="80" w:type="dxa"/>
+              <w:bottom w:w="40" w:type="dxa"/>
+              <w:right w:w="80" w:type="dxa"/>
+            </w:tcMar>
           </w:tcPr>
           <w:p/>
         </w:tc>
         <w:tc>
           <w:tcPr>
-            <w:tcW w:type="dxa" w:w="1728"/>
+            <w:tcW w:type="dxa" w:w="1660"/>
+            <w:tcMar>
+              <w:top w:w="40" w:type="dxa"/>
+              <w:left w:w="80" w:type="dxa"/>
+              <w:bottom w:w="40" w:type="dxa"/>
+              <w:right w:w="80" w:type="dxa"/>
+            </w:tcMar>
           </w:tcPr>
           <w:p/>
         </w:tc>
       </w:tr>
       <w:tr>
+        <w:trPr>
+          <w:trHeight w:val="482"/>
+        </w:trPr>
         <w:tc>
           <w:tcPr>
-            <w:tcW w:type="dxa" w:w="1728"/>
+            <w:tcW w:type="dxa" w:w="1660"/>
+            <w:tcMar>
+              <w:top w:w="40" w:type="dxa"/>
+              <w:left w:w="80" w:type="dxa"/>
+              <w:bottom w:w="40" w:type="dxa"/>
+              <w:right w:w="80" w:type="dxa"/>
+            </w:tcMar>
+            <w:shd w:fill="FAFAFA" w:val="clear"/>
           </w:tcPr>
           <w:p>
+            <w:pPr>
+              <w:spacing w:before="60" w:after="60"/>
+              <w:ind w:firstLine="0"/>
+              <w:jc w:val="center"/>
+            </w:pPr>
+            <w:r/>
             <w:r>
+              <w:rPr>
+                <w:rFonts w:ascii="宋体" w:hAnsi="宋体" w:eastAsia="宋体"/>
+                <w:color w:val="333333"/>
+                <w:sz w:val="21"/>
+              </w:rPr>
               <w:t>{{ j.月份 }}</w:t>
             </w:r>
           </w:p>
         </w:tc>
         <w:tc>
           <w:tcPr>
-            <w:tcW w:type="dxa" w:w="1728"/>
+            <w:tcW w:type="dxa" w:w="1660"/>
+            <w:tcMar>
+              <w:top w:w="40" w:type="dxa"/>
+              <w:left w:w="80" w:type="dxa"/>
+              <w:bottom w:w="40" w:type="dxa"/>
+              <w:right w:w="80" w:type="dxa"/>
+            </w:tcMar>
+            <w:shd w:fill="FAFAFA" w:val="clear"/>
           </w:tcPr>
           <w:p>
+            <w:pPr>
+              <w:spacing w:before="60" w:after="60"/>
+              <w:ind w:firstLine="0"/>
+              <w:jc w:val="center"/>
+            </w:pPr>
+            <w:r/>
             <w:r>
-              <w:t>{{ j.自用电量 | num }}</w:t>
+              <w:rPr>
+                <w:rFonts w:ascii="宋体" w:hAnsi="宋体" w:eastAsia="宋体"/>
+                <w:color w:val="333333"/>
+                <w:sz w:val="21"/>
+              </w:rPr>
+              <w:t>{{ j.自用量 | num }}</w:t>
             </w:r>
           </w:p>
         </w:tc>
         <w:tc>
           <w:tcPr>
-            <w:tcW w:type="dxa" w:w="1728"/>
+            <w:tcW w:type="dxa" w:w="1660"/>
+            <w:tcMar>
+              <w:top w:w="40" w:type="dxa"/>
+              <w:left w:w="80" w:type="dxa"/>
+              <w:bottom w:w="40" w:type="dxa"/>
+              <w:right w:w="80" w:type="dxa"/>
+            </w:tcMar>
+            <w:shd w:fill="FAFAFA" w:val="clear"/>
           </w:tcPr>
           <w:p>
+            <w:pPr>
+              <w:spacing w:before="60" w:after="60"/>
+              <w:ind w:firstLine="0"/>
+              <w:jc w:val="center"/>
+            </w:pPr>
+            <w:r/>
             <w:r>
-              <w:t>{{ j.上网电量 | num }}</w:t>
+              <w:rPr>
+                <w:rFonts w:ascii="宋体" w:hAnsi="宋体" w:eastAsia="宋体"/>
+                <w:color w:val="333333"/>
+                <w:sz w:val="21"/>
+              </w:rPr>
+              <w:t>{{ j.外销量 | num }}</w:t>
             </w:r>
           </w:p>
         </w:tc>
         <w:tc>
           <w:tcPr>
-            <w:tcW w:type="dxa" w:w="1728"/>
+            <w:tcW w:type="dxa" w:w="1660"/>
+            <w:tcMar>
+              <w:top w:w="40" w:type="dxa"/>
+              <w:left w:w="80" w:type="dxa"/>
+              <w:bottom w:w="40" w:type="dxa"/>
+              <w:right w:w="80" w:type="dxa"/>
+            </w:tcMar>
+            <w:shd w:fill="FAFAFA" w:val="clear"/>
           </w:tcPr>
           <w:p>
+            <w:pPr>
+              <w:spacing w:before="60" w:after="60"/>
+              <w:ind w:firstLine="0"/>
+              <w:jc w:val="center"/>
+            </w:pPr>
+            <w:r/>
             <w:r>
-              <w:t>{{ j.合计电量 | num }}</w:t>
+              <w:rPr>
+                <w:rFonts w:ascii="宋体" w:hAnsi="宋体" w:eastAsia="宋体"/>
+                <w:color w:val="333333"/>
+                <w:sz w:val="21"/>
+              </w:rPr>
+              <w:t>{{ j.合计产量 | num }}</w:t>
             </w:r>
           </w:p>
         </w:tc>
         <w:tc>
           <w:tcPr>
-            <w:tcW w:type="dxa" w:w="1728"/>
+            <w:tcW w:type="dxa" w:w="1660"/>
+            <w:tcMar>
+              <w:top w:w="40" w:type="dxa"/>
+              <w:left w:w="80" w:type="dxa"/>
+              <w:bottom w:w="40" w:type="dxa"/>
+              <w:right w:w="80" w:type="dxa"/>
+            </w:tcMar>
+            <w:shd w:fill="FAFAFA" w:val="clear"/>
           </w:tcPr>
           <w:p>
+            <w:pPr>
+              <w:spacing w:before="60" w:after="60"/>
+              <w:ind w:firstLine="0"/>
+              <w:jc w:val="center"/>
+            </w:pPr>
+            <w:r/>
             <w:r>
+              <w:rPr>
+                <w:rFonts w:ascii="宋体" w:hAnsi="宋体" w:eastAsia="宋体"/>
+                <w:color w:val="333333"/>
+                <w:sz w:val="21"/>
+              </w:rPr>
               <w:t>{{ j.自用比例 | percent }}</w:t>
             </w:r>
           </w:p>
         </w:tc>
       </w:tr>
       <w:tr>
+        <w:trPr>
+          <w:trHeight w:val="482"/>
+        </w:trPr>
         <w:tc>
           <w:tcPr>
-            <w:tcW w:type="dxa" w:w="1728"/>
+            <w:tcW w:type="dxa" w:w="1660"/>
+            <w:tcMar>
+              <w:top w:w="40" w:type="dxa"/>
+              <w:left w:w="80" w:type="dxa"/>
+              <w:bottom w:w="40" w:type="dxa"/>
+              <w:right w:w="80" w:type="dxa"/>
+            </w:tcMar>
+            <w:shd w:fill="FFFFFF" w:val="clear"/>
           </w:tcPr>
           <w:p>
+            <w:pPr>
+              <w:spacing w:before="60" w:after="60"/>
+              <w:ind w:firstLine="0"/>
+              <w:jc w:val="center"/>
+            </w:pPr>
+            <w:r/>
             <w:r>
+              <w:rPr>
+                <w:rFonts w:ascii="宋体" w:hAnsi="宋体" w:eastAsia="宋体"/>
+                <w:color w:val="333333"/>
+                <w:sz w:val="21"/>
+              </w:rPr>
               <w:t>{%tr endfor %}</w:t>
             </w:r>
           </w:p>
         </w:tc>
         <w:tc>
           <w:tcPr>
-            <w:tcW w:type="dxa" w:w="1728"/>
+            <w:tcW w:type="dxa" w:w="1660"/>
+            <w:tcMar>
+              <w:top w:w="40" w:type="dxa"/>
+              <w:left w:w="80" w:type="dxa"/>
+              <w:bottom w:w="40" w:type="dxa"/>
+              <w:right w:w="80" w:type="dxa"/>
+            </w:tcMar>
           </w:tcPr>
           <w:p/>
         </w:tc>
         <w:tc>
           <w:tcPr>
-            <w:tcW w:type="dxa" w:w="1728"/>
+            <w:tcW w:type="dxa" w:w="1660"/>
+            <w:tcMar>
+              <w:top w:w="40" w:type="dxa"/>
+              <w:left w:w="80" w:type="dxa"/>
+              <w:bottom w:w="40" w:type="dxa"/>
+              <w:right w:w="80" w:type="dxa"/>
+            </w:tcMar>
           </w:tcPr>
           <w:p/>
         </w:tc>
         <w:tc>
           <w:tcPr>
-            <w:tcW w:type="dxa" w:w="1728"/>
+            <w:tcW w:type="dxa" w:w="1660"/>
+            <w:tcMar>
+              <w:top w:w="40" w:type="dxa"/>
+              <w:left w:w="80" w:type="dxa"/>
+              <w:bottom w:w="40" w:type="dxa"/>
+              <w:right w:w="80" w:type="dxa"/>
+            </w:tcMar>
           </w:tcPr>
           <w:p/>
         </w:tc>
         <w:tc>
           <w:tcPr>
-            <w:tcW w:type="dxa" w:w="1728"/>
+            <w:tcW w:type="dxa" w:w="1660"/>
+            <w:tcMar>
+              <w:top w:w="40" w:type="dxa"/>
+              <w:left w:w="80" w:type="dxa"/>
+              <w:bottom w:w="40" w:type="dxa"/>
+              <w:right w:w="80" w:type="dxa"/>
+            </w:tcMar>
           </w:tcPr>
           <w:p/>
         </w:tc>
       </w:tr>
     </w:tbl>
     <w:p>
+      <w:pPr>
+        <w:spacing w:before="120" w:after="0"/>
+        <w:ind w:firstLine="0"/>
+      </w:pPr>
+    </w:p>
+    <w:p>
       <w:r>
+        <w:rPr>
+          <w:rFonts w:ascii="宋体" w:hAnsi="宋体" w:eastAsia="宋体"/>
+          <w:sz w:val="24"/>
+        </w:rPr>
         <w:t>综合自用比例：{{ i.自用比例 | percent }}</w:t>
       </w:r>
     </w:p>
     <w:p>
       <w:r>
-        <w:t>上网电价：{{ i.上网单价 | num }}元/kWh；自用电价：{{ i.自用单价 | num }}元/kWh</w:t>
+        <w:rPr>
+          <w:rFonts w:ascii="宋体" w:hAnsi="宋体" w:eastAsia="宋体"/>
+          <w:sz w:val="24"/>
+        </w:rPr>
+        <w:t>外销单价：{{ i.外销单价 | num }}元/吨；自用核算单价：{{ i.自用单价 | num }}元/吨</w:t>
       </w:r>
     </w:p>
     <w:p>
       <w:r>
+        <w:rPr>
+          <w:rFonts w:ascii="宋体" w:hAnsi="宋体" w:eastAsia="宋体"/>
+          <w:sz w:val="24"/>
+        </w:rPr>
         <w:t>结算政策：{{ i.结算政策 }}</w:t>
       </w:r>
     </w:p>
     <w:p>
       <w:r>
+        <w:rPr>
+          <w:rFonts w:ascii="宋体" w:hAnsi="宋体" w:eastAsia="宋体"/>
+          <w:sz w:val="24"/>
+        </w:rPr>
         <w:t>{% endfor %}</w:t>
       </w:r>
     </w:p>
@@ -1141,197 +2606,493 @@
         <w:pStyle w:val="Heading1"/>
       </w:pPr>
       <w:r>
+        <w:t>九、维保合同</w:t>
+      </w:r>
+    </w:p>
+    <w:p>
+      <w:r>
         <w:rPr>
-          <w:color w:val="000000"/>
+          <w:rFonts w:ascii="宋体" w:hAnsi="宋体" w:eastAsia="宋体"/>
+          <w:sz w:val="24"/>
         </w:rPr>
-        <w:t>九、运维合同</w:t>
+        <w:t>主要设备的维保合同情况如下：</w:t>
       </w:r>
     </w:p>
     <w:tbl>
       <w:tblPr>
-        <w:tblStyle w:val="TableGrid"/>
         <w:tblW w:type="auto" w:w="0"/>
+        <w:jc w:val="center"/>
+        <w:tblLayout w:type="autofit"/>
         <w:tblLook w:firstColumn="1" w:firstRow="1" w:lastColumn="0" w:lastRow="0" w:noHBand="0" w:noVBand="1" w:val="04A0"/>
+        <w:tblBorders>
+          <w:top w:val="single" w:sz="4" w:space="0" w:color="999999"/>
+          <w:left w:val="single" w:sz="4" w:space="0" w:color="999999"/>
+          <w:bottom w:val="single" w:sz="4" w:space="0" w:color="999999"/>
+          <w:right w:val="single" w:sz="4" w:space="0" w:color="999999"/>
+          <w:insideH w:val="single" w:sz="4" w:space="0" w:color="CCCCCC"/>
+          <w:insideV w:val="single" w:sz="4" w:space="0" w:color="CCCCCC"/>
+        </w:tblBorders>
       </w:tblPr>
       <w:tblGrid>
-        <w:gridCol w:w="1728"/>
-        <w:gridCol w:w="1728"/>
-        <w:gridCol w:w="1728"/>
-        <w:gridCol w:w="1728"/>
-        <w:gridCol w:w="1728"/>
+        <w:gridCol w:w="1660"/>
+        <w:gridCol w:w="1660"/>
+        <w:gridCol w:w="1660"/>
+        <w:gridCol w:w="1660"/>
+        <w:gridCol w:w="1660"/>
       </w:tblGrid>
       <w:tr>
+        <w:trPr>
+          <w:trHeight w:val="482"/>
+        </w:trPr>
         <w:tc>
           <w:tcPr>
-            <w:tcW w:type="dxa" w:w="1728"/>
+            <w:tcW w:type="dxa" w:w="1660"/>
+            <w:tcMar>
+              <w:top w:w="40" w:type="dxa"/>
+              <w:left w:w="80" w:type="dxa"/>
+              <w:bottom w:w="40" w:type="dxa"/>
+              <w:right w:w="80" w:type="dxa"/>
+            </w:tcMar>
+            <w:shd w:fill="F2F2F2" w:val="clear"/>
           </w:tcPr>
           <w:p>
+            <w:pPr>
+              <w:spacing w:before="60" w:after="60"/>
+              <w:ind w:firstLine="0"/>
+              <w:jc w:val="center"/>
+            </w:pPr>
+            <w:r/>
             <w:r>
+              <w:rPr>
+                <w:rFonts w:ascii="宋体" w:hAnsi="宋体" w:eastAsia="宋体"/>
+                <w:b/>
+                <w:color w:val="333333"/>
+                <w:sz w:val="21"/>
+              </w:rPr>
               <w:t>项目名称</w:t>
             </w:r>
           </w:p>
         </w:tc>
         <w:tc>
           <w:tcPr>
-            <w:tcW w:type="dxa" w:w="1728"/>
+            <w:tcW w:type="dxa" w:w="1660"/>
+            <w:tcMar>
+              <w:top w:w="40" w:type="dxa"/>
+              <w:left w:w="80" w:type="dxa"/>
+              <w:bottom w:w="40" w:type="dxa"/>
+              <w:right w:w="80" w:type="dxa"/>
+            </w:tcMar>
+            <w:shd w:fill="F2F2F2" w:val="clear"/>
           </w:tcPr>
           <w:p>
+            <w:pPr>
+              <w:spacing w:before="60" w:after="60"/>
+              <w:ind w:firstLine="0"/>
+              <w:jc w:val="center"/>
+            </w:pPr>
+            <w:r/>
             <w:r>
+              <w:rPr>
+                <w:rFonts w:ascii="宋体" w:hAnsi="宋体" w:eastAsia="宋体"/>
+                <w:b/>
+                <w:color w:val="333333"/>
+                <w:sz w:val="21"/>
+              </w:rPr>
               <w:t>服务期限（年）</w:t>
             </w:r>
           </w:p>
         </w:tc>
         <w:tc>
           <w:tcPr>
-            <w:tcW w:type="dxa" w:w="1728"/>
+            <w:tcW w:type="dxa" w:w="1660"/>
+            <w:tcMar>
+              <w:top w:w="40" w:type="dxa"/>
+              <w:left w:w="80" w:type="dxa"/>
+              <w:bottom w:w="40" w:type="dxa"/>
+              <w:right w:w="80" w:type="dxa"/>
+            </w:tcMar>
+            <w:shd w:fill="F2F2F2" w:val="clear"/>
           </w:tcPr>
           <w:p>
+            <w:pPr>
+              <w:spacing w:before="60" w:after="60"/>
+              <w:ind w:firstLine="0"/>
+              <w:jc w:val="center"/>
+            </w:pPr>
+            <w:r/>
             <w:r>
+              <w:rPr>
+                <w:rFonts w:ascii="宋体" w:hAnsi="宋体" w:eastAsia="宋体"/>
+                <w:b/>
+                <w:color w:val="333333"/>
+                <w:sz w:val="21"/>
+              </w:rPr>
               <w:t>合同总价</w:t>
             </w:r>
           </w:p>
         </w:tc>
         <w:tc>
           <w:tcPr>
-            <w:tcW w:type="dxa" w:w="1728"/>
+            <w:tcW w:type="dxa" w:w="1660"/>
+            <w:tcMar>
+              <w:top w:w="40" w:type="dxa"/>
+              <w:left w:w="80" w:type="dxa"/>
+              <w:bottom w:w="40" w:type="dxa"/>
+              <w:right w:w="80" w:type="dxa"/>
+            </w:tcMar>
+            <w:shd w:fill="F2F2F2" w:val="clear"/>
           </w:tcPr>
           <w:p>
+            <w:pPr>
+              <w:spacing w:before="60" w:after="60"/>
+              <w:ind w:firstLine="0"/>
+              <w:jc w:val="center"/>
+            </w:pPr>
+            <w:r/>
             <w:r>
+              <w:rPr>
+                <w:rFonts w:ascii="宋体" w:hAnsi="宋体" w:eastAsia="宋体"/>
+                <w:b/>
+                <w:color w:val="333333"/>
+                <w:sz w:val="21"/>
+              </w:rPr>
               <w:t>合同单价</w:t>
             </w:r>
           </w:p>
         </w:tc>
         <w:tc>
           <w:tcPr>
-            <w:tcW w:type="dxa" w:w="1728"/>
+            <w:tcW w:type="dxa" w:w="1660"/>
+            <w:tcMar>
+              <w:top w:w="40" w:type="dxa"/>
+              <w:left w:w="80" w:type="dxa"/>
+              <w:bottom w:w="40" w:type="dxa"/>
+              <w:right w:w="80" w:type="dxa"/>
+            </w:tcMar>
+            <w:shd w:fill="F2F2F2" w:val="clear"/>
           </w:tcPr>
           <w:p>
+            <w:pPr>
+              <w:spacing w:before="60" w:after="60"/>
+              <w:ind w:firstLine="0"/>
+              <w:jc w:val="center"/>
+            </w:pPr>
+            <w:r/>
             <w:r>
+              <w:rPr>
+                <w:rFonts w:ascii="宋体" w:hAnsi="宋体" w:eastAsia="宋体"/>
+                <w:b/>
+                <w:color w:val="333333"/>
+                <w:sz w:val="21"/>
+              </w:rPr>
               <w:t>进项税率</w:t>
             </w:r>
           </w:p>
         </w:tc>
       </w:tr>
       <w:tr>
+        <w:trPr>
+          <w:trHeight w:val="482"/>
+        </w:trPr>
         <w:tc>
           <w:tcPr>
-            <w:tcW w:type="dxa" w:w="1728"/>
+            <w:tcW w:type="dxa" w:w="1660"/>
+            <w:tcMar>
+              <w:top w:w="40" w:type="dxa"/>
+              <w:left w:w="80" w:type="dxa"/>
+              <w:bottom w:w="40" w:type="dxa"/>
+              <w:right w:w="80" w:type="dxa"/>
+            </w:tcMar>
+            <w:shd w:fill="FFFFFF" w:val="clear"/>
           </w:tcPr>
           <w:p>
+            <w:pPr>
+              <w:spacing w:before="60" w:after="60"/>
+              <w:ind w:firstLine="0"/>
+              <w:jc w:val="center"/>
+            </w:pPr>
+            <w:r/>
             <w:r>
-              <w:t>{%tr for i in 运维合同 %}</w:t>
+              <w:rPr>
+                <w:rFonts w:ascii="宋体" w:hAnsi="宋体" w:eastAsia="宋体"/>
+                <w:color w:val="333333"/>
+                <w:sz w:val="21"/>
+              </w:rPr>
+              <w:t>{%tr for i in 维保合同 %}</w:t>
             </w:r>
           </w:p>
         </w:tc>
         <w:tc>
           <w:tcPr>
-            <w:tcW w:type="dxa" w:w="1728"/>
+            <w:tcW w:type="dxa" w:w="1660"/>
+            <w:tcMar>
+              <w:top w:w="40" w:type="dxa"/>
+              <w:left w:w="80" w:type="dxa"/>
+              <w:bottom w:w="40" w:type="dxa"/>
+              <w:right w:w="80" w:type="dxa"/>
+            </w:tcMar>
           </w:tcPr>
           <w:p/>
         </w:tc>
         <w:tc>
           <w:tcPr>
-            <w:tcW w:type="dxa" w:w="1728"/>
+            <w:tcW w:type="dxa" w:w="1660"/>
+            <w:tcMar>
+              <w:top w:w="40" w:type="dxa"/>
+              <w:left w:w="80" w:type="dxa"/>
+              <w:bottom w:w="40" w:type="dxa"/>
+              <w:right w:w="80" w:type="dxa"/>
+            </w:tcMar>
           </w:tcPr>
           <w:p/>
         </w:tc>
         <w:tc>
           <w:tcPr>
-            <w:tcW w:type="dxa" w:w="1728"/>
+            <w:tcW w:type="dxa" w:w="1660"/>
+            <w:tcMar>
+              <w:top w:w="40" w:type="dxa"/>
+              <w:left w:w="80" w:type="dxa"/>
+              <w:bottom w:w="40" w:type="dxa"/>
+              <w:right w:w="80" w:type="dxa"/>
+            </w:tcMar>
           </w:tcPr>
           <w:p/>
         </w:tc>
         <w:tc>
           <w:tcPr>
-            <w:tcW w:type="dxa" w:w="1728"/>
+            <w:tcW w:type="dxa" w:w="1660"/>
+            <w:tcMar>
+              <w:top w:w="40" w:type="dxa"/>
+              <w:left w:w="80" w:type="dxa"/>
+              <w:bottom w:w="40" w:type="dxa"/>
+              <w:right w:w="80" w:type="dxa"/>
+            </w:tcMar>
           </w:tcPr>
           <w:p/>
         </w:tc>
       </w:tr>
       <w:tr>
+        <w:trPr>
+          <w:trHeight w:val="482"/>
+        </w:trPr>
         <w:tc>
           <w:tcPr>
-            <w:tcW w:type="dxa" w:w="1728"/>
+            <w:tcW w:type="dxa" w:w="1660"/>
+            <w:tcMar>
+              <w:top w:w="40" w:type="dxa"/>
+              <w:left w:w="80" w:type="dxa"/>
+              <w:bottom w:w="40" w:type="dxa"/>
+              <w:right w:w="80" w:type="dxa"/>
+            </w:tcMar>
+            <w:shd w:fill="FAFAFA" w:val="clear"/>
           </w:tcPr>
           <w:p>
+            <w:pPr>
+              <w:spacing w:before="60" w:after="60"/>
+              <w:ind w:firstLine="0"/>
+              <w:jc w:val="center"/>
+            </w:pPr>
+            <w:r/>
             <w:r>
+              <w:rPr>
+                <w:rFonts w:ascii="宋体" w:hAnsi="宋体" w:eastAsia="宋体"/>
+                <w:color w:val="333333"/>
+                <w:sz w:val="21"/>
+              </w:rPr>
               <w:t>{{ i.项目名称 }}</w:t>
             </w:r>
           </w:p>
         </w:tc>
         <w:tc>
           <w:tcPr>
-            <w:tcW w:type="dxa" w:w="1728"/>
+            <w:tcW w:type="dxa" w:w="1660"/>
+            <w:tcMar>
+              <w:top w:w="40" w:type="dxa"/>
+              <w:left w:w="80" w:type="dxa"/>
+              <w:bottom w:w="40" w:type="dxa"/>
+              <w:right w:w="80" w:type="dxa"/>
+            </w:tcMar>
+            <w:shd w:fill="FAFAFA" w:val="clear"/>
           </w:tcPr>
           <w:p>
+            <w:pPr>
+              <w:spacing w:before="60" w:after="60"/>
+              <w:ind w:firstLine="0"/>
+              <w:jc w:val="center"/>
+            </w:pPr>
+            <w:r/>
             <w:r>
+              <w:rPr>
+                <w:rFonts w:ascii="宋体" w:hAnsi="宋体" w:eastAsia="宋体"/>
+                <w:color w:val="333333"/>
+                <w:sz w:val="21"/>
+              </w:rPr>
               <w:t>{{ i.服务期限 | int }}</w:t>
             </w:r>
           </w:p>
         </w:tc>
         <w:tc>
           <w:tcPr>
-            <w:tcW w:type="dxa" w:w="1728"/>
+            <w:tcW w:type="dxa" w:w="1660"/>
+            <w:tcMar>
+              <w:top w:w="40" w:type="dxa"/>
+              <w:left w:w="80" w:type="dxa"/>
+              <w:bottom w:w="40" w:type="dxa"/>
+              <w:right w:w="80" w:type="dxa"/>
+            </w:tcMar>
+            <w:shd w:fill="FAFAFA" w:val="clear"/>
           </w:tcPr>
           <w:p>
+            <w:pPr>
+              <w:spacing w:before="60" w:after="60"/>
+              <w:ind w:firstLine="0"/>
+              <w:jc w:val="center"/>
+            </w:pPr>
+            <w:r/>
             <w:r>
+              <w:rPr>
+                <w:rFonts w:ascii="宋体" w:hAnsi="宋体" w:eastAsia="宋体"/>
+                <w:color w:val="333333"/>
+                <w:sz w:val="21"/>
+              </w:rPr>
               <w:t>{{ i.合同总价 | num }}</w:t>
             </w:r>
           </w:p>
         </w:tc>
         <w:tc>
           <w:tcPr>
-            <w:tcW w:type="dxa" w:w="1728"/>
+            <w:tcW w:type="dxa" w:w="1660"/>
+            <w:tcMar>
+              <w:top w:w="40" w:type="dxa"/>
+              <w:left w:w="80" w:type="dxa"/>
+              <w:bottom w:w="40" w:type="dxa"/>
+              <w:right w:w="80" w:type="dxa"/>
+            </w:tcMar>
+            <w:shd w:fill="FAFAFA" w:val="clear"/>
           </w:tcPr>
           <w:p>
+            <w:pPr>
+              <w:spacing w:before="60" w:after="60"/>
+              <w:ind w:firstLine="0"/>
+              <w:jc w:val="center"/>
+            </w:pPr>
+            <w:r/>
             <w:r>
+              <w:rPr>
+                <w:rFonts w:ascii="宋体" w:hAnsi="宋体" w:eastAsia="宋体"/>
+                <w:color w:val="333333"/>
+                <w:sz w:val="21"/>
+              </w:rPr>
               <w:t>{{ i.合同单价 | num }}</w:t>
             </w:r>
           </w:p>
         </w:tc>
         <w:tc>
           <w:tcPr>
-            <w:tcW w:type="dxa" w:w="1728"/>
+            <w:tcW w:type="dxa" w:w="1660"/>
+            <w:tcMar>
+              <w:top w:w="40" w:type="dxa"/>
+              <w:left w:w="80" w:type="dxa"/>
+              <w:bottom w:w="40" w:type="dxa"/>
+              <w:right w:w="80" w:type="dxa"/>
+            </w:tcMar>
+            <w:shd w:fill="FAFAFA" w:val="clear"/>
           </w:tcPr>
           <w:p>
+            <w:pPr>
+              <w:spacing w:before="60" w:after="60"/>
+              <w:ind w:firstLine="0"/>
+              <w:jc w:val="center"/>
+            </w:pPr>
+            <w:r/>
             <w:r>
+              <w:rPr>
+                <w:rFonts w:ascii="宋体" w:hAnsi="宋体" w:eastAsia="宋体"/>
+                <w:color w:val="333333"/>
+                <w:sz w:val="21"/>
+              </w:rPr>
               <w:t>{{ i.进项税率 | percent }}</w:t>
             </w:r>
           </w:p>
         </w:tc>
       </w:tr>
       <w:tr>
+        <w:trPr>
+          <w:trHeight w:val="482"/>
+        </w:trPr>
         <w:tc>
           <w:tcPr>
-            <w:tcW w:type="dxa" w:w="1728"/>
+            <w:tcW w:type="dxa" w:w="1660"/>
+            <w:tcMar>
+              <w:top w:w="40" w:type="dxa"/>
+              <w:left w:w="80" w:type="dxa"/>
+              <w:bottom w:w="40" w:type="dxa"/>
+              <w:right w:w="80" w:type="dxa"/>
+            </w:tcMar>
+            <w:shd w:fill="FFFFFF" w:val="clear"/>
           </w:tcPr>
           <w:p>
+            <w:pPr>
+              <w:spacing w:before="60" w:after="60"/>
+              <w:ind w:firstLine="0"/>
+              <w:jc w:val="center"/>
+            </w:pPr>
+            <w:r/>
             <w:r>
+              <w:rPr>
+                <w:rFonts w:ascii="宋体" w:hAnsi="宋体" w:eastAsia="宋体"/>
+                <w:color w:val="333333"/>
+                <w:sz w:val="21"/>
+              </w:rPr>
               <w:t>{%tr endfor %}</w:t>
             </w:r>
           </w:p>
         </w:tc>
         <w:tc>
           <w:tcPr>
-            <w:tcW w:type="dxa" w:w="1728"/>
+            <w:tcW w:type="dxa" w:w="1660"/>
+            <w:tcMar>
+              <w:top w:w="40" w:type="dxa"/>
+              <w:left w:w="80" w:type="dxa"/>
+              <w:bottom w:w="40" w:type="dxa"/>
+              <w:right w:w="80" w:type="dxa"/>
+            </w:tcMar>
           </w:tcPr>
           <w:p/>
         </w:tc>
         <w:tc>
           <w:tcPr>
-            <w:tcW w:type="dxa" w:w="1728"/>
+            <w:tcW w:type="dxa" w:w="1660"/>
+            <w:tcMar>
+              <w:top w:w="40" w:type="dxa"/>
+              <w:left w:w="80" w:type="dxa"/>
+              <w:bottom w:w="40" w:type="dxa"/>
+              <w:right w:w="80" w:type="dxa"/>
+            </w:tcMar>
           </w:tcPr>
           <w:p/>
         </w:tc>
         <w:tc>
           <w:tcPr>
-            <w:tcW w:type="dxa" w:w="1728"/>
+            <w:tcW w:type="dxa" w:w="1660"/>
+            <w:tcMar>
+              <w:top w:w="40" w:type="dxa"/>
+              <w:left w:w="80" w:type="dxa"/>
+              <w:bottom w:w="40" w:type="dxa"/>
+              <w:right w:w="80" w:type="dxa"/>
+            </w:tcMar>
           </w:tcPr>
           <w:p/>
         </w:tc>
         <w:tc>
           <w:tcPr>
-            <w:tcW w:type="dxa" w:w="1728"/>
+            <w:tcW w:type="dxa" w:w="1660"/>
+            <w:tcMar>
+              <w:top w:w="40" w:type="dxa"/>
+              <w:left w:w="80" w:type="dxa"/>
+              <w:bottom w:w="40" w:type="dxa"/>
+              <w:right w:w="80" w:type="dxa"/>
+            </w:tcMar>
           </w:tcPr>
           <w:p/>
         </w:tc>
@@ -1339,233 +3100,584 @@
     </w:tbl>
     <w:p>
       <w:pPr>
+        <w:spacing w:before="120" w:after="0"/>
+        <w:ind w:firstLine="0"/>
+      </w:pPr>
+    </w:p>
+    <w:p>
+      <w:pPr>
         <w:pStyle w:val="Heading1"/>
       </w:pPr>
       <w:r>
+        <w:t>十、固定资产</w:t>
+      </w:r>
+    </w:p>
+    <w:p>
+      <w:r>
         <w:rPr>
-          <w:color w:val="000000"/>
+          <w:rFonts w:ascii="宋体" w:hAnsi="宋体" w:eastAsia="宋体"/>
+          <w:sz w:val="24"/>
         </w:rPr>
-        <w:t>十、固定资产</w:t>
+        <w:t>截至尽调基准日，公司固定资产情况如下：</w:t>
       </w:r>
     </w:p>
     <w:tbl>
       <w:tblPr>
-        <w:tblStyle w:val="TableGrid"/>
         <w:tblW w:type="auto" w:w="0"/>
+        <w:jc w:val="center"/>
+        <w:tblLayout w:type="autofit"/>
         <w:tblLook w:firstColumn="1" w:firstRow="1" w:lastColumn="0" w:lastRow="0" w:noHBand="0" w:noVBand="1" w:val="04A0"/>
+        <w:tblBorders>
+          <w:top w:val="single" w:sz="4" w:space="0" w:color="999999"/>
+          <w:left w:val="single" w:sz="4" w:space="0" w:color="999999"/>
+          <w:bottom w:val="single" w:sz="4" w:space="0" w:color="999999"/>
+          <w:right w:val="single" w:sz="4" w:space="0" w:color="999999"/>
+          <w:insideH w:val="single" w:sz="4" w:space="0" w:color="CCCCCC"/>
+          <w:insideV w:val="single" w:sz="4" w:space="0" w:color="CCCCCC"/>
+        </w:tblBorders>
       </w:tblPr>
       <w:tblGrid>
-        <w:gridCol w:w="1440"/>
-        <w:gridCol w:w="1440"/>
-        <w:gridCol w:w="1440"/>
-        <w:gridCol w:w="1440"/>
-        <w:gridCol w:w="1440"/>
-        <w:gridCol w:w="1440"/>
+        <w:gridCol w:w="1383"/>
+        <w:gridCol w:w="1383"/>
+        <w:gridCol w:w="1383"/>
+        <w:gridCol w:w="1383"/>
+        <w:gridCol w:w="1383"/>
+        <w:gridCol w:w="1383"/>
       </w:tblGrid>
       <w:tr>
+        <w:trPr>
+          <w:trHeight w:val="482"/>
+        </w:trPr>
         <w:tc>
           <w:tcPr>
-            <w:tcW w:type="dxa" w:w="1440"/>
+            <w:tcW w:type="dxa" w:w="1383"/>
+            <w:tcMar>
+              <w:top w:w="40" w:type="dxa"/>
+              <w:left w:w="80" w:type="dxa"/>
+              <w:bottom w:w="40" w:type="dxa"/>
+              <w:right w:w="80" w:type="dxa"/>
+            </w:tcMar>
+            <w:shd w:fill="F2F2F2" w:val="clear"/>
           </w:tcPr>
           <w:p>
+            <w:pPr>
+              <w:spacing w:before="60" w:after="60"/>
+              <w:ind w:firstLine="0"/>
+              <w:jc w:val="center"/>
+            </w:pPr>
+            <w:r/>
             <w:r>
+              <w:rPr>
+                <w:rFonts w:ascii="宋体" w:hAnsi="宋体" w:eastAsia="宋体"/>
+                <w:b/>
+                <w:color w:val="333333"/>
+                <w:sz w:val="21"/>
+              </w:rPr>
               <w:t>项目</w:t>
             </w:r>
           </w:p>
         </w:tc>
         <w:tc>
           <w:tcPr>
-            <w:tcW w:type="dxa" w:w="1440"/>
+            <w:tcW w:type="dxa" w:w="1383"/>
+            <w:tcMar>
+              <w:top w:w="40" w:type="dxa"/>
+              <w:left w:w="80" w:type="dxa"/>
+              <w:bottom w:w="40" w:type="dxa"/>
+              <w:right w:w="80" w:type="dxa"/>
+            </w:tcMar>
+            <w:shd w:fill="F2F2F2" w:val="clear"/>
           </w:tcPr>
           <w:p>
+            <w:pPr>
+              <w:spacing w:before="60" w:after="60"/>
+              <w:ind w:firstLine="0"/>
+              <w:jc w:val="center"/>
+            </w:pPr>
+            <w:r/>
             <w:r>
+              <w:rPr>
+                <w:rFonts w:ascii="宋体" w:hAnsi="宋体" w:eastAsia="宋体"/>
+                <w:b/>
+                <w:color w:val="333333"/>
+                <w:sz w:val="21"/>
+              </w:rPr>
               <w:t>原值</w:t>
             </w:r>
           </w:p>
         </w:tc>
         <w:tc>
           <w:tcPr>
-            <w:tcW w:type="dxa" w:w="1440"/>
+            <w:tcW w:type="dxa" w:w="1383"/>
+            <w:tcMar>
+              <w:top w:w="40" w:type="dxa"/>
+              <w:left w:w="80" w:type="dxa"/>
+              <w:bottom w:w="40" w:type="dxa"/>
+              <w:right w:w="80" w:type="dxa"/>
+            </w:tcMar>
+            <w:shd w:fill="F2F2F2" w:val="clear"/>
           </w:tcPr>
           <w:p>
+            <w:pPr>
+              <w:spacing w:before="60" w:after="60"/>
+              <w:ind w:firstLine="0"/>
+              <w:jc w:val="center"/>
+            </w:pPr>
+            <w:r/>
             <w:r>
+              <w:rPr>
+                <w:rFonts w:ascii="宋体" w:hAnsi="宋体" w:eastAsia="宋体"/>
+                <w:b/>
+                <w:color w:val="333333"/>
+                <w:sz w:val="21"/>
+              </w:rPr>
               <w:t>残值率</w:t>
             </w:r>
           </w:p>
         </w:tc>
         <w:tc>
           <w:tcPr>
-            <w:tcW w:type="dxa" w:w="1440"/>
+            <w:tcW w:type="dxa" w:w="1383"/>
+            <w:tcMar>
+              <w:top w:w="40" w:type="dxa"/>
+              <w:left w:w="80" w:type="dxa"/>
+              <w:bottom w:w="40" w:type="dxa"/>
+              <w:right w:w="80" w:type="dxa"/>
+            </w:tcMar>
+            <w:shd w:fill="F2F2F2" w:val="clear"/>
           </w:tcPr>
           <w:p>
+            <w:pPr>
+              <w:spacing w:before="60" w:after="60"/>
+              <w:ind w:firstLine="0"/>
+              <w:jc w:val="center"/>
+            </w:pPr>
+            <w:r/>
             <w:r>
+              <w:rPr>
+                <w:rFonts w:ascii="宋体" w:hAnsi="宋体" w:eastAsia="宋体"/>
+                <w:b/>
+                <w:color w:val="333333"/>
+                <w:sz w:val="21"/>
+              </w:rPr>
               <w:t>折旧年限</w:t>
             </w:r>
           </w:p>
         </w:tc>
         <w:tc>
           <w:tcPr>
-            <w:tcW w:type="dxa" w:w="1440"/>
+            <w:tcW w:type="dxa" w:w="1383"/>
+            <w:tcMar>
+              <w:top w:w="40" w:type="dxa"/>
+              <w:left w:w="80" w:type="dxa"/>
+              <w:bottom w:w="40" w:type="dxa"/>
+              <w:right w:w="80" w:type="dxa"/>
+            </w:tcMar>
+            <w:shd w:fill="F2F2F2" w:val="clear"/>
           </w:tcPr>
           <w:p>
+            <w:pPr>
+              <w:spacing w:before="60" w:after="60"/>
+              <w:ind w:firstLine="0"/>
+              <w:jc w:val="center"/>
+            </w:pPr>
+            <w:r/>
             <w:r>
+              <w:rPr>
+                <w:rFonts w:ascii="宋体" w:hAnsi="宋体" w:eastAsia="宋体"/>
+                <w:b/>
+                <w:color w:val="333333"/>
+                <w:sz w:val="21"/>
+              </w:rPr>
               <w:t>转固时点</w:t>
             </w:r>
           </w:p>
         </w:tc>
         <w:tc>
           <w:tcPr>
-            <w:tcW w:type="dxa" w:w="1440"/>
+            <w:tcW w:type="dxa" w:w="1383"/>
+            <w:tcMar>
+              <w:top w:w="40" w:type="dxa"/>
+              <w:left w:w="80" w:type="dxa"/>
+              <w:bottom w:w="40" w:type="dxa"/>
+              <w:right w:w="80" w:type="dxa"/>
+            </w:tcMar>
+            <w:shd w:fill="F2F2F2" w:val="clear"/>
           </w:tcPr>
           <w:p>
+            <w:pPr>
+              <w:spacing w:before="60" w:after="60"/>
+              <w:ind w:firstLine="0"/>
+              <w:jc w:val="center"/>
+            </w:pPr>
+            <w:r/>
             <w:r>
+              <w:rPr>
+                <w:rFonts w:ascii="宋体" w:hAnsi="宋体" w:eastAsia="宋体"/>
+                <w:b/>
+                <w:color w:val="333333"/>
+                <w:sz w:val="21"/>
+              </w:rPr>
               <w:t>年折旧额</w:t>
             </w:r>
           </w:p>
         </w:tc>
       </w:tr>
       <w:tr>
+        <w:trPr>
+          <w:trHeight w:val="482"/>
+        </w:trPr>
         <w:tc>
           <w:tcPr>
-            <w:tcW w:type="dxa" w:w="1440"/>
+            <w:tcW w:type="dxa" w:w="1383"/>
+            <w:tcMar>
+              <w:top w:w="40" w:type="dxa"/>
+              <w:left w:w="80" w:type="dxa"/>
+              <w:bottom w:w="40" w:type="dxa"/>
+              <w:right w:w="80" w:type="dxa"/>
+            </w:tcMar>
+            <w:shd w:fill="FFFFFF" w:val="clear"/>
           </w:tcPr>
           <w:p>
+            <w:pPr>
+              <w:spacing w:before="60" w:after="60"/>
+              <w:ind w:firstLine="0"/>
+              <w:jc w:val="center"/>
+            </w:pPr>
+            <w:r/>
             <w:r>
+              <w:rPr>
+                <w:rFonts w:ascii="宋体" w:hAnsi="宋体" w:eastAsia="宋体"/>
+                <w:color w:val="333333"/>
+                <w:sz w:val="21"/>
+              </w:rPr>
               <w:t>{%tr for i in 项目建设情况.固定资产 %}</w:t>
             </w:r>
           </w:p>
         </w:tc>
         <w:tc>
           <w:tcPr>
-            <w:tcW w:type="dxa" w:w="1440"/>
+            <w:tcW w:type="dxa" w:w="1383"/>
+            <w:tcMar>
+              <w:top w:w="40" w:type="dxa"/>
+              <w:left w:w="80" w:type="dxa"/>
+              <w:bottom w:w="40" w:type="dxa"/>
+              <w:right w:w="80" w:type="dxa"/>
+            </w:tcMar>
           </w:tcPr>
           <w:p/>
         </w:tc>
         <w:tc>
           <w:tcPr>
-            <w:tcW w:type="dxa" w:w="1440"/>
+            <w:tcW w:type="dxa" w:w="1383"/>
+            <w:tcMar>
+              <w:top w:w="40" w:type="dxa"/>
+              <w:left w:w="80" w:type="dxa"/>
+              <w:bottom w:w="40" w:type="dxa"/>
+              <w:right w:w="80" w:type="dxa"/>
+            </w:tcMar>
           </w:tcPr>
           <w:p/>
         </w:tc>
         <w:tc>
           <w:tcPr>
-            <w:tcW w:type="dxa" w:w="1440"/>
+            <w:tcW w:type="dxa" w:w="1383"/>
+            <w:tcMar>
+              <w:top w:w="40" w:type="dxa"/>
+              <w:left w:w="80" w:type="dxa"/>
+              <w:bottom w:w="40" w:type="dxa"/>
+              <w:right w:w="80" w:type="dxa"/>
+            </w:tcMar>
           </w:tcPr>
           <w:p/>
         </w:tc>
         <w:tc>
           <w:tcPr>
-            <w:tcW w:type="dxa" w:w="1440"/>
+            <w:tcW w:type="dxa" w:w="1383"/>
+            <w:tcMar>
+              <w:top w:w="40" w:type="dxa"/>
+              <w:left w:w="80" w:type="dxa"/>
+              <w:bottom w:w="40" w:type="dxa"/>
+              <w:right w:w="80" w:type="dxa"/>
+            </w:tcMar>
           </w:tcPr>
           <w:p/>
         </w:tc>
         <w:tc>
           <w:tcPr>
-            <w:tcW w:type="dxa" w:w="1440"/>
+            <w:tcW w:type="dxa" w:w="1383"/>
+            <w:tcMar>
+              <w:top w:w="40" w:type="dxa"/>
+              <w:left w:w="80" w:type="dxa"/>
+              <w:bottom w:w="40" w:type="dxa"/>
+              <w:right w:w="80" w:type="dxa"/>
+            </w:tcMar>
           </w:tcPr>
           <w:p/>
         </w:tc>
       </w:tr>
       <w:tr>
+        <w:trPr>
+          <w:trHeight w:val="482"/>
+        </w:trPr>
         <w:tc>
           <w:tcPr>
-            <w:tcW w:type="dxa" w:w="1440"/>
+            <w:tcW w:type="dxa" w:w="1383"/>
+            <w:tcMar>
+              <w:top w:w="40" w:type="dxa"/>
+              <w:left w:w="80" w:type="dxa"/>
+              <w:bottom w:w="40" w:type="dxa"/>
+              <w:right w:w="80" w:type="dxa"/>
+            </w:tcMar>
+            <w:shd w:fill="FAFAFA" w:val="clear"/>
           </w:tcPr>
           <w:p>
+            <w:pPr>
+              <w:spacing w:before="60" w:after="60"/>
+              <w:ind w:firstLine="0"/>
+              <w:jc w:val="center"/>
+            </w:pPr>
+            <w:r/>
             <w:r>
+              <w:rPr>
+                <w:rFonts w:ascii="宋体" w:hAnsi="宋体" w:eastAsia="宋体"/>
+                <w:color w:val="333333"/>
+                <w:sz w:val="21"/>
+              </w:rPr>
               <w:t>{{ i.项目名称 }}</w:t>
             </w:r>
           </w:p>
         </w:tc>
         <w:tc>
           <w:tcPr>
-            <w:tcW w:type="dxa" w:w="1440"/>
+            <w:tcW w:type="dxa" w:w="1383"/>
+            <w:tcMar>
+              <w:top w:w="40" w:type="dxa"/>
+              <w:left w:w="80" w:type="dxa"/>
+              <w:bottom w:w="40" w:type="dxa"/>
+              <w:right w:w="80" w:type="dxa"/>
+            </w:tcMar>
+            <w:shd w:fill="FAFAFA" w:val="clear"/>
           </w:tcPr>
           <w:p>
+            <w:pPr>
+              <w:spacing w:before="60" w:after="60"/>
+              <w:ind w:firstLine="0"/>
+              <w:jc w:val="center"/>
+            </w:pPr>
+            <w:r/>
             <w:r>
+              <w:rPr>
+                <w:rFonts w:ascii="宋体" w:hAnsi="宋体" w:eastAsia="宋体"/>
+                <w:color w:val="333333"/>
+                <w:sz w:val="21"/>
+              </w:rPr>
               <w:t>{{ i.原值 | num }}</w:t>
             </w:r>
           </w:p>
         </w:tc>
         <w:tc>
           <w:tcPr>
-            <w:tcW w:type="dxa" w:w="1440"/>
+            <w:tcW w:type="dxa" w:w="1383"/>
+            <w:tcMar>
+              <w:top w:w="40" w:type="dxa"/>
+              <w:left w:w="80" w:type="dxa"/>
+              <w:bottom w:w="40" w:type="dxa"/>
+              <w:right w:w="80" w:type="dxa"/>
+            </w:tcMar>
+            <w:shd w:fill="FAFAFA" w:val="clear"/>
           </w:tcPr>
           <w:p>
+            <w:pPr>
+              <w:spacing w:before="60" w:after="60"/>
+              <w:ind w:firstLine="0"/>
+              <w:jc w:val="center"/>
+            </w:pPr>
+            <w:r/>
             <w:r>
+              <w:rPr>
+                <w:rFonts w:ascii="宋体" w:hAnsi="宋体" w:eastAsia="宋体"/>
+                <w:color w:val="333333"/>
+                <w:sz w:val="21"/>
+              </w:rPr>
               <w:t>{{ i.残值率 | percent }}</w:t>
             </w:r>
           </w:p>
         </w:tc>
         <w:tc>
           <w:tcPr>
-            <w:tcW w:type="dxa" w:w="1440"/>
+            <w:tcW w:type="dxa" w:w="1383"/>
+            <w:tcMar>
+              <w:top w:w="40" w:type="dxa"/>
+              <w:left w:w="80" w:type="dxa"/>
+              <w:bottom w:w="40" w:type="dxa"/>
+              <w:right w:w="80" w:type="dxa"/>
+            </w:tcMar>
+            <w:shd w:fill="FAFAFA" w:val="clear"/>
           </w:tcPr>
           <w:p>
+            <w:pPr>
+              <w:spacing w:before="60" w:after="60"/>
+              <w:ind w:firstLine="0"/>
+              <w:jc w:val="center"/>
+            </w:pPr>
+            <w:r/>
             <w:r>
+              <w:rPr>
+                <w:rFonts w:ascii="宋体" w:hAnsi="宋体" w:eastAsia="宋体"/>
+                <w:color w:val="333333"/>
+                <w:sz w:val="21"/>
+              </w:rPr>
               <w:t>{{ i.折旧年限 | int }}</w:t>
             </w:r>
           </w:p>
         </w:tc>
         <w:tc>
           <w:tcPr>
-            <w:tcW w:type="dxa" w:w="1440"/>
+            <w:tcW w:type="dxa" w:w="1383"/>
+            <w:tcMar>
+              <w:top w:w="40" w:type="dxa"/>
+              <w:left w:w="80" w:type="dxa"/>
+              <w:bottom w:w="40" w:type="dxa"/>
+              <w:right w:w="80" w:type="dxa"/>
+            </w:tcMar>
+            <w:shd w:fill="FAFAFA" w:val="clear"/>
           </w:tcPr>
           <w:p>
+            <w:pPr>
+              <w:spacing w:before="60" w:after="60"/>
+              <w:ind w:firstLine="0"/>
+              <w:jc w:val="center"/>
+            </w:pPr>
+            <w:r/>
             <w:r>
+              <w:rPr>
+                <w:rFonts w:ascii="宋体" w:hAnsi="宋体" w:eastAsia="宋体"/>
+                <w:color w:val="333333"/>
+                <w:sz w:val="21"/>
+              </w:rPr>
               <w:t>{{ i.转固时点 | date }}</w:t>
             </w:r>
           </w:p>
         </w:tc>
         <w:tc>
           <w:tcPr>
-            <w:tcW w:type="dxa" w:w="1440"/>
+            <w:tcW w:type="dxa" w:w="1383"/>
+            <w:tcMar>
+              <w:top w:w="40" w:type="dxa"/>
+              <w:left w:w="80" w:type="dxa"/>
+              <w:bottom w:w="40" w:type="dxa"/>
+              <w:right w:w="80" w:type="dxa"/>
+            </w:tcMar>
+            <w:shd w:fill="FAFAFA" w:val="clear"/>
           </w:tcPr>
           <w:p>
+            <w:pPr>
+              <w:spacing w:before="60" w:after="60"/>
+              <w:ind w:firstLine="0"/>
+              <w:jc w:val="center"/>
+            </w:pPr>
+            <w:r/>
             <w:r>
+              <w:rPr>
+                <w:rFonts w:ascii="宋体" w:hAnsi="宋体" w:eastAsia="宋体"/>
+                <w:color w:val="333333"/>
+                <w:sz w:val="21"/>
+              </w:rPr>
               <w:t>{{ i.年折旧额 | num }}</w:t>
             </w:r>
           </w:p>
         </w:tc>
       </w:tr>
       <w:tr>
+        <w:trPr>
+          <w:trHeight w:val="482"/>
+        </w:trPr>
         <w:tc>
           <w:tcPr>
-            <w:tcW w:type="dxa" w:w="1440"/>
+            <w:tcW w:type="dxa" w:w="1383"/>
+            <w:tcMar>
+              <w:top w:w="40" w:type="dxa"/>
+              <w:left w:w="80" w:type="dxa"/>
+              <w:bottom w:w="40" w:type="dxa"/>
+              <w:right w:w="80" w:type="dxa"/>
+            </w:tcMar>
+            <w:shd w:fill="FFFFFF" w:val="clear"/>
           </w:tcPr>
           <w:p>
+            <w:pPr>
+              <w:spacing w:before="60" w:after="60"/>
+              <w:ind w:firstLine="0"/>
+              <w:jc w:val="center"/>
+            </w:pPr>
+            <w:r/>
             <w:r>
+              <w:rPr>
+                <w:rFonts w:ascii="宋体" w:hAnsi="宋体" w:eastAsia="宋体"/>
+                <w:color w:val="333333"/>
+                <w:sz w:val="21"/>
+              </w:rPr>
               <w:t>{%tr endfor %}</w:t>
             </w:r>
           </w:p>
         </w:tc>
         <w:tc>
           <w:tcPr>
-            <w:tcW w:type="dxa" w:w="1440"/>
+            <w:tcW w:type="dxa" w:w="1383"/>
+            <w:tcMar>
+              <w:top w:w="40" w:type="dxa"/>
+              <w:left w:w="80" w:type="dxa"/>
+              <w:bottom w:w="40" w:type="dxa"/>
+              <w:right w:w="80" w:type="dxa"/>
+            </w:tcMar>
           </w:tcPr>
           <w:p/>
         </w:tc>
         <w:tc>
           <w:tcPr>
-            <w:tcW w:type="dxa" w:w="1440"/>
+            <w:tcW w:type="dxa" w:w="1383"/>
+            <w:tcMar>
+              <w:top w:w="40" w:type="dxa"/>
+              <w:left w:w="80" w:type="dxa"/>
+              <w:bottom w:w="40" w:type="dxa"/>
+              <w:right w:w="80" w:type="dxa"/>
+            </w:tcMar>
           </w:tcPr>
           <w:p/>
         </w:tc>
         <w:tc>
           <w:tcPr>
-            <w:tcW w:type="dxa" w:w="1440"/>
+            <w:tcW w:type="dxa" w:w="1383"/>
+            <w:tcMar>
+              <w:top w:w="40" w:type="dxa"/>
+              <w:left w:w="80" w:type="dxa"/>
+              <w:bottom w:w="40" w:type="dxa"/>
+              <w:right w:w="80" w:type="dxa"/>
+            </w:tcMar>
           </w:tcPr>
           <w:p/>
         </w:tc>
         <w:tc>
           <w:tcPr>
-            <w:tcW w:type="dxa" w:w="1440"/>
+            <w:tcW w:type="dxa" w:w="1383"/>
+            <w:tcMar>
+              <w:top w:w="40" w:type="dxa"/>
+              <w:left w:w="80" w:type="dxa"/>
+              <w:bottom w:w="40" w:type="dxa"/>
+              <w:right w:w="80" w:type="dxa"/>
+            </w:tcMar>
           </w:tcPr>
           <w:p/>
         </w:tc>
         <w:tc>
           <w:tcPr>
-            <w:tcW w:type="dxa" w:w="1440"/>
+            <w:tcW w:type="dxa" w:w="1383"/>
+            <w:tcMar>
+              <w:top w:w="40" w:type="dxa"/>
+              <w:left w:w="80" w:type="dxa"/>
+              <w:bottom w:w="40" w:type="dxa"/>
+              <w:right w:w="80" w:type="dxa"/>
+            </w:tcMar>
           </w:tcPr>
           <w:p/>
         </w:tc>
@@ -1573,67 +3685,114 @@
     </w:tbl>
     <w:p>
       <w:pPr>
+        <w:spacing w:before="120" w:after="0"/>
+        <w:ind w:firstLine="0"/>
+      </w:pPr>
+    </w:p>
+    <w:p>
+      <w:pPr>
         <w:pStyle w:val="Heading1"/>
       </w:pPr>
       <w:r>
-        <w:rPr>
-          <w:color w:val="000000"/>
-        </w:rPr>
         <w:t>十一、税率政策</w:t>
       </w:r>
     </w:p>
     <w:p>
       <w:r>
+        <w:rPr>
+          <w:rFonts w:ascii="宋体" w:hAnsi="宋体" w:eastAsia="宋体"/>
+          <w:sz w:val="24"/>
+        </w:rPr>
         <w:t>企业所得税税率：{{ 税率政策.企业所得税 | percent }}</w:t>
       </w:r>
     </w:p>
     <w:p>
       <w:r>
+        <w:rPr>
+          <w:rFonts w:ascii="宋体" w:hAnsi="宋体" w:eastAsia="宋体"/>
+          <w:sz w:val="24"/>
+        </w:rPr>
         <w:t>增值税税率：{{ 税率政策.增值税 | percent }}</w:t>
       </w:r>
     </w:p>
     <w:p>
       <w:r>
-        <w:t>{%p if 税率政策.有三免三减半 %}</w:t>
+        <w:rPr>
+          <w:rFonts w:ascii="宋体" w:hAnsi="宋体" w:eastAsia="宋体"/>
+          <w:sz w:val="24"/>
+        </w:rPr>
+        <w:t>{%p if 税率政策.有高新优惠 %}</w:t>
       </w:r>
     </w:p>
     <w:p>
       <w:r>
-        <w:t>根据相关税收优惠政策，本项目享受三免三减半企业所得税优惠。</w:t>
+        <w:rPr>
+          <w:rFonts w:ascii="宋体" w:hAnsi="宋体" w:eastAsia="宋体"/>
+          <w:sz w:val="24"/>
+        </w:rPr>
+        <w:t>根据相关税收优惠政策，本公司适用高新技术企业优惠税率。</w:t>
       </w:r>
     </w:p>
     <w:p>
       <w:r>
+        <w:rPr>
+          <w:rFonts w:ascii="宋体" w:hAnsi="宋体" w:eastAsia="宋体"/>
+          <w:sz w:val="24"/>
+        </w:rPr>
         <w:t>{%p endif %}</w:t>
       </w:r>
     </w:p>
     <w:p>
       <w:r>
+        <w:rPr>
+          <w:rFonts w:ascii="宋体" w:hAnsi="宋体" w:eastAsia="宋体"/>
+          <w:sz w:val="24"/>
+        </w:rPr>
         <w:t>{%p if 税率政策.有小微企业 %}</w:t>
       </w:r>
     </w:p>
     <w:p>
       <w:r>
-        <w:t>本项目适用小微企业税收优惠政策。</w:t>
+        <w:rPr>
+          <w:rFonts w:ascii="宋体" w:hAnsi="宋体" w:eastAsia="宋体"/>
+          <w:sz w:val="24"/>
+        </w:rPr>
+        <w:t>本公司适用小微企业税收优惠政策。</w:t>
       </w:r>
     </w:p>
     <w:p>
       <w:r>
+        <w:rPr>
+          <w:rFonts w:ascii="宋体" w:hAnsi="宋体" w:eastAsia="宋体"/>
+          <w:sz w:val="24"/>
+        </w:rPr>
         <w:t>{%p endif %}</w:t>
       </w:r>
     </w:p>
     <w:p>
       <w:r>
-        <w:t>{%p if 税率政策.有流转税减免 %}</w:t>
+        <w:rPr>
+          <w:rFonts w:ascii="宋体" w:hAnsi="宋体" w:eastAsia="宋体"/>
+          <w:sz w:val="24"/>
+        </w:rPr>
+        <w:t>{%p if 税率政策.有地方优惠 %}</w:t>
       </w:r>
     </w:p>
     <w:p>
       <w:r>
-        <w:t>本项目享受流转税减免政策。</w:t>
+        <w:rPr>
+          <w:rFonts w:ascii="宋体" w:hAnsi="宋体" w:eastAsia="宋体"/>
+          <w:sz w:val="24"/>
+        </w:rPr>
+        <w:t>本公司享受地方政府招商优惠税收政策。</w:t>
       </w:r>
     </w:p>
     <w:p>
       <w:r>
+        <w:rPr>
+          <w:rFonts w:ascii="宋体" w:hAnsi="宋体" w:eastAsia="宋体"/>
+          <w:sz w:val="24"/>
+        </w:rPr>
         <w:t>{%p endif %}</w:t>
       </w:r>
     </w:p>
@@ -1642,859 +3801,2378 @@
         <w:pStyle w:val="Heading1"/>
       </w:pPr>
       <w:r>
+        <w:t>十二、资产负债表</w:t>
+      </w:r>
+    </w:p>
+    <w:p>
+      <w:r>
         <w:rPr>
-          <w:color w:val="000000"/>
+          <w:rFonts w:ascii="宋体" w:hAnsi="宋体" w:eastAsia="宋体"/>
+          <w:sz w:val="24"/>
         </w:rPr>
-        <w:t>十二、资产负债表（单位：元）</w:t>
+        <w:t>（单位：元）</w:t>
       </w:r>
     </w:p>
     <w:tbl>
       <w:tblPr>
-        <w:tblStyle w:val="TableGrid"/>
         <w:tblW w:type="auto" w:w="0"/>
+        <w:jc w:val="center"/>
+        <w:tblLayout w:type="autofit"/>
         <w:tblLook w:firstColumn="1" w:firstRow="1" w:lastColumn="0" w:lastRow="0" w:noHBand="0" w:noVBand="1" w:val="04A0"/>
+        <w:tblBorders>
+          <w:top w:val="single" w:sz="4" w:space="0" w:color="999999"/>
+          <w:left w:val="single" w:sz="4" w:space="0" w:color="999999"/>
+          <w:bottom w:val="single" w:sz="4" w:space="0" w:color="999999"/>
+          <w:right w:val="single" w:sz="4" w:space="0" w:color="999999"/>
+          <w:insideH w:val="single" w:sz="4" w:space="0" w:color="CCCCCC"/>
+          <w:insideV w:val="single" w:sz="4" w:space="0" w:color="CCCCCC"/>
+        </w:tblBorders>
       </w:tblPr>
       <w:tblGrid>
-        <w:gridCol w:w="2160"/>
-        <w:gridCol w:w="2160"/>
-        <w:gridCol w:w="2160"/>
-        <w:gridCol w:w="2160"/>
+        <w:gridCol w:w="2075"/>
+        <w:gridCol w:w="2075"/>
+        <w:gridCol w:w="2075"/>
+        <w:gridCol w:w="2075"/>
       </w:tblGrid>
       <w:tr>
+        <w:trPr>
+          <w:trHeight w:val="482"/>
+        </w:trPr>
         <w:tc>
           <w:tcPr>
-            <w:tcW w:type="dxa" w:w="2160"/>
+            <w:tcW w:type="dxa" w:w="2075"/>
+            <w:tcMar>
+              <w:top w:w="40" w:type="dxa"/>
+              <w:left w:w="80" w:type="dxa"/>
+              <w:bottom w:w="40" w:type="dxa"/>
+              <w:right w:w="80" w:type="dxa"/>
+            </w:tcMar>
+            <w:shd w:fill="F2F2F2" w:val="clear"/>
           </w:tcPr>
           <w:p>
+            <w:pPr>
+              <w:spacing w:before="60" w:after="60"/>
+              <w:ind w:firstLine="0"/>
+              <w:jc w:val="center"/>
+            </w:pPr>
+            <w:r/>
             <w:r>
+              <w:rPr>
+                <w:rFonts w:ascii="宋体" w:hAnsi="宋体" w:eastAsia="宋体"/>
+                <w:b/>
+                <w:color w:val="333333"/>
+                <w:sz w:val="21"/>
+              </w:rPr>
               <w:t>项目</w:t>
             </w:r>
           </w:p>
         </w:tc>
         <w:tc>
           <w:tcPr>
-            <w:tcW w:type="dxa" w:w="2160"/>
+            <w:tcW w:type="dxa" w:w="2075"/>
+            <w:tcMar>
+              <w:top w:w="40" w:type="dxa"/>
+              <w:left w:w="80" w:type="dxa"/>
+              <w:bottom w:w="40" w:type="dxa"/>
+              <w:right w:w="80" w:type="dxa"/>
+            </w:tcMar>
+            <w:shd w:fill="F2F2F2" w:val="clear"/>
           </w:tcPr>
           <w:p>
+            <w:pPr>
+              <w:spacing w:before="60" w:after="60"/>
+              <w:ind w:firstLine="0"/>
+              <w:jc w:val="center"/>
+            </w:pPr>
+            <w:r/>
             <w:r>
+              <w:rPr>
+                <w:rFonts w:ascii="宋体" w:hAnsi="宋体" w:eastAsia="宋体"/>
+                <w:b/>
+                <w:color w:val="333333"/>
+                <w:sz w:val="21"/>
+              </w:rPr>
               <w:t>2026年</w:t>
             </w:r>
           </w:p>
         </w:tc>
         <w:tc>
           <w:tcPr>
-            <w:tcW w:type="dxa" w:w="2160"/>
+            <w:tcW w:type="dxa" w:w="2075"/>
+            <w:tcMar>
+              <w:top w:w="40" w:type="dxa"/>
+              <w:left w:w="80" w:type="dxa"/>
+              <w:bottom w:w="40" w:type="dxa"/>
+              <w:right w:w="80" w:type="dxa"/>
+            </w:tcMar>
+            <w:shd w:fill="F2F2F2" w:val="clear"/>
           </w:tcPr>
           <w:p>
+            <w:pPr>
+              <w:spacing w:before="60" w:after="60"/>
+              <w:ind w:firstLine="0"/>
+              <w:jc w:val="center"/>
+            </w:pPr>
+            <w:r/>
             <w:r>
+              <w:rPr>
+                <w:rFonts w:ascii="宋体" w:hAnsi="宋体" w:eastAsia="宋体"/>
+                <w:b/>
+                <w:color w:val="333333"/>
+                <w:sz w:val="21"/>
+              </w:rPr>
               <w:t>2025年</w:t>
             </w:r>
           </w:p>
         </w:tc>
         <w:tc>
           <w:tcPr>
-            <w:tcW w:type="dxa" w:w="2160"/>
+            <w:tcW w:type="dxa" w:w="2075"/>
+            <w:tcMar>
+              <w:top w:w="40" w:type="dxa"/>
+              <w:left w:w="80" w:type="dxa"/>
+              <w:bottom w:w="40" w:type="dxa"/>
+              <w:right w:w="80" w:type="dxa"/>
+            </w:tcMar>
+            <w:shd w:fill="F2F2F2" w:val="clear"/>
           </w:tcPr>
           <w:p>
+            <w:pPr>
+              <w:spacing w:before="60" w:after="60"/>
+              <w:ind w:firstLine="0"/>
+              <w:jc w:val="center"/>
+            </w:pPr>
+            <w:r/>
             <w:r>
+              <w:rPr>
+                <w:rFonts w:ascii="宋体" w:hAnsi="宋体" w:eastAsia="宋体"/>
+                <w:b/>
+                <w:color w:val="333333"/>
+                <w:sz w:val="21"/>
+              </w:rPr>
               <w:t>2024年</w:t>
             </w:r>
           </w:p>
         </w:tc>
       </w:tr>
       <w:tr>
+        <w:trPr>
+          <w:trHeight w:val="482"/>
+        </w:trPr>
         <w:tc>
           <w:tcPr>
-            <w:tcW w:type="dxa" w:w="2160"/>
+            <w:tcW w:type="dxa" w:w="2075"/>
+            <w:tcMar>
+              <w:top w:w="40" w:type="dxa"/>
+              <w:left w:w="80" w:type="dxa"/>
+              <w:bottom w:w="40" w:type="dxa"/>
+              <w:right w:w="80" w:type="dxa"/>
+            </w:tcMar>
+            <w:shd w:fill="FFFFFF" w:val="clear"/>
           </w:tcPr>
           <w:p>
+            <w:pPr>
+              <w:spacing w:before="60" w:after="60"/>
+              <w:ind w:firstLine="0"/>
+              <w:jc w:val="center"/>
+            </w:pPr>
+            <w:r/>
             <w:r>
+              <w:rPr>
+                <w:rFonts w:ascii="宋体" w:hAnsi="宋体" w:eastAsia="宋体"/>
+                <w:color w:val="333333"/>
+                <w:sz w:val="21"/>
+              </w:rPr>
               <w:t>货币资金</w:t>
             </w:r>
           </w:p>
         </w:tc>
         <w:tc>
           <w:tcPr>
-            <w:tcW w:type="dxa" w:w="2160"/>
+            <w:tcW w:type="dxa" w:w="2075"/>
+            <w:tcMar>
+              <w:top w:w="40" w:type="dxa"/>
+              <w:left w:w="80" w:type="dxa"/>
+              <w:bottom w:w="40" w:type="dxa"/>
+              <w:right w:w="80" w:type="dxa"/>
+            </w:tcMar>
+            <w:shd w:fill="FFFFFF" w:val="clear"/>
           </w:tcPr>
           <w:p>
+            <w:pPr>
+              <w:spacing w:before="60" w:after="60"/>
+              <w:ind w:firstLine="0"/>
+              <w:jc w:val="center"/>
+            </w:pPr>
+            <w:r/>
             <w:r>
+              <w:rPr>
+                <w:rFonts w:ascii="宋体" w:hAnsi="宋体" w:eastAsia="宋体"/>
+                <w:color w:val="333333"/>
+                <w:sz w:val="21"/>
+              </w:rPr>
               <w:t>{{ 资产负债表.期间2026_货币资金 | num }}</w:t>
             </w:r>
           </w:p>
         </w:tc>
         <w:tc>
           <w:tcPr>
-            <w:tcW w:type="dxa" w:w="2160"/>
+            <w:tcW w:type="dxa" w:w="2075"/>
+            <w:tcMar>
+              <w:top w:w="40" w:type="dxa"/>
+              <w:left w:w="80" w:type="dxa"/>
+              <w:bottom w:w="40" w:type="dxa"/>
+              <w:right w:w="80" w:type="dxa"/>
+            </w:tcMar>
+            <w:shd w:fill="FFFFFF" w:val="clear"/>
           </w:tcPr>
           <w:p>
+            <w:pPr>
+              <w:spacing w:before="60" w:after="60"/>
+              <w:ind w:firstLine="0"/>
+              <w:jc w:val="center"/>
+            </w:pPr>
+            <w:r/>
             <w:r>
+              <w:rPr>
+                <w:rFonts w:ascii="宋体" w:hAnsi="宋体" w:eastAsia="宋体"/>
+                <w:color w:val="333333"/>
+                <w:sz w:val="21"/>
+              </w:rPr>
               <w:t>{{ 资产负债表.期间2025_货币资金 | num }}</w:t>
             </w:r>
           </w:p>
         </w:tc>
         <w:tc>
           <w:tcPr>
-            <w:tcW w:type="dxa" w:w="2160"/>
+            <w:tcW w:type="dxa" w:w="2075"/>
+            <w:tcMar>
+              <w:top w:w="40" w:type="dxa"/>
+              <w:left w:w="80" w:type="dxa"/>
+              <w:bottom w:w="40" w:type="dxa"/>
+              <w:right w:w="80" w:type="dxa"/>
+            </w:tcMar>
+            <w:shd w:fill="FFFFFF" w:val="clear"/>
           </w:tcPr>
           <w:p>
+            <w:pPr>
+              <w:spacing w:before="60" w:after="60"/>
+              <w:ind w:firstLine="0"/>
+              <w:jc w:val="center"/>
+            </w:pPr>
+            <w:r/>
             <w:r>
+              <w:rPr>
+                <w:rFonts w:ascii="宋体" w:hAnsi="宋体" w:eastAsia="宋体"/>
+                <w:color w:val="333333"/>
+                <w:sz w:val="21"/>
+              </w:rPr>
               <w:t>{{ 资产负债表.期间2024_货币资金 | num }}</w:t>
             </w:r>
           </w:p>
         </w:tc>
       </w:tr>
       <w:tr>
+        <w:trPr>
+          <w:trHeight w:val="482"/>
+        </w:trPr>
         <w:tc>
           <w:tcPr>
-            <w:tcW w:type="dxa" w:w="2160"/>
+            <w:tcW w:type="dxa" w:w="2075"/>
+            <w:tcMar>
+              <w:top w:w="40" w:type="dxa"/>
+              <w:left w:w="80" w:type="dxa"/>
+              <w:bottom w:w="40" w:type="dxa"/>
+              <w:right w:w="80" w:type="dxa"/>
+            </w:tcMar>
+            <w:shd w:fill="FAFAFA" w:val="clear"/>
           </w:tcPr>
           <w:p>
+            <w:pPr>
+              <w:spacing w:before="60" w:after="60"/>
+              <w:ind w:firstLine="0"/>
+              <w:jc w:val="center"/>
+            </w:pPr>
+            <w:r/>
             <w:r>
+              <w:rPr>
+                <w:rFonts w:ascii="宋体" w:hAnsi="宋体" w:eastAsia="宋体"/>
+                <w:color w:val="333333"/>
+                <w:sz w:val="21"/>
+              </w:rPr>
               <w:t>应收账款</w:t>
             </w:r>
           </w:p>
         </w:tc>
         <w:tc>
           <w:tcPr>
-            <w:tcW w:type="dxa" w:w="2160"/>
+            <w:tcW w:type="dxa" w:w="2075"/>
+            <w:tcMar>
+              <w:top w:w="40" w:type="dxa"/>
+              <w:left w:w="80" w:type="dxa"/>
+              <w:bottom w:w="40" w:type="dxa"/>
+              <w:right w:w="80" w:type="dxa"/>
+            </w:tcMar>
+            <w:shd w:fill="FAFAFA" w:val="clear"/>
           </w:tcPr>
           <w:p>
+            <w:pPr>
+              <w:spacing w:before="60" w:after="60"/>
+              <w:ind w:firstLine="0"/>
+              <w:jc w:val="center"/>
+            </w:pPr>
+            <w:r/>
             <w:r>
+              <w:rPr>
+                <w:rFonts w:ascii="宋体" w:hAnsi="宋体" w:eastAsia="宋体"/>
+                <w:color w:val="333333"/>
+                <w:sz w:val="21"/>
+              </w:rPr>
               <w:t>{{ 资产负债表.期间2026_应收账款 | num }}</w:t>
             </w:r>
           </w:p>
         </w:tc>
         <w:tc>
           <w:tcPr>
-            <w:tcW w:type="dxa" w:w="2160"/>
+            <w:tcW w:type="dxa" w:w="2075"/>
+            <w:tcMar>
+              <w:top w:w="40" w:type="dxa"/>
+              <w:left w:w="80" w:type="dxa"/>
+              <w:bottom w:w="40" w:type="dxa"/>
+              <w:right w:w="80" w:type="dxa"/>
+            </w:tcMar>
+            <w:shd w:fill="FAFAFA" w:val="clear"/>
           </w:tcPr>
           <w:p>
+            <w:pPr>
+              <w:spacing w:before="60" w:after="60"/>
+              <w:ind w:firstLine="0"/>
+              <w:jc w:val="center"/>
+            </w:pPr>
+            <w:r/>
             <w:r>
+              <w:rPr>
+                <w:rFonts w:ascii="宋体" w:hAnsi="宋体" w:eastAsia="宋体"/>
+                <w:color w:val="333333"/>
+                <w:sz w:val="21"/>
+              </w:rPr>
               <w:t>{{ 资产负债表.期间2025_应收账款 | num }}</w:t>
             </w:r>
           </w:p>
         </w:tc>
         <w:tc>
           <w:tcPr>
-            <w:tcW w:type="dxa" w:w="2160"/>
+            <w:tcW w:type="dxa" w:w="2075"/>
+            <w:tcMar>
+              <w:top w:w="40" w:type="dxa"/>
+              <w:left w:w="80" w:type="dxa"/>
+              <w:bottom w:w="40" w:type="dxa"/>
+              <w:right w:w="80" w:type="dxa"/>
+            </w:tcMar>
+            <w:shd w:fill="FAFAFA" w:val="clear"/>
           </w:tcPr>
           <w:p>
+            <w:pPr>
+              <w:spacing w:before="60" w:after="60"/>
+              <w:ind w:firstLine="0"/>
+              <w:jc w:val="center"/>
+            </w:pPr>
+            <w:r/>
             <w:r>
+              <w:rPr>
+                <w:rFonts w:ascii="宋体" w:hAnsi="宋体" w:eastAsia="宋体"/>
+                <w:color w:val="333333"/>
+                <w:sz w:val="21"/>
+              </w:rPr>
               <w:t>{{ 资产负债表.期间2024_应收账款 | num }}</w:t>
             </w:r>
           </w:p>
         </w:tc>
       </w:tr>
       <w:tr>
+        <w:trPr>
+          <w:trHeight w:val="482"/>
+        </w:trPr>
         <w:tc>
           <w:tcPr>
-            <w:tcW w:type="dxa" w:w="2160"/>
+            <w:tcW w:type="dxa" w:w="2075"/>
+            <w:tcMar>
+              <w:top w:w="40" w:type="dxa"/>
+              <w:left w:w="80" w:type="dxa"/>
+              <w:bottom w:w="40" w:type="dxa"/>
+              <w:right w:w="80" w:type="dxa"/>
+            </w:tcMar>
+            <w:shd w:fill="FFFFFF" w:val="clear"/>
           </w:tcPr>
           <w:p>
+            <w:pPr>
+              <w:spacing w:before="60" w:after="60"/>
+              <w:ind w:firstLine="0"/>
+              <w:jc w:val="center"/>
+            </w:pPr>
+            <w:r/>
             <w:r>
+              <w:rPr>
+                <w:rFonts w:ascii="宋体" w:hAnsi="宋体" w:eastAsia="宋体"/>
+                <w:color w:val="333333"/>
+                <w:sz w:val="21"/>
+              </w:rPr>
               <w:t>预付款项</w:t>
             </w:r>
           </w:p>
         </w:tc>
         <w:tc>
           <w:tcPr>
-            <w:tcW w:type="dxa" w:w="2160"/>
+            <w:tcW w:type="dxa" w:w="2075"/>
+            <w:tcMar>
+              <w:top w:w="40" w:type="dxa"/>
+              <w:left w:w="80" w:type="dxa"/>
+              <w:bottom w:w="40" w:type="dxa"/>
+              <w:right w:w="80" w:type="dxa"/>
+            </w:tcMar>
+            <w:shd w:fill="FFFFFF" w:val="clear"/>
           </w:tcPr>
           <w:p>
+            <w:pPr>
+              <w:spacing w:before="60" w:after="60"/>
+              <w:ind w:firstLine="0"/>
+              <w:jc w:val="center"/>
+            </w:pPr>
+            <w:r/>
             <w:r>
+              <w:rPr>
+                <w:rFonts w:ascii="宋体" w:hAnsi="宋体" w:eastAsia="宋体"/>
+                <w:color w:val="333333"/>
+                <w:sz w:val="21"/>
+              </w:rPr>
               <w:t>{{ 资产负债表.期间2026_预付款项 | num }}</w:t>
             </w:r>
           </w:p>
         </w:tc>
         <w:tc>
           <w:tcPr>
-            <w:tcW w:type="dxa" w:w="2160"/>
+            <w:tcW w:type="dxa" w:w="2075"/>
+            <w:tcMar>
+              <w:top w:w="40" w:type="dxa"/>
+              <w:left w:w="80" w:type="dxa"/>
+              <w:bottom w:w="40" w:type="dxa"/>
+              <w:right w:w="80" w:type="dxa"/>
+            </w:tcMar>
+            <w:shd w:fill="FFFFFF" w:val="clear"/>
           </w:tcPr>
           <w:p>
+            <w:pPr>
+              <w:spacing w:before="60" w:after="60"/>
+              <w:ind w:firstLine="0"/>
+              <w:jc w:val="center"/>
+            </w:pPr>
+            <w:r/>
             <w:r>
+              <w:rPr>
+                <w:rFonts w:ascii="宋体" w:hAnsi="宋体" w:eastAsia="宋体"/>
+                <w:color w:val="333333"/>
+                <w:sz w:val="21"/>
+              </w:rPr>
               <w:t>{{ 资产负债表.期间2025_预付款项 | num }}</w:t>
             </w:r>
           </w:p>
         </w:tc>
         <w:tc>
           <w:tcPr>
-            <w:tcW w:type="dxa" w:w="2160"/>
+            <w:tcW w:type="dxa" w:w="2075"/>
+            <w:tcMar>
+              <w:top w:w="40" w:type="dxa"/>
+              <w:left w:w="80" w:type="dxa"/>
+              <w:bottom w:w="40" w:type="dxa"/>
+              <w:right w:w="80" w:type="dxa"/>
+            </w:tcMar>
+            <w:shd w:fill="FFFFFF" w:val="clear"/>
           </w:tcPr>
           <w:p>
+            <w:pPr>
+              <w:spacing w:before="60" w:after="60"/>
+              <w:ind w:firstLine="0"/>
+              <w:jc w:val="center"/>
+            </w:pPr>
+            <w:r/>
             <w:r>
+              <w:rPr>
+                <w:rFonts w:ascii="宋体" w:hAnsi="宋体" w:eastAsia="宋体"/>
+                <w:color w:val="333333"/>
+                <w:sz w:val="21"/>
+              </w:rPr>
               <w:t>{{ 资产负债表.期间2024_预付款项 | num }}</w:t>
             </w:r>
           </w:p>
         </w:tc>
       </w:tr>
       <w:tr>
+        <w:trPr>
+          <w:trHeight w:val="482"/>
+        </w:trPr>
         <w:tc>
           <w:tcPr>
-            <w:tcW w:type="dxa" w:w="2160"/>
+            <w:tcW w:type="dxa" w:w="2075"/>
+            <w:tcMar>
+              <w:top w:w="40" w:type="dxa"/>
+              <w:left w:w="80" w:type="dxa"/>
+              <w:bottom w:w="40" w:type="dxa"/>
+              <w:right w:w="80" w:type="dxa"/>
+            </w:tcMar>
+            <w:shd w:fill="FAFAFA" w:val="clear"/>
           </w:tcPr>
           <w:p>
+            <w:pPr>
+              <w:spacing w:before="60" w:after="60"/>
+              <w:ind w:firstLine="0"/>
+              <w:jc w:val="center"/>
+            </w:pPr>
+            <w:r/>
             <w:r>
+              <w:rPr>
+                <w:rFonts w:ascii="宋体" w:hAnsi="宋体" w:eastAsia="宋体"/>
+                <w:color w:val="333333"/>
+                <w:sz w:val="21"/>
+              </w:rPr>
               <w:t>其他应收款</w:t>
             </w:r>
           </w:p>
         </w:tc>
         <w:tc>
           <w:tcPr>
-            <w:tcW w:type="dxa" w:w="2160"/>
+            <w:tcW w:type="dxa" w:w="2075"/>
+            <w:tcMar>
+              <w:top w:w="40" w:type="dxa"/>
+              <w:left w:w="80" w:type="dxa"/>
+              <w:bottom w:w="40" w:type="dxa"/>
+              <w:right w:w="80" w:type="dxa"/>
+            </w:tcMar>
+            <w:shd w:fill="FAFAFA" w:val="clear"/>
           </w:tcPr>
           <w:p>
+            <w:pPr>
+              <w:spacing w:before="60" w:after="60"/>
+              <w:ind w:firstLine="0"/>
+              <w:jc w:val="center"/>
+            </w:pPr>
+            <w:r/>
             <w:r>
+              <w:rPr>
+                <w:rFonts w:ascii="宋体" w:hAnsi="宋体" w:eastAsia="宋体"/>
+                <w:color w:val="333333"/>
+                <w:sz w:val="21"/>
+              </w:rPr>
               <w:t>{{ 资产负债表.期间2026_其他应收款 | num }}</w:t>
             </w:r>
           </w:p>
         </w:tc>
         <w:tc>
           <w:tcPr>
-            <w:tcW w:type="dxa" w:w="2160"/>
+            <w:tcW w:type="dxa" w:w="2075"/>
+            <w:tcMar>
+              <w:top w:w="40" w:type="dxa"/>
+              <w:left w:w="80" w:type="dxa"/>
+              <w:bottom w:w="40" w:type="dxa"/>
+              <w:right w:w="80" w:type="dxa"/>
+            </w:tcMar>
+            <w:shd w:fill="FAFAFA" w:val="clear"/>
           </w:tcPr>
           <w:p>
+            <w:pPr>
+              <w:spacing w:before="60" w:after="60"/>
+              <w:ind w:firstLine="0"/>
+              <w:jc w:val="center"/>
+            </w:pPr>
+            <w:r/>
             <w:r>
+              <w:rPr>
+                <w:rFonts w:ascii="宋体" w:hAnsi="宋体" w:eastAsia="宋体"/>
+                <w:color w:val="333333"/>
+                <w:sz w:val="21"/>
+              </w:rPr>
               <w:t>{{ 资产负债表.期间2025_其他应收款 | num }}</w:t>
             </w:r>
           </w:p>
         </w:tc>
         <w:tc>
           <w:tcPr>
-            <w:tcW w:type="dxa" w:w="2160"/>
+            <w:tcW w:type="dxa" w:w="2075"/>
+            <w:tcMar>
+              <w:top w:w="40" w:type="dxa"/>
+              <w:left w:w="80" w:type="dxa"/>
+              <w:bottom w:w="40" w:type="dxa"/>
+              <w:right w:w="80" w:type="dxa"/>
+            </w:tcMar>
+            <w:shd w:fill="FAFAFA" w:val="clear"/>
           </w:tcPr>
           <w:p>
+            <w:pPr>
+              <w:spacing w:before="60" w:after="60"/>
+              <w:ind w:firstLine="0"/>
+              <w:jc w:val="center"/>
+            </w:pPr>
+            <w:r/>
             <w:r>
+              <w:rPr>
+                <w:rFonts w:ascii="宋体" w:hAnsi="宋体" w:eastAsia="宋体"/>
+                <w:color w:val="333333"/>
+                <w:sz w:val="21"/>
+              </w:rPr>
               <w:t>{{ 资产负债表.期间2024_其他应收款 | num }}</w:t>
             </w:r>
           </w:p>
         </w:tc>
       </w:tr>
       <w:tr>
+        <w:trPr>
+          <w:trHeight w:val="482"/>
+        </w:trPr>
         <w:tc>
           <w:tcPr>
-            <w:tcW w:type="dxa" w:w="2160"/>
+            <w:tcW w:type="dxa" w:w="2075"/>
+            <w:tcMar>
+              <w:top w:w="40" w:type="dxa"/>
+              <w:left w:w="80" w:type="dxa"/>
+              <w:bottom w:w="40" w:type="dxa"/>
+              <w:right w:w="80" w:type="dxa"/>
+            </w:tcMar>
+            <w:shd w:fill="FFFFFF" w:val="clear"/>
           </w:tcPr>
           <w:p>
+            <w:pPr>
+              <w:spacing w:before="60" w:after="60"/>
+              <w:ind w:firstLine="0"/>
+              <w:jc w:val="center"/>
+            </w:pPr>
+            <w:r/>
             <w:r>
+              <w:rPr>
+                <w:rFonts w:ascii="宋体" w:hAnsi="宋体" w:eastAsia="宋体"/>
+                <w:color w:val="333333"/>
+                <w:sz w:val="21"/>
+              </w:rPr>
               <w:t>流动资产合计</w:t>
             </w:r>
           </w:p>
         </w:tc>
         <w:tc>
           <w:tcPr>
-            <w:tcW w:type="dxa" w:w="2160"/>
+            <w:tcW w:type="dxa" w:w="2075"/>
+            <w:tcMar>
+              <w:top w:w="40" w:type="dxa"/>
+              <w:left w:w="80" w:type="dxa"/>
+              <w:bottom w:w="40" w:type="dxa"/>
+              <w:right w:w="80" w:type="dxa"/>
+            </w:tcMar>
+            <w:shd w:fill="FFFFFF" w:val="clear"/>
           </w:tcPr>
           <w:p>
+            <w:pPr>
+              <w:spacing w:before="60" w:after="60"/>
+              <w:ind w:firstLine="0"/>
+              <w:jc w:val="center"/>
+            </w:pPr>
+            <w:r/>
             <w:r>
+              <w:rPr>
+                <w:rFonts w:ascii="宋体" w:hAnsi="宋体" w:eastAsia="宋体"/>
+                <w:color w:val="333333"/>
+                <w:sz w:val="21"/>
+              </w:rPr>
               <w:t>{{ 资产负债表.期间2026_流动资产合计 | num }}</w:t>
             </w:r>
           </w:p>
         </w:tc>
         <w:tc>
           <w:tcPr>
-            <w:tcW w:type="dxa" w:w="2160"/>
+            <w:tcW w:type="dxa" w:w="2075"/>
+            <w:tcMar>
+              <w:top w:w="40" w:type="dxa"/>
+              <w:left w:w="80" w:type="dxa"/>
+              <w:bottom w:w="40" w:type="dxa"/>
+              <w:right w:w="80" w:type="dxa"/>
+            </w:tcMar>
+            <w:shd w:fill="FFFFFF" w:val="clear"/>
           </w:tcPr>
           <w:p>
+            <w:pPr>
+              <w:spacing w:before="60" w:after="60"/>
+              <w:ind w:firstLine="0"/>
+              <w:jc w:val="center"/>
+            </w:pPr>
+            <w:r/>
             <w:r>
+              <w:rPr>
+                <w:rFonts w:ascii="宋体" w:hAnsi="宋体" w:eastAsia="宋体"/>
+                <w:color w:val="333333"/>
+                <w:sz w:val="21"/>
+              </w:rPr>
               <w:t>{{ 资产负债表.期间2025_流动资产合计 | num }}</w:t>
             </w:r>
           </w:p>
         </w:tc>
         <w:tc>
           <w:tcPr>
-            <w:tcW w:type="dxa" w:w="2160"/>
+            <w:tcW w:type="dxa" w:w="2075"/>
+            <w:tcMar>
+              <w:top w:w="40" w:type="dxa"/>
+              <w:left w:w="80" w:type="dxa"/>
+              <w:bottom w:w="40" w:type="dxa"/>
+              <w:right w:w="80" w:type="dxa"/>
+            </w:tcMar>
+            <w:shd w:fill="FFFFFF" w:val="clear"/>
           </w:tcPr>
           <w:p>
+            <w:pPr>
+              <w:spacing w:before="60" w:after="60"/>
+              <w:ind w:firstLine="0"/>
+              <w:jc w:val="center"/>
+            </w:pPr>
+            <w:r/>
             <w:r>
+              <w:rPr>
+                <w:rFonts w:ascii="宋体" w:hAnsi="宋体" w:eastAsia="宋体"/>
+                <w:color w:val="333333"/>
+                <w:sz w:val="21"/>
+              </w:rPr>
               <w:t>{{ 资产负债表.期间2024_流动资产合计 | num }}</w:t>
             </w:r>
           </w:p>
         </w:tc>
       </w:tr>
       <w:tr>
+        <w:trPr>
+          <w:trHeight w:val="482"/>
+        </w:trPr>
         <w:tc>
           <w:tcPr>
-            <w:tcW w:type="dxa" w:w="2160"/>
+            <w:tcW w:type="dxa" w:w="2075"/>
+            <w:tcMar>
+              <w:top w:w="40" w:type="dxa"/>
+              <w:left w:w="80" w:type="dxa"/>
+              <w:bottom w:w="40" w:type="dxa"/>
+              <w:right w:w="80" w:type="dxa"/>
+            </w:tcMar>
+            <w:shd w:fill="FAFAFA" w:val="clear"/>
           </w:tcPr>
           <w:p>
+            <w:pPr>
+              <w:spacing w:before="60" w:after="60"/>
+              <w:ind w:firstLine="0"/>
+              <w:jc w:val="center"/>
+            </w:pPr>
+            <w:r/>
             <w:r>
+              <w:rPr>
+                <w:rFonts w:ascii="宋体" w:hAnsi="宋体" w:eastAsia="宋体"/>
+                <w:color w:val="333333"/>
+                <w:sz w:val="21"/>
+              </w:rPr>
               <w:t>固定资产</w:t>
             </w:r>
           </w:p>
         </w:tc>
         <w:tc>
           <w:tcPr>
-            <w:tcW w:type="dxa" w:w="2160"/>
+            <w:tcW w:type="dxa" w:w="2075"/>
+            <w:tcMar>
+              <w:top w:w="40" w:type="dxa"/>
+              <w:left w:w="80" w:type="dxa"/>
+              <w:bottom w:w="40" w:type="dxa"/>
+              <w:right w:w="80" w:type="dxa"/>
+            </w:tcMar>
+            <w:shd w:fill="FAFAFA" w:val="clear"/>
           </w:tcPr>
           <w:p>
+            <w:pPr>
+              <w:spacing w:before="60" w:after="60"/>
+              <w:ind w:firstLine="0"/>
+              <w:jc w:val="center"/>
+            </w:pPr>
+            <w:r/>
             <w:r>
+              <w:rPr>
+                <w:rFonts w:ascii="宋体" w:hAnsi="宋体" w:eastAsia="宋体"/>
+                <w:color w:val="333333"/>
+                <w:sz w:val="21"/>
+              </w:rPr>
               <w:t>{{ 资产负债表.期间2026_固定资产 | num }}</w:t>
             </w:r>
           </w:p>
         </w:tc>
         <w:tc>
           <w:tcPr>
-            <w:tcW w:type="dxa" w:w="2160"/>
+            <w:tcW w:type="dxa" w:w="2075"/>
+            <w:tcMar>
+              <w:top w:w="40" w:type="dxa"/>
+              <w:left w:w="80" w:type="dxa"/>
+              <w:bottom w:w="40" w:type="dxa"/>
+              <w:right w:w="80" w:type="dxa"/>
+            </w:tcMar>
+            <w:shd w:fill="FAFAFA" w:val="clear"/>
           </w:tcPr>
           <w:p>
+            <w:pPr>
+              <w:spacing w:before="60" w:after="60"/>
+              <w:ind w:firstLine="0"/>
+              <w:jc w:val="center"/>
+            </w:pPr>
+            <w:r/>
             <w:r>
+              <w:rPr>
+                <w:rFonts w:ascii="宋体" w:hAnsi="宋体" w:eastAsia="宋体"/>
+                <w:color w:val="333333"/>
+                <w:sz w:val="21"/>
+              </w:rPr>
               <w:t>{{ 资产负债表.期间2025_固定资产 | num }}</w:t>
             </w:r>
           </w:p>
         </w:tc>
         <w:tc>
           <w:tcPr>
-            <w:tcW w:type="dxa" w:w="2160"/>
+            <w:tcW w:type="dxa" w:w="2075"/>
+            <w:tcMar>
+              <w:top w:w="40" w:type="dxa"/>
+              <w:left w:w="80" w:type="dxa"/>
+              <w:bottom w:w="40" w:type="dxa"/>
+              <w:right w:w="80" w:type="dxa"/>
+            </w:tcMar>
+            <w:shd w:fill="FAFAFA" w:val="clear"/>
           </w:tcPr>
           <w:p>
+            <w:pPr>
+              <w:spacing w:before="60" w:after="60"/>
+              <w:ind w:firstLine="0"/>
+              <w:jc w:val="center"/>
+            </w:pPr>
+            <w:r/>
             <w:r>
+              <w:rPr>
+                <w:rFonts w:ascii="宋体" w:hAnsi="宋体" w:eastAsia="宋体"/>
+                <w:color w:val="333333"/>
+                <w:sz w:val="21"/>
+              </w:rPr>
               <w:t>{{ 资产负债表.期间2024_固定资产 | num }}</w:t>
             </w:r>
           </w:p>
         </w:tc>
       </w:tr>
       <w:tr>
+        <w:trPr>
+          <w:trHeight w:val="482"/>
+        </w:trPr>
         <w:tc>
           <w:tcPr>
-            <w:tcW w:type="dxa" w:w="2160"/>
+            <w:tcW w:type="dxa" w:w="2075"/>
+            <w:tcMar>
+              <w:top w:w="40" w:type="dxa"/>
+              <w:left w:w="80" w:type="dxa"/>
+              <w:bottom w:w="40" w:type="dxa"/>
+              <w:right w:w="80" w:type="dxa"/>
+            </w:tcMar>
+            <w:shd w:fill="FFFFFF" w:val="clear"/>
           </w:tcPr>
           <w:p>
+            <w:pPr>
+              <w:spacing w:before="60" w:after="60"/>
+              <w:ind w:firstLine="0"/>
+              <w:jc w:val="center"/>
+            </w:pPr>
+            <w:r/>
             <w:r>
+              <w:rPr>
+                <w:rFonts w:ascii="宋体" w:hAnsi="宋体" w:eastAsia="宋体"/>
+                <w:color w:val="333333"/>
+                <w:sz w:val="21"/>
+              </w:rPr>
               <w:t>在建工程</w:t>
             </w:r>
           </w:p>
         </w:tc>
         <w:tc>
           <w:tcPr>
-            <w:tcW w:type="dxa" w:w="2160"/>
+            <w:tcW w:type="dxa" w:w="2075"/>
+            <w:tcMar>
+              <w:top w:w="40" w:type="dxa"/>
+              <w:left w:w="80" w:type="dxa"/>
+              <w:bottom w:w="40" w:type="dxa"/>
+              <w:right w:w="80" w:type="dxa"/>
+            </w:tcMar>
+            <w:shd w:fill="FFFFFF" w:val="clear"/>
           </w:tcPr>
           <w:p>
+            <w:pPr>
+              <w:spacing w:before="60" w:after="60"/>
+              <w:ind w:firstLine="0"/>
+              <w:jc w:val="center"/>
+            </w:pPr>
+            <w:r/>
             <w:r>
+              <w:rPr>
+                <w:rFonts w:ascii="宋体" w:hAnsi="宋体" w:eastAsia="宋体"/>
+                <w:color w:val="333333"/>
+                <w:sz w:val="21"/>
+              </w:rPr>
               <w:t>{{ 资产负债表.期间2026_在建工程 | num }}</w:t>
             </w:r>
           </w:p>
         </w:tc>
         <w:tc>
           <w:tcPr>
-            <w:tcW w:type="dxa" w:w="2160"/>
+            <w:tcW w:type="dxa" w:w="2075"/>
+            <w:tcMar>
+              <w:top w:w="40" w:type="dxa"/>
+              <w:left w:w="80" w:type="dxa"/>
+              <w:bottom w:w="40" w:type="dxa"/>
+              <w:right w:w="80" w:type="dxa"/>
+            </w:tcMar>
+            <w:shd w:fill="FFFFFF" w:val="clear"/>
           </w:tcPr>
           <w:p>
+            <w:pPr>
+              <w:spacing w:before="60" w:after="60"/>
+              <w:ind w:firstLine="0"/>
+              <w:jc w:val="center"/>
+            </w:pPr>
+            <w:r/>
             <w:r>
+              <w:rPr>
+                <w:rFonts w:ascii="宋体" w:hAnsi="宋体" w:eastAsia="宋体"/>
+                <w:color w:val="333333"/>
+                <w:sz w:val="21"/>
+              </w:rPr>
               <w:t>{{ 资产负债表.期间2025_在建工程 | num }}</w:t>
             </w:r>
           </w:p>
         </w:tc>
         <w:tc>
           <w:tcPr>
-            <w:tcW w:type="dxa" w:w="2160"/>
+            <w:tcW w:type="dxa" w:w="2075"/>
+            <w:tcMar>
+              <w:top w:w="40" w:type="dxa"/>
+              <w:left w:w="80" w:type="dxa"/>
+              <w:bottom w:w="40" w:type="dxa"/>
+              <w:right w:w="80" w:type="dxa"/>
+            </w:tcMar>
+            <w:shd w:fill="FFFFFF" w:val="clear"/>
           </w:tcPr>
           <w:p>
+            <w:pPr>
+              <w:spacing w:before="60" w:after="60"/>
+              <w:ind w:firstLine="0"/>
+              <w:jc w:val="center"/>
+            </w:pPr>
+            <w:r/>
             <w:r>
+              <w:rPr>
+                <w:rFonts w:ascii="宋体" w:hAnsi="宋体" w:eastAsia="宋体"/>
+                <w:color w:val="333333"/>
+                <w:sz w:val="21"/>
+              </w:rPr>
               <w:t>{{ 资产负债表.期间2024_在建工程 | num }}</w:t>
             </w:r>
           </w:p>
         </w:tc>
       </w:tr>
       <w:tr>
+        <w:trPr>
+          <w:trHeight w:val="482"/>
+        </w:trPr>
         <w:tc>
           <w:tcPr>
-            <w:tcW w:type="dxa" w:w="2160"/>
+            <w:tcW w:type="dxa" w:w="2075"/>
+            <w:tcMar>
+              <w:top w:w="40" w:type="dxa"/>
+              <w:left w:w="80" w:type="dxa"/>
+              <w:bottom w:w="40" w:type="dxa"/>
+              <w:right w:w="80" w:type="dxa"/>
+            </w:tcMar>
+            <w:shd w:fill="FAFAFA" w:val="clear"/>
           </w:tcPr>
           <w:p>
+            <w:pPr>
+              <w:spacing w:before="60" w:after="60"/>
+              <w:ind w:firstLine="0"/>
+              <w:jc w:val="center"/>
+            </w:pPr>
+            <w:r/>
             <w:r>
+              <w:rPr>
+                <w:rFonts w:ascii="宋体" w:hAnsi="宋体" w:eastAsia="宋体"/>
+                <w:color w:val="333333"/>
+                <w:sz w:val="21"/>
+              </w:rPr>
               <w:t>非流动资产合计</w:t>
             </w:r>
           </w:p>
         </w:tc>
         <w:tc>
           <w:tcPr>
-            <w:tcW w:type="dxa" w:w="2160"/>
+            <w:tcW w:type="dxa" w:w="2075"/>
+            <w:tcMar>
+              <w:top w:w="40" w:type="dxa"/>
+              <w:left w:w="80" w:type="dxa"/>
+              <w:bottom w:w="40" w:type="dxa"/>
+              <w:right w:w="80" w:type="dxa"/>
+            </w:tcMar>
+            <w:shd w:fill="FAFAFA" w:val="clear"/>
           </w:tcPr>
           <w:p>
+            <w:pPr>
+              <w:spacing w:before="60" w:after="60"/>
+              <w:ind w:firstLine="0"/>
+              <w:jc w:val="center"/>
+            </w:pPr>
+            <w:r/>
             <w:r>
+              <w:rPr>
+                <w:rFonts w:ascii="宋体" w:hAnsi="宋体" w:eastAsia="宋体"/>
+                <w:color w:val="333333"/>
+                <w:sz w:val="21"/>
+              </w:rPr>
               <w:t>{{ 资产负债表.期间2026_非流动资产合计 | num }}</w:t>
             </w:r>
           </w:p>
         </w:tc>
         <w:tc>
           <w:tcPr>
-            <w:tcW w:type="dxa" w:w="2160"/>
+            <w:tcW w:type="dxa" w:w="2075"/>
+            <w:tcMar>
+              <w:top w:w="40" w:type="dxa"/>
+              <w:left w:w="80" w:type="dxa"/>
+              <w:bottom w:w="40" w:type="dxa"/>
+              <w:right w:w="80" w:type="dxa"/>
+            </w:tcMar>
+            <w:shd w:fill="FAFAFA" w:val="clear"/>
           </w:tcPr>
           <w:p>
+            <w:pPr>
+              <w:spacing w:before="60" w:after="60"/>
+              <w:ind w:firstLine="0"/>
+              <w:jc w:val="center"/>
+            </w:pPr>
+            <w:r/>
             <w:r>
+              <w:rPr>
+                <w:rFonts w:ascii="宋体" w:hAnsi="宋体" w:eastAsia="宋体"/>
+                <w:color w:val="333333"/>
+                <w:sz w:val="21"/>
+              </w:rPr>
               <w:t>{{ 资产负债表.期间2025_非流动资产合计 | num }}</w:t>
             </w:r>
           </w:p>
         </w:tc>
         <w:tc>
           <w:tcPr>
-            <w:tcW w:type="dxa" w:w="2160"/>
+            <w:tcW w:type="dxa" w:w="2075"/>
+            <w:tcMar>
+              <w:top w:w="40" w:type="dxa"/>
+              <w:left w:w="80" w:type="dxa"/>
+              <w:bottom w:w="40" w:type="dxa"/>
+              <w:right w:w="80" w:type="dxa"/>
+            </w:tcMar>
+            <w:shd w:fill="FAFAFA" w:val="clear"/>
           </w:tcPr>
           <w:p>
+            <w:pPr>
+              <w:spacing w:before="60" w:after="60"/>
+              <w:ind w:firstLine="0"/>
+              <w:jc w:val="center"/>
+            </w:pPr>
+            <w:r/>
             <w:r>
+              <w:rPr>
+                <w:rFonts w:ascii="宋体" w:hAnsi="宋体" w:eastAsia="宋体"/>
+                <w:color w:val="333333"/>
+                <w:sz w:val="21"/>
+              </w:rPr>
               <w:t>{{ 资产负债表.期间2024_非流动资产合计 | num }}</w:t>
             </w:r>
           </w:p>
         </w:tc>
       </w:tr>
       <w:tr>
+        <w:trPr>
+          <w:trHeight w:val="482"/>
+        </w:trPr>
         <w:tc>
           <w:tcPr>
-            <w:tcW w:type="dxa" w:w="2160"/>
+            <w:tcW w:type="dxa" w:w="2075"/>
+            <w:tcMar>
+              <w:top w:w="40" w:type="dxa"/>
+              <w:left w:w="80" w:type="dxa"/>
+              <w:bottom w:w="40" w:type="dxa"/>
+              <w:right w:w="80" w:type="dxa"/>
+            </w:tcMar>
+            <w:shd w:fill="FFFFFF" w:val="clear"/>
           </w:tcPr>
           <w:p>
+            <w:pPr>
+              <w:spacing w:before="60" w:after="60"/>
+              <w:ind w:firstLine="0"/>
+              <w:jc w:val="center"/>
+            </w:pPr>
+            <w:r/>
             <w:r>
+              <w:rPr>
+                <w:rFonts w:ascii="宋体" w:hAnsi="宋体" w:eastAsia="宋体"/>
+                <w:color w:val="333333"/>
+                <w:sz w:val="21"/>
+              </w:rPr>
               <w:t>资产总计</w:t>
             </w:r>
           </w:p>
         </w:tc>
         <w:tc>
           <w:tcPr>
-            <w:tcW w:type="dxa" w:w="2160"/>
+            <w:tcW w:type="dxa" w:w="2075"/>
+            <w:tcMar>
+              <w:top w:w="40" w:type="dxa"/>
+              <w:left w:w="80" w:type="dxa"/>
+              <w:bottom w:w="40" w:type="dxa"/>
+              <w:right w:w="80" w:type="dxa"/>
+            </w:tcMar>
+            <w:shd w:fill="FFFFFF" w:val="clear"/>
           </w:tcPr>
           <w:p>
+            <w:pPr>
+              <w:spacing w:before="60" w:after="60"/>
+              <w:ind w:firstLine="0"/>
+              <w:jc w:val="center"/>
+            </w:pPr>
+            <w:r/>
             <w:r>
+              <w:rPr>
+                <w:rFonts w:ascii="宋体" w:hAnsi="宋体" w:eastAsia="宋体"/>
+                <w:color w:val="333333"/>
+                <w:sz w:val="21"/>
+              </w:rPr>
               <w:t>{{ 资产负债表.期间2026_资产总计 | num }}</w:t>
             </w:r>
           </w:p>
         </w:tc>
         <w:tc>
           <w:tcPr>
-            <w:tcW w:type="dxa" w:w="2160"/>
+            <w:tcW w:type="dxa" w:w="2075"/>
+            <w:tcMar>
+              <w:top w:w="40" w:type="dxa"/>
+              <w:left w:w="80" w:type="dxa"/>
+              <w:bottom w:w="40" w:type="dxa"/>
+              <w:right w:w="80" w:type="dxa"/>
+            </w:tcMar>
+            <w:shd w:fill="FFFFFF" w:val="clear"/>
           </w:tcPr>
           <w:p>
+            <w:pPr>
+              <w:spacing w:before="60" w:after="60"/>
+              <w:ind w:firstLine="0"/>
+              <w:jc w:val="center"/>
+            </w:pPr>
+            <w:r/>
             <w:r>
+              <w:rPr>
+                <w:rFonts w:ascii="宋体" w:hAnsi="宋体" w:eastAsia="宋体"/>
+                <w:color w:val="333333"/>
+                <w:sz w:val="21"/>
+              </w:rPr>
               <w:t>{{ 资产负债表.期间2025_资产总计 | num }}</w:t>
             </w:r>
           </w:p>
         </w:tc>
         <w:tc>
           <w:tcPr>
-            <w:tcW w:type="dxa" w:w="2160"/>
+            <w:tcW w:type="dxa" w:w="2075"/>
+            <w:tcMar>
+              <w:top w:w="40" w:type="dxa"/>
+              <w:left w:w="80" w:type="dxa"/>
+              <w:bottom w:w="40" w:type="dxa"/>
+              <w:right w:w="80" w:type="dxa"/>
+            </w:tcMar>
+            <w:shd w:fill="FFFFFF" w:val="clear"/>
           </w:tcPr>
           <w:p>
+            <w:pPr>
+              <w:spacing w:before="60" w:after="60"/>
+              <w:ind w:firstLine="0"/>
+              <w:jc w:val="center"/>
+            </w:pPr>
+            <w:r/>
             <w:r>
+              <w:rPr>
+                <w:rFonts w:ascii="宋体" w:hAnsi="宋体" w:eastAsia="宋体"/>
+                <w:color w:val="333333"/>
+                <w:sz w:val="21"/>
+              </w:rPr>
               <w:t>{{ 资产负债表.期间2024_资产总计 | num }}</w:t>
             </w:r>
           </w:p>
         </w:tc>
       </w:tr>
       <w:tr>
+        <w:trPr>
+          <w:trHeight w:val="482"/>
+        </w:trPr>
         <w:tc>
           <w:tcPr>
-            <w:tcW w:type="dxa" w:w="2160"/>
+            <w:tcW w:type="dxa" w:w="2075"/>
+            <w:tcMar>
+              <w:top w:w="40" w:type="dxa"/>
+              <w:left w:w="80" w:type="dxa"/>
+              <w:bottom w:w="40" w:type="dxa"/>
+              <w:right w:w="80" w:type="dxa"/>
+            </w:tcMar>
+            <w:shd w:fill="FAFAFA" w:val="clear"/>
           </w:tcPr>
           <w:p>
+            <w:pPr>
+              <w:spacing w:before="60" w:after="60"/>
+              <w:ind w:firstLine="0"/>
+              <w:jc w:val="center"/>
+            </w:pPr>
+            <w:r/>
             <w:r>
+              <w:rPr>
+                <w:rFonts w:ascii="宋体" w:hAnsi="宋体" w:eastAsia="宋体"/>
+                <w:color w:val="333333"/>
+                <w:sz w:val="21"/>
+              </w:rPr>
               <w:t>应付账款</w:t>
             </w:r>
           </w:p>
         </w:tc>
         <w:tc>
           <w:tcPr>
-            <w:tcW w:type="dxa" w:w="2160"/>
+            <w:tcW w:type="dxa" w:w="2075"/>
+            <w:tcMar>
+              <w:top w:w="40" w:type="dxa"/>
+              <w:left w:w="80" w:type="dxa"/>
+              <w:bottom w:w="40" w:type="dxa"/>
+              <w:right w:w="80" w:type="dxa"/>
+            </w:tcMar>
+            <w:shd w:fill="FAFAFA" w:val="clear"/>
           </w:tcPr>
           <w:p>
+            <w:pPr>
+              <w:spacing w:before="60" w:after="60"/>
+              <w:ind w:firstLine="0"/>
+              <w:jc w:val="center"/>
+            </w:pPr>
+            <w:r/>
             <w:r>
+              <w:rPr>
+                <w:rFonts w:ascii="宋体" w:hAnsi="宋体" w:eastAsia="宋体"/>
+                <w:color w:val="333333"/>
+                <w:sz w:val="21"/>
+              </w:rPr>
               <w:t>{{ 资产负债表.期间2026_应付账款 | num }}</w:t>
             </w:r>
           </w:p>
         </w:tc>
         <w:tc>
           <w:tcPr>
-            <w:tcW w:type="dxa" w:w="2160"/>
+            <w:tcW w:type="dxa" w:w="2075"/>
+            <w:tcMar>
+              <w:top w:w="40" w:type="dxa"/>
+              <w:left w:w="80" w:type="dxa"/>
+              <w:bottom w:w="40" w:type="dxa"/>
+              <w:right w:w="80" w:type="dxa"/>
+            </w:tcMar>
+            <w:shd w:fill="FAFAFA" w:val="clear"/>
           </w:tcPr>
           <w:p>
+            <w:pPr>
+              <w:spacing w:before="60" w:after="60"/>
+              <w:ind w:firstLine="0"/>
+              <w:jc w:val="center"/>
+            </w:pPr>
+            <w:r/>
             <w:r>
+              <w:rPr>
+                <w:rFonts w:ascii="宋体" w:hAnsi="宋体" w:eastAsia="宋体"/>
+                <w:color w:val="333333"/>
+                <w:sz w:val="21"/>
+              </w:rPr>
               <w:t>{{ 资产负债表.期间2025_应付账款 | num }}</w:t>
             </w:r>
           </w:p>
         </w:tc>
         <w:tc>
           <w:tcPr>
-            <w:tcW w:type="dxa" w:w="2160"/>
+            <w:tcW w:type="dxa" w:w="2075"/>
+            <w:tcMar>
+              <w:top w:w="40" w:type="dxa"/>
+              <w:left w:w="80" w:type="dxa"/>
+              <w:bottom w:w="40" w:type="dxa"/>
+              <w:right w:w="80" w:type="dxa"/>
+            </w:tcMar>
+            <w:shd w:fill="FAFAFA" w:val="clear"/>
           </w:tcPr>
           <w:p>
+            <w:pPr>
+              <w:spacing w:before="60" w:after="60"/>
+              <w:ind w:firstLine="0"/>
+              <w:jc w:val="center"/>
+            </w:pPr>
+            <w:r/>
             <w:r>
+              <w:rPr>
+                <w:rFonts w:ascii="宋体" w:hAnsi="宋体" w:eastAsia="宋体"/>
+                <w:color w:val="333333"/>
+                <w:sz w:val="21"/>
+              </w:rPr>
               <w:t>{{ 资产负债表.期间2024_应付账款 | num }}</w:t>
             </w:r>
           </w:p>
         </w:tc>
       </w:tr>
       <w:tr>
+        <w:trPr>
+          <w:trHeight w:val="482"/>
+        </w:trPr>
         <w:tc>
           <w:tcPr>
-            <w:tcW w:type="dxa" w:w="2160"/>
+            <w:tcW w:type="dxa" w:w="2075"/>
+            <w:tcMar>
+              <w:top w:w="40" w:type="dxa"/>
+              <w:left w:w="80" w:type="dxa"/>
+              <w:bottom w:w="40" w:type="dxa"/>
+              <w:right w:w="80" w:type="dxa"/>
+            </w:tcMar>
+            <w:shd w:fill="FFFFFF" w:val="clear"/>
           </w:tcPr>
           <w:p>
+            <w:pPr>
+              <w:spacing w:before="60" w:after="60"/>
+              <w:ind w:firstLine="0"/>
+              <w:jc w:val="center"/>
+            </w:pPr>
+            <w:r/>
             <w:r>
+              <w:rPr>
+                <w:rFonts w:ascii="宋体" w:hAnsi="宋体" w:eastAsia="宋体"/>
+                <w:color w:val="333333"/>
+                <w:sz w:val="21"/>
+              </w:rPr>
               <w:t>应交税费</w:t>
             </w:r>
           </w:p>
         </w:tc>
         <w:tc>
           <w:tcPr>
-            <w:tcW w:type="dxa" w:w="2160"/>
+            <w:tcW w:type="dxa" w:w="2075"/>
+            <w:tcMar>
+              <w:top w:w="40" w:type="dxa"/>
+              <w:left w:w="80" w:type="dxa"/>
+              <w:bottom w:w="40" w:type="dxa"/>
+              <w:right w:w="80" w:type="dxa"/>
+            </w:tcMar>
+            <w:shd w:fill="FFFFFF" w:val="clear"/>
           </w:tcPr>
           <w:p>
+            <w:pPr>
+              <w:spacing w:before="60" w:after="60"/>
+              <w:ind w:firstLine="0"/>
+              <w:jc w:val="center"/>
+            </w:pPr>
+            <w:r/>
             <w:r>
+              <w:rPr>
+                <w:rFonts w:ascii="宋体" w:hAnsi="宋体" w:eastAsia="宋体"/>
+                <w:color w:val="333333"/>
+                <w:sz w:val="21"/>
+              </w:rPr>
               <w:t>{{ 资产负债表.期间2026_应交税费 | num }}</w:t>
             </w:r>
           </w:p>
         </w:tc>
         <w:tc>
           <w:tcPr>
-            <w:tcW w:type="dxa" w:w="2160"/>
+            <w:tcW w:type="dxa" w:w="2075"/>
+            <w:tcMar>
+              <w:top w:w="40" w:type="dxa"/>
+              <w:left w:w="80" w:type="dxa"/>
+              <w:bottom w:w="40" w:type="dxa"/>
+              <w:right w:w="80" w:type="dxa"/>
+            </w:tcMar>
+            <w:shd w:fill="FFFFFF" w:val="clear"/>
           </w:tcPr>
           <w:p>
+            <w:pPr>
+              <w:spacing w:before="60" w:after="60"/>
+              <w:ind w:firstLine="0"/>
+              <w:jc w:val="center"/>
+            </w:pPr>
+            <w:r/>
             <w:r>
+              <w:rPr>
+                <w:rFonts w:ascii="宋体" w:hAnsi="宋体" w:eastAsia="宋体"/>
+                <w:color w:val="333333"/>
+                <w:sz w:val="21"/>
+              </w:rPr>
               <w:t>{{ 资产负债表.期间2025_应交税费 | num }}</w:t>
             </w:r>
           </w:p>
         </w:tc>
         <w:tc>
           <w:tcPr>
-            <w:tcW w:type="dxa" w:w="2160"/>
+            <w:tcW w:type="dxa" w:w="2075"/>
+            <w:tcMar>
+              <w:top w:w="40" w:type="dxa"/>
+              <w:left w:w="80" w:type="dxa"/>
+              <w:bottom w:w="40" w:type="dxa"/>
+              <w:right w:w="80" w:type="dxa"/>
+            </w:tcMar>
+            <w:shd w:fill="FFFFFF" w:val="clear"/>
           </w:tcPr>
           <w:p>
+            <w:pPr>
+              <w:spacing w:before="60" w:after="60"/>
+              <w:ind w:firstLine="0"/>
+              <w:jc w:val="center"/>
+            </w:pPr>
+            <w:r/>
             <w:r>
+              <w:rPr>
+                <w:rFonts w:ascii="宋体" w:hAnsi="宋体" w:eastAsia="宋体"/>
+                <w:color w:val="333333"/>
+                <w:sz w:val="21"/>
+              </w:rPr>
               <w:t>{{ 资产负债表.期间2024_应交税费 | num }}</w:t>
             </w:r>
           </w:p>
         </w:tc>
       </w:tr>
       <w:tr>
+        <w:trPr>
+          <w:trHeight w:val="482"/>
+        </w:trPr>
         <w:tc>
           <w:tcPr>
-            <w:tcW w:type="dxa" w:w="2160"/>
+            <w:tcW w:type="dxa" w:w="2075"/>
+            <w:tcMar>
+              <w:top w:w="40" w:type="dxa"/>
+              <w:left w:w="80" w:type="dxa"/>
+              <w:bottom w:w="40" w:type="dxa"/>
+              <w:right w:w="80" w:type="dxa"/>
+            </w:tcMar>
+            <w:shd w:fill="FAFAFA" w:val="clear"/>
           </w:tcPr>
           <w:p>
+            <w:pPr>
+              <w:spacing w:before="60" w:after="60"/>
+              <w:ind w:firstLine="0"/>
+              <w:jc w:val="center"/>
+            </w:pPr>
+            <w:r/>
             <w:r>
+              <w:rPr>
+                <w:rFonts w:ascii="宋体" w:hAnsi="宋体" w:eastAsia="宋体"/>
+                <w:color w:val="333333"/>
+                <w:sz w:val="21"/>
+              </w:rPr>
               <w:t>流动负债合计</w:t>
             </w:r>
           </w:p>
         </w:tc>
         <w:tc>
           <w:tcPr>
-            <w:tcW w:type="dxa" w:w="2160"/>
+            <w:tcW w:type="dxa" w:w="2075"/>
+            <w:tcMar>
+              <w:top w:w="40" w:type="dxa"/>
+              <w:left w:w="80" w:type="dxa"/>
+              <w:bottom w:w="40" w:type="dxa"/>
+              <w:right w:w="80" w:type="dxa"/>
+            </w:tcMar>
+            <w:shd w:fill="FAFAFA" w:val="clear"/>
           </w:tcPr>
           <w:p>
+            <w:pPr>
+              <w:spacing w:before="60" w:after="60"/>
+              <w:ind w:firstLine="0"/>
+              <w:jc w:val="center"/>
+            </w:pPr>
+            <w:r/>
             <w:r>
+              <w:rPr>
+                <w:rFonts w:ascii="宋体" w:hAnsi="宋体" w:eastAsia="宋体"/>
+                <w:color w:val="333333"/>
+                <w:sz w:val="21"/>
+              </w:rPr>
               <w:t>{{ 资产负债表.期间2026_流动负债合计 | num }}</w:t>
             </w:r>
           </w:p>
         </w:tc>
         <w:tc>
           <w:tcPr>
-            <w:tcW w:type="dxa" w:w="2160"/>
+            <w:tcW w:type="dxa" w:w="2075"/>
+            <w:tcMar>
+              <w:top w:w="40" w:type="dxa"/>
+              <w:left w:w="80" w:type="dxa"/>
+              <w:bottom w:w="40" w:type="dxa"/>
+              <w:right w:w="80" w:type="dxa"/>
+            </w:tcMar>
+            <w:shd w:fill="FAFAFA" w:val="clear"/>
           </w:tcPr>
           <w:p>
+            <w:pPr>
+              <w:spacing w:before="60" w:after="60"/>
+              <w:ind w:firstLine="0"/>
+              <w:jc w:val="center"/>
+            </w:pPr>
+            <w:r/>
             <w:r>
+              <w:rPr>
+                <w:rFonts w:ascii="宋体" w:hAnsi="宋体" w:eastAsia="宋体"/>
+                <w:color w:val="333333"/>
+                <w:sz w:val="21"/>
+              </w:rPr>
               <w:t>{{ 资产负债表.期间2025_流动负债合计 | num }}</w:t>
             </w:r>
           </w:p>
         </w:tc>
         <w:tc>
           <w:tcPr>
-            <w:tcW w:type="dxa" w:w="2160"/>
+            <w:tcW w:type="dxa" w:w="2075"/>
+            <w:tcMar>
+              <w:top w:w="40" w:type="dxa"/>
+              <w:left w:w="80" w:type="dxa"/>
+              <w:bottom w:w="40" w:type="dxa"/>
+              <w:right w:w="80" w:type="dxa"/>
+            </w:tcMar>
+            <w:shd w:fill="FAFAFA" w:val="clear"/>
           </w:tcPr>
           <w:p>
+            <w:pPr>
+              <w:spacing w:before="60" w:after="60"/>
+              <w:ind w:firstLine="0"/>
+              <w:jc w:val="center"/>
+            </w:pPr>
+            <w:r/>
             <w:r>
+              <w:rPr>
+                <w:rFonts w:ascii="宋体" w:hAnsi="宋体" w:eastAsia="宋体"/>
+                <w:color w:val="333333"/>
+                <w:sz w:val="21"/>
+              </w:rPr>
               <w:t>{{ 资产负债表.期间2024_流动负债合计 | num }}</w:t>
             </w:r>
           </w:p>
         </w:tc>
       </w:tr>
       <w:tr>
+        <w:trPr>
+          <w:trHeight w:val="482"/>
+        </w:trPr>
         <w:tc>
           <w:tcPr>
-            <w:tcW w:type="dxa" w:w="2160"/>
+            <w:tcW w:type="dxa" w:w="2075"/>
+            <w:tcMar>
+              <w:top w:w="40" w:type="dxa"/>
+              <w:left w:w="80" w:type="dxa"/>
+              <w:bottom w:w="40" w:type="dxa"/>
+              <w:right w:w="80" w:type="dxa"/>
+            </w:tcMar>
+            <w:shd w:fill="FFFFFF" w:val="clear"/>
           </w:tcPr>
           <w:p>
+            <w:pPr>
+              <w:spacing w:before="60" w:after="60"/>
+              <w:ind w:firstLine="0"/>
+              <w:jc w:val="center"/>
+            </w:pPr>
+            <w:r/>
             <w:r>
+              <w:rPr>
+                <w:rFonts w:ascii="宋体" w:hAnsi="宋体" w:eastAsia="宋体"/>
+                <w:color w:val="333333"/>
+                <w:sz w:val="21"/>
+              </w:rPr>
               <w:t>长期借款</w:t>
             </w:r>
           </w:p>
         </w:tc>
         <w:tc>
           <w:tcPr>
-            <w:tcW w:type="dxa" w:w="2160"/>
+            <w:tcW w:type="dxa" w:w="2075"/>
+            <w:tcMar>
+              <w:top w:w="40" w:type="dxa"/>
+              <w:left w:w="80" w:type="dxa"/>
+              <w:bottom w:w="40" w:type="dxa"/>
+              <w:right w:w="80" w:type="dxa"/>
+            </w:tcMar>
+            <w:shd w:fill="FFFFFF" w:val="clear"/>
           </w:tcPr>
           <w:p>
+            <w:pPr>
+              <w:spacing w:before="60" w:after="60"/>
+              <w:ind w:firstLine="0"/>
+              <w:jc w:val="center"/>
+            </w:pPr>
+            <w:r/>
             <w:r>
+              <w:rPr>
+                <w:rFonts w:ascii="宋体" w:hAnsi="宋体" w:eastAsia="宋体"/>
+                <w:color w:val="333333"/>
+                <w:sz w:val="21"/>
+              </w:rPr>
               <w:t>{{ 资产负债表.期间2026_长期借款 | num }}</w:t>
             </w:r>
           </w:p>
         </w:tc>
         <w:tc>
           <w:tcPr>
-            <w:tcW w:type="dxa" w:w="2160"/>
+            <w:tcW w:type="dxa" w:w="2075"/>
+            <w:tcMar>
+              <w:top w:w="40" w:type="dxa"/>
+              <w:left w:w="80" w:type="dxa"/>
+              <w:bottom w:w="40" w:type="dxa"/>
+              <w:right w:w="80" w:type="dxa"/>
+            </w:tcMar>
+            <w:shd w:fill="FFFFFF" w:val="clear"/>
           </w:tcPr>
           <w:p>
+            <w:pPr>
+              <w:spacing w:before="60" w:after="60"/>
+              <w:ind w:firstLine="0"/>
+              <w:jc w:val="center"/>
+            </w:pPr>
+            <w:r/>
             <w:r>
+              <w:rPr>
+                <w:rFonts w:ascii="宋体" w:hAnsi="宋体" w:eastAsia="宋体"/>
+                <w:color w:val="333333"/>
+                <w:sz w:val="21"/>
+              </w:rPr>
               <w:t>{{ 资产负债表.期间2025_长期借款 | num }}</w:t>
             </w:r>
           </w:p>
         </w:tc>
         <w:tc>
           <w:tcPr>
-            <w:tcW w:type="dxa" w:w="2160"/>
+            <w:tcW w:type="dxa" w:w="2075"/>
+            <w:tcMar>
+              <w:top w:w="40" w:type="dxa"/>
+              <w:left w:w="80" w:type="dxa"/>
+              <w:bottom w:w="40" w:type="dxa"/>
+              <w:right w:w="80" w:type="dxa"/>
+            </w:tcMar>
+            <w:shd w:fill="FFFFFF" w:val="clear"/>
           </w:tcPr>
           <w:p>
+            <w:pPr>
+              <w:spacing w:before="60" w:after="60"/>
+              <w:ind w:firstLine="0"/>
+              <w:jc w:val="center"/>
+            </w:pPr>
+            <w:r/>
             <w:r>
+              <w:rPr>
+                <w:rFonts w:ascii="宋体" w:hAnsi="宋体" w:eastAsia="宋体"/>
+                <w:color w:val="333333"/>
+                <w:sz w:val="21"/>
+              </w:rPr>
               <w:t>{{ 资产负债表.期间2024_长期借款 | num }}</w:t>
             </w:r>
           </w:p>
         </w:tc>
       </w:tr>
       <w:tr>
+        <w:trPr>
+          <w:trHeight w:val="482"/>
+        </w:trPr>
         <w:tc>
           <w:tcPr>
-            <w:tcW w:type="dxa" w:w="2160"/>
+            <w:tcW w:type="dxa" w:w="2075"/>
+            <w:tcMar>
+              <w:top w:w="40" w:type="dxa"/>
+              <w:left w:w="80" w:type="dxa"/>
+              <w:bottom w:w="40" w:type="dxa"/>
+              <w:right w:w="80" w:type="dxa"/>
+            </w:tcMar>
+            <w:shd w:fill="FAFAFA" w:val="clear"/>
           </w:tcPr>
           <w:p>
+            <w:pPr>
+              <w:spacing w:before="60" w:after="60"/>
+              <w:ind w:firstLine="0"/>
+              <w:jc w:val="center"/>
+            </w:pPr>
+            <w:r/>
             <w:r>
+              <w:rPr>
+                <w:rFonts w:ascii="宋体" w:hAnsi="宋体" w:eastAsia="宋体"/>
+                <w:color w:val="333333"/>
+                <w:sz w:val="21"/>
+              </w:rPr>
               <w:t>非流动负债合计</w:t>
             </w:r>
           </w:p>
         </w:tc>
         <w:tc>
           <w:tcPr>
-            <w:tcW w:type="dxa" w:w="2160"/>
+            <w:tcW w:type="dxa" w:w="2075"/>
+            <w:tcMar>
+              <w:top w:w="40" w:type="dxa"/>
+              <w:left w:w="80" w:type="dxa"/>
+              <w:bottom w:w="40" w:type="dxa"/>
+              <w:right w:w="80" w:type="dxa"/>
+            </w:tcMar>
+            <w:shd w:fill="FAFAFA" w:val="clear"/>
           </w:tcPr>
           <w:p>
+            <w:pPr>
+              <w:spacing w:before="60" w:after="60"/>
+              <w:ind w:firstLine="0"/>
+              <w:jc w:val="center"/>
+            </w:pPr>
+            <w:r/>
             <w:r>
+              <w:rPr>
+                <w:rFonts w:ascii="宋体" w:hAnsi="宋体" w:eastAsia="宋体"/>
+                <w:color w:val="333333"/>
+                <w:sz w:val="21"/>
+              </w:rPr>
               <w:t>{{ 资产负债表.期间2026_非流动负债合计 | num }}</w:t>
             </w:r>
           </w:p>
         </w:tc>
         <w:tc>
           <w:tcPr>
-            <w:tcW w:type="dxa" w:w="2160"/>
+            <w:tcW w:type="dxa" w:w="2075"/>
+            <w:tcMar>
+              <w:top w:w="40" w:type="dxa"/>
+              <w:left w:w="80" w:type="dxa"/>
+              <w:bottom w:w="40" w:type="dxa"/>
+              <w:right w:w="80" w:type="dxa"/>
+            </w:tcMar>
+            <w:shd w:fill="FAFAFA" w:val="clear"/>
           </w:tcPr>
           <w:p>
+            <w:pPr>
+              <w:spacing w:before="60" w:after="60"/>
+              <w:ind w:firstLine="0"/>
+              <w:jc w:val="center"/>
+            </w:pPr>
+            <w:r/>
             <w:r>
+              <w:rPr>
+                <w:rFonts w:ascii="宋体" w:hAnsi="宋体" w:eastAsia="宋体"/>
+                <w:color w:val="333333"/>
+                <w:sz w:val="21"/>
+              </w:rPr>
               <w:t>{{ 资产负债表.期间2025_非流动负债合计 | num }}</w:t>
             </w:r>
           </w:p>
         </w:tc>
         <w:tc>
           <w:tcPr>
-            <w:tcW w:type="dxa" w:w="2160"/>
+            <w:tcW w:type="dxa" w:w="2075"/>
+            <w:tcMar>
+              <w:top w:w="40" w:type="dxa"/>
+              <w:left w:w="80" w:type="dxa"/>
+              <w:bottom w:w="40" w:type="dxa"/>
+              <w:right w:w="80" w:type="dxa"/>
+            </w:tcMar>
+            <w:shd w:fill="FAFAFA" w:val="clear"/>
           </w:tcPr>
           <w:p>
+            <w:pPr>
+              <w:spacing w:before="60" w:after="60"/>
+              <w:ind w:firstLine="0"/>
+              <w:jc w:val="center"/>
+            </w:pPr>
+            <w:r/>
             <w:r>
+              <w:rPr>
+                <w:rFonts w:ascii="宋体" w:hAnsi="宋体" w:eastAsia="宋体"/>
+                <w:color w:val="333333"/>
+                <w:sz w:val="21"/>
+              </w:rPr>
               <w:t>{{ 资产负债表.期间2024_非流动负债合计 | num }}</w:t>
             </w:r>
           </w:p>
         </w:tc>
       </w:tr>
       <w:tr>
+        <w:trPr>
+          <w:trHeight w:val="482"/>
+        </w:trPr>
         <w:tc>
           <w:tcPr>
-            <w:tcW w:type="dxa" w:w="2160"/>
+            <w:tcW w:type="dxa" w:w="2075"/>
+            <w:tcMar>
+              <w:top w:w="40" w:type="dxa"/>
+              <w:left w:w="80" w:type="dxa"/>
+              <w:bottom w:w="40" w:type="dxa"/>
+              <w:right w:w="80" w:type="dxa"/>
+            </w:tcMar>
+            <w:shd w:fill="FFFFFF" w:val="clear"/>
           </w:tcPr>
           <w:p>
+            <w:pPr>
+              <w:spacing w:before="60" w:after="60"/>
+              <w:ind w:firstLine="0"/>
+              <w:jc w:val="center"/>
+            </w:pPr>
+            <w:r/>
             <w:r>
+              <w:rPr>
+                <w:rFonts w:ascii="宋体" w:hAnsi="宋体" w:eastAsia="宋体"/>
+                <w:color w:val="333333"/>
+                <w:sz w:val="21"/>
+              </w:rPr>
               <w:t>负债合计</w:t>
             </w:r>
           </w:p>
         </w:tc>
         <w:tc>
           <w:tcPr>
-            <w:tcW w:type="dxa" w:w="2160"/>
+            <w:tcW w:type="dxa" w:w="2075"/>
+            <w:tcMar>
+              <w:top w:w="40" w:type="dxa"/>
+              <w:left w:w="80" w:type="dxa"/>
+              <w:bottom w:w="40" w:type="dxa"/>
+              <w:right w:w="80" w:type="dxa"/>
+            </w:tcMar>
+            <w:shd w:fill="FFFFFF" w:val="clear"/>
           </w:tcPr>
           <w:p>
+            <w:pPr>
+              <w:spacing w:before="60" w:after="60"/>
+              <w:ind w:firstLine="0"/>
+              <w:jc w:val="center"/>
+            </w:pPr>
+            <w:r/>
             <w:r>
+              <w:rPr>
+                <w:rFonts w:ascii="宋体" w:hAnsi="宋体" w:eastAsia="宋体"/>
+                <w:color w:val="333333"/>
+                <w:sz w:val="21"/>
+              </w:rPr>
               <w:t>{{ 资产负债表.期间2026_负债合计 | num }}</w:t>
             </w:r>
           </w:p>
         </w:tc>
         <w:tc>
           <w:tcPr>
-            <w:tcW w:type="dxa" w:w="2160"/>
+            <w:tcW w:type="dxa" w:w="2075"/>
+            <w:tcMar>
+              <w:top w:w="40" w:type="dxa"/>
+              <w:left w:w="80" w:type="dxa"/>
+              <w:bottom w:w="40" w:type="dxa"/>
+              <w:right w:w="80" w:type="dxa"/>
+            </w:tcMar>
+            <w:shd w:fill="FFFFFF" w:val="clear"/>
           </w:tcPr>
           <w:p>
+            <w:pPr>
+              <w:spacing w:before="60" w:after="60"/>
+              <w:ind w:firstLine="0"/>
+              <w:jc w:val="center"/>
+            </w:pPr>
+            <w:r/>
             <w:r>
+              <w:rPr>
+                <w:rFonts w:ascii="宋体" w:hAnsi="宋体" w:eastAsia="宋体"/>
+                <w:color w:val="333333"/>
+                <w:sz w:val="21"/>
+              </w:rPr>
               <w:t>{{ 资产负债表.期间2025_负债合计 | num }}</w:t>
             </w:r>
           </w:p>
         </w:tc>
         <w:tc>
           <w:tcPr>
-            <w:tcW w:type="dxa" w:w="2160"/>
+            <w:tcW w:type="dxa" w:w="2075"/>
+            <w:tcMar>
+              <w:top w:w="40" w:type="dxa"/>
+              <w:left w:w="80" w:type="dxa"/>
+              <w:bottom w:w="40" w:type="dxa"/>
+              <w:right w:w="80" w:type="dxa"/>
+            </w:tcMar>
+            <w:shd w:fill="FFFFFF" w:val="clear"/>
           </w:tcPr>
           <w:p>
+            <w:pPr>
+              <w:spacing w:before="60" w:after="60"/>
+              <w:ind w:firstLine="0"/>
+              <w:jc w:val="center"/>
+            </w:pPr>
+            <w:r/>
             <w:r>
+              <w:rPr>
+                <w:rFonts w:ascii="宋体" w:hAnsi="宋体" w:eastAsia="宋体"/>
+                <w:color w:val="333333"/>
+                <w:sz w:val="21"/>
+              </w:rPr>
               <w:t>{{ 资产负债表.期间2024_负债合计 | num }}</w:t>
             </w:r>
           </w:p>
         </w:tc>
       </w:tr>
       <w:tr>
+        <w:trPr>
+          <w:trHeight w:val="482"/>
+        </w:trPr>
         <w:tc>
           <w:tcPr>
-            <w:tcW w:type="dxa" w:w="2160"/>
+            <w:tcW w:type="dxa" w:w="2075"/>
+            <w:tcMar>
+              <w:top w:w="40" w:type="dxa"/>
+              <w:left w:w="80" w:type="dxa"/>
+              <w:bottom w:w="40" w:type="dxa"/>
+              <w:right w:w="80" w:type="dxa"/>
+            </w:tcMar>
+            <w:shd w:fill="FAFAFA" w:val="clear"/>
           </w:tcPr>
           <w:p>
+            <w:pPr>
+              <w:spacing w:before="60" w:after="60"/>
+              <w:ind w:firstLine="0"/>
+              <w:jc w:val="center"/>
+            </w:pPr>
+            <w:r/>
             <w:r>
+              <w:rPr>
+                <w:rFonts w:ascii="宋体" w:hAnsi="宋体" w:eastAsia="宋体"/>
+                <w:color w:val="333333"/>
+                <w:sz w:val="21"/>
+              </w:rPr>
               <w:t>实收资本</w:t>
             </w:r>
           </w:p>
         </w:tc>
         <w:tc>
           <w:tcPr>
-            <w:tcW w:type="dxa" w:w="2160"/>
+            <w:tcW w:type="dxa" w:w="2075"/>
+            <w:tcMar>
+              <w:top w:w="40" w:type="dxa"/>
+              <w:left w:w="80" w:type="dxa"/>
+              <w:bottom w:w="40" w:type="dxa"/>
+              <w:right w:w="80" w:type="dxa"/>
+            </w:tcMar>
+            <w:shd w:fill="FAFAFA" w:val="clear"/>
           </w:tcPr>
           <w:p>
+            <w:pPr>
+              <w:spacing w:before="60" w:after="60"/>
+              <w:ind w:firstLine="0"/>
+              <w:jc w:val="center"/>
+            </w:pPr>
+            <w:r/>
             <w:r>
+              <w:rPr>
+                <w:rFonts w:ascii="宋体" w:hAnsi="宋体" w:eastAsia="宋体"/>
+                <w:color w:val="333333"/>
+                <w:sz w:val="21"/>
+              </w:rPr>
               <w:t>{{ 资产负债表.期间2026_实收资本 | num }}</w:t>
             </w:r>
           </w:p>
         </w:tc>
         <w:tc>
           <w:tcPr>
-            <w:tcW w:type="dxa" w:w="2160"/>
+            <w:tcW w:type="dxa" w:w="2075"/>
+            <w:tcMar>
+              <w:top w:w="40" w:type="dxa"/>
+              <w:left w:w="80" w:type="dxa"/>
+              <w:bottom w:w="40" w:type="dxa"/>
+              <w:right w:w="80" w:type="dxa"/>
+            </w:tcMar>
+            <w:shd w:fill="FAFAFA" w:val="clear"/>
           </w:tcPr>
           <w:p>
+            <w:pPr>
+              <w:spacing w:before="60" w:after="60"/>
+              <w:ind w:firstLine="0"/>
+              <w:jc w:val="center"/>
+            </w:pPr>
+            <w:r/>
             <w:r>
+              <w:rPr>
+                <w:rFonts w:ascii="宋体" w:hAnsi="宋体" w:eastAsia="宋体"/>
+                <w:color w:val="333333"/>
+                <w:sz w:val="21"/>
+              </w:rPr>
               <w:t>{{ 资产负债表.期间2025_实收资本 | num }}</w:t>
             </w:r>
           </w:p>
         </w:tc>
         <w:tc>
           <w:tcPr>
-            <w:tcW w:type="dxa" w:w="2160"/>
+            <w:tcW w:type="dxa" w:w="2075"/>
+            <w:tcMar>
+              <w:top w:w="40" w:type="dxa"/>
+              <w:left w:w="80" w:type="dxa"/>
+              <w:bottom w:w="40" w:type="dxa"/>
+              <w:right w:w="80" w:type="dxa"/>
+            </w:tcMar>
+            <w:shd w:fill="FAFAFA" w:val="clear"/>
           </w:tcPr>
           <w:p>
+            <w:pPr>
+              <w:spacing w:before="60" w:after="60"/>
+              <w:ind w:firstLine="0"/>
+              <w:jc w:val="center"/>
+            </w:pPr>
+            <w:r/>
             <w:r>
+              <w:rPr>
+                <w:rFonts w:ascii="宋体" w:hAnsi="宋体" w:eastAsia="宋体"/>
+                <w:color w:val="333333"/>
+                <w:sz w:val="21"/>
+              </w:rPr>
               <w:t>{{ 资产负债表.期间2024_实收资本 | num }}</w:t>
             </w:r>
           </w:p>
         </w:tc>
       </w:tr>
       <w:tr>
+        <w:trPr>
+          <w:trHeight w:val="482"/>
+        </w:trPr>
         <w:tc>
           <w:tcPr>
-            <w:tcW w:type="dxa" w:w="2160"/>
+            <w:tcW w:type="dxa" w:w="2075"/>
+            <w:tcMar>
+              <w:top w:w="40" w:type="dxa"/>
+              <w:left w:w="80" w:type="dxa"/>
+              <w:bottom w:w="40" w:type="dxa"/>
+              <w:right w:w="80" w:type="dxa"/>
+            </w:tcMar>
+            <w:shd w:fill="FFFFFF" w:val="clear"/>
           </w:tcPr>
           <w:p>
+            <w:pPr>
+              <w:spacing w:before="60" w:after="60"/>
+              <w:ind w:firstLine="0"/>
+              <w:jc w:val="center"/>
+            </w:pPr>
+            <w:r/>
             <w:r>
+              <w:rPr>
+                <w:rFonts w:ascii="宋体" w:hAnsi="宋体" w:eastAsia="宋体"/>
+                <w:color w:val="333333"/>
+                <w:sz w:val="21"/>
+              </w:rPr>
               <w:t>资本公积</w:t>
             </w:r>
           </w:p>
         </w:tc>
         <w:tc>
           <w:tcPr>
-            <w:tcW w:type="dxa" w:w="2160"/>
+            <w:tcW w:type="dxa" w:w="2075"/>
+            <w:tcMar>
+              <w:top w:w="40" w:type="dxa"/>
+              <w:left w:w="80" w:type="dxa"/>
+              <w:bottom w:w="40" w:type="dxa"/>
+              <w:right w:w="80" w:type="dxa"/>
+            </w:tcMar>
+            <w:shd w:fill="FFFFFF" w:val="clear"/>
           </w:tcPr>
           <w:p>
+            <w:pPr>
+              <w:spacing w:before="60" w:after="60"/>
+              <w:ind w:firstLine="0"/>
+              <w:jc w:val="center"/>
+            </w:pPr>
+            <w:r/>
             <w:r>
+              <w:rPr>
+                <w:rFonts w:ascii="宋体" w:hAnsi="宋体" w:eastAsia="宋体"/>
+                <w:color w:val="333333"/>
+                <w:sz w:val="21"/>
+              </w:rPr>
               <w:t>{{ 资产负债表.期间2026_资本公积 | num }}</w:t>
             </w:r>
           </w:p>
         </w:tc>
         <w:tc>
           <w:tcPr>
-            <w:tcW w:type="dxa" w:w="2160"/>
+            <w:tcW w:type="dxa" w:w="2075"/>
+            <w:tcMar>
+              <w:top w:w="40" w:type="dxa"/>
+              <w:left w:w="80" w:type="dxa"/>
+              <w:bottom w:w="40" w:type="dxa"/>
+              <w:right w:w="80" w:type="dxa"/>
+            </w:tcMar>
+            <w:shd w:fill="FFFFFF" w:val="clear"/>
           </w:tcPr>
           <w:p>
+            <w:pPr>
+              <w:spacing w:before="60" w:after="60"/>
+              <w:ind w:firstLine="0"/>
+              <w:jc w:val="center"/>
+            </w:pPr>
+            <w:r/>
             <w:r>
+              <w:rPr>
+                <w:rFonts w:ascii="宋体" w:hAnsi="宋体" w:eastAsia="宋体"/>
+                <w:color w:val="333333"/>
+                <w:sz w:val="21"/>
+              </w:rPr>
               <w:t>{{ 资产负债表.期间2025_资本公积 | num }}</w:t>
             </w:r>
           </w:p>
         </w:tc>
         <w:tc>
           <w:tcPr>
-            <w:tcW w:type="dxa" w:w="2160"/>
+            <w:tcW w:type="dxa" w:w="2075"/>
+            <w:tcMar>
+              <w:top w:w="40" w:type="dxa"/>
+              <w:left w:w="80" w:type="dxa"/>
+              <w:bottom w:w="40" w:type="dxa"/>
+              <w:right w:w="80" w:type="dxa"/>
+            </w:tcMar>
+            <w:shd w:fill="FFFFFF" w:val="clear"/>
           </w:tcPr>
           <w:p>
+            <w:pPr>
+              <w:spacing w:before="60" w:after="60"/>
+              <w:ind w:firstLine="0"/>
+              <w:jc w:val="center"/>
+            </w:pPr>
+            <w:r/>
             <w:r>
+              <w:rPr>
+                <w:rFonts w:ascii="宋体" w:hAnsi="宋体" w:eastAsia="宋体"/>
+                <w:color w:val="333333"/>
+                <w:sz w:val="21"/>
+              </w:rPr>
               <w:t>{{ 资产负债表.期间2024_资本公积 | num }}</w:t>
             </w:r>
           </w:p>
         </w:tc>
       </w:tr>
       <w:tr>
+        <w:trPr>
+          <w:trHeight w:val="482"/>
+        </w:trPr>
         <w:tc>
           <w:tcPr>
-            <w:tcW w:type="dxa" w:w="2160"/>
+            <w:tcW w:type="dxa" w:w="2075"/>
+            <w:tcMar>
+              <w:top w:w="40" w:type="dxa"/>
+              <w:left w:w="80" w:type="dxa"/>
+              <w:bottom w:w="40" w:type="dxa"/>
+              <w:right w:w="80" w:type="dxa"/>
+            </w:tcMar>
+            <w:shd w:fill="FAFAFA" w:val="clear"/>
           </w:tcPr>
           <w:p>
+            <w:pPr>
+              <w:spacing w:before="60" w:after="60"/>
+              <w:ind w:firstLine="0"/>
+              <w:jc w:val="center"/>
+            </w:pPr>
+            <w:r/>
             <w:r>
+              <w:rPr>
+                <w:rFonts w:ascii="宋体" w:hAnsi="宋体" w:eastAsia="宋体"/>
+                <w:color w:val="333333"/>
+                <w:sz w:val="21"/>
+              </w:rPr>
               <w:t>未分配利润</w:t>
             </w:r>
           </w:p>
         </w:tc>
         <w:tc>
           <w:tcPr>
-            <w:tcW w:type="dxa" w:w="2160"/>
+            <w:tcW w:type="dxa" w:w="2075"/>
+            <w:tcMar>
+              <w:top w:w="40" w:type="dxa"/>
+              <w:left w:w="80" w:type="dxa"/>
+              <w:bottom w:w="40" w:type="dxa"/>
+              <w:right w:w="80" w:type="dxa"/>
+            </w:tcMar>
+            <w:shd w:fill="FAFAFA" w:val="clear"/>
           </w:tcPr>
           <w:p>
+            <w:pPr>
+              <w:spacing w:before="60" w:after="60"/>
+              <w:ind w:firstLine="0"/>
+              <w:jc w:val="center"/>
+            </w:pPr>
+            <w:r/>
             <w:r>
+              <w:rPr>
+                <w:rFonts w:ascii="宋体" w:hAnsi="宋体" w:eastAsia="宋体"/>
+                <w:color w:val="333333"/>
+                <w:sz w:val="21"/>
+              </w:rPr>
               <w:t>{{ 资产负债表.期间2026_未分配利润 | num }}</w:t>
             </w:r>
           </w:p>
         </w:tc>
         <w:tc>
           <w:tcPr>
-            <w:tcW w:type="dxa" w:w="2160"/>
+            <w:tcW w:type="dxa" w:w="2075"/>
+            <w:tcMar>
+              <w:top w:w="40" w:type="dxa"/>
+              <w:left w:w="80" w:type="dxa"/>
+              <w:bottom w:w="40" w:type="dxa"/>
+              <w:right w:w="80" w:type="dxa"/>
+            </w:tcMar>
+            <w:shd w:fill="FAFAFA" w:val="clear"/>
           </w:tcPr>
           <w:p>
+            <w:pPr>
+              <w:spacing w:before="60" w:after="60"/>
+              <w:ind w:firstLine="0"/>
+              <w:jc w:val="center"/>
+            </w:pPr>
+            <w:r/>
             <w:r>
+              <w:rPr>
+                <w:rFonts w:ascii="宋体" w:hAnsi="宋体" w:eastAsia="宋体"/>
+                <w:color w:val="333333"/>
+                <w:sz w:val="21"/>
+              </w:rPr>
               <w:t>{{ 资产负债表.期间2025_未分配利润 | num }}</w:t>
             </w:r>
           </w:p>
         </w:tc>
         <w:tc>
           <w:tcPr>
-            <w:tcW w:type="dxa" w:w="2160"/>
+            <w:tcW w:type="dxa" w:w="2075"/>
+            <w:tcMar>
+              <w:top w:w="40" w:type="dxa"/>
+              <w:left w:w="80" w:type="dxa"/>
+              <w:bottom w:w="40" w:type="dxa"/>
+              <w:right w:w="80" w:type="dxa"/>
+            </w:tcMar>
+            <w:shd w:fill="FAFAFA" w:val="clear"/>
           </w:tcPr>
           <w:p>
+            <w:pPr>
+              <w:spacing w:before="60" w:after="60"/>
+              <w:ind w:firstLine="0"/>
+              <w:jc w:val="center"/>
+            </w:pPr>
+            <w:r/>
             <w:r>
+              <w:rPr>
+                <w:rFonts w:ascii="宋体" w:hAnsi="宋体" w:eastAsia="宋体"/>
+                <w:color w:val="333333"/>
+                <w:sz w:val="21"/>
+              </w:rPr>
               <w:t>{{ 资产负债表.期间2024_未分配利润 | num }}</w:t>
             </w:r>
           </w:p>
         </w:tc>
       </w:tr>
       <w:tr>
+        <w:trPr>
+          <w:trHeight w:val="482"/>
+        </w:trPr>
         <w:tc>
           <w:tcPr>
-            <w:tcW w:type="dxa" w:w="2160"/>
+            <w:tcW w:type="dxa" w:w="2075"/>
+            <w:tcMar>
+              <w:top w:w="40" w:type="dxa"/>
+              <w:left w:w="80" w:type="dxa"/>
+              <w:bottom w:w="40" w:type="dxa"/>
+              <w:right w:w="80" w:type="dxa"/>
+            </w:tcMar>
+            <w:shd w:fill="FFFFFF" w:val="clear"/>
           </w:tcPr>
           <w:p>
+            <w:pPr>
+              <w:spacing w:before="60" w:after="60"/>
+              <w:ind w:firstLine="0"/>
+              <w:jc w:val="center"/>
+            </w:pPr>
+            <w:r/>
             <w:r>
+              <w:rPr>
+                <w:rFonts w:ascii="宋体" w:hAnsi="宋体" w:eastAsia="宋体"/>
+                <w:color w:val="333333"/>
+                <w:sz w:val="21"/>
+              </w:rPr>
               <w:t>所有者权益合计</w:t>
             </w:r>
           </w:p>
         </w:tc>
         <w:tc>
           <w:tcPr>
-            <w:tcW w:type="dxa" w:w="2160"/>
+            <w:tcW w:type="dxa" w:w="2075"/>
+            <w:tcMar>
+              <w:top w:w="40" w:type="dxa"/>
+              <w:left w:w="80" w:type="dxa"/>
+              <w:bottom w:w="40" w:type="dxa"/>
+              <w:right w:w="80" w:type="dxa"/>
+            </w:tcMar>
+            <w:shd w:fill="FFFFFF" w:val="clear"/>
           </w:tcPr>
           <w:p>
+            <w:pPr>
+              <w:spacing w:before="60" w:after="60"/>
+              <w:ind w:firstLine="0"/>
+              <w:jc w:val="center"/>
+            </w:pPr>
+            <w:r/>
             <w:r>
+              <w:rPr>
+                <w:rFonts w:ascii="宋体" w:hAnsi="宋体" w:eastAsia="宋体"/>
+                <w:color w:val="333333"/>
+                <w:sz w:val="21"/>
+              </w:rPr>
               <w:t>{{ 资产负债表.期间2026_所有者权益合计 | num }}</w:t>
             </w:r>
           </w:p>
         </w:tc>
         <w:tc>
           <w:tcPr>
-            <w:tcW w:type="dxa" w:w="2160"/>
+            <w:tcW w:type="dxa" w:w="2075"/>
+            <w:tcMar>
+              <w:top w:w="40" w:type="dxa"/>
+              <w:left w:w="80" w:type="dxa"/>
+              <w:bottom w:w="40" w:type="dxa"/>
+              <w:right w:w="80" w:type="dxa"/>
+            </w:tcMar>
+            <w:shd w:fill="FFFFFF" w:val="clear"/>
           </w:tcPr>
           <w:p>
+            <w:pPr>
+              <w:spacing w:before="60" w:after="60"/>
+              <w:ind w:firstLine="0"/>
+              <w:jc w:val="center"/>
+            </w:pPr>
+            <w:r/>
             <w:r>
+              <w:rPr>
+                <w:rFonts w:ascii="宋体" w:hAnsi="宋体" w:eastAsia="宋体"/>
+                <w:color w:val="333333"/>
+                <w:sz w:val="21"/>
+              </w:rPr>
               <w:t>{{ 资产负债表.期间2025_所有者权益合计 | num }}</w:t>
             </w:r>
           </w:p>
         </w:tc>
         <w:tc>
           <w:tcPr>
-            <w:tcW w:type="dxa" w:w="2160"/>
+            <w:tcW w:type="dxa" w:w="2075"/>
+            <w:tcMar>
+              <w:top w:w="40" w:type="dxa"/>
+              <w:left w:w="80" w:type="dxa"/>
+              <w:bottom w:w="40" w:type="dxa"/>
+              <w:right w:w="80" w:type="dxa"/>
+            </w:tcMar>
+            <w:shd w:fill="FFFFFF" w:val="clear"/>
           </w:tcPr>
           <w:p>
+            <w:pPr>
+              <w:spacing w:before="60" w:after="60"/>
+              <w:ind w:firstLine="0"/>
+              <w:jc w:val="center"/>
+            </w:pPr>
+            <w:r/>
             <w:r>
+              <w:rPr>
+                <w:rFonts w:ascii="宋体" w:hAnsi="宋体" w:eastAsia="宋体"/>
+                <w:color w:val="333333"/>
+                <w:sz w:val="21"/>
+              </w:rPr>
               <w:t>{{ 资产负债表.期间2024_所有者权益合计 | num }}</w:t>
             </w:r>
           </w:p>
@@ -2503,526 +6181,1451 @@
     </w:tbl>
     <w:p>
       <w:pPr>
+        <w:spacing w:before="120" w:after="0"/>
+        <w:ind w:firstLine="0"/>
+      </w:pPr>
+    </w:p>
+    <w:p>
+      <w:pPr>
         <w:pStyle w:val="Heading1"/>
       </w:pPr>
       <w:r>
+        <w:t>十三、利润表</w:t>
+      </w:r>
+    </w:p>
+    <w:p>
+      <w:r>
         <w:rPr>
-          <w:color w:val="000000"/>
+          <w:rFonts w:ascii="宋体" w:hAnsi="宋体" w:eastAsia="宋体"/>
+          <w:sz w:val="24"/>
         </w:rPr>
-        <w:t>十三、利润表（单位：元）</w:t>
+        <w:t>（单位：元）</w:t>
       </w:r>
     </w:p>
     <w:tbl>
       <w:tblPr>
-        <w:tblStyle w:val="TableGrid"/>
         <w:tblW w:type="auto" w:w="0"/>
+        <w:jc w:val="center"/>
+        <w:tblLayout w:type="autofit"/>
         <w:tblLook w:firstColumn="1" w:firstRow="1" w:lastColumn="0" w:lastRow="0" w:noHBand="0" w:noVBand="1" w:val="04A0"/>
+        <w:tblBorders>
+          <w:top w:val="single" w:sz="4" w:space="0" w:color="999999"/>
+          <w:left w:val="single" w:sz="4" w:space="0" w:color="999999"/>
+          <w:bottom w:val="single" w:sz="4" w:space="0" w:color="999999"/>
+          <w:right w:val="single" w:sz="4" w:space="0" w:color="999999"/>
+          <w:insideH w:val="single" w:sz="4" w:space="0" w:color="CCCCCC"/>
+          <w:insideV w:val="single" w:sz="4" w:space="0" w:color="CCCCCC"/>
+        </w:tblBorders>
       </w:tblPr>
       <w:tblGrid>
-        <w:gridCol w:w="2160"/>
-        <w:gridCol w:w="2160"/>
-        <w:gridCol w:w="2160"/>
-        <w:gridCol w:w="2160"/>
+        <w:gridCol w:w="2075"/>
+        <w:gridCol w:w="2075"/>
+        <w:gridCol w:w="2075"/>
+        <w:gridCol w:w="2075"/>
       </w:tblGrid>
       <w:tr>
+        <w:trPr>
+          <w:trHeight w:val="482"/>
+        </w:trPr>
         <w:tc>
           <w:tcPr>
-            <w:tcW w:type="dxa" w:w="2160"/>
+            <w:tcW w:type="dxa" w:w="2075"/>
+            <w:tcMar>
+              <w:top w:w="40" w:type="dxa"/>
+              <w:left w:w="80" w:type="dxa"/>
+              <w:bottom w:w="40" w:type="dxa"/>
+              <w:right w:w="80" w:type="dxa"/>
+            </w:tcMar>
+            <w:shd w:fill="F2F2F2" w:val="clear"/>
           </w:tcPr>
           <w:p>
+            <w:pPr>
+              <w:spacing w:before="60" w:after="60"/>
+              <w:ind w:firstLine="0"/>
+              <w:jc w:val="center"/>
+            </w:pPr>
+            <w:r/>
             <w:r>
+              <w:rPr>
+                <w:rFonts w:ascii="宋体" w:hAnsi="宋体" w:eastAsia="宋体"/>
+                <w:b/>
+                <w:color w:val="333333"/>
+                <w:sz w:val="21"/>
+              </w:rPr>
               <w:t>项目</w:t>
             </w:r>
           </w:p>
         </w:tc>
         <w:tc>
           <w:tcPr>
-            <w:tcW w:type="dxa" w:w="2160"/>
+            <w:tcW w:type="dxa" w:w="2075"/>
+            <w:tcMar>
+              <w:top w:w="40" w:type="dxa"/>
+              <w:left w:w="80" w:type="dxa"/>
+              <w:bottom w:w="40" w:type="dxa"/>
+              <w:right w:w="80" w:type="dxa"/>
+            </w:tcMar>
+            <w:shd w:fill="F2F2F2" w:val="clear"/>
           </w:tcPr>
           <w:p>
+            <w:pPr>
+              <w:spacing w:before="60" w:after="60"/>
+              <w:ind w:firstLine="0"/>
+              <w:jc w:val="center"/>
+            </w:pPr>
+            <w:r/>
             <w:r>
+              <w:rPr>
+                <w:rFonts w:ascii="宋体" w:hAnsi="宋体" w:eastAsia="宋体"/>
+                <w:b/>
+                <w:color w:val="333333"/>
+                <w:sz w:val="21"/>
+              </w:rPr>
               <w:t>2026年</w:t>
             </w:r>
           </w:p>
         </w:tc>
         <w:tc>
           <w:tcPr>
-            <w:tcW w:type="dxa" w:w="2160"/>
+            <w:tcW w:type="dxa" w:w="2075"/>
+            <w:tcMar>
+              <w:top w:w="40" w:type="dxa"/>
+              <w:left w:w="80" w:type="dxa"/>
+              <w:bottom w:w="40" w:type="dxa"/>
+              <w:right w:w="80" w:type="dxa"/>
+            </w:tcMar>
+            <w:shd w:fill="F2F2F2" w:val="clear"/>
           </w:tcPr>
           <w:p>
+            <w:pPr>
+              <w:spacing w:before="60" w:after="60"/>
+              <w:ind w:firstLine="0"/>
+              <w:jc w:val="center"/>
+            </w:pPr>
+            <w:r/>
             <w:r>
+              <w:rPr>
+                <w:rFonts w:ascii="宋体" w:hAnsi="宋体" w:eastAsia="宋体"/>
+                <w:b/>
+                <w:color w:val="333333"/>
+                <w:sz w:val="21"/>
+              </w:rPr>
               <w:t>2025年</w:t>
             </w:r>
           </w:p>
         </w:tc>
         <w:tc>
           <w:tcPr>
-            <w:tcW w:type="dxa" w:w="2160"/>
+            <w:tcW w:type="dxa" w:w="2075"/>
+            <w:tcMar>
+              <w:top w:w="40" w:type="dxa"/>
+              <w:left w:w="80" w:type="dxa"/>
+              <w:bottom w:w="40" w:type="dxa"/>
+              <w:right w:w="80" w:type="dxa"/>
+            </w:tcMar>
+            <w:shd w:fill="F2F2F2" w:val="clear"/>
           </w:tcPr>
           <w:p>
+            <w:pPr>
+              <w:spacing w:before="60" w:after="60"/>
+              <w:ind w:firstLine="0"/>
+              <w:jc w:val="center"/>
+            </w:pPr>
+            <w:r/>
             <w:r>
+              <w:rPr>
+                <w:rFonts w:ascii="宋体" w:hAnsi="宋体" w:eastAsia="宋体"/>
+                <w:b/>
+                <w:color w:val="333333"/>
+                <w:sz w:val="21"/>
+              </w:rPr>
               <w:t>2024年</w:t>
             </w:r>
           </w:p>
         </w:tc>
       </w:tr>
       <w:tr>
+        <w:trPr>
+          <w:trHeight w:val="482"/>
+        </w:trPr>
         <w:tc>
           <w:tcPr>
-            <w:tcW w:type="dxa" w:w="2160"/>
+            <w:tcW w:type="dxa" w:w="2075"/>
+            <w:tcMar>
+              <w:top w:w="40" w:type="dxa"/>
+              <w:left w:w="80" w:type="dxa"/>
+              <w:bottom w:w="40" w:type="dxa"/>
+              <w:right w:w="80" w:type="dxa"/>
+            </w:tcMar>
+            <w:shd w:fill="FFFFFF" w:val="clear"/>
           </w:tcPr>
           <w:p>
+            <w:pPr>
+              <w:spacing w:before="60" w:after="60"/>
+              <w:ind w:firstLine="0"/>
+              <w:jc w:val="center"/>
+            </w:pPr>
+            <w:r/>
             <w:r>
+              <w:rPr>
+                <w:rFonts w:ascii="宋体" w:hAnsi="宋体" w:eastAsia="宋体"/>
+                <w:color w:val="333333"/>
+                <w:sz w:val="21"/>
+              </w:rPr>
               <w:t>营业收入</w:t>
             </w:r>
           </w:p>
         </w:tc>
         <w:tc>
           <w:tcPr>
-            <w:tcW w:type="dxa" w:w="2160"/>
+            <w:tcW w:type="dxa" w:w="2075"/>
+            <w:tcMar>
+              <w:top w:w="40" w:type="dxa"/>
+              <w:left w:w="80" w:type="dxa"/>
+              <w:bottom w:w="40" w:type="dxa"/>
+              <w:right w:w="80" w:type="dxa"/>
+            </w:tcMar>
+            <w:shd w:fill="FFFFFF" w:val="clear"/>
           </w:tcPr>
           <w:p>
+            <w:pPr>
+              <w:spacing w:before="60" w:after="60"/>
+              <w:ind w:firstLine="0"/>
+              <w:jc w:val="center"/>
+            </w:pPr>
+            <w:r/>
             <w:r>
+              <w:rPr>
+                <w:rFonts w:ascii="宋体" w:hAnsi="宋体" w:eastAsia="宋体"/>
+                <w:color w:val="333333"/>
+                <w:sz w:val="21"/>
+              </w:rPr>
               <w:t>{{ 利润表.期间2026_营业收入 | num }}</w:t>
             </w:r>
           </w:p>
         </w:tc>
         <w:tc>
           <w:tcPr>
-            <w:tcW w:type="dxa" w:w="2160"/>
+            <w:tcW w:type="dxa" w:w="2075"/>
+            <w:tcMar>
+              <w:top w:w="40" w:type="dxa"/>
+              <w:left w:w="80" w:type="dxa"/>
+              <w:bottom w:w="40" w:type="dxa"/>
+              <w:right w:w="80" w:type="dxa"/>
+            </w:tcMar>
+            <w:shd w:fill="FFFFFF" w:val="clear"/>
           </w:tcPr>
           <w:p>
+            <w:pPr>
+              <w:spacing w:before="60" w:after="60"/>
+              <w:ind w:firstLine="0"/>
+              <w:jc w:val="center"/>
+            </w:pPr>
+            <w:r/>
             <w:r>
+              <w:rPr>
+                <w:rFonts w:ascii="宋体" w:hAnsi="宋体" w:eastAsia="宋体"/>
+                <w:color w:val="333333"/>
+                <w:sz w:val="21"/>
+              </w:rPr>
               <w:t>{{ 利润表.期间2025_营业收入 | num }}</w:t>
             </w:r>
           </w:p>
         </w:tc>
         <w:tc>
           <w:tcPr>
-            <w:tcW w:type="dxa" w:w="2160"/>
+            <w:tcW w:type="dxa" w:w="2075"/>
+            <w:tcMar>
+              <w:top w:w="40" w:type="dxa"/>
+              <w:left w:w="80" w:type="dxa"/>
+              <w:bottom w:w="40" w:type="dxa"/>
+              <w:right w:w="80" w:type="dxa"/>
+            </w:tcMar>
+            <w:shd w:fill="FFFFFF" w:val="clear"/>
           </w:tcPr>
           <w:p>
+            <w:pPr>
+              <w:spacing w:before="60" w:after="60"/>
+              <w:ind w:firstLine="0"/>
+              <w:jc w:val="center"/>
+            </w:pPr>
+            <w:r/>
             <w:r>
+              <w:rPr>
+                <w:rFonts w:ascii="宋体" w:hAnsi="宋体" w:eastAsia="宋体"/>
+                <w:color w:val="333333"/>
+                <w:sz w:val="21"/>
+              </w:rPr>
               <w:t>{{ 利润表.期间2024_营业收入 | num }}</w:t>
             </w:r>
           </w:p>
         </w:tc>
       </w:tr>
       <w:tr>
+        <w:trPr>
+          <w:trHeight w:val="482"/>
+        </w:trPr>
         <w:tc>
           <w:tcPr>
-            <w:tcW w:type="dxa" w:w="2160"/>
+            <w:tcW w:type="dxa" w:w="2075"/>
+            <w:tcMar>
+              <w:top w:w="40" w:type="dxa"/>
+              <w:left w:w="80" w:type="dxa"/>
+              <w:bottom w:w="40" w:type="dxa"/>
+              <w:right w:w="80" w:type="dxa"/>
+            </w:tcMar>
+            <w:shd w:fill="FAFAFA" w:val="clear"/>
           </w:tcPr>
           <w:p>
+            <w:pPr>
+              <w:spacing w:before="60" w:after="60"/>
+              <w:ind w:firstLine="0"/>
+              <w:jc w:val="center"/>
+            </w:pPr>
+            <w:r/>
             <w:r>
+              <w:rPr>
+                <w:rFonts w:ascii="宋体" w:hAnsi="宋体" w:eastAsia="宋体"/>
+                <w:color w:val="333333"/>
+                <w:sz w:val="21"/>
+              </w:rPr>
               <w:t>营业成本</w:t>
             </w:r>
           </w:p>
         </w:tc>
         <w:tc>
           <w:tcPr>
-            <w:tcW w:type="dxa" w:w="2160"/>
+            <w:tcW w:type="dxa" w:w="2075"/>
+            <w:tcMar>
+              <w:top w:w="40" w:type="dxa"/>
+              <w:left w:w="80" w:type="dxa"/>
+              <w:bottom w:w="40" w:type="dxa"/>
+              <w:right w:w="80" w:type="dxa"/>
+            </w:tcMar>
+            <w:shd w:fill="FAFAFA" w:val="clear"/>
           </w:tcPr>
           <w:p>
+            <w:pPr>
+              <w:spacing w:before="60" w:after="60"/>
+              <w:ind w:firstLine="0"/>
+              <w:jc w:val="center"/>
+            </w:pPr>
+            <w:r/>
             <w:r>
+              <w:rPr>
+                <w:rFonts w:ascii="宋体" w:hAnsi="宋体" w:eastAsia="宋体"/>
+                <w:color w:val="333333"/>
+                <w:sz w:val="21"/>
+              </w:rPr>
               <w:t>{{ 利润表.期间2026_营业成本 | num }}</w:t>
             </w:r>
           </w:p>
         </w:tc>
         <w:tc>
           <w:tcPr>
-            <w:tcW w:type="dxa" w:w="2160"/>
+            <w:tcW w:type="dxa" w:w="2075"/>
+            <w:tcMar>
+              <w:top w:w="40" w:type="dxa"/>
+              <w:left w:w="80" w:type="dxa"/>
+              <w:bottom w:w="40" w:type="dxa"/>
+              <w:right w:w="80" w:type="dxa"/>
+            </w:tcMar>
+            <w:shd w:fill="FAFAFA" w:val="clear"/>
           </w:tcPr>
           <w:p>
+            <w:pPr>
+              <w:spacing w:before="60" w:after="60"/>
+              <w:ind w:firstLine="0"/>
+              <w:jc w:val="center"/>
+            </w:pPr>
+            <w:r/>
             <w:r>
+              <w:rPr>
+                <w:rFonts w:ascii="宋体" w:hAnsi="宋体" w:eastAsia="宋体"/>
+                <w:color w:val="333333"/>
+                <w:sz w:val="21"/>
+              </w:rPr>
               <w:t>{{ 利润表.期间2025_营业成本 | num }}</w:t>
             </w:r>
           </w:p>
         </w:tc>
         <w:tc>
           <w:tcPr>
-            <w:tcW w:type="dxa" w:w="2160"/>
+            <w:tcW w:type="dxa" w:w="2075"/>
+            <w:tcMar>
+              <w:top w:w="40" w:type="dxa"/>
+              <w:left w:w="80" w:type="dxa"/>
+              <w:bottom w:w="40" w:type="dxa"/>
+              <w:right w:w="80" w:type="dxa"/>
+            </w:tcMar>
+            <w:shd w:fill="FAFAFA" w:val="clear"/>
           </w:tcPr>
           <w:p>
+            <w:pPr>
+              <w:spacing w:before="60" w:after="60"/>
+              <w:ind w:firstLine="0"/>
+              <w:jc w:val="center"/>
+            </w:pPr>
+            <w:r/>
             <w:r>
+              <w:rPr>
+                <w:rFonts w:ascii="宋体" w:hAnsi="宋体" w:eastAsia="宋体"/>
+                <w:color w:val="333333"/>
+                <w:sz w:val="21"/>
+              </w:rPr>
               <w:t>{{ 利润表.期间2024_营业成本 | num }}</w:t>
             </w:r>
           </w:p>
         </w:tc>
       </w:tr>
       <w:tr>
+        <w:trPr>
+          <w:trHeight w:val="482"/>
+        </w:trPr>
         <w:tc>
           <w:tcPr>
-            <w:tcW w:type="dxa" w:w="2160"/>
+            <w:tcW w:type="dxa" w:w="2075"/>
+            <w:tcMar>
+              <w:top w:w="40" w:type="dxa"/>
+              <w:left w:w="80" w:type="dxa"/>
+              <w:bottom w:w="40" w:type="dxa"/>
+              <w:right w:w="80" w:type="dxa"/>
+            </w:tcMar>
+            <w:shd w:fill="FFFFFF" w:val="clear"/>
           </w:tcPr>
           <w:p>
+            <w:pPr>
+              <w:spacing w:before="60" w:after="60"/>
+              <w:ind w:firstLine="0"/>
+              <w:jc w:val="center"/>
+            </w:pPr>
+            <w:r/>
             <w:r>
+              <w:rPr>
+                <w:rFonts w:ascii="宋体" w:hAnsi="宋体" w:eastAsia="宋体"/>
+                <w:color w:val="333333"/>
+                <w:sz w:val="21"/>
+              </w:rPr>
               <w:t>税金及附加</w:t>
             </w:r>
           </w:p>
         </w:tc>
         <w:tc>
           <w:tcPr>
-            <w:tcW w:type="dxa" w:w="2160"/>
+            <w:tcW w:type="dxa" w:w="2075"/>
+            <w:tcMar>
+              <w:top w:w="40" w:type="dxa"/>
+              <w:left w:w="80" w:type="dxa"/>
+              <w:bottom w:w="40" w:type="dxa"/>
+              <w:right w:w="80" w:type="dxa"/>
+            </w:tcMar>
+            <w:shd w:fill="FFFFFF" w:val="clear"/>
           </w:tcPr>
           <w:p>
+            <w:pPr>
+              <w:spacing w:before="60" w:after="60"/>
+              <w:ind w:firstLine="0"/>
+              <w:jc w:val="center"/>
+            </w:pPr>
+            <w:r/>
             <w:r>
+              <w:rPr>
+                <w:rFonts w:ascii="宋体" w:hAnsi="宋体" w:eastAsia="宋体"/>
+                <w:color w:val="333333"/>
+                <w:sz w:val="21"/>
+              </w:rPr>
               <w:t>{{ 利润表.期间2026_税金及附加 | num }}</w:t>
             </w:r>
           </w:p>
         </w:tc>
         <w:tc>
           <w:tcPr>
-            <w:tcW w:type="dxa" w:w="2160"/>
+            <w:tcW w:type="dxa" w:w="2075"/>
+            <w:tcMar>
+              <w:top w:w="40" w:type="dxa"/>
+              <w:left w:w="80" w:type="dxa"/>
+              <w:bottom w:w="40" w:type="dxa"/>
+              <w:right w:w="80" w:type="dxa"/>
+            </w:tcMar>
+            <w:shd w:fill="FFFFFF" w:val="clear"/>
           </w:tcPr>
           <w:p>
+            <w:pPr>
+              <w:spacing w:before="60" w:after="60"/>
+              <w:ind w:firstLine="0"/>
+              <w:jc w:val="center"/>
+            </w:pPr>
+            <w:r/>
             <w:r>
+              <w:rPr>
+                <w:rFonts w:ascii="宋体" w:hAnsi="宋体" w:eastAsia="宋体"/>
+                <w:color w:val="333333"/>
+                <w:sz w:val="21"/>
+              </w:rPr>
               <w:t>{{ 利润表.期间2025_税金及附加 | num }}</w:t>
             </w:r>
           </w:p>
         </w:tc>
         <w:tc>
           <w:tcPr>
-            <w:tcW w:type="dxa" w:w="2160"/>
+            <w:tcW w:type="dxa" w:w="2075"/>
+            <w:tcMar>
+              <w:top w:w="40" w:type="dxa"/>
+              <w:left w:w="80" w:type="dxa"/>
+              <w:bottom w:w="40" w:type="dxa"/>
+              <w:right w:w="80" w:type="dxa"/>
+            </w:tcMar>
+            <w:shd w:fill="FFFFFF" w:val="clear"/>
           </w:tcPr>
           <w:p>
+            <w:pPr>
+              <w:spacing w:before="60" w:after="60"/>
+              <w:ind w:firstLine="0"/>
+              <w:jc w:val="center"/>
+            </w:pPr>
+            <w:r/>
             <w:r>
+              <w:rPr>
+                <w:rFonts w:ascii="宋体" w:hAnsi="宋体" w:eastAsia="宋体"/>
+                <w:color w:val="333333"/>
+                <w:sz w:val="21"/>
+              </w:rPr>
               <w:t>{{ 利润表.期间2024_税金及附加 | num }}</w:t>
             </w:r>
           </w:p>
         </w:tc>
       </w:tr>
       <w:tr>
+        <w:trPr>
+          <w:trHeight w:val="482"/>
+        </w:trPr>
         <w:tc>
           <w:tcPr>
-            <w:tcW w:type="dxa" w:w="2160"/>
+            <w:tcW w:type="dxa" w:w="2075"/>
+            <w:tcMar>
+              <w:top w:w="40" w:type="dxa"/>
+              <w:left w:w="80" w:type="dxa"/>
+              <w:bottom w:w="40" w:type="dxa"/>
+              <w:right w:w="80" w:type="dxa"/>
+            </w:tcMar>
+            <w:shd w:fill="FAFAFA" w:val="clear"/>
           </w:tcPr>
           <w:p>
+            <w:pPr>
+              <w:spacing w:before="60" w:after="60"/>
+              <w:ind w:firstLine="0"/>
+              <w:jc w:val="center"/>
+            </w:pPr>
+            <w:r/>
             <w:r>
+              <w:rPr>
+                <w:rFonts w:ascii="宋体" w:hAnsi="宋体" w:eastAsia="宋体"/>
+                <w:color w:val="333333"/>
+                <w:sz w:val="21"/>
+              </w:rPr>
               <w:t>管理费用</w:t>
             </w:r>
           </w:p>
         </w:tc>
         <w:tc>
           <w:tcPr>
-            <w:tcW w:type="dxa" w:w="2160"/>
+            <w:tcW w:type="dxa" w:w="2075"/>
+            <w:tcMar>
+              <w:top w:w="40" w:type="dxa"/>
+              <w:left w:w="80" w:type="dxa"/>
+              <w:bottom w:w="40" w:type="dxa"/>
+              <w:right w:w="80" w:type="dxa"/>
+            </w:tcMar>
+            <w:shd w:fill="FAFAFA" w:val="clear"/>
           </w:tcPr>
           <w:p>
+            <w:pPr>
+              <w:spacing w:before="60" w:after="60"/>
+              <w:ind w:firstLine="0"/>
+              <w:jc w:val="center"/>
+            </w:pPr>
+            <w:r/>
             <w:r>
+              <w:rPr>
+                <w:rFonts w:ascii="宋体" w:hAnsi="宋体" w:eastAsia="宋体"/>
+                <w:color w:val="333333"/>
+                <w:sz w:val="21"/>
+              </w:rPr>
               <w:t>{{ 利润表.期间2026_管理费用 | num }}</w:t>
             </w:r>
           </w:p>
         </w:tc>
         <w:tc>
           <w:tcPr>
-            <w:tcW w:type="dxa" w:w="2160"/>
+            <w:tcW w:type="dxa" w:w="2075"/>
+            <w:tcMar>
+              <w:top w:w="40" w:type="dxa"/>
+              <w:left w:w="80" w:type="dxa"/>
+              <w:bottom w:w="40" w:type="dxa"/>
+              <w:right w:w="80" w:type="dxa"/>
+            </w:tcMar>
+            <w:shd w:fill="FAFAFA" w:val="clear"/>
           </w:tcPr>
           <w:p>
+            <w:pPr>
+              <w:spacing w:before="60" w:after="60"/>
+              <w:ind w:firstLine="0"/>
+              <w:jc w:val="center"/>
+            </w:pPr>
+            <w:r/>
             <w:r>
+              <w:rPr>
+                <w:rFonts w:ascii="宋体" w:hAnsi="宋体" w:eastAsia="宋体"/>
+                <w:color w:val="333333"/>
+                <w:sz w:val="21"/>
+              </w:rPr>
               <w:t>{{ 利润表.期间2025_管理费用 | num }}</w:t>
             </w:r>
           </w:p>
         </w:tc>
         <w:tc>
           <w:tcPr>
-            <w:tcW w:type="dxa" w:w="2160"/>
+            <w:tcW w:type="dxa" w:w="2075"/>
+            <w:tcMar>
+              <w:top w:w="40" w:type="dxa"/>
+              <w:left w:w="80" w:type="dxa"/>
+              <w:bottom w:w="40" w:type="dxa"/>
+              <w:right w:w="80" w:type="dxa"/>
+            </w:tcMar>
+            <w:shd w:fill="FAFAFA" w:val="clear"/>
           </w:tcPr>
           <w:p>
+            <w:pPr>
+              <w:spacing w:before="60" w:after="60"/>
+              <w:ind w:firstLine="0"/>
+              <w:jc w:val="center"/>
+            </w:pPr>
+            <w:r/>
             <w:r>
+              <w:rPr>
+                <w:rFonts w:ascii="宋体" w:hAnsi="宋体" w:eastAsia="宋体"/>
+                <w:color w:val="333333"/>
+                <w:sz w:val="21"/>
+              </w:rPr>
               <w:t>{{ 利润表.期间2024_管理费用 | num }}</w:t>
             </w:r>
           </w:p>
         </w:tc>
       </w:tr>
       <w:tr>
+        <w:trPr>
+          <w:trHeight w:val="482"/>
+        </w:trPr>
         <w:tc>
           <w:tcPr>
-            <w:tcW w:type="dxa" w:w="2160"/>
+            <w:tcW w:type="dxa" w:w="2075"/>
+            <w:tcMar>
+              <w:top w:w="40" w:type="dxa"/>
+              <w:left w:w="80" w:type="dxa"/>
+              <w:bottom w:w="40" w:type="dxa"/>
+              <w:right w:w="80" w:type="dxa"/>
+            </w:tcMar>
+            <w:shd w:fill="FFFFFF" w:val="clear"/>
           </w:tcPr>
           <w:p>
+            <w:pPr>
+              <w:spacing w:before="60" w:after="60"/>
+              <w:ind w:firstLine="0"/>
+              <w:jc w:val="center"/>
+            </w:pPr>
+            <w:r/>
             <w:r>
+              <w:rPr>
+                <w:rFonts w:ascii="宋体" w:hAnsi="宋体" w:eastAsia="宋体"/>
+                <w:color w:val="333333"/>
+                <w:sz w:val="21"/>
+              </w:rPr>
               <w:t>财务费用</w:t>
             </w:r>
           </w:p>
         </w:tc>
         <w:tc>
           <w:tcPr>
-            <w:tcW w:type="dxa" w:w="2160"/>
+            <w:tcW w:type="dxa" w:w="2075"/>
+            <w:tcMar>
+              <w:top w:w="40" w:type="dxa"/>
+              <w:left w:w="80" w:type="dxa"/>
+              <w:bottom w:w="40" w:type="dxa"/>
+              <w:right w:w="80" w:type="dxa"/>
+            </w:tcMar>
+            <w:shd w:fill="FFFFFF" w:val="clear"/>
           </w:tcPr>
           <w:p>
+            <w:pPr>
+              <w:spacing w:before="60" w:after="60"/>
+              <w:ind w:firstLine="0"/>
+              <w:jc w:val="center"/>
+            </w:pPr>
+            <w:r/>
             <w:r>
+              <w:rPr>
+                <w:rFonts w:ascii="宋体" w:hAnsi="宋体" w:eastAsia="宋体"/>
+                <w:color w:val="333333"/>
+                <w:sz w:val="21"/>
+              </w:rPr>
               <w:t>{{ 利润表.期间2026_财务费用 | num }}</w:t>
             </w:r>
           </w:p>
         </w:tc>
         <w:tc>
           <w:tcPr>
-            <w:tcW w:type="dxa" w:w="2160"/>
+            <w:tcW w:type="dxa" w:w="2075"/>
+            <w:tcMar>
+              <w:top w:w="40" w:type="dxa"/>
+              <w:left w:w="80" w:type="dxa"/>
+              <w:bottom w:w="40" w:type="dxa"/>
+              <w:right w:w="80" w:type="dxa"/>
+            </w:tcMar>
+            <w:shd w:fill="FFFFFF" w:val="clear"/>
           </w:tcPr>
           <w:p>
+            <w:pPr>
+              <w:spacing w:before="60" w:after="60"/>
+              <w:ind w:firstLine="0"/>
+              <w:jc w:val="center"/>
+            </w:pPr>
+            <w:r/>
             <w:r>
+              <w:rPr>
+                <w:rFonts w:ascii="宋体" w:hAnsi="宋体" w:eastAsia="宋体"/>
+                <w:color w:val="333333"/>
+                <w:sz w:val="21"/>
+              </w:rPr>
               <w:t>{{ 利润表.期间2025_财务费用 | num }}</w:t>
             </w:r>
           </w:p>
         </w:tc>
         <w:tc>
           <w:tcPr>
-            <w:tcW w:type="dxa" w:w="2160"/>
+            <w:tcW w:type="dxa" w:w="2075"/>
+            <w:tcMar>
+              <w:top w:w="40" w:type="dxa"/>
+              <w:left w:w="80" w:type="dxa"/>
+              <w:bottom w:w="40" w:type="dxa"/>
+              <w:right w:w="80" w:type="dxa"/>
+            </w:tcMar>
+            <w:shd w:fill="FFFFFF" w:val="clear"/>
           </w:tcPr>
           <w:p>
+            <w:pPr>
+              <w:spacing w:before="60" w:after="60"/>
+              <w:ind w:firstLine="0"/>
+              <w:jc w:val="center"/>
+            </w:pPr>
+            <w:r/>
             <w:r>
+              <w:rPr>
+                <w:rFonts w:ascii="宋体" w:hAnsi="宋体" w:eastAsia="宋体"/>
+                <w:color w:val="333333"/>
+                <w:sz w:val="21"/>
+              </w:rPr>
               <w:t>{{ 利润表.期间2024_财务费用 | num }}</w:t>
             </w:r>
           </w:p>
         </w:tc>
       </w:tr>
       <w:tr>
+        <w:trPr>
+          <w:trHeight w:val="482"/>
+        </w:trPr>
         <w:tc>
           <w:tcPr>
-            <w:tcW w:type="dxa" w:w="2160"/>
+            <w:tcW w:type="dxa" w:w="2075"/>
+            <w:tcMar>
+              <w:top w:w="40" w:type="dxa"/>
+              <w:left w:w="80" w:type="dxa"/>
+              <w:bottom w:w="40" w:type="dxa"/>
+              <w:right w:w="80" w:type="dxa"/>
+            </w:tcMar>
+            <w:shd w:fill="FAFAFA" w:val="clear"/>
           </w:tcPr>
           <w:p>
+            <w:pPr>
+              <w:spacing w:before="60" w:after="60"/>
+              <w:ind w:firstLine="0"/>
+              <w:jc w:val="center"/>
+            </w:pPr>
+            <w:r/>
             <w:r>
+              <w:rPr>
+                <w:rFonts w:ascii="宋体" w:hAnsi="宋体" w:eastAsia="宋体"/>
+                <w:color w:val="333333"/>
+                <w:sz w:val="21"/>
+              </w:rPr>
               <w:t>营业利润</w:t>
             </w:r>
           </w:p>
         </w:tc>
         <w:tc>
           <w:tcPr>
-            <w:tcW w:type="dxa" w:w="2160"/>
+            <w:tcW w:type="dxa" w:w="2075"/>
+            <w:tcMar>
+              <w:top w:w="40" w:type="dxa"/>
+              <w:left w:w="80" w:type="dxa"/>
+              <w:bottom w:w="40" w:type="dxa"/>
+              <w:right w:w="80" w:type="dxa"/>
+            </w:tcMar>
+            <w:shd w:fill="FAFAFA" w:val="clear"/>
           </w:tcPr>
           <w:p>
+            <w:pPr>
+              <w:spacing w:before="60" w:after="60"/>
+              <w:ind w:firstLine="0"/>
+              <w:jc w:val="center"/>
+            </w:pPr>
+            <w:r/>
             <w:r>
+              <w:rPr>
+                <w:rFonts w:ascii="宋体" w:hAnsi="宋体" w:eastAsia="宋体"/>
+                <w:color w:val="333333"/>
+                <w:sz w:val="21"/>
+              </w:rPr>
               <w:t>{{ 利润表.期间2026_营业利润 | num }}</w:t>
             </w:r>
           </w:p>
         </w:tc>
         <w:tc>
           <w:tcPr>
-            <w:tcW w:type="dxa" w:w="2160"/>
+            <w:tcW w:type="dxa" w:w="2075"/>
+            <w:tcMar>
+              <w:top w:w="40" w:type="dxa"/>
+              <w:left w:w="80" w:type="dxa"/>
+              <w:bottom w:w="40" w:type="dxa"/>
+              <w:right w:w="80" w:type="dxa"/>
+            </w:tcMar>
+            <w:shd w:fill="FAFAFA" w:val="clear"/>
           </w:tcPr>
           <w:p>
+            <w:pPr>
+              <w:spacing w:before="60" w:after="60"/>
+              <w:ind w:firstLine="0"/>
+              <w:jc w:val="center"/>
+            </w:pPr>
+            <w:r/>
             <w:r>
+              <w:rPr>
+                <w:rFonts w:ascii="宋体" w:hAnsi="宋体" w:eastAsia="宋体"/>
+                <w:color w:val="333333"/>
+                <w:sz w:val="21"/>
+              </w:rPr>
               <w:t>{{ 利润表.期间2025_营业利润 | num }}</w:t>
             </w:r>
           </w:p>
         </w:tc>
         <w:tc>
           <w:tcPr>
-            <w:tcW w:type="dxa" w:w="2160"/>
+            <w:tcW w:type="dxa" w:w="2075"/>
+            <w:tcMar>
+              <w:top w:w="40" w:type="dxa"/>
+              <w:left w:w="80" w:type="dxa"/>
+              <w:bottom w:w="40" w:type="dxa"/>
+              <w:right w:w="80" w:type="dxa"/>
+            </w:tcMar>
+            <w:shd w:fill="FAFAFA" w:val="clear"/>
           </w:tcPr>
           <w:p>
+            <w:pPr>
+              <w:spacing w:before="60" w:after="60"/>
+              <w:ind w:firstLine="0"/>
+              <w:jc w:val="center"/>
+            </w:pPr>
+            <w:r/>
             <w:r>
+              <w:rPr>
+                <w:rFonts w:ascii="宋体" w:hAnsi="宋体" w:eastAsia="宋体"/>
+                <w:color w:val="333333"/>
+                <w:sz w:val="21"/>
+              </w:rPr>
               <w:t>{{ 利润表.期间2024_营业利润 | num }}</w:t>
             </w:r>
           </w:p>
         </w:tc>
       </w:tr>
       <w:tr>
+        <w:trPr>
+          <w:trHeight w:val="482"/>
+        </w:trPr>
         <w:tc>
           <w:tcPr>
-            <w:tcW w:type="dxa" w:w="2160"/>
+            <w:tcW w:type="dxa" w:w="2075"/>
+            <w:tcMar>
+              <w:top w:w="40" w:type="dxa"/>
+              <w:left w:w="80" w:type="dxa"/>
+              <w:bottom w:w="40" w:type="dxa"/>
+              <w:right w:w="80" w:type="dxa"/>
+            </w:tcMar>
+            <w:shd w:fill="FFFFFF" w:val="clear"/>
           </w:tcPr>
           <w:p>
+            <w:pPr>
+              <w:spacing w:before="60" w:after="60"/>
+              <w:ind w:firstLine="0"/>
+              <w:jc w:val="center"/>
+            </w:pPr>
+            <w:r/>
             <w:r>
+              <w:rPr>
+                <w:rFonts w:ascii="宋体" w:hAnsi="宋体" w:eastAsia="宋体"/>
+                <w:color w:val="333333"/>
+                <w:sz w:val="21"/>
+              </w:rPr>
               <w:t>营业外收入</w:t>
             </w:r>
           </w:p>
         </w:tc>
         <w:tc>
           <w:tcPr>
-            <w:tcW w:type="dxa" w:w="2160"/>
+            <w:tcW w:type="dxa" w:w="2075"/>
+            <w:tcMar>
+              <w:top w:w="40" w:type="dxa"/>
+              <w:left w:w="80" w:type="dxa"/>
+              <w:bottom w:w="40" w:type="dxa"/>
+              <w:right w:w="80" w:type="dxa"/>
+            </w:tcMar>
+            <w:shd w:fill="FFFFFF" w:val="clear"/>
           </w:tcPr>
           <w:p>
+            <w:pPr>
+              <w:spacing w:before="60" w:after="60"/>
+              <w:ind w:firstLine="0"/>
+              <w:jc w:val="center"/>
+            </w:pPr>
+            <w:r/>
             <w:r>
+              <w:rPr>
+                <w:rFonts w:ascii="宋体" w:hAnsi="宋体" w:eastAsia="宋体"/>
+                <w:color w:val="333333"/>
+                <w:sz w:val="21"/>
+              </w:rPr>
               <w:t>{{ 利润表.期间2026_营业外收入 | num }}</w:t>
             </w:r>
           </w:p>
         </w:tc>
         <w:tc>
           <w:tcPr>
-            <w:tcW w:type="dxa" w:w="2160"/>
+            <w:tcW w:type="dxa" w:w="2075"/>
+            <w:tcMar>
+              <w:top w:w="40" w:type="dxa"/>
+              <w:left w:w="80" w:type="dxa"/>
+              <w:bottom w:w="40" w:type="dxa"/>
+              <w:right w:w="80" w:type="dxa"/>
+            </w:tcMar>
+            <w:shd w:fill="FFFFFF" w:val="clear"/>
           </w:tcPr>
           <w:p>
+            <w:pPr>
+              <w:spacing w:before="60" w:after="60"/>
+              <w:ind w:firstLine="0"/>
+              <w:jc w:val="center"/>
+            </w:pPr>
+            <w:r/>
             <w:r>
+              <w:rPr>
+                <w:rFonts w:ascii="宋体" w:hAnsi="宋体" w:eastAsia="宋体"/>
+                <w:color w:val="333333"/>
+                <w:sz w:val="21"/>
+              </w:rPr>
               <w:t>{{ 利润表.期间2025_营业外收入 | num }}</w:t>
             </w:r>
           </w:p>
         </w:tc>
         <w:tc>
           <w:tcPr>
-            <w:tcW w:type="dxa" w:w="2160"/>
+            <w:tcW w:type="dxa" w:w="2075"/>
+            <w:tcMar>
+              <w:top w:w="40" w:type="dxa"/>
+              <w:left w:w="80" w:type="dxa"/>
+              <w:bottom w:w="40" w:type="dxa"/>
+              <w:right w:w="80" w:type="dxa"/>
+            </w:tcMar>
+            <w:shd w:fill="FFFFFF" w:val="clear"/>
           </w:tcPr>
           <w:p>
+            <w:pPr>
+              <w:spacing w:before="60" w:after="60"/>
+              <w:ind w:firstLine="0"/>
+              <w:jc w:val="center"/>
+            </w:pPr>
+            <w:r/>
             <w:r>
+              <w:rPr>
+                <w:rFonts w:ascii="宋体" w:hAnsi="宋体" w:eastAsia="宋体"/>
+                <w:color w:val="333333"/>
+                <w:sz w:val="21"/>
+              </w:rPr>
               <w:t>{{ 利润表.期间2024_营业外收入 | num }}</w:t>
             </w:r>
           </w:p>
         </w:tc>
       </w:tr>
       <w:tr>
+        <w:trPr>
+          <w:trHeight w:val="482"/>
+        </w:trPr>
         <w:tc>
           <w:tcPr>
-            <w:tcW w:type="dxa" w:w="2160"/>
+            <w:tcW w:type="dxa" w:w="2075"/>
+            <w:tcMar>
+              <w:top w:w="40" w:type="dxa"/>
+              <w:left w:w="80" w:type="dxa"/>
+              <w:bottom w:w="40" w:type="dxa"/>
+              <w:right w:w="80" w:type="dxa"/>
+            </w:tcMar>
+            <w:shd w:fill="FAFAFA" w:val="clear"/>
           </w:tcPr>
           <w:p>
+            <w:pPr>
+              <w:spacing w:before="60" w:after="60"/>
+              <w:ind w:firstLine="0"/>
+              <w:jc w:val="center"/>
+            </w:pPr>
+            <w:r/>
             <w:r>
+              <w:rPr>
+                <w:rFonts w:ascii="宋体" w:hAnsi="宋体" w:eastAsia="宋体"/>
+                <w:color w:val="333333"/>
+                <w:sz w:val="21"/>
+              </w:rPr>
               <w:t>营业外支出</w:t>
             </w:r>
           </w:p>
         </w:tc>
         <w:tc>
           <w:tcPr>
-            <w:tcW w:type="dxa" w:w="2160"/>
+            <w:tcW w:type="dxa" w:w="2075"/>
+            <w:tcMar>
+              <w:top w:w="40" w:type="dxa"/>
+              <w:left w:w="80" w:type="dxa"/>
+              <w:bottom w:w="40" w:type="dxa"/>
+              <w:right w:w="80" w:type="dxa"/>
+            </w:tcMar>
+            <w:shd w:fill="FAFAFA" w:val="clear"/>
           </w:tcPr>
           <w:p>
+            <w:pPr>
+              <w:spacing w:before="60" w:after="60"/>
+              <w:ind w:firstLine="0"/>
+              <w:jc w:val="center"/>
+            </w:pPr>
+            <w:r/>
             <w:r>
+              <w:rPr>
+                <w:rFonts w:ascii="宋体" w:hAnsi="宋体" w:eastAsia="宋体"/>
+                <w:color w:val="333333"/>
+                <w:sz w:val="21"/>
+              </w:rPr>
               <w:t>{{ 利润表.期间2026_营业外支出 | num }}</w:t>
             </w:r>
           </w:p>
         </w:tc>
         <w:tc>
           <w:tcPr>
-            <w:tcW w:type="dxa" w:w="2160"/>
+            <w:tcW w:type="dxa" w:w="2075"/>
+            <w:tcMar>
+              <w:top w:w="40" w:type="dxa"/>
+              <w:left w:w="80" w:type="dxa"/>
+              <w:bottom w:w="40" w:type="dxa"/>
+              <w:right w:w="80" w:type="dxa"/>
+            </w:tcMar>
+            <w:shd w:fill="FAFAFA" w:val="clear"/>
           </w:tcPr>
           <w:p>
+            <w:pPr>
+              <w:spacing w:before="60" w:after="60"/>
+              <w:ind w:firstLine="0"/>
+              <w:jc w:val="center"/>
+            </w:pPr>
+            <w:r/>
             <w:r>
+              <w:rPr>
+                <w:rFonts w:ascii="宋体" w:hAnsi="宋体" w:eastAsia="宋体"/>
+                <w:color w:val="333333"/>
+                <w:sz w:val="21"/>
+              </w:rPr>
               <w:t>{{ 利润表.期间2025_营业外支出 | num }}</w:t>
             </w:r>
           </w:p>
         </w:tc>
         <w:tc>
           <w:tcPr>
-            <w:tcW w:type="dxa" w:w="2160"/>
+            <w:tcW w:type="dxa" w:w="2075"/>
+            <w:tcMar>
+              <w:top w:w="40" w:type="dxa"/>
+              <w:left w:w="80" w:type="dxa"/>
+              <w:bottom w:w="40" w:type="dxa"/>
+              <w:right w:w="80" w:type="dxa"/>
+            </w:tcMar>
+            <w:shd w:fill="FAFAFA" w:val="clear"/>
           </w:tcPr>
           <w:p>
+            <w:pPr>
+              <w:spacing w:before="60" w:after="60"/>
+              <w:ind w:firstLine="0"/>
+              <w:jc w:val="center"/>
+            </w:pPr>
+            <w:r/>
             <w:r>
+              <w:rPr>
+                <w:rFonts w:ascii="宋体" w:hAnsi="宋体" w:eastAsia="宋体"/>
+                <w:color w:val="333333"/>
+                <w:sz w:val="21"/>
+              </w:rPr>
               <w:t>{{ 利润表.期间2024_营业外支出 | num }}</w:t>
             </w:r>
           </w:p>
         </w:tc>
       </w:tr>
       <w:tr>
+        <w:trPr>
+          <w:trHeight w:val="482"/>
+        </w:trPr>
         <w:tc>
           <w:tcPr>
-            <w:tcW w:type="dxa" w:w="2160"/>
+            <w:tcW w:type="dxa" w:w="2075"/>
+            <w:tcMar>
+              <w:top w:w="40" w:type="dxa"/>
+              <w:left w:w="80" w:type="dxa"/>
+              <w:bottom w:w="40" w:type="dxa"/>
+              <w:right w:w="80" w:type="dxa"/>
+            </w:tcMar>
+            <w:shd w:fill="FFFFFF" w:val="clear"/>
           </w:tcPr>
           <w:p>
+            <w:pPr>
+              <w:spacing w:before="60" w:after="60"/>
+              <w:ind w:firstLine="0"/>
+              <w:jc w:val="center"/>
+            </w:pPr>
+            <w:r/>
             <w:r>
+              <w:rPr>
+                <w:rFonts w:ascii="宋体" w:hAnsi="宋体" w:eastAsia="宋体"/>
+                <w:color w:val="333333"/>
+                <w:sz w:val="21"/>
+              </w:rPr>
               <w:t>利润总额</w:t>
             </w:r>
           </w:p>
         </w:tc>
         <w:tc>
           <w:tcPr>
-            <w:tcW w:type="dxa" w:w="2160"/>
+            <w:tcW w:type="dxa" w:w="2075"/>
+            <w:tcMar>
+              <w:top w:w="40" w:type="dxa"/>
+              <w:left w:w="80" w:type="dxa"/>
+              <w:bottom w:w="40" w:type="dxa"/>
+              <w:right w:w="80" w:type="dxa"/>
+            </w:tcMar>
+            <w:shd w:fill="FFFFFF" w:val="clear"/>
           </w:tcPr>
           <w:p>
+            <w:pPr>
+              <w:spacing w:before="60" w:after="60"/>
+              <w:ind w:firstLine="0"/>
+              <w:jc w:val="center"/>
+            </w:pPr>
+            <w:r/>
             <w:r>
+              <w:rPr>
+                <w:rFonts w:ascii="宋体" w:hAnsi="宋体" w:eastAsia="宋体"/>
+                <w:color w:val="333333"/>
+                <w:sz w:val="21"/>
+              </w:rPr>
               <w:t>{{ 利润表.期间2026_利润总额 | num }}</w:t>
             </w:r>
           </w:p>
         </w:tc>
         <w:tc>
           <w:tcPr>
-            <w:tcW w:type="dxa" w:w="2160"/>
+            <w:tcW w:type="dxa" w:w="2075"/>
+            <w:tcMar>
+              <w:top w:w="40" w:type="dxa"/>
+              <w:left w:w="80" w:type="dxa"/>
+              <w:bottom w:w="40" w:type="dxa"/>
+              <w:right w:w="80" w:type="dxa"/>
+            </w:tcMar>
+            <w:shd w:fill="FFFFFF" w:val="clear"/>
           </w:tcPr>
           <w:p>
+            <w:pPr>
+              <w:spacing w:before="60" w:after="60"/>
+              <w:ind w:firstLine="0"/>
+              <w:jc w:val="center"/>
+            </w:pPr>
+            <w:r/>
             <w:r>
+              <w:rPr>
+                <w:rFonts w:ascii="宋体" w:hAnsi="宋体" w:eastAsia="宋体"/>
+                <w:color w:val="333333"/>
+                <w:sz w:val="21"/>
+              </w:rPr>
               <w:t>{{ 利润表.期间2025_利润总额 | num }}</w:t>
             </w:r>
           </w:p>
         </w:tc>
         <w:tc>
           <w:tcPr>
-            <w:tcW w:type="dxa" w:w="2160"/>
+            <w:tcW w:type="dxa" w:w="2075"/>
+            <w:tcMar>
+              <w:top w:w="40" w:type="dxa"/>
+              <w:left w:w="80" w:type="dxa"/>
+              <w:bottom w:w="40" w:type="dxa"/>
+              <w:right w:w="80" w:type="dxa"/>
+            </w:tcMar>
+            <w:shd w:fill="FFFFFF" w:val="clear"/>
           </w:tcPr>
           <w:p>
+            <w:pPr>
+              <w:spacing w:before="60" w:after="60"/>
+              <w:ind w:firstLine="0"/>
+              <w:jc w:val="center"/>
+            </w:pPr>
+            <w:r/>
             <w:r>
+              <w:rPr>
+                <w:rFonts w:ascii="宋体" w:hAnsi="宋体" w:eastAsia="宋体"/>
+                <w:color w:val="333333"/>
+                <w:sz w:val="21"/>
+              </w:rPr>
               <w:t>{{ 利润表.期间2024_利润总额 | num }}</w:t>
             </w:r>
           </w:p>
         </w:tc>
       </w:tr>
       <w:tr>
+        <w:trPr>
+          <w:trHeight w:val="482"/>
+        </w:trPr>
         <w:tc>
           <w:tcPr>
-            <w:tcW w:type="dxa" w:w="2160"/>
+            <w:tcW w:type="dxa" w:w="2075"/>
+            <w:tcMar>
+              <w:top w:w="40" w:type="dxa"/>
+              <w:left w:w="80" w:type="dxa"/>
+              <w:bottom w:w="40" w:type="dxa"/>
+              <w:right w:w="80" w:type="dxa"/>
+            </w:tcMar>
+            <w:shd w:fill="FAFAFA" w:val="clear"/>
           </w:tcPr>
           <w:p>
+            <w:pPr>
+              <w:spacing w:before="60" w:after="60"/>
+              <w:ind w:firstLine="0"/>
+              <w:jc w:val="center"/>
+            </w:pPr>
+            <w:r/>
             <w:r>
+              <w:rPr>
+                <w:rFonts w:ascii="宋体" w:hAnsi="宋体" w:eastAsia="宋体"/>
+                <w:color w:val="333333"/>
+                <w:sz w:val="21"/>
+              </w:rPr>
               <w:t>所得税费用</w:t>
             </w:r>
           </w:p>
         </w:tc>
         <w:tc>
           <w:tcPr>
-            <w:tcW w:type="dxa" w:w="2160"/>
+            <w:tcW w:type="dxa" w:w="2075"/>
+            <w:tcMar>
+              <w:top w:w="40" w:type="dxa"/>
+              <w:left w:w="80" w:type="dxa"/>
+              <w:bottom w:w="40" w:type="dxa"/>
+              <w:right w:w="80" w:type="dxa"/>
+            </w:tcMar>
+            <w:shd w:fill="FAFAFA" w:val="clear"/>
           </w:tcPr>
           <w:p>
+            <w:pPr>
+              <w:spacing w:before="60" w:after="60"/>
+              <w:ind w:firstLine="0"/>
+              <w:jc w:val="center"/>
+            </w:pPr>
+            <w:r/>
             <w:r>
+              <w:rPr>
+                <w:rFonts w:ascii="宋体" w:hAnsi="宋体" w:eastAsia="宋体"/>
+                <w:color w:val="333333"/>
+                <w:sz w:val="21"/>
+              </w:rPr>
               <w:t>{{ 利润表.期间2026_所得税费用 | num }}</w:t>
             </w:r>
           </w:p>
         </w:tc>
         <w:tc>
           <w:tcPr>
-            <w:tcW w:type="dxa" w:w="2160"/>
+            <w:tcW w:type="dxa" w:w="2075"/>
+            <w:tcMar>
+              <w:top w:w="40" w:type="dxa"/>
+              <w:left w:w="80" w:type="dxa"/>
+              <w:bottom w:w="40" w:type="dxa"/>
+              <w:right w:w="80" w:type="dxa"/>
+            </w:tcMar>
+            <w:shd w:fill="FAFAFA" w:val="clear"/>
           </w:tcPr>
           <w:p>
+            <w:pPr>
+              <w:spacing w:before="60" w:after="60"/>
+              <w:ind w:firstLine="0"/>
+              <w:jc w:val="center"/>
+            </w:pPr>
+            <w:r/>
             <w:r>
+              <w:rPr>
+                <w:rFonts w:ascii="宋体" w:hAnsi="宋体" w:eastAsia="宋体"/>
+                <w:color w:val="333333"/>
+                <w:sz w:val="21"/>
+              </w:rPr>
               <w:t>{{ 利润表.期间2025_所得税费用 | num }}</w:t>
             </w:r>
           </w:p>
         </w:tc>
         <w:tc>
           <w:tcPr>
-            <w:tcW w:type="dxa" w:w="2160"/>
+            <w:tcW w:type="dxa" w:w="2075"/>
+            <w:tcMar>
+              <w:top w:w="40" w:type="dxa"/>
+              <w:left w:w="80" w:type="dxa"/>
+              <w:bottom w:w="40" w:type="dxa"/>
+              <w:right w:w="80" w:type="dxa"/>
+            </w:tcMar>
+            <w:shd w:fill="FAFAFA" w:val="clear"/>
           </w:tcPr>
           <w:p>
+            <w:pPr>
+              <w:spacing w:before="60" w:after="60"/>
+              <w:ind w:firstLine="0"/>
+              <w:jc w:val="center"/>
+            </w:pPr>
+            <w:r/>
             <w:r>
+              <w:rPr>
+                <w:rFonts w:ascii="宋体" w:hAnsi="宋体" w:eastAsia="宋体"/>
+                <w:color w:val="333333"/>
+                <w:sz w:val="21"/>
+              </w:rPr>
               <w:t>{{ 利润表.期间2024_所得税费用 | num }}</w:t>
             </w:r>
           </w:p>
         </w:tc>
       </w:tr>
       <w:tr>
+        <w:trPr>
+          <w:trHeight w:val="482"/>
+        </w:trPr>
         <w:tc>
           <w:tcPr>
-            <w:tcW w:type="dxa" w:w="2160"/>
+            <w:tcW w:type="dxa" w:w="2075"/>
+            <w:tcMar>
+              <w:top w:w="40" w:type="dxa"/>
+              <w:left w:w="80" w:type="dxa"/>
+              <w:bottom w:w="40" w:type="dxa"/>
+              <w:right w:w="80" w:type="dxa"/>
+            </w:tcMar>
+            <w:shd w:fill="FFFFFF" w:val="clear"/>
           </w:tcPr>
           <w:p>
+            <w:pPr>
+              <w:spacing w:before="60" w:after="60"/>
+              <w:ind w:firstLine="0"/>
+              <w:jc w:val="center"/>
+            </w:pPr>
+            <w:r/>
             <w:r>
+              <w:rPr>
+                <w:rFonts w:ascii="宋体" w:hAnsi="宋体" w:eastAsia="宋体"/>
+                <w:color w:val="333333"/>
+                <w:sz w:val="21"/>
+              </w:rPr>
               <w:t>净利润</w:t>
             </w:r>
           </w:p>
         </w:tc>
         <w:tc>
           <w:tcPr>
-            <w:tcW w:type="dxa" w:w="2160"/>
+            <w:tcW w:type="dxa" w:w="2075"/>
+            <w:tcMar>
+              <w:top w:w="40" w:type="dxa"/>
+              <w:left w:w="80" w:type="dxa"/>
+              <w:bottom w:w="40" w:type="dxa"/>
+              <w:right w:w="80" w:type="dxa"/>
+            </w:tcMar>
+            <w:shd w:fill="FFFFFF" w:val="clear"/>
           </w:tcPr>
           <w:p>
+            <w:pPr>
+              <w:spacing w:before="60" w:after="60"/>
+              <w:ind w:firstLine="0"/>
+              <w:jc w:val="center"/>
+            </w:pPr>
+            <w:r/>
             <w:r>
+              <w:rPr>
+                <w:rFonts w:ascii="宋体" w:hAnsi="宋体" w:eastAsia="宋体"/>
+                <w:color w:val="333333"/>
+                <w:sz w:val="21"/>
+              </w:rPr>
               <w:t>{{ 利润表.期间2026_净利润 | num }}</w:t>
             </w:r>
           </w:p>
         </w:tc>
         <w:tc>
           <w:tcPr>
-            <w:tcW w:type="dxa" w:w="2160"/>
+            <w:tcW w:type="dxa" w:w="2075"/>
+            <w:tcMar>
+              <w:top w:w="40" w:type="dxa"/>
+              <w:left w:w="80" w:type="dxa"/>
+              <w:bottom w:w="40" w:type="dxa"/>
+              <w:right w:w="80" w:type="dxa"/>
+            </w:tcMar>
+            <w:shd w:fill="FFFFFF" w:val="clear"/>
           </w:tcPr>
           <w:p>
+            <w:pPr>
+              <w:spacing w:before="60" w:after="60"/>
+              <w:ind w:firstLine="0"/>
+              <w:jc w:val="center"/>
+            </w:pPr>
+            <w:r/>
             <w:r>
+              <w:rPr>
+                <w:rFonts w:ascii="宋体" w:hAnsi="宋体" w:eastAsia="宋体"/>
+                <w:color w:val="333333"/>
+                <w:sz w:val="21"/>
+              </w:rPr>
               <w:t>{{ 利润表.期间2025_净利润 | num }}</w:t>
             </w:r>
           </w:p>
         </w:tc>
         <w:tc>
           <w:tcPr>
-            <w:tcW w:type="dxa" w:w="2160"/>
+            <w:tcW w:type="dxa" w:w="2075"/>
+            <w:tcMar>
+              <w:top w:w="40" w:type="dxa"/>
+              <w:left w:w="80" w:type="dxa"/>
+              <w:bottom w:w="40" w:type="dxa"/>
+              <w:right w:w="80" w:type="dxa"/>
+            </w:tcMar>
+            <w:shd w:fill="FFFFFF" w:val="clear"/>
           </w:tcPr>
           <w:p>
+            <w:pPr>
+              <w:spacing w:before="60" w:after="60"/>
+              <w:ind w:firstLine="0"/>
+              <w:jc w:val="center"/>
+            </w:pPr>
+            <w:r/>
             <w:r>
+              <w:rPr>
+                <w:rFonts w:ascii="宋体" w:hAnsi="宋体" w:eastAsia="宋体"/>
+                <w:color w:val="333333"/>
+                <w:sz w:val="21"/>
+              </w:rPr>
               <w:t>{{ 利润表.期间2024_净利润 | num }}</w:t>
             </w:r>
           </w:p>
@@ -3031,12 +7634,15 @@
     </w:tbl>
     <w:p>
       <w:pPr>
+        <w:spacing w:before="120" w:after="0"/>
+        <w:ind w:firstLine="0"/>
+      </w:pPr>
+    </w:p>
+    <w:p>
+      <w:pPr>
         <w:pStyle w:val="Heading1"/>
       </w:pPr>
       <w:r>
-        <w:rPr>
-          <w:color w:val="000000"/>
-        </w:rPr>
         <w:t>十四、关联方</w:t>
       </w:r>
     </w:p>
@@ -3045,131 +7651,320 @@
         <w:pStyle w:val="Heading2"/>
       </w:pPr>
       <w:r>
-        <w:rPr>
-          <w:color w:val="000000"/>
-        </w:rPr>
-        <w:t>关联方关系</w:t>
+        <w:t>14.1 关联方关系</w:t>
       </w:r>
     </w:p>
     <w:tbl>
       <w:tblPr>
-        <w:tblStyle w:val="TableGrid"/>
         <w:tblW w:type="auto" w:w="0"/>
+        <w:jc w:val="center"/>
+        <w:tblLayout w:type="autofit"/>
         <w:tblLook w:firstColumn="1" w:firstRow="1" w:lastColumn="0" w:lastRow="0" w:noHBand="0" w:noVBand="1" w:val="04A0"/>
+        <w:tblBorders>
+          <w:top w:val="single" w:sz="4" w:space="0" w:color="999999"/>
+          <w:left w:val="single" w:sz="4" w:space="0" w:color="999999"/>
+          <w:bottom w:val="single" w:sz="4" w:space="0" w:color="999999"/>
+          <w:right w:val="single" w:sz="4" w:space="0" w:color="999999"/>
+          <w:insideH w:val="single" w:sz="4" w:space="0" w:color="CCCCCC"/>
+          <w:insideV w:val="single" w:sz="4" w:space="0" w:color="CCCCCC"/>
+        </w:tblBorders>
       </w:tblPr>
       <w:tblGrid>
-        <w:gridCol w:w="2880"/>
-        <w:gridCol w:w="2880"/>
-        <w:gridCol w:w="2880"/>
+        <w:gridCol w:w="2767"/>
+        <w:gridCol w:w="2767"/>
+        <w:gridCol w:w="2767"/>
       </w:tblGrid>
       <w:tr>
+        <w:trPr>
+          <w:trHeight w:val="482"/>
+        </w:trPr>
         <w:tc>
           <w:tcPr>
-            <w:tcW w:type="dxa" w:w="2880"/>
+            <w:tcW w:type="dxa" w:w="2767"/>
+            <w:tcMar>
+              <w:top w:w="40" w:type="dxa"/>
+              <w:left w:w="80" w:type="dxa"/>
+              <w:bottom w:w="40" w:type="dxa"/>
+              <w:right w:w="80" w:type="dxa"/>
+            </w:tcMar>
+            <w:shd w:fill="F2F2F2" w:val="clear"/>
           </w:tcPr>
           <w:p>
+            <w:pPr>
+              <w:spacing w:before="60" w:after="60"/>
+              <w:ind w:firstLine="0"/>
+              <w:jc w:val="center"/>
+            </w:pPr>
+            <w:r/>
             <w:r>
+              <w:rPr>
+                <w:rFonts w:ascii="宋体" w:hAnsi="宋体" w:eastAsia="宋体"/>
+                <w:b/>
+                <w:color w:val="333333"/>
+                <w:sz w:val="21"/>
+              </w:rPr>
               <w:t>序号</w:t>
             </w:r>
           </w:p>
         </w:tc>
         <w:tc>
           <w:tcPr>
-            <w:tcW w:type="dxa" w:w="2880"/>
+            <w:tcW w:type="dxa" w:w="2767"/>
+            <w:tcMar>
+              <w:top w:w="40" w:type="dxa"/>
+              <w:left w:w="80" w:type="dxa"/>
+              <w:bottom w:w="40" w:type="dxa"/>
+              <w:right w:w="80" w:type="dxa"/>
+            </w:tcMar>
+            <w:shd w:fill="F2F2F2" w:val="clear"/>
           </w:tcPr>
           <w:p>
+            <w:pPr>
+              <w:spacing w:before="60" w:after="60"/>
+              <w:ind w:firstLine="0"/>
+              <w:jc w:val="center"/>
+            </w:pPr>
+            <w:r/>
             <w:r>
+              <w:rPr>
+                <w:rFonts w:ascii="宋体" w:hAnsi="宋体" w:eastAsia="宋体"/>
+                <w:b/>
+                <w:color w:val="333333"/>
+                <w:sz w:val="21"/>
+              </w:rPr>
               <w:t>关联方名称</w:t>
             </w:r>
           </w:p>
         </w:tc>
         <w:tc>
           <w:tcPr>
-            <w:tcW w:type="dxa" w:w="2880"/>
+            <w:tcW w:type="dxa" w:w="2767"/>
+            <w:tcMar>
+              <w:top w:w="40" w:type="dxa"/>
+              <w:left w:w="80" w:type="dxa"/>
+              <w:bottom w:w="40" w:type="dxa"/>
+              <w:right w:w="80" w:type="dxa"/>
+            </w:tcMar>
+            <w:shd w:fill="F2F2F2" w:val="clear"/>
           </w:tcPr>
           <w:p>
+            <w:pPr>
+              <w:spacing w:before="60" w:after="60"/>
+              <w:ind w:firstLine="0"/>
+              <w:jc w:val="center"/>
+            </w:pPr>
+            <w:r/>
             <w:r>
+              <w:rPr>
+                <w:rFonts w:ascii="宋体" w:hAnsi="宋体" w:eastAsia="宋体"/>
+                <w:b/>
+                <w:color w:val="333333"/>
+                <w:sz w:val="21"/>
+              </w:rPr>
               <w:t>关联关系</w:t>
             </w:r>
           </w:p>
         </w:tc>
       </w:tr>
       <w:tr>
+        <w:trPr>
+          <w:trHeight w:val="482"/>
+        </w:trPr>
         <w:tc>
           <w:tcPr>
-            <w:tcW w:type="dxa" w:w="2880"/>
+            <w:tcW w:type="dxa" w:w="2767"/>
+            <w:tcMar>
+              <w:top w:w="40" w:type="dxa"/>
+              <w:left w:w="80" w:type="dxa"/>
+              <w:bottom w:w="40" w:type="dxa"/>
+              <w:right w:w="80" w:type="dxa"/>
+            </w:tcMar>
+            <w:shd w:fill="FFFFFF" w:val="clear"/>
           </w:tcPr>
           <w:p>
+            <w:pPr>
+              <w:spacing w:before="60" w:after="60"/>
+              <w:ind w:firstLine="0"/>
+              <w:jc w:val="center"/>
+            </w:pPr>
+            <w:r/>
             <w:r>
+              <w:rPr>
+                <w:rFonts w:ascii="宋体" w:hAnsi="宋体" w:eastAsia="宋体"/>
+                <w:color w:val="333333"/>
+                <w:sz w:val="21"/>
+              </w:rPr>
               <w:t>{%tr for i in 关联方关系 %}</w:t>
             </w:r>
           </w:p>
         </w:tc>
         <w:tc>
           <w:tcPr>
-            <w:tcW w:type="dxa" w:w="2880"/>
+            <w:tcW w:type="dxa" w:w="2767"/>
+            <w:tcMar>
+              <w:top w:w="40" w:type="dxa"/>
+              <w:left w:w="80" w:type="dxa"/>
+              <w:bottom w:w="40" w:type="dxa"/>
+              <w:right w:w="80" w:type="dxa"/>
+            </w:tcMar>
           </w:tcPr>
           <w:p/>
         </w:tc>
         <w:tc>
           <w:tcPr>
-            <w:tcW w:type="dxa" w:w="2880"/>
+            <w:tcW w:type="dxa" w:w="2767"/>
+            <w:tcMar>
+              <w:top w:w="40" w:type="dxa"/>
+              <w:left w:w="80" w:type="dxa"/>
+              <w:bottom w:w="40" w:type="dxa"/>
+              <w:right w:w="80" w:type="dxa"/>
+            </w:tcMar>
           </w:tcPr>
           <w:p/>
         </w:tc>
       </w:tr>
       <w:tr>
+        <w:trPr>
+          <w:trHeight w:val="482"/>
+        </w:trPr>
         <w:tc>
           <w:tcPr>
-            <w:tcW w:type="dxa" w:w="2880"/>
+            <w:tcW w:type="dxa" w:w="2767"/>
+            <w:tcMar>
+              <w:top w:w="40" w:type="dxa"/>
+              <w:left w:w="80" w:type="dxa"/>
+              <w:bottom w:w="40" w:type="dxa"/>
+              <w:right w:w="80" w:type="dxa"/>
+            </w:tcMar>
+            <w:shd w:fill="FAFAFA" w:val="clear"/>
           </w:tcPr>
           <w:p>
+            <w:pPr>
+              <w:spacing w:before="60" w:after="60"/>
+              <w:ind w:firstLine="0"/>
+              <w:jc w:val="center"/>
+            </w:pPr>
+            <w:r/>
             <w:r>
+              <w:rPr>
+                <w:rFonts w:ascii="宋体" w:hAnsi="宋体" w:eastAsia="宋体"/>
+                <w:color w:val="333333"/>
+                <w:sz w:val="21"/>
+              </w:rPr>
               <w:t>{{ i.序号 }}</w:t>
             </w:r>
           </w:p>
         </w:tc>
         <w:tc>
           <w:tcPr>
-            <w:tcW w:type="dxa" w:w="2880"/>
+            <w:tcW w:type="dxa" w:w="2767"/>
+            <w:tcMar>
+              <w:top w:w="40" w:type="dxa"/>
+              <w:left w:w="80" w:type="dxa"/>
+              <w:bottom w:w="40" w:type="dxa"/>
+              <w:right w:w="80" w:type="dxa"/>
+            </w:tcMar>
+            <w:shd w:fill="FAFAFA" w:val="clear"/>
           </w:tcPr>
           <w:p>
+            <w:pPr>
+              <w:spacing w:before="60" w:after="60"/>
+              <w:ind w:firstLine="0"/>
+              <w:jc w:val="center"/>
+            </w:pPr>
+            <w:r/>
             <w:r>
+              <w:rPr>
+                <w:rFonts w:ascii="宋体" w:hAnsi="宋体" w:eastAsia="宋体"/>
+                <w:color w:val="333333"/>
+                <w:sz w:val="21"/>
+              </w:rPr>
               <w:t>{{ i.关联方名称 }}</w:t>
             </w:r>
           </w:p>
         </w:tc>
         <w:tc>
           <w:tcPr>
-            <w:tcW w:type="dxa" w:w="2880"/>
+            <w:tcW w:type="dxa" w:w="2767"/>
+            <w:tcMar>
+              <w:top w:w="40" w:type="dxa"/>
+              <w:left w:w="80" w:type="dxa"/>
+              <w:bottom w:w="40" w:type="dxa"/>
+              <w:right w:w="80" w:type="dxa"/>
+            </w:tcMar>
+            <w:shd w:fill="FAFAFA" w:val="clear"/>
           </w:tcPr>
           <w:p>
+            <w:pPr>
+              <w:spacing w:before="60" w:after="60"/>
+              <w:ind w:firstLine="0"/>
+              <w:jc w:val="center"/>
+            </w:pPr>
+            <w:r/>
             <w:r>
+              <w:rPr>
+                <w:rFonts w:ascii="宋体" w:hAnsi="宋体" w:eastAsia="宋体"/>
+                <w:color w:val="333333"/>
+                <w:sz w:val="21"/>
+              </w:rPr>
               <w:t>{{ i.关联方关系 }}</w:t>
             </w:r>
           </w:p>
         </w:tc>
       </w:tr>
       <w:tr>
+        <w:trPr>
+          <w:trHeight w:val="482"/>
+        </w:trPr>
         <w:tc>
           <w:tcPr>
-            <w:tcW w:type="dxa" w:w="2880"/>
+            <w:tcW w:type="dxa" w:w="2767"/>
+            <w:tcMar>
+              <w:top w:w="40" w:type="dxa"/>
+              <w:left w:w="80" w:type="dxa"/>
+              <w:bottom w:w="40" w:type="dxa"/>
+              <w:right w:w="80" w:type="dxa"/>
+            </w:tcMar>
+            <w:shd w:fill="FFFFFF" w:val="clear"/>
           </w:tcPr>
           <w:p>
+            <w:pPr>
+              <w:spacing w:before="60" w:after="60"/>
+              <w:ind w:firstLine="0"/>
+              <w:jc w:val="center"/>
+            </w:pPr>
+            <w:r/>
             <w:r>
+              <w:rPr>
+                <w:rFonts w:ascii="宋体" w:hAnsi="宋体" w:eastAsia="宋体"/>
+                <w:color w:val="333333"/>
+                <w:sz w:val="21"/>
+              </w:rPr>
               <w:t>{%tr endfor %}</w:t>
             </w:r>
           </w:p>
         </w:tc>
         <w:tc>
           <w:tcPr>
-            <w:tcW w:type="dxa" w:w="2880"/>
+            <w:tcW w:type="dxa" w:w="2767"/>
+            <w:tcMar>
+              <w:top w:w="40" w:type="dxa"/>
+              <w:left w:w="80" w:type="dxa"/>
+              <w:bottom w:w="40" w:type="dxa"/>
+              <w:right w:w="80" w:type="dxa"/>
+            </w:tcMar>
           </w:tcPr>
           <w:p/>
         </w:tc>
         <w:tc>
           <w:tcPr>
-            <w:tcW w:type="dxa" w:w="2880"/>
+            <w:tcW w:type="dxa" w:w="2767"/>
+            <w:tcMar>
+              <w:top w:w="40" w:type="dxa"/>
+              <w:left w:w="80" w:type="dxa"/>
+              <w:bottom w:w="40" w:type="dxa"/>
+              <w:right w:w="80" w:type="dxa"/>
+            </w:tcMar>
           </w:tcPr>
           <w:p/>
         </w:tc>
@@ -3177,167 +7972,411 @@
     </w:tbl>
     <w:p>
       <w:pPr>
+        <w:spacing w:before="120" w:after="0"/>
+        <w:ind w:firstLine="0"/>
+      </w:pPr>
+    </w:p>
+    <w:p>
+      <w:pPr>
         <w:pStyle w:val="Heading2"/>
       </w:pPr>
       <w:r>
-        <w:rPr>
-          <w:color w:val="000000"/>
-        </w:rPr>
-        <w:t>关联方余额</w:t>
+        <w:t>14.2 关联方余额</w:t>
       </w:r>
     </w:p>
     <w:tbl>
       <w:tblPr>
-        <w:tblStyle w:val="TableGrid"/>
         <w:tblW w:type="auto" w:w="0"/>
+        <w:jc w:val="center"/>
+        <w:tblLayout w:type="autofit"/>
         <w:tblLook w:firstColumn="1" w:firstRow="1" w:lastColumn="0" w:lastRow="0" w:noHBand="0" w:noVBand="1" w:val="04A0"/>
+        <w:tblBorders>
+          <w:top w:val="single" w:sz="4" w:space="0" w:color="999999"/>
+          <w:left w:val="single" w:sz="4" w:space="0" w:color="999999"/>
+          <w:bottom w:val="single" w:sz="4" w:space="0" w:color="999999"/>
+          <w:right w:val="single" w:sz="4" w:space="0" w:color="999999"/>
+          <w:insideH w:val="single" w:sz="4" w:space="0" w:color="CCCCCC"/>
+          <w:insideV w:val="single" w:sz="4" w:space="0" w:color="CCCCCC"/>
+        </w:tblBorders>
       </w:tblPr>
       <w:tblGrid>
-        <w:gridCol w:w="2160"/>
-        <w:gridCol w:w="2160"/>
-        <w:gridCol w:w="2160"/>
-        <w:gridCol w:w="2160"/>
+        <w:gridCol w:w="2075"/>
+        <w:gridCol w:w="2075"/>
+        <w:gridCol w:w="2075"/>
+        <w:gridCol w:w="2075"/>
       </w:tblGrid>
       <w:tr>
+        <w:trPr>
+          <w:trHeight w:val="482"/>
+        </w:trPr>
         <w:tc>
           <w:tcPr>
-            <w:tcW w:type="dxa" w:w="2160"/>
+            <w:tcW w:type="dxa" w:w="2075"/>
+            <w:tcMar>
+              <w:top w:w="40" w:type="dxa"/>
+              <w:left w:w="80" w:type="dxa"/>
+              <w:bottom w:w="40" w:type="dxa"/>
+              <w:right w:w="80" w:type="dxa"/>
+            </w:tcMar>
+            <w:shd w:fill="F2F2F2" w:val="clear"/>
           </w:tcPr>
           <w:p>
+            <w:pPr>
+              <w:spacing w:before="60" w:after="60"/>
+              <w:ind w:firstLine="0"/>
+              <w:jc w:val="center"/>
+            </w:pPr>
+            <w:r/>
             <w:r>
+              <w:rPr>
+                <w:rFonts w:ascii="宋体" w:hAnsi="宋体" w:eastAsia="宋体"/>
+                <w:b/>
+                <w:color w:val="333333"/>
+                <w:sz w:val="21"/>
+              </w:rPr>
               <w:t>科目名称</w:t>
             </w:r>
           </w:p>
         </w:tc>
         <w:tc>
           <w:tcPr>
-            <w:tcW w:type="dxa" w:w="2160"/>
+            <w:tcW w:type="dxa" w:w="2075"/>
+            <w:tcMar>
+              <w:top w:w="40" w:type="dxa"/>
+              <w:left w:w="80" w:type="dxa"/>
+              <w:bottom w:w="40" w:type="dxa"/>
+              <w:right w:w="80" w:type="dxa"/>
+            </w:tcMar>
+            <w:shd w:fill="F2F2F2" w:val="clear"/>
           </w:tcPr>
           <w:p>
+            <w:pPr>
+              <w:spacing w:before="60" w:after="60"/>
+              <w:ind w:firstLine="0"/>
+              <w:jc w:val="center"/>
+            </w:pPr>
+            <w:r/>
             <w:r>
+              <w:rPr>
+                <w:rFonts w:ascii="宋体" w:hAnsi="宋体" w:eastAsia="宋体"/>
+                <w:b/>
+                <w:color w:val="333333"/>
+                <w:sz w:val="21"/>
+              </w:rPr>
               <w:t>2026年余额</w:t>
             </w:r>
           </w:p>
         </w:tc>
         <w:tc>
           <w:tcPr>
-            <w:tcW w:type="dxa" w:w="2160"/>
+            <w:tcW w:type="dxa" w:w="2075"/>
+            <w:tcMar>
+              <w:top w:w="40" w:type="dxa"/>
+              <w:left w:w="80" w:type="dxa"/>
+              <w:bottom w:w="40" w:type="dxa"/>
+              <w:right w:w="80" w:type="dxa"/>
+            </w:tcMar>
+            <w:shd w:fill="F2F2F2" w:val="clear"/>
           </w:tcPr>
           <w:p>
+            <w:pPr>
+              <w:spacing w:before="60" w:after="60"/>
+              <w:ind w:firstLine="0"/>
+              <w:jc w:val="center"/>
+            </w:pPr>
+            <w:r/>
             <w:r>
+              <w:rPr>
+                <w:rFonts w:ascii="宋体" w:hAnsi="宋体" w:eastAsia="宋体"/>
+                <w:b/>
+                <w:color w:val="333333"/>
+                <w:sz w:val="21"/>
+              </w:rPr>
               <w:t>2025年余额</w:t>
             </w:r>
           </w:p>
         </w:tc>
         <w:tc>
           <w:tcPr>
-            <w:tcW w:type="dxa" w:w="2160"/>
+            <w:tcW w:type="dxa" w:w="2075"/>
+            <w:tcMar>
+              <w:top w:w="40" w:type="dxa"/>
+              <w:left w:w="80" w:type="dxa"/>
+              <w:bottom w:w="40" w:type="dxa"/>
+              <w:right w:w="80" w:type="dxa"/>
+            </w:tcMar>
+            <w:shd w:fill="F2F2F2" w:val="clear"/>
           </w:tcPr>
           <w:p>
+            <w:pPr>
+              <w:spacing w:before="60" w:after="60"/>
+              <w:ind w:firstLine="0"/>
+              <w:jc w:val="center"/>
+            </w:pPr>
+            <w:r/>
             <w:r>
+              <w:rPr>
+                <w:rFonts w:ascii="宋体" w:hAnsi="宋体" w:eastAsia="宋体"/>
+                <w:b/>
+                <w:color w:val="333333"/>
+                <w:sz w:val="21"/>
+              </w:rPr>
               <w:t>2024年余额</w:t>
             </w:r>
           </w:p>
         </w:tc>
       </w:tr>
       <w:tr>
+        <w:trPr>
+          <w:trHeight w:val="482"/>
+        </w:trPr>
         <w:tc>
           <w:tcPr>
-            <w:tcW w:type="dxa" w:w="2160"/>
+            <w:tcW w:type="dxa" w:w="2075"/>
+            <w:tcMar>
+              <w:top w:w="40" w:type="dxa"/>
+              <w:left w:w="80" w:type="dxa"/>
+              <w:bottom w:w="40" w:type="dxa"/>
+              <w:right w:w="80" w:type="dxa"/>
+            </w:tcMar>
+            <w:shd w:fill="FFFFFF" w:val="clear"/>
           </w:tcPr>
           <w:p>
+            <w:pPr>
+              <w:spacing w:before="60" w:after="60"/>
+              <w:ind w:firstLine="0"/>
+              <w:jc w:val="center"/>
+            </w:pPr>
+            <w:r/>
             <w:r>
+              <w:rPr>
+                <w:rFonts w:ascii="宋体" w:hAnsi="宋体" w:eastAsia="宋体"/>
+                <w:color w:val="333333"/>
+                <w:sz w:val="21"/>
+              </w:rPr>
               <w:t>{%tr for i in 关联方余额 %}</w:t>
             </w:r>
           </w:p>
         </w:tc>
         <w:tc>
           <w:tcPr>
-            <w:tcW w:type="dxa" w:w="2160"/>
+            <w:tcW w:type="dxa" w:w="2075"/>
+            <w:tcMar>
+              <w:top w:w="40" w:type="dxa"/>
+              <w:left w:w="80" w:type="dxa"/>
+              <w:bottom w:w="40" w:type="dxa"/>
+              <w:right w:w="80" w:type="dxa"/>
+            </w:tcMar>
           </w:tcPr>
           <w:p/>
         </w:tc>
         <w:tc>
           <w:tcPr>
-            <w:tcW w:type="dxa" w:w="2160"/>
+            <w:tcW w:type="dxa" w:w="2075"/>
+            <w:tcMar>
+              <w:top w:w="40" w:type="dxa"/>
+              <w:left w:w="80" w:type="dxa"/>
+              <w:bottom w:w="40" w:type="dxa"/>
+              <w:right w:w="80" w:type="dxa"/>
+            </w:tcMar>
           </w:tcPr>
           <w:p/>
         </w:tc>
         <w:tc>
           <w:tcPr>
-            <w:tcW w:type="dxa" w:w="2160"/>
+            <w:tcW w:type="dxa" w:w="2075"/>
+            <w:tcMar>
+              <w:top w:w="40" w:type="dxa"/>
+              <w:left w:w="80" w:type="dxa"/>
+              <w:bottom w:w="40" w:type="dxa"/>
+              <w:right w:w="80" w:type="dxa"/>
+            </w:tcMar>
           </w:tcPr>
           <w:p/>
         </w:tc>
       </w:tr>
       <w:tr>
+        <w:trPr>
+          <w:trHeight w:val="482"/>
+        </w:trPr>
         <w:tc>
           <w:tcPr>
-            <w:tcW w:type="dxa" w:w="2160"/>
+            <w:tcW w:type="dxa" w:w="2075"/>
+            <w:tcMar>
+              <w:top w:w="40" w:type="dxa"/>
+              <w:left w:w="80" w:type="dxa"/>
+              <w:bottom w:w="40" w:type="dxa"/>
+              <w:right w:w="80" w:type="dxa"/>
+            </w:tcMar>
+            <w:shd w:fill="FAFAFA" w:val="clear"/>
           </w:tcPr>
           <w:p>
+            <w:pPr>
+              <w:spacing w:before="60" w:after="60"/>
+              <w:ind w:firstLine="0"/>
+              <w:jc w:val="center"/>
+            </w:pPr>
+            <w:r/>
             <w:r>
+              <w:rPr>
+                <w:rFonts w:ascii="宋体" w:hAnsi="宋体" w:eastAsia="宋体"/>
+                <w:color w:val="333333"/>
+                <w:sz w:val="21"/>
+              </w:rPr>
               <w:t>{{ i.科目名称 }}</w:t>
             </w:r>
           </w:p>
         </w:tc>
         <w:tc>
           <w:tcPr>
-            <w:tcW w:type="dxa" w:w="2160"/>
+            <w:tcW w:type="dxa" w:w="2075"/>
+            <w:tcMar>
+              <w:top w:w="40" w:type="dxa"/>
+              <w:left w:w="80" w:type="dxa"/>
+              <w:bottom w:w="40" w:type="dxa"/>
+              <w:right w:w="80" w:type="dxa"/>
+            </w:tcMar>
+            <w:shd w:fill="FAFAFA" w:val="clear"/>
           </w:tcPr>
           <w:p>
+            <w:pPr>
+              <w:spacing w:before="60" w:after="60"/>
+              <w:ind w:firstLine="0"/>
+              <w:jc w:val="center"/>
+            </w:pPr>
+            <w:r/>
             <w:r>
+              <w:rPr>
+                <w:rFonts w:ascii="宋体" w:hAnsi="宋体" w:eastAsia="宋体"/>
+                <w:color w:val="333333"/>
+                <w:sz w:val="21"/>
+              </w:rPr>
               <w:t>{{ i.余额_2026 | num }}</w:t>
             </w:r>
           </w:p>
         </w:tc>
         <w:tc>
           <w:tcPr>
-            <w:tcW w:type="dxa" w:w="2160"/>
+            <w:tcW w:type="dxa" w:w="2075"/>
+            <w:tcMar>
+              <w:top w:w="40" w:type="dxa"/>
+              <w:left w:w="80" w:type="dxa"/>
+              <w:bottom w:w="40" w:type="dxa"/>
+              <w:right w:w="80" w:type="dxa"/>
+            </w:tcMar>
+            <w:shd w:fill="FAFAFA" w:val="clear"/>
           </w:tcPr>
           <w:p>
+            <w:pPr>
+              <w:spacing w:before="60" w:after="60"/>
+              <w:ind w:firstLine="0"/>
+              <w:jc w:val="center"/>
+            </w:pPr>
+            <w:r/>
             <w:r>
+              <w:rPr>
+                <w:rFonts w:ascii="宋体" w:hAnsi="宋体" w:eastAsia="宋体"/>
+                <w:color w:val="333333"/>
+                <w:sz w:val="21"/>
+              </w:rPr>
               <w:t>{{ i.余额_2025 | num }}</w:t>
             </w:r>
           </w:p>
         </w:tc>
         <w:tc>
           <w:tcPr>
-            <w:tcW w:type="dxa" w:w="2160"/>
+            <w:tcW w:type="dxa" w:w="2075"/>
+            <w:tcMar>
+              <w:top w:w="40" w:type="dxa"/>
+              <w:left w:w="80" w:type="dxa"/>
+              <w:bottom w:w="40" w:type="dxa"/>
+              <w:right w:w="80" w:type="dxa"/>
+            </w:tcMar>
+            <w:shd w:fill="FAFAFA" w:val="clear"/>
           </w:tcPr>
           <w:p>
+            <w:pPr>
+              <w:spacing w:before="60" w:after="60"/>
+              <w:ind w:firstLine="0"/>
+              <w:jc w:val="center"/>
+            </w:pPr>
+            <w:r/>
             <w:r>
+              <w:rPr>
+                <w:rFonts w:ascii="宋体" w:hAnsi="宋体" w:eastAsia="宋体"/>
+                <w:color w:val="333333"/>
+                <w:sz w:val="21"/>
+              </w:rPr>
               <w:t>{{ i.余额_2024 | num }}</w:t>
             </w:r>
           </w:p>
         </w:tc>
       </w:tr>
       <w:tr>
+        <w:trPr>
+          <w:trHeight w:val="482"/>
+        </w:trPr>
         <w:tc>
           <w:tcPr>
-            <w:tcW w:type="dxa" w:w="2160"/>
+            <w:tcW w:type="dxa" w:w="2075"/>
+            <w:tcMar>
+              <w:top w:w="40" w:type="dxa"/>
+              <w:left w:w="80" w:type="dxa"/>
+              <w:bottom w:w="40" w:type="dxa"/>
+              <w:right w:w="80" w:type="dxa"/>
+            </w:tcMar>
+            <w:shd w:fill="FFFFFF" w:val="clear"/>
           </w:tcPr>
           <w:p>
+            <w:pPr>
+              <w:spacing w:before="60" w:after="60"/>
+              <w:ind w:firstLine="0"/>
+              <w:jc w:val="center"/>
+            </w:pPr>
+            <w:r/>
             <w:r>
+              <w:rPr>
+                <w:rFonts w:ascii="宋体" w:hAnsi="宋体" w:eastAsia="宋体"/>
+                <w:color w:val="333333"/>
+                <w:sz w:val="21"/>
+              </w:rPr>
               <w:t>{%tr endfor %}</w:t>
             </w:r>
           </w:p>
         </w:tc>
         <w:tc>
           <w:tcPr>
-            <w:tcW w:type="dxa" w:w="2160"/>
+            <w:tcW w:type="dxa" w:w="2075"/>
+            <w:tcMar>
+              <w:top w:w="40" w:type="dxa"/>
+              <w:left w:w="80" w:type="dxa"/>
+              <w:bottom w:w="40" w:type="dxa"/>
+              <w:right w:w="80" w:type="dxa"/>
+            </w:tcMar>
           </w:tcPr>
           <w:p/>
         </w:tc>
         <w:tc>
           <w:tcPr>
-            <w:tcW w:type="dxa" w:w="2160"/>
+            <w:tcW w:type="dxa" w:w="2075"/>
+            <w:tcMar>
+              <w:top w:w="40" w:type="dxa"/>
+              <w:left w:w="80" w:type="dxa"/>
+              <w:bottom w:w="40" w:type="dxa"/>
+              <w:right w:w="80" w:type="dxa"/>
+            </w:tcMar>
           </w:tcPr>
           <w:p/>
         </w:tc>
         <w:tc>
           <w:tcPr>
-            <w:tcW w:type="dxa" w:w="2160"/>
+            <w:tcW w:type="dxa" w:w="2075"/>
+            <w:tcMar>
+              <w:top w:w="40" w:type="dxa"/>
+              <w:left w:w="80" w:type="dxa"/>
+              <w:bottom w:w="40" w:type="dxa"/>
+              <w:right w:w="80" w:type="dxa"/>
+            </w:tcMar>
           </w:tcPr>
           <w:p/>
         </w:tc>
@@ -3345,167 +8384,411 @@
     </w:tbl>
     <w:p>
       <w:pPr>
+        <w:spacing w:before="120" w:after="0"/>
+        <w:ind w:firstLine="0"/>
+      </w:pPr>
+    </w:p>
+    <w:p>
+      <w:pPr>
         <w:pStyle w:val="Heading2"/>
       </w:pPr>
       <w:r>
-        <w:rPr>
-          <w:color w:val="000000"/>
-        </w:rPr>
-        <w:t>关联方交易</w:t>
+        <w:t>14.3 关联方交易</w:t>
       </w:r>
     </w:p>
     <w:tbl>
       <w:tblPr>
-        <w:tblStyle w:val="TableGrid"/>
         <w:tblW w:type="auto" w:w="0"/>
+        <w:jc w:val="center"/>
+        <w:tblLayout w:type="autofit"/>
         <w:tblLook w:firstColumn="1" w:firstRow="1" w:lastColumn="0" w:lastRow="0" w:noHBand="0" w:noVBand="1" w:val="04A0"/>
+        <w:tblBorders>
+          <w:top w:val="single" w:sz="4" w:space="0" w:color="999999"/>
+          <w:left w:val="single" w:sz="4" w:space="0" w:color="999999"/>
+          <w:bottom w:val="single" w:sz="4" w:space="0" w:color="999999"/>
+          <w:right w:val="single" w:sz="4" w:space="0" w:color="999999"/>
+          <w:insideH w:val="single" w:sz="4" w:space="0" w:color="CCCCCC"/>
+          <w:insideV w:val="single" w:sz="4" w:space="0" w:color="CCCCCC"/>
+        </w:tblBorders>
       </w:tblPr>
       <w:tblGrid>
-        <w:gridCol w:w="2160"/>
-        <w:gridCol w:w="2160"/>
-        <w:gridCol w:w="2160"/>
-        <w:gridCol w:w="2160"/>
+        <w:gridCol w:w="2075"/>
+        <w:gridCol w:w="2075"/>
+        <w:gridCol w:w="2075"/>
+        <w:gridCol w:w="2075"/>
       </w:tblGrid>
       <w:tr>
+        <w:trPr>
+          <w:trHeight w:val="482"/>
+        </w:trPr>
         <w:tc>
           <w:tcPr>
-            <w:tcW w:type="dxa" w:w="2160"/>
+            <w:tcW w:type="dxa" w:w="2075"/>
+            <w:tcMar>
+              <w:top w:w="40" w:type="dxa"/>
+              <w:left w:w="80" w:type="dxa"/>
+              <w:bottom w:w="40" w:type="dxa"/>
+              <w:right w:w="80" w:type="dxa"/>
+            </w:tcMar>
+            <w:shd w:fill="F2F2F2" w:val="clear"/>
           </w:tcPr>
           <w:p>
+            <w:pPr>
+              <w:spacing w:before="60" w:after="60"/>
+              <w:ind w:firstLine="0"/>
+              <w:jc w:val="center"/>
+            </w:pPr>
+            <w:r/>
             <w:r>
+              <w:rPr>
+                <w:rFonts w:ascii="宋体" w:hAnsi="宋体" w:eastAsia="宋体"/>
+                <w:b/>
+                <w:color w:val="333333"/>
+                <w:sz w:val="21"/>
+              </w:rPr>
               <w:t>交易内容</w:t>
             </w:r>
           </w:p>
         </w:tc>
         <w:tc>
           <w:tcPr>
-            <w:tcW w:type="dxa" w:w="2160"/>
+            <w:tcW w:type="dxa" w:w="2075"/>
+            <w:tcMar>
+              <w:top w:w="40" w:type="dxa"/>
+              <w:left w:w="80" w:type="dxa"/>
+              <w:bottom w:w="40" w:type="dxa"/>
+              <w:right w:w="80" w:type="dxa"/>
+            </w:tcMar>
+            <w:shd w:fill="F2F2F2" w:val="clear"/>
           </w:tcPr>
           <w:p>
+            <w:pPr>
+              <w:spacing w:before="60" w:after="60"/>
+              <w:ind w:firstLine="0"/>
+              <w:jc w:val="center"/>
+            </w:pPr>
+            <w:r/>
             <w:r>
+              <w:rPr>
+                <w:rFonts w:ascii="宋体" w:hAnsi="宋体" w:eastAsia="宋体"/>
+                <w:b/>
+                <w:color w:val="333333"/>
+                <w:sz w:val="21"/>
+              </w:rPr>
               <w:t>2026年</w:t>
             </w:r>
           </w:p>
         </w:tc>
         <w:tc>
           <w:tcPr>
-            <w:tcW w:type="dxa" w:w="2160"/>
+            <w:tcW w:type="dxa" w:w="2075"/>
+            <w:tcMar>
+              <w:top w:w="40" w:type="dxa"/>
+              <w:left w:w="80" w:type="dxa"/>
+              <w:bottom w:w="40" w:type="dxa"/>
+              <w:right w:w="80" w:type="dxa"/>
+            </w:tcMar>
+            <w:shd w:fill="F2F2F2" w:val="clear"/>
           </w:tcPr>
           <w:p>
+            <w:pPr>
+              <w:spacing w:before="60" w:after="60"/>
+              <w:ind w:firstLine="0"/>
+              <w:jc w:val="center"/>
+            </w:pPr>
+            <w:r/>
             <w:r>
+              <w:rPr>
+                <w:rFonts w:ascii="宋体" w:hAnsi="宋体" w:eastAsia="宋体"/>
+                <w:b/>
+                <w:color w:val="333333"/>
+                <w:sz w:val="21"/>
+              </w:rPr>
               <w:t>2025年</w:t>
             </w:r>
           </w:p>
         </w:tc>
         <w:tc>
           <w:tcPr>
-            <w:tcW w:type="dxa" w:w="2160"/>
+            <w:tcW w:type="dxa" w:w="2075"/>
+            <w:tcMar>
+              <w:top w:w="40" w:type="dxa"/>
+              <w:left w:w="80" w:type="dxa"/>
+              <w:bottom w:w="40" w:type="dxa"/>
+              <w:right w:w="80" w:type="dxa"/>
+            </w:tcMar>
+            <w:shd w:fill="F2F2F2" w:val="clear"/>
           </w:tcPr>
           <w:p>
+            <w:pPr>
+              <w:spacing w:before="60" w:after="60"/>
+              <w:ind w:firstLine="0"/>
+              <w:jc w:val="center"/>
+            </w:pPr>
+            <w:r/>
             <w:r>
+              <w:rPr>
+                <w:rFonts w:ascii="宋体" w:hAnsi="宋体" w:eastAsia="宋体"/>
+                <w:b/>
+                <w:color w:val="333333"/>
+                <w:sz w:val="21"/>
+              </w:rPr>
               <w:t>2024年</w:t>
             </w:r>
           </w:p>
         </w:tc>
       </w:tr>
       <w:tr>
+        <w:trPr>
+          <w:trHeight w:val="482"/>
+        </w:trPr>
         <w:tc>
           <w:tcPr>
-            <w:tcW w:type="dxa" w:w="2160"/>
+            <w:tcW w:type="dxa" w:w="2075"/>
+            <w:tcMar>
+              <w:top w:w="40" w:type="dxa"/>
+              <w:left w:w="80" w:type="dxa"/>
+              <w:bottom w:w="40" w:type="dxa"/>
+              <w:right w:w="80" w:type="dxa"/>
+            </w:tcMar>
+            <w:shd w:fill="FFFFFF" w:val="clear"/>
           </w:tcPr>
           <w:p>
+            <w:pPr>
+              <w:spacing w:before="60" w:after="60"/>
+              <w:ind w:firstLine="0"/>
+              <w:jc w:val="center"/>
+            </w:pPr>
+            <w:r/>
             <w:r>
+              <w:rPr>
+                <w:rFonts w:ascii="宋体" w:hAnsi="宋体" w:eastAsia="宋体"/>
+                <w:color w:val="333333"/>
+                <w:sz w:val="21"/>
+              </w:rPr>
               <w:t>{%tr for i in 关联方交易 %}</w:t>
             </w:r>
           </w:p>
         </w:tc>
         <w:tc>
           <w:tcPr>
-            <w:tcW w:type="dxa" w:w="2160"/>
+            <w:tcW w:type="dxa" w:w="2075"/>
+            <w:tcMar>
+              <w:top w:w="40" w:type="dxa"/>
+              <w:left w:w="80" w:type="dxa"/>
+              <w:bottom w:w="40" w:type="dxa"/>
+              <w:right w:w="80" w:type="dxa"/>
+            </w:tcMar>
           </w:tcPr>
           <w:p/>
         </w:tc>
         <w:tc>
           <w:tcPr>
-            <w:tcW w:type="dxa" w:w="2160"/>
+            <w:tcW w:type="dxa" w:w="2075"/>
+            <w:tcMar>
+              <w:top w:w="40" w:type="dxa"/>
+              <w:left w:w="80" w:type="dxa"/>
+              <w:bottom w:w="40" w:type="dxa"/>
+              <w:right w:w="80" w:type="dxa"/>
+            </w:tcMar>
           </w:tcPr>
           <w:p/>
         </w:tc>
         <w:tc>
           <w:tcPr>
-            <w:tcW w:type="dxa" w:w="2160"/>
+            <w:tcW w:type="dxa" w:w="2075"/>
+            <w:tcMar>
+              <w:top w:w="40" w:type="dxa"/>
+              <w:left w:w="80" w:type="dxa"/>
+              <w:bottom w:w="40" w:type="dxa"/>
+              <w:right w:w="80" w:type="dxa"/>
+            </w:tcMar>
           </w:tcPr>
           <w:p/>
         </w:tc>
       </w:tr>
       <w:tr>
+        <w:trPr>
+          <w:trHeight w:val="482"/>
+        </w:trPr>
         <w:tc>
           <w:tcPr>
-            <w:tcW w:type="dxa" w:w="2160"/>
+            <w:tcW w:type="dxa" w:w="2075"/>
+            <w:tcMar>
+              <w:top w:w="40" w:type="dxa"/>
+              <w:left w:w="80" w:type="dxa"/>
+              <w:bottom w:w="40" w:type="dxa"/>
+              <w:right w:w="80" w:type="dxa"/>
+            </w:tcMar>
+            <w:shd w:fill="FAFAFA" w:val="clear"/>
           </w:tcPr>
           <w:p>
+            <w:pPr>
+              <w:spacing w:before="60" w:after="60"/>
+              <w:ind w:firstLine="0"/>
+              <w:jc w:val="center"/>
+            </w:pPr>
+            <w:r/>
             <w:r>
+              <w:rPr>
+                <w:rFonts w:ascii="宋体" w:hAnsi="宋体" w:eastAsia="宋体"/>
+                <w:color w:val="333333"/>
+                <w:sz w:val="21"/>
+              </w:rPr>
               <w:t>{{ i.交易内容 }}</w:t>
             </w:r>
           </w:p>
         </w:tc>
         <w:tc>
           <w:tcPr>
-            <w:tcW w:type="dxa" w:w="2160"/>
+            <w:tcW w:type="dxa" w:w="2075"/>
+            <w:tcMar>
+              <w:top w:w="40" w:type="dxa"/>
+              <w:left w:w="80" w:type="dxa"/>
+              <w:bottom w:w="40" w:type="dxa"/>
+              <w:right w:w="80" w:type="dxa"/>
+            </w:tcMar>
+            <w:shd w:fill="FAFAFA" w:val="clear"/>
           </w:tcPr>
           <w:p>
+            <w:pPr>
+              <w:spacing w:before="60" w:after="60"/>
+              <w:ind w:firstLine="0"/>
+              <w:jc w:val="center"/>
+            </w:pPr>
+            <w:r/>
             <w:r>
+              <w:rPr>
+                <w:rFonts w:ascii="宋体" w:hAnsi="宋体" w:eastAsia="宋体"/>
+                <w:color w:val="333333"/>
+                <w:sz w:val="21"/>
+              </w:rPr>
               <w:t>{{ i.交易额_2026 | num }}</w:t>
             </w:r>
           </w:p>
         </w:tc>
         <w:tc>
           <w:tcPr>
-            <w:tcW w:type="dxa" w:w="2160"/>
+            <w:tcW w:type="dxa" w:w="2075"/>
+            <w:tcMar>
+              <w:top w:w="40" w:type="dxa"/>
+              <w:left w:w="80" w:type="dxa"/>
+              <w:bottom w:w="40" w:type="dxa"/>
+              <w:right w:w="80" w:type="dxa"/>
+            </w:tcMar>
+            <w:shd w:fill="FAFAFA" w:val="clear"/>
           </w:tcPr>
           <w:p>
+            <w:pPr>
+              <w:spacing w:before="60" w:after="60"/>
+              <w:ind w:firstLine="0"/>
+              <w:jc w:val="center"/>
+            </w:pPr>
+            <w:r/>
             <w:r>
+              <w:rPr>
+                <w:rFonts w:ascii="宋体" w:hAnsi="宋体" w:eastAsia="宋体"/>
+                <w:color w:val="333333"/>
+                <w:sz w:val="21"/>
+              </w:rPr>
               <w:t>{{ i.交易额_2025 | num }}</w:t>
             </w:r>
           </w:p>
         </w:tc>
         <w:tc>
           <w:tcPr>
-            <w:tcW w:type="dxa" w:w="2160"/>
+            <w:tcW w:type="dxa" w:w="2075"/>
+            <w:tcMar>
+              <w:top w:w="40" w:type="dxa"/>
+              <w:left w:w="80" w:type="dxa"/>
+              <w:bottom w:w="40" w:type="dxa"/>
+              <w:right w:w="80" w:type="dxa"/>
+            </w:tcMar>
+            <w:shd w:fill="FAFAFA" w:val="clear"/>
           </w:tcPr>
           <w:p>
+            <w:pPr>
+              <w:spacing w:before="60" w:after="60"/>
+              <w:ind w:firstLine="0"/>
+              <w:jc w:val="center"/>
+            </w:pPr>
+            <w:r/>
             <w:r>
+              <w:rPr>
+                <w:rFonts w:ascii="宋体" w:hAnsi="宋体" w:eastAsia="宋体"/>
+                <w:color w:val="333333"/>
+                <w:sz w:val="21"/>
+              </w:rPr>
               <w:t>{{ i.交易额_2024 | num }}</w:t>
             </w:r>
           </w:p>
         </w:tc>
       </w:tr>
       <w:tr>
+        <w:trPr>
+          <w:trHeight w:val="482"/>
+        </w:trPr>
         <w:tc>
           <w:tcPr>
-            <w:tcW w:type="dxa" w:w="2160"/>
+            <w:tcW w:type="dxa" w:w="2075"/>
+            <w:tcMar>
+              <w:top w:w="40" w:type="dxa"/>
+              <w:left w:w="80" w:type="dxa"/>
+              <w:bottom w:w="40" w:type="dxa"/>
+              <w:right w:w="80" w:type="dxa"/>
+            </w:tcMar>
+            <w:shd w:fill="FFFFFF" w:val="clear"/>
           </w:tcPr>
           <w:p>
+            <w:pPr>
+              <w:spacing w:before="60" w:after="60"/>
+              <w:ind w:firstLine="0"/>
+              <w:jc w:val="center"/>
+            </w:pPr>
+            <w:r/>
             <w:r>
+              <w:rPr>
+                <w:rFonts w:ascii="宋体" w:hAnsi="宋体" w:eastAsia="宋体"/>
+                <w:color w:val="333333"/>
+                <w:sz w:val="21"/>
+              </w:rPr>
               <w:t>{%tr endfor %}</w:t>
             </w:r>
           </w:p>
         </w:tc>
         <w:tc>
           <w:tcPr>
-            <w:tcW w:type="dxa" w:w="2160"/>
+            <w:tcW w:type="dxa" w:w="2075"/>
+            <w:tcMar>
+              <w:top w:w="40" w:type="dxa"/>
+              <w:left w:w="80" w:type="dxa"/>
+              <w:bottom w:w="40" w:type="dxa"/>
+              <w:right w:w="80" w:type="dxa"/>
+            </w:tcMar>
           </w:tcPr>
           <w:p/>
         </w:tc>
         <w:tc>
           <w:tcPr>
-            <w:tcW w:type="dxa" w:w="2160"/>
+            <w:tcW w:type="dxa" w:w="2075"/>
+            <w:tcMar>
+              <w:top w:w="40" w:type="dxa"/>
+              <w:left w:w="80" w:type="dxa"/>
+              <w:bottom w:w="40" w:type="dxa"/>
+              <w:right w:w="80" w:type="dxa"/>
+            </w:tcMar>
           </w:tcPr>
           <w:p/>
         </w:tc>
         <w:tc>
           <w:tcPr>
-            <w:tcW w:type="dxa" w:w="2160"/>
+            <w:tcW w:type="dxa" w:w="2075"/>
+            <w:tcMar>
+              <w:top w:w="40" w:type="dxa"/>
+              <w:left w:w="80" w:type="dxa"/>
+              <w:bottom w:w="40" w:type="dxa"/>
+              <w:right w:w="80" w:type="dxa"/>
+            </w:tcMar>
           </w:tcPr>
           <w:p/>
         </w:tc>
@@ -3513,43 +8796,81 @@
     </w:tbl>
     <w:p>
       <w:pPr>
+        <w:spacing w:before="120" w:after="0"/>
+        <w:ind w:firstLine="0"/>
+      </w:pPr>
+    </w:p>
+    <w:p>
+      <w:pPr>
         <w:pStyle w:val="Heading1"/>
       </w:pPr>
       <w:r>
-        <w:rPr>
-          <w:color w:val="000000"/>
-        </w:rPr>
         <w:t>十五、表外信息</w:t>
       </w:r>
     </w:p>
     <w:p>
       <w:r>
+        <w:rPr>
+          <w:rFonts w:ascii="宋体" w:hAnsi="宋体" w:eastAsia="宋体"/>
+          <w:sz w:val="24"/>
+        </w:rPr>
         <w:t>{% for i in 表外信息 %}</w:t>
       </w:r>
     </w:p>
     <w:p>
       <w:r>
+        <w:rPr>
+          <w:rFonts w:ascii="宋体" w:hAnsi="宋体" w:eastAsia="宋体"/>
+          <w:sz w:val="24"/>
+        </w:rPr>
         <w:t>项目公司情况：{{ i.项目公司情况 }}</w:t>
       </w:r>
     </w:p>
     <w:p>
       <w:r>
-        <w:t>屋顶出租方情况：{{ i.屋顶出租方情况 }}</w:t>
+        <w:rPr>
+          <w:rFonts w:ascii="宋体" w:hAnsi="宋体" w:eastAsia="宋体"/>
+          <w:sz w:val="24"/>
+        </w:rPr>
+        <w:t>场地出租方情况：{{ i.场地出租方情况 }}</w:t>
       </w:r>
     </w:p>
     <w:p>
       <w:r>
+        <w:rPr>
+          <w:rFonts w:ascii="宋体" w:hAnsi="宋体" w:eastAsia="宋体"/>
+          <w:sz w:val="24"/>
+        </w:rPr>
         <w:t>诉讼情况：{{ i.诉讼情况 }}</w:t>
       </w:r>
     </w:p>
     <w:p>
       <w:r>
+        <w:rPr>
+          <w:rFonts w:ascii="宋体" w:hAnsi="宋体" w:eastAsia="宋体"/>
+          <w:sz w:val="24"/>
+        </w:rPr>
         <w:t>{% endfor %}</w:t>
       </w:r>
     </w:p>
+    <w:p>
+      <w:pPr>
+        <w:spacing w:before="720"/>
+        <w:ind w:firstLine="0"/>
+        <w:jc w:val="center"/>
+      </w:pPr>
+      <w:r>
+        <w:rPr>
+          <w:rFonts w:ascii="宋体" w:hAnsi="宋体" w:eastAsia="宋体"/>
+          <w:color w:val="999999"/>
+          <w:sz w:val="21"/>
+        </w:rPr>
+        <w:t>— 报告结束 —</w:t>
+      </w:r>
+    </w:p>
     <w:sectPr>
-      <w:pgSz w:w="12240" w:h="15840"/>
-      <w:pgMar w:top="1440" w:right="1800" w:bottom="1440" w:left="1800" w:header="720" w:footer="720" w:gutter="0"/>
+      <w:pgSz w:w="11906" w:h="16838"/>
+      <w:pgMar w:top="1440" w:right="1803" w:bottom="1440" w:left="1803" w:header="720" w:footer="720" w:gutter="0"/>
       <w:cols w:space="720"/>
       <w:docGrid w:linePitch="360"/>
     </w:sectPr>
@@ -3920,9 +9241,14 @@
     <w:name w:val="Normal"/>
     <w:qFormat/>
     <w:rsid w:val="00FC693F"/>
+    <w:pPr>
+      <w:spacing w:line="360" w:lineRule="auto" w:before="0" w:after="0"/>
+      <w:ind w:firstLine="420"/>
+    </w:pPr>
     <w:rPr>
-      <w:rFonts w:ascii="SimSun" w:hAnsi="SimSun"/>
-      <w:sz w:val="22"/>
+      <w:rFonts w:ascii="宋体" w:hAnsi="宋体" w:eastAsia="宋体"/>
+      <w:color w:val="333333"/>
+      <w:sz w:val="24"/>
     </w:rPr>
   </w:style>
   <w:style w:type="paragraph" w:styleId="Header">
@@ -3980,15 +9306,16 @@
     <w:pPr>
       <w:keepNext/>
       <w:keepLines/>
-      <w:spacing w:before="480" w:after="0"/>
+      <w:spacing w:before="360" w:after="160" w:line="360" w:lineRule="auto"/>
+      <w:ind w:firstLine="0"/>
       <w:outlineLvl w:val="0"/>
     </w:pPr>
     <w:rPr>
-      <w:rFonts w:asciiTheme="majorHAnsi" w:eastAsiaTheme="majorEastAsia" w:hAnsiTheme="majorHAnsi" w:cstheme="majorBidi"/>
+      <w:rFonts w:asciiTheme="majorHAnsi" w:eastAsiaTheme="majorEastAsia" w:hAnsiTheme="majorHAnsi" w:cstheme="majorBidi" w:ascii="黑体" w:hAnsi="黑体" w:eastAsia="黑体"/>
       <w:b/>
       <w:bCs/>
-      <w:color w:val="365F91" w:themeColor="accent1" w:themeShade="BF"/>
-      <w:sz w:val="28"/>
+      <w:color w:val="1A1A1A"/>
+      <w:sz w:val="32"/>
       <w:szCs w:val="28"/>
     </w:rPr>
   </w:style>
@@ -4004,15 +9331,16 @@
     <w:pPr>
       <w:keepNext/>
       <w:keepLines/>
-      <w:spacing w:before="200" w:after="0"/>
+      <w:spacing w:before="240" w:after="120" w:line="360" w:lineRule="auto"/>
+      <w:ind w:firstLine="0"/>
       <w:outlineLvl w:val="1"/>
     </w:pPr>
     <w:rPr>
-      <w:rFonts w:asciiTheme="majorHAnsi" w:eastAsiaTheme="majorEastAsia" w:hAnsiTheme="majorHAnsi" w:cstheme="majorBidi"/>
+      <w:rFonts w:asciiTheme="majorHAnsi" w:eastAsiaTheme="majorEastAsia" w:hAnsiTheme="majorHAnsi" w:cstheme="majorBidi" w:ascii="黑体" w:hAnsi="黑体" w:eastAsia="黑体"/>
       <w:b/>
       <w:bCs/>
-      <w:color w:val="4F81BD" w:themeColor="accent1"/>
-      <w:sz w:val="26"/>
+      <w:color w:val="1A1A1A"/>
+      <w:sz w:val="28"/>
       <w:szCs w:val="26"/>
     </w:rPr>
   </w:style>
@@ -4028,14 +9356,16 @@
     <w:pPr>
       <w:keepNext/>
       <w:keepLines/>
-      <w:spacing w:before="200" w:after="0"/>
+      <w:spacing w:before="160" w:after="80" w:line="360" w:lineRule="auto"/>
+      <w:ind w:firstLine="0"/>
       <w:outlineLvl w:val="2"/>
     </w:pPr>
     <w:rPr>
-      <w:rFonts w:asciiTheme="majorHAnsi" w:eastAsiaTheme="majorEastAsia" w:hAnsiTheme="majorHAnsi" w:cstheme="majorBidi"/>
+      <w:rFonts w:asciiTheme="majorHAnsi" w:eastAsiaTheme="majorEastAsia" w:hAnsiTheme="majorHAnsi" w:cstheme="majorBidi" w:ascii="黑体" w:hAnsi="黑体" w:eastAsia="黑体"/>
       <w:b/>
       <w:bCs/>
-      <w:color w:val="4F81BD" w:themeColor="accent1"/>
+      <w:color w:val="1A1A1A"/>
+      <w:sz w:val="26"/>
     </w:rPr>
   </w:style>
   <w:style w:type="paragraph" w:styleId="Heading4">

--- a/templates/demo_template.docx
+++ b/templates/demo_template.docx
@@ -91,7 +91,25 @@
           <w:rFonts w:ascii="宋体" w:hAnsi="宋体" w:eastAsia="宋体"/>
           <w:sz w:val="24"/>
         </w:rPr>
+        <w:t>注册资本（取整）：{{ 全局.注册资本 | num(0) }}万元</w:t>
+      </w:r>
+    </w:p>
+    <w:p>
+      <w:r>
+        <w:rPr>
+          <w:rFonts w:ascii="宋体" w:hAnsi="宋体" w:eastAsia="宋体"/>
+          <w:sz w:val="24"/>
+        </w:rPr>
         <w:t>成立日期：{{ 全局.成立日期 | date }}</w:t>
+      </w:r>
+    </w:p>
+    <w:p>
+      <w:r>
+        <w:rPr>
+          <w:rFonts w:ascii="宋体" w:hAnsi="宋体" w:eastAsia="宋体"/>
+          <w:sz w:val="24"/>
+        </w:rPr>
+        <w:t>成立月份：{{ 全局.成立日期 | date("month") }}</w:t>
       </w:r>
     </w:p>
     <w:p>
@@ -109,7 +127,34 @@
           <w:rFonts w:ascii="宋体" w:hAnsi="宋体" w:eastAsia="宋体"/>
           <w:sz w:val="24"/>
         </w:rPr>
-        <w:t>成立日期（短格式）：{{ 全局.成立日期 | date("short") }}</w:t>
+        <w:t>成立日期（短格式）：{{ 全局.成立日期 | date("short") }}{%r if 全局.有固定资产 %}（已盘点）{%r endif %}</w:t>
+      </w:r>
+    </w:p>
+    <w:p>
+      <w:r>
+        <w:rPr>
+          <w:rFonts w:ascii="宋体" w:hAnsi="宋体" w:eastAsia="宋体"/>
+          <w:sz w:val="24"/>
+        </w:rPr>
+        <w:t>备注：{{ 全局.备注 | default_dash }}</w:t>
+      </w:r>
+    </w:p>
+    <w:p>
+      <w:r>
+        <w:rPr>
+          <w:rFonts w:ascii="宋体" w:hAnsi="宋体" w:eastAsia="宋体"/>
+          <w:sz w:val="24"/>
+        </w:rPr>
+        <w:t>特殊事项：{{ 全局.特殊事项 | default("-") }}</w:t>
+      </w:r>
+    </w:p>
+    <w:p>
+      <w:r>
+        <w:rPr>
+          <w:rFonts w:ascii="宋体" w:hAnsi="宋体" w:eastAsia="宋体"/>
+          <w:sz w:val="24"/>
+        </w:rPr>
+        <w:t>公司简介：{{ 全局.公司简介 | paragraphs }}</w:t>
       </w:r>
     </w:p>
     <w:p>
@@ -3691,10 +3736,1041 @@
     </w:p>
     <w:p>
       <w:pPr>
+        <w:pStyle w:val="Heading2"/>
+      </w:pPr>
+      <w:r>
+        <w:t>项目审批对比（tc-for 列循环示范）</w:t>
+      </w:r>
+    </w:p>
+    <w:p>
+      <w:r>
+        <w:rPr>
+          <w:rFonts w:ascii="宋体" w:hAnsi="宋体" w:eastAsia="宋体"/>
+          <w:sz w:val="24"/>
+        </w:rPr>
+        <w:t>下表首行声明 tc-for，后续行由 TcInheritancePreprocessor 自动继承：</w:t>
+      </w:r>
+    </w:p>
+    <w:tbl>
+      <w:tblPr>
+        <w:tblW w:type="auto" w:w="0"/>
+        <w:jc w:val="center"/>
+        <w:tblLayout w:type="autofit"/>
+        <w:tblLook w:firstColumn="1" w:firstRow="1" w:lastColumn="0" w:lastRow="0" w:noHBand="0" w:noVBand="1" w:val="04A0"/>
+        <w:tblBorders>
+          <w:top w:val="single" w:sz="4" w:space="0" w:color="999999"/>
+          <w:left w:val="single" w:sz="4" w:space="0" w:color="999999"/>
+          <w:bottom w:val="single" w:sz="4" w:space="0" w:color="999999"/>
+          <w:right w:val="single" w:sz="4" w:space="0" w:color="999999"/>
+          <w:insideH w:val="single" w:sz="4" w:space="0" w:color="CCCCCC"/>
+          <w:insideV w:val="single" w:sz="4" w:space="0" w:color="CCCCCC"/>
+        </w:tblBorders>
+      </w:tblPr>
+      <w:tblGrid>
+        <w:gridCol w:w="2767"/>
+        <w:gridCol w:w="2767"/>
+        <w:gridCol w:w="2767"/>
+      </w:tblGrid>
+      <w:tr>
+        <w:trPr>
+          <w:trHeight w:val="482"/>
+        </w:trPr>
+        <w:tc>
+          <w:tcPr>
+            <w:tcW w:type="dxa" w:w="2767"/>
+            <w:tcMar>
+              <w:top w:w="40" w:type="dxa"/>
+              <w:left w:w="80" w:type="dxa"/>
+              <w:bottom w:w="40" w:type="dxa"/>
+              <w:right w:w="80" w:type="dxa"/>
+            </w:tcMar>
+            <w:shd w:fill="F2F2F2" w:val="clear"/>
+          </w:tcPr>
+          <w:p>
+            <w:pPr>
+              <w:spacing w:before="60" w:after="60"/>
+              <w:ind w:firstLine="0"/>
+              <w:jc w:val="center"/>
+            </w:pPr>
+            <w:r/>
+            <w:r>
+              <w:rPr>
+                <w:rFonts w:ascii="宋体" w:hAnsi="宋体" w:eastAsia="宋体"/>
+                <w:b/>
+                <w:color w:val="333333"/>
+                <w:sz w:val="21"/>
+              </w:rPr>
+              <w:t>审批事项</w:t>
+            </w:r>
+          </w:p>
+        </w:tc>
+        <w:tc>
+          <w:tcPr>
+            <w:tcW w:type="dxa" w:w="2767"/>
+            <w:tcMar>
+              <w:top w:w="40" w:type="dxa"/>
+              <w:left w:w="80" w:type="dxa"/>
+              <w:bottom w:w="40" w:type="dxa"/>
+              <w:right w:w="80" w:type="dxa"/>
+            </w:tcMar>
+            <w:shd w:fill="F2F2F2" w:val="clear"/>
+          </w:tcPr>
+          <w:p>
+            <w:pPr>
+              <w:spacing w:before="60" w:after="60"/>
+              <w:ind w:firstLine="0"/>
+              <w:jc w:val="center"/>
+            </w:pPr>
+            <w:r/>
+            <w:r>
+              <w:rPr>
+                <w:rFonts w:ascii="宋体" w:hAnsi="宋体" w:eastAsia="宋体"/>
+                <w:b/>
+                <w:color w:val="333333"/>
+                <w:sz w:val="21"/>
+              </w:rPr>
+              <w:t>{%tc for i in 工厂建设项目 %}</w:t>
+            </w:r>
+          </w:p>
+        </w:tc>
+        <w:tc>
+          <w:tcPr>
+            <w:tcW w:type="dxa" w:w="2767"/>
+            <w:tcMar>
+              <w:top w:w="40" w:type="dxa"/>
+              <w:left w:w="80" w:type="dxa"/>
+              <w:bottom w:w="40" w:type="dxa"/>
+              <w:right w:w="80" w:type="dxa"/>
+            </w:tcMar>
+            <w:shd w:fill="F2F2F2" w:val="clear"/>
+          </w:tcPr>
+          <w:p>
+            <w:pPr>
+              <w:spacing w:before="60" w:after="60"/>
+              <w:ind w:firstLine="0"/>
+              <w:jc w:val="center"/>
+            </w:pPr>
+            <w:r/>
+            <w:r>
+              <w:rPr>
+                <w:rFonts w:ascii="宋体" w:hAnsi="宋体" w:eastAsia="宋体"/>
+                <w:b/>
+                <w:color w:val="333333"/>
+                <w:sz w:val="21"/>
+              </w:rPr>
+              <w:t>{%tc endfor %}</w:t>
+            </w:r>
+          </w:p>
+        </w:tc>
+      </w:tr>
+      <w:tr>
+        <w:trPr>
+          <w:trHeight w:val="482"/>
+        </w:trPr>
+        <w:tc>
+          <w:tcPr>
+            <w:tcW w:type="dxa" w:w="2767"/>
+            <w:tcMar>
+              <w:top w:w="40" w:type="dxa"/>
+              <w:left w:w="80" w:type="dxa"/>
+              <w:bottom w:w="40" w:type="dxa"/>
+              <w:right w:w="80" w:type="dxa"/>
+            </w:tcMar>
+            <w:shd w:fill="FFFFFF" w:val="clear"/>
+          </w:tcPr>
+          <w:p>
+            <w:pPr>
+              <w:spacing w:before="60" w:after="60"/>
+              <w:ind w:firstLine="0"/>
+              <w:jc w:val="center"/>
+            </w:pPr>
+            <w:r/>
+            <w:r>
+              <w:rPr>
+                <w:rFonts w:ascii="宋体" w:hAnsi="宋体" w:eastAsia="宋体"/>
+                <w:color w:val="333333"/>
+                <w:sz w:val="21"/>
+              </w:rPr>
+              <w:t>项目名称</w:t>
+            </w:r>
+          </w:p>
+        </w:tc>
+        <w:tc>
+          <w:tcPr>
+            <w:tcW w:type="dxa" w:w="2767"/>
+            <w:tcMar>
+              <w:top w:w="40" w:type="dxa"/>
+              <w:left w:w="80" w:type="dxa"/>
+              <w:bottom w:w="40" w:type="dxa"/>
+              <w:right w:w="80" w:type="dxa"/>
+            </w:tcMar>
+            <w:shd w:fill="FFFFFF" w:val="clear"/>
+          </w:tcPr>
+          <w:p>
+            <w:pPr>
+              <w:spacing w:before="60" w:after="60"/>
+              <w:ind w:firstLine="0"/>
+              <w:jc w:val="center"/>
+            </w:pPr>
+            <w:r/>
+            <w:r>
+              <w:rPr>
+                <w:rFonts w:ascii="宋体" w:hAnsi="宋体" w:eastAsia="宋体"/>
+                <w:color w:val="333333"/>
+                <w:sz w:val="21"/>
+              </w:rPr>
+              <w:t>{{ i.项目名称 }}</w:t>
+            </w:r>
+          </w:p>
+        </w:tc>
+        <w:tc>
+          <w:tcPr>
+            <w:tcW w:type="dxa" w:w="2767"/>
+            <w:tcMar>
+              <w:top w:w="40" w:type="dxa"/>
+              <w:left w:w="80" w:type="dxa"/>
+              <w:bottom w:w="40" w:type="dxa"/>
+              <w:right w:w="80" w:type="dxa"/>
+            </w:tcMar>
+          </w:tcPr>
+          <w:p/>
+        </w:tc>
+      </w:tr>
+      <w:tr>
+        <w:trPr>
+          <w:trHeight w:val="482"/>
+        </w:trPr>
+        <w:tc>
+          <w:tcPr>
+            <w:tcW w:type="dxa" w:w="2767"/>
+            <w:tcMar>
+              <w:top w:w="40" w:type="dxa"/>
+              <w:left w:w="80" w:type="dxa"/>
+              <w:bottom w:w="40" w:type="dxa"/>
+              <w:right w:w="80" w:type="dxa"/>
+            </w:tcMar>
+            <w:shd w:fill="FAFAFA" w:val="clear"/>
+          </w:tcPr>
+          <w:p>
+            <w:pPr>
+              <w:spacing w:before="60" w:after="60"/>
+              <w:ind w:firstLine="0"/>
+              <w:jc w:val="center"/>
+            </w:pPr>
+            <w:r/>
+            <w:r>
+              <w:rPr>
+                <w:rFonts w:ascii="宋体" w:hAnsi="宋体" w:eastAsia="宋体"/>
+                <w:color w:val="333333"/>
+                <w:sz w:val="21"/>
+              </w:rPr>
+              <w:t>备案文件</w:t>
+            </w:r>
+          </w:p>
+        </w:tc>
+        <w:tc>
+          <w:tcPr>
+            <w:tcW w:type="dxa" w:w="2767"/>
+            <w:tcMar>
+              <w:top w:w="40" w:type="dxa"/>
+              <w:left w:w="80" w:type="dxa"/>
+              <w:bottom w:w="40" w:type="dxa"/>
+              <w:right w:w="80" w:type="dxa"/>
+            </w:tcMar>
+            <w:shd w:fill="FAFAFA" w:val="clear"/>
+          </w:tcPr>
+          <w:p>
+            <w:pPr>
+              <w:spacing w:before="60" w:after="60"/>
+              <w:ind w:firstLine="0"/>
+              <w:jc w:val="center"/>
+            </w:pPr>
+            <w:r/>
+            <w:r>
+              <w:rPr>
+                <w:rFonts w:ascii="宋体" w:hAnsi="宋体" w:eastAsia="宋体"/>
+                <w:color w:val="333333"/>
+                <w:sz w:val="21"/>
+              </w:rPr>
+              <w:t>{{ i.备案文件 }}</w:t>
+            </w:r>
+          </w:p>
+        </w:tc>
+        <w:tc>
+          <w:tcPr>
+            <w:tcW w:type="dxa" w:w="2767"/>
+            <w:tcMar>
+              <w:top w:w="40" w:type="dxa"/>
+              <w:left w:w="80" w:type="dxa"/>
+              <w:bottom w:w="40" w:type="dxa"/>
+              <w:right w:w="80" w:type="dxa"/>
+            </w:tcMar>
+          </w:tcPr>
+          <w:p/>
+        </w:tc>
+      </w:tr>
+      <w:tr>
+        <w:trPr>
+          <w:trHeight w:val="482"/>
+        </w:trPr>
+        <w:tc>
+          <w:tcPr>
+            <w:tcW w:type="dxa" w:w="2767"/>
+            <w:tcMar>
+              <w:top w:w="40" w:type="dxa"/>
+              <w:left w:w="80" w:type="dxa"/>
+              <w:bottom w:w="40" w:type="dxa"/>
+              <w:right w:w="80" w:type="dxa"/>
+            </w:tcMar>
+            <w:shd w:fill="FFFFFF" w:val="clear"/>
+          </w:tcPr>
+          <w:p>
+            <w:pPr>
+              <w:spacing w:before="60" w:after="60"/>
+              <w:ind w:firstLine="0"/>
+              <w:jc w:val="center"/>
+            </w:pPr>
+            <w:r/>
+            <w:r>
+              <w:rPr>
+                <w:rFonts w:ascii="宋体" w:hAnsi="宋体" w:eastAsia="宋体"/>
+                <w:color w:val="333333"/>
+                <w:sz w:val="21"/>
+              </w:rPr>
+              <w:t>环境审批</w:t>
+            </w:r>
+          </w:p>
+        </w:tc>
+        <w:tc>
+          <w:tcPr>
+            <w:tcW w:type="dxa" w:w="2767"/>
+            <w:tcMar>
+              <w:top w:w="40" w:type="dxa"/>
+              <w:left w:w="80" w:type="dxa"/>
+              <w:bottom w:w="40" w:type="dxa"/>
+              <w:right w:w="80" w:type="dxa"/>
+            </w:tcMar>
+            <w:shd w:fill="FFFFFF" w:val="clear"/>
+          </w:tcPr>
+          <w:p>
+            <w:pPr>
+              <w:spacing w:before="60" w:after="60"/>
+              <w:ind w:firstLine="0"/>
+              <w:jc w:val="center"/>
+            </w:pPr>
+            <w:r/>
+            <w:r>
+              <w:rPr>
+                <w:rFonts w:ascii="宋体" w:hAnsi="宋体" w:eastAsia="宋体"/>
+                <w:color w:val="333333"/>
+                <w:sz w:val="21"/>
+              </w:rPr>
+              <w:t>{{ i.环境审批 }}</w:t>
+            </w:r>
+          </w:p>
+        </w:tc>
+        <w:tc>
+          <w:tcPr>
+            <w:tcW w:type="dxa" w:w="2767"/>
+            <w:tcMar>
+              <w:top w:w="40" w:type="dxa"/>
+              <w:left w:w="80" w:type="dxa"/>
+              <w:bottom w:w="40" w:type="dxa"/>
+              <w:right w:w="80" w:type="dxa"/>
+            </w:tcMar>
+          </w:tcPr>
+          <w:p/>
+        </w:tc>
+      </w:tr>
+      <w:tr>
+        <w:trPr>
+          <w:trHeight w:val="482"/>
+        </w:trPr>
+        <w:tc>
+          <w:tcPr>
+            <w:tcW w:type="dxa" w:w="2767"/>
+            <w:tcMar>
+              <w:top w:w="40" w:type="dxa"/>
+              <w:left w:w="80" w:type="dxa"/>
+              <w:bottom w:w="40" w:type="dxa"/>
+              <w:right w:w="80" w:type="dxa"/>
+            </w:tcMar>
+            <w:shd w:fill="FAFAFA" w:val="clear"/>
+          </w:tcPr>
+          <w:p>
+            <w:pPr>
+              <w:spacing w:before="60" w:after="60"/>
+              <w:ind w:firstLine="0"/>
+              <w:jc w:val="center"/>
+            </w:pPr>
+            <w:r/>
+            <w:r>
+              <w:rPr>
+                <w:rFonts w:ascii="宋体" w:hAnsi="宋体" w:eastAsia="宋体"/>
+                <w:color w:val="333333"/>
+                <w:sz w:val="21"/>
+              </w:rPr>
+              <w:t>安全审查</w:t>
+            </w:r>
+          </w:p>
+        </w:tc>
+        <w:tc>
+          <w:tcPr>
+            <w:tcW w:type="dxa" w:w="2767"/>
+            <w:tcMar>
+              <w:top w:w="40" w:type="dxa"/>
+              <w:left w:w="80" w:type="dxa"/>
+              <w:bottom w:w="40" w:type="dxa"/>
+              <w:right w:w="80" w:type="dxa"/>
+            </w:tcMar>
+            <w:shd w:fill="FAFAFA" w:val="clear"/>
+          </w:tcPr>
+          <w:p>
+            <w:pPr>
+              <w:spacing w:before="60" w:after="60"/>
+              <w:ind w:firstLine="0"/>
+              <w:jc w:val="center"/>
+            </w:pPr>
+            <w:r/>
+            <w:r>
+              <w:rPr>
+                <w:rFonts w:ascii="宋体" w:hAnsi="宋体" w:eastAsia="宋体"/>
+                <w:color w:val="333333"/>
+                <w:sz w:val="21"/>
+              </w:rPr>
+              <w:t>{{ i.安全审查 }}</w:t>
+            </w:r>
+          </w:p>
+        </w:tc>
+        <w:tc>
+          <w:tcPr>
+            <w:tcW w:type="dxa" w:w="2767"/>
+            <w:tcMar>
+              <w:top w:w="40" w:type="dxa"/>
+              <w:left w:w="80" w:type="dxa"/>
+              <w:bottom w:w="40" w:type="dxa"/>
+              <w:right w:w="80" w:type="dxa"/>
+            </w:tcMar>
+          </w:tcPr>
+          <w:p/>
+        </w:tc>
+      </w:tr>
+    </w:tbl>
+    <w:p>
+      <w:pPr>
+        <w:spacing w:before="120" w:after="0"/>
+        <w:ind w:firstLine="0"/>
+      </w:pPr>
+    </w:p>
+    <w:p>
+      <w:pPr>
         <w:pStyle w:val="Heading1"/>
       </w:pPr>
       <w:r>
-        <w:t>十一、税率政策</w:t>
+        <w:t>十一、条件区块示范（块级 if 条件）</w:t>
+      </w:r>
+    </w:p>
+    <w:p>
+      <w:r>
+        <w:rPr>
+          <w:rFonts w:ascii="宋体" w:hAnsi="宋体" w:eastAsia="宋体"/>
+          <w:sz w:val="24"/>
+        </w:rPr>
+        <w:t>{% if 全局.有使用权资产 %}</w:t>
+      </w:r>
+    </w:p>
+    <w:p>
+      <w:r>
+        <w:rPr>
+          <w:rFonts w:ascii="宋体" w:hAnsi="宋体" w:eastAsia="宋体"/>
+          <w:sz w:val="24"/>
+        </w:rPr>
+        <w:t>以下为使用权资产明细（该表仅在数据中有使用权资产时显示）：</w:t>
+      </w:r>
+    </w:p>
+    <w:tbl>
+      <w:tblPr>
+        <w:tblW w:type="auto" w:w="0"/>
+        <w:jc w:val="center"/>
+        <w:tblLayout w:type="autofit"/>
+        <w:tblLook w:firstColumn="1" w:firstRow="1" w:lastColumn="0" w:lastRow="0" w:noHBand="0" w:noVBand="1" w:val="04A0"/>
+        <w:tblBorders>
+          <w:top w:val="single" w:sz="4" w:space="0" w:color="999999"/>
+          <w:left w:val="single" w:sz="4" w:space="0" w:color="999999"/>
+          <w:bottom w:val="single" w:sz="4" w:space="0" w:color="999999"/>
+          <w:right w:val="single" w:sz="4" w:space="0" w:color="999999"/>
+          <w:insideH w:val="single" w:sz="4" w:space="0" w:color="CCCCCC"/>
+          <w:insideV w:val="single" w:sz="4" w:space="0" w:color="CCCCCC"/>
+        </w:tblBorders>
+      </w:tblPr>
+      <w:tblGrid>
+        <w:gridCol w:w="1383"/>
+        <w:gridCol w:w="1383"/>
+        <w:gridCol w:w="1383"/>
+        <w:gridCol w:w="1383"/>
+        <w:gridCol w:w="1383"/>
+        <w:gridCol w:w="1383"/>
+      </w:tblGrid>
+      <w:tr>
+        <w:trPr>
+          <w:trHeight w:val="482"/>
+        </w:trPr>
+        <w:tc>
+          <w:tcPr>
+            <w:tcW w:type="dxa" w:w="1383"/>
+            <w:tcMar>
+              <w:top w:w="40" w:type="dxa"/>
+              <w:left w:w="80" w:type="dxa"/>
+              <w:bottom w:w="40" w:type="dxa"/>
+              <w:right w:w="80" w:type="dxa"/>
+            </w:tcMar>
+            <w:shd w:fill="F2F2F2" w:val="clear"/>
+          </w:tcPr>
+          <w:p>
+            <w:pPr>
+              <w:spacing w:before="60" w:after="60"/>
+              <w:ind w:firstLine="0"/>
+              <w:jc w:val="center"/>
+            </w:pPr>
+            <w:r/>
+            <w:r>
+              <w:rPr>
+                <w:rFonts w:ascii="宋体" w:hAnsi="宋体" w:eastAsia="宋体"/>
+                <w:b/>
+                <w:color w:val="333333"/>
+                <w:sz w:val="21"/>
+              </w:rPr>
+              <w:t>项目</w:t>
+            </w:r>
+          </w:p>
+        </w:tc>
+        <w:tc>
+          <w:tcPr>
+            <w:tcW w:type="dxa" w:w="1383"/>
+            <w:tcMar>
+              <w:top w:w="40" w:type="dxa"/>
+              <w:left w:w="80" w:type="dxa"/>
+              <w:bottom w:w="40" w:type="dxa"/>
+              <w:right w:w="80" w:type="dxa"/>
+            </w:tcMar>
+            <w:shd w:fill="F2F2F2" w:val="clear"/>
+          </w:tcPr>
+          <w:p>
+            <w:pPr>
+              <w:spacing w:before="60" w:after="60"/>
+              <w:ind w:firstLine="0"/>
+              <w:jc w:val="center"/>
+            </w:pPr>
+            <w:r/>
+            <w:r>
+              <w:rPr>
+                <w:rFonts w:ascii="宋体" w:hAnsi="宋体" w:eastAsia="宋体"/>
+                <w:b/>
+                <w:color w:val="333333"/>
+                <w:sz w:val="21"/>
+              </w:rPr>
+              <w:t>原值</w:t>
+            </w:r>
+          </w:p>
+        </w:tc>
+        <w:tc>
+          <w:tcPr>
+            <w:tcW w:type="dxa" w:w="1383"/>
+            <w:tcMar>
+              <w:top w:w="40" w:type="dxa"/>
+              <w:left w:w="80" w:type="dxa"/>
+              <w:bottom w:w="40" w:type="dxa"/>
+              <w:right w:w="80" w:type="dxa"/>
+            </w:tcMar>
+            <w:shd w:fill="F2F2F2" w:val="clear"/>
+          </w:tcPr>
+          <w:p>
+            <w:pPr>
+              <w:spacing w:before="60" w:after="60"/>
+              <w:ind w:firstLine="0"/>
+              <w:jc w:val="center"/>
+            </w:pPr>
+            <w:r/>
+            <w:r>
+              <w:rPr>
+                <w:rFonts w:ascii="宋体" w:hAnsi="宋体" w:eastAsia="宋体"/>
+                <w:b/>
+                <w:color w:val="333333"/>
+                <w:sz w:val="21"/>
+              </w:rPr>
+              <w:t>残值率</w:t>
+            </w:r>
+          </w:p>
+        </w:tc>
+        <w:tc>
+          <w:tcPr>
+            <w:tcW w:type="dxa" w:w="1383"/>
+            <w:tcMar>
+              <w:top w:w="40" w:type="dxa"/>
+              <w:left w:w="80" w:type="dxa"/>
+              <w:bottom w:w="40" w:type="dxa"/>
+              <w:right w:w="80" w:type="dxa"/>
+            </w:tcMar>
+            <w:shd w:fill="F2F2F2" w:val="clear"/>
+          </w:tcPr>
+          <w:p>
+            <w:pPr>
+              <w:spacing w:before="60" w:after="60"/>
+              <w:ind w:firstLine="0"/>
+              <w:jc w:val="center"/>
+            </w:pPr>
+            <w:r/>
+            <w:r>
+              <w:rPr>
+                <w:rFonts w:ascii="宋体" w:hAnsi="宋体" w:eastAsia="宋体"/>
+                <w:b/>
+                <w:color w:val="333333"/>
+                <w:sz w:val="21"/>
+              </w:rPr>
+              <w:t>折旧年限</w:t>
+            </w:r>
+          </w:p>
+        </w:tc>
+        <w:tc>
+          <w:tcPr>
+            <w:tcW w:type="dxa" w:w="1383"/>
+            <w:tcMar>
+              <w:top w:w="40" w:type="dxa"/>
+              <w:left w:w="80" w:type="dxa"/>
+              <w:bottom w:w="40" w:type="dxa"/>
+              <w:right w:w="80" w:type="dxa"/>
+            </w:tcMar>
+            <w:shd w:fill="F2F2F2" w:val="clear"/>
+          </w:tcPr>
+          <w:p>
+            <w:pPr>
+              <w:spacing w:before="60" w:after="60"/>
+              <w:ind w:firstLine="0"/>
+              <w:jc w:val="center"/>
+            </w:pPr>
+            <w:r/>
+            <w:r>
+              <w:rPr>
+                <w:rFonts w:ascii="宋体" w:hAnsi="宋体" w:eastAsia="宋体"/>
+                <w:b/>
+                <w:color w:val="333333"/>
+                <w:sz w:val="21"/>
+              </w:rPr>
+              <w:t>转固时点</w:t>
+            </w:r>
+          </w:p>
+        </w:tc>
+        <w:tc>
+          <w:tcPr>
+            <w:tcW w:type="dxa" w:w="1383"/>
+            <w:tcMar>
+              <w:top w:w="40" w:type="dxa"/>
+              <w:left w:w="80" w:type="dxa"/>
+              <w:bottom w:w="40" w:type="dxa"/>
+              <w:right w:w="80" w:type="dxa"/>
+            </w:tcMar>
+            <w:shd w:fill="F2F2F2" w:val="clear"/>
+          </w:tcPr>
+          <w:p>
+            <w:pPr>
+              <w:spacing w:before="60" w:after="60"/>
+              <w:ind w:firstLine="0"/>
+              <w:jc w:val="center"/>
+            </w:pPr>
+            <w:r/>
+            <w:r>
+              <w:rPr>
+                <w:rFonts w:ascii="宋体" w:hAnsi="宋体" w:eastAsia="宋体"/>
+                <w:b/>
+                <w:color w:val="333333"/>
+                <w:sz w:val="21"/>
+              </w:rPr>
+              <w:t>年折旧额</w:t>
+            </w:r>
+          </w:p>
+        </w:tc>
+      </w:tr>
+      <w:tr>
+        <w:trPr>
+          <w:trHeight w:val="482"/>
+        </w:trPr>
+        <w:tc>
+          <w:tcPr>
+            <w:tcW w:type="dxa" w:w="1383"/>
+            <w:tcMar>
+              <w:top w:w="40" w:type="dxa"/>
+              <w:left w:w="80" w:type="dxa"/>
+              <w:bottom w:w="40" w:type="dxa"/>
+              <w:right w:w="80" w:type="dxa"/>
+            </w:tcMar>
+            <w:shd w:fill="FFFFFF" w:val="clear"/>
+          </w:tcPr>
+          <w:p>
+            <w:pPr>
+              <w:spacing w:before="60" w:after="60"/>
+              <w:ind w:firstLine="0"/>
+              <w:jc w:val="center"/>
+            </w:pPr>
+            <w:r/>
+            <w:r>
+              <w:rPr>
+                <w:rFonts w:ascii="宋体" w:hAnsi="宋体" w:eastAsia="宋体"/>
+                <w:color w:val="333333"/>
+                <w:sz w:val="21"/>
+              </w:rPr>
+              <w:t>{%tr for i in 项目建设情况.使用权资产 %}</w:t>
+            </w:r>
+          </w:p>
+        </w:tc>
+        <w:tc>
+          <w:tcPr>
+            <w:tcW w:type="dxa" w:w="1383"/>
+            <w:tcMar>
+              <w:top w:w="40" w:type="dxa"/>
+              <w:left w:w="80" w:type="dxa"/>
+              <w:bottom w:w="40" w:type="dxa"/>
+              <w:right w:w="80" w:type="dxa"/>
+            </w:tcMar>
+          </w:tcPr>
+          <w:p/>
+        </w:tc>
+        <w:tc>
+          <w:tcPr>
+            <w:tcW w:type="dxa" w:w="1383"/>
+            <w:tcMar>
+              <w:top w:w="40" w:type="dxa"/>
+              <w:left w:w="80" w:type="dxa"/>
+              <w:bottom w:w="40" w:type="dxa"/>
+              <w:right w:w="80" w:type="dxa"/>
+            </w:tcMar>
+          </w:tcPr>
+          <w:p/>
+        </w:tc>
+        <w:tc>
+          <w:tcPr>
+            <w:tcW w:type="dxa" w:w="1383"/>
+            <w:tcMar>
+              <w:top w:w="40" w:type="dxa"/>
+              <w:left w:w="80" w:type="dxa"/>
+              <w:bottom w:w="40" w:type="dxa"/>
+              <w:right w:w="80" w:type="dxa"/>
+            </w:tcMar>
+          </w:tcPr>
+          <w:p/>
+        </w:tc>
+        <w:tc>
+          <w:tcPr>
+            <w:tcW w:type="dxa" w:w="1383"/>
+            <w:tcMar>
+              <w:top w:w="40" w:type="dxa"/>
+              <w:left w:w="80" w:type="dxa"/>
+              <w:bottom w:w="40" w:type="dxa"/>
+              <w:right w:w="80" w:type="dxa"/>
+            </w:tcMar>
+          </w:tcPr>
+          <w:p/>
+        </w:tc>
+        <w:tc>
+          <w:tcPr>
+            <w:tcW w:type="dxa" w:w="1383"/>
+            <w:tcMar>
+              <w:top w:w="40" w:type="dxa"/>
+              <w:left w:w="80" w:type="dxa"/>
+              <w:bottom w:w="40" w:type="dxa"/>
+              <w:right w:w="80" w:type="dxa"/>
+            </w:tcMar>
+          </w:tcPr>
+          <w:p/>
+        </w:tc>
+      </w:tr>
+      <w:tr>
+        <w:trPr>
+          <w:trHeight w:val="482"/>
+        </w:trPr>
+        <w:tc>
+          <w:tcPr>
+            <w:tcW w:type="dxa" w:w="1383"/>
+            <w:tcMar>
+              <w:top w:w="40" w:type="dxa"/>
+              <w:left w:w="80" w:type="dxa"/>
+              <w:bottom w:w="40" w:type="dxa"/>
+              <w:right w:w="80" w:type="dxa"/>
+            </w:tcMar>
+            <w:shd w:fill="FAFAFA" w:val="clear"/>
+          </w:tcPr>
+          <w:p>
+            <w:pPr>
+              <w:spacing w:before="60" w:after="60"/>
+              <w:ind w:firstLine="0"/>
+              <w:jc w:val="center"/>
+            </w:pPr>
+            <w:r/>
+            <w:r>
+              <w:rPr>
+                <w:rFonts w:ascii="宋体" w:hAnsi="宋体" w:eastAsia="宋体"/>
+                <w:color w:val="333333"/>
+                <w:sz w:val="21"/>
+              </w:rPr>
+              <w:t>{{ i.项目名称 }}</w:t>
+            </w:r>
+          </w:p>
+        </w:tc>
+        <w:tc>
+          <w:tcPr>
+            <w:tcW w:type="dxa" w:w="1383"/>
+            <w:tcMar>
+              <w:top w:w="40" w:type="dxa"/>
+              <w:left w:w="80" w:type="dxa"/>
+              <w:bottom w:w="40" w:type="dxa"/>
+              <w:right w:w="80" w:type="dxa"/>
+            </w:tcMar>
+            <w:shd w:fill="FAFAFA" w:val="clear"/>
+          </w:tcPr>
+          <w:p>
+            <w:pPr>
+              <w:spacing w:before="60" w:after="60"/>
+              <w:ind w:firstLine="0"/>
+              <w:jc w:val="center"/>
+            </w:pPr>
+            <w:r/>
+            <w:r>
+              <w:rPr>
+                <w:rFonts w:ascii="宋体" w:hAnsi="宋体" w:eastAsia="宋体"/>
+                <w:color w:val="333333"/>
+                <w:sz w:val="21"/>
+              </w:rPr>
+              <w:t>{{ i.原值 | num }}</w:t>
+            </w:r>
+          </w:p>
+        </w:tc>
+        <w:tc>
+          <w:tcPr>
+            <w:tcW w:type="dxa" w:w="1383"/>
+            <w:tcMar>
+              <w:top w:w="40" w:type="dxa"/>
+              <w:left w:w="80" w:type="dxa"/>
+              <w:bottom w:w="40" w:type="dxa"/>
+              <w:right w:w="80" w:type="dxa"/>
+            </w:tcMar>
+            <w:shd w:fill="FAFAFA" w:val="clear"/>
+          </w:tcPr>
+          <w:p>
+            <w:pPr>
+              <w:spacing w:before="60" w:after="60"/>
+              <w:ind w:firstLine="0"/>
+              <w:jc w:val="center"/>
+            </w:pPr>
+            <w:r/>
+            <w:r>
+              <w:rPr>
+                <w:rFonts w:ascii="宋体" w:hAnsi="宋体" w:eastAsia="宋体"/>
+                <w:color w:val="333333"/>
+                <w:sz w:val="21"/>
+              </w:rPr>
+              <w:t>{{ i.残值率 | percent }}</w:t>
+            </w:r>
+          </w:p>
+        </w:tc>
+        <w:tc>
+          <w:tcPr>
+            <w:tcW w:type="dxa" w:w="1383"/>
+            <w:tcMar>
+              <w:top w:w="40" w:type="dxa"/>
+              <w:left w:w="80" w:type="dxa"/>
+              <w:bottom w:w="40" w:type="dxa"/>
+              <w:right w:w="80" w:type="dxa"/>
+            </w:tcMar>
+            <w:shd w:fill="FAFAFA" w:val="clear"/>
+          </w:tcPr>
+          <w:p>
+            <w:pPr>
+              <w:spacing w:before="60" w:after="60"/>
+              <w:ind w:firstLine="0"/>
+              <w:jc w:val="center"/>
+            </w:pPr>
+            <w:r/>
+            <w:r>
+              <w:rPr>
+                <w:rFonts w:ascii="宋体" w:hAnsi="宋体" w:eastAsia="宋体"/>
+                <w:color w:val="333333"/>
+                <w:sz w:val="21"/>
+              </w:rPr>
+              <w:t>{{ i.折旧年限 | int }}</w:t>
+            </w:r>
+          </w:p>
+        </w:tc>
+        <w:tc>
+          <w:tcPr>
+            <w:tcW w:type="dxa" w:w="1383"/>
+            <w:tcMar>
+              <w:top w:w="40" w:type="dxa"/>
+              <w:left w:w="80" w:type="dxa"/>
+              <w:bottom w:w="40" w:type="dxa"/>
+              <w:right w:w="80" w:type="dxa"/>
+            </w:tcMar>
+            <w:shd w:fill="FAFAFA" w:val="clear"/>
+          </w:tcPr>
+          <w:p>
+            <w:pPr>
+              <w:spacing w:before="60" w:after="60"/>
+              <w:ind w:firstLine="0"/>
+              <w:jc w:val="center"/>
+            </w:pPr>
+            <w:r/>
+            <w:r>
+              <w:rPr>
+                <w:rFonts w:ascii="宋体" w:hAnsi="宋体" w:eastAsia="宋体"/>
+                <w:color w:val="333333"/>
+                <w:sz w:val="21"/>
+              </w:rPr>
+              <w:t>{{ i.转固时点 | date }}</w:t>
+            </w:r>
+          </w:p>
+        </w:tc>
+        <w:tc>
+          <w:tcPr>
+            <w:tcW w:type="dxa" w:w="1383"/>
+            <w:tcMar>
+              <w:top w:w="40" w:type="dxa"/>
+              <w:left w:w="80" w:type="dxa"/>
+              <w:bottom w:w="40" w:type="dxa"/>
+              <w:right w:w="80" w:type="dxa"/>
+            </w:tcMar>
+            <w:shd w:fill="FAFAFA" w:val="clear"/>
+          </w:tcPr>
+          <w:p>
+            <w:pPr>
+              <w:spacing w:before="60" w:after="60"/>
+              <w:ind w:firstLine="0"/>
+              <w:jc w:val="center"/>
+            </w:pPr>
+            <w:r/>
+            <w:r>
+              <w:rPr>
+                <w:rFonts w:ascii="宋体" w:hAnsi="宋体" w:eastAsia="宋体"/>
+                <w:color w:val="333333"/>
+                <w:sz w:val="21"/>
+              </w:rPr>
+              <w:t>{{ i.年折旧额 | num }}</w:t>
+            </w:r>
+          </w:p>
+        </w:tc>
+      </w:tr>
+      <w:tr>
+        <w:trPr>
+          <w:trHeight w:val="482"/>
+        </w:trPr>
+        <w:tc>
+          <w:tcPr>
+            <w:tcW w:type="dxa" w:w="1383"/>
+            <w:tcMar>
+              <w:top w:w="40" w:type="dxa"/>
+              <w:left w:w="80" w:type="dxa"/>
+              <w:bottom w:w="40" w:type="dxa"/>
+              <w:right w:w="80" w:type="dxa"/>
+            </w:tcMar>
+            <w:shd w:fill="FFFFFF" w:val="clear"/>
+          </w:tcPr>
+          <w:p>
+            <w:pPr>
+              <w:spacing w:before="60" w:after="60"/>
+              <w:ind w:firstLine="0"/>
+              <w:jc w:val="center"/>
+            </w:pPr>
+            <w:r/>
+            <w:r>
+              <w:rPr>
+                <w:rFonts w:ascii="宋体" w:hAnsi="宋体" w:eastAsia="宋体"/>
+                <w:color w:val="333333"/>
+                <w:sz w:val="21"/>
+              </w:rPr>
+              <w:t>{%tr endfor %}</w:t>
+            </w:r>
+          </w:p>
+        </w:tc>
+        <w:tc>
+          <w:tcPr>
+            <w:tcW w:type="dxa" w:w="1383"/>
+            <w:tcMar>
+              <w:top w:w="40" w:type="dxa"/>
+              <w:left w:w="80" w:type="dxa"/>
+              <w:bottom w:w="40" w:type="dxa"/>
+              <w:right w:w="80" w:type="dxa"/>
+            </w:tcMar>
+          </w:tcPr>
+          <w:p/>
+        </w:tc>
+        <w:tc>
+          <w:tcPr>
+            <w:tcW w:type="dxa" w:w="1383"/>
+            <w:tcMar>
+              <w:top w:w="40" w:type="dxa"/>
+              <w:left w:w="80" w:type="dxa"/>
+              <w:bottom w:w="40" w:type="dxa"/>
+              <w:right w:w="80" w:type="dxa"/>
+            </w:tcMar>
+          </w:tcPr>
+          <w:p/>
+        </w:tc>
+        <w:tc>
+          <w:tcPr>
+            <w:tcW w:type="dxa" w:w="1383"/>
+            <w:tcMar>
+              <w:top w:w="40" w:type="dxa"/>
+              <w:left w:w="80" w:type="dxa"/>
+              <w:bottom w:w="40" w:type="dxa"/>
+              <w:right w:w="80" w:type="dxa"/>
+            </w:tcMar>
+          </w:tcPr>
+          <w:p/>
+        </w:tc>
+        <w:tc>
+          <w:tcPr>
+            <w:tcW w:type="dxa" w:w="1383"/>
+            <w:tcMar>
+              <w:top w:w="40" w:type="dxa"/>
+              <w:left w:w="80" w:type="dxa"/>
+              <w:bottom w:w="40" w:type="dxa"/>
+              <w:right w:w="80" w:type="dxa"/>
+            </w:tcMar>
+          </w:tcPr>
+          <w:p/>
+        </w:tc>
+        <w:tc>
+          <w:tcPr>
+            <w:tcW w:type="dxa" w:w="1383"/>
+            <w:tcMar>
+              <w:top w:w="40" w:type="dxa"/>
+              <w:left w:w="80" w:type="dxa"/>
+              <w:bottom w:w="40" w:type="dxa"/>
+              <w:right w:w="80" w:type="dxa"/>
+            </w:tcMar>
+          </w:tcPr>
+          <w:p/>
+        </w:tc>
+      </w:tr>
+    </w:tbl>
+    <w:p>
+      <w:pPr>
+        <w:spacing w:before="120" w:after="0"/>
+        <w:ind w:firstLine="0"/>
+      </w:pPr>
+    </w:p>
+    <w:p>
+      <w:r>
+        <w:rPr>
+          <w:rFonts w:ascii="宋体" w:hAnsi="宋体" w:eastAsia="宋体"/>
+          <w:sz w:val="24"/>
+        </w:rPr>
+        <w:t>{% endif %}</w:t>
+      </w:r>
+    </w:p>
+    <w:p>
+      <w:pPr>
+        <w:pStyle w:val="Heading1"/>
+      </w:pPr>
+      <w:r>
+        <w:t>十二、税率政策</w:t>
       </w:r>
     </w:p>
     <w:p>
@@ -3793,6 +4869,105 @@
           <w:rFonts w:ascii="宋体" w:hAnsi="宋体" w:eastAsia="宋体"/>
           <w:sz w:val="24"/>
         </w:rPr>
+        <w:t>{%p else %}</w:t>
+      </w:r>
+    </w:p>
+    <w:p>
+      <w:r>
+        <w:rPr>
+          <w:rFonts w:ascii="宋体" w:hAnsi="宋体" w:eastAsia="宋体"/>
+          <w:sz w:val="24"/>
+        </w:rPr>
+        <w:t>本公司不涉及地方招商优惠。</w:t>
+      </w:r>
+    </w:p>
+    <w:p>
+      <w:r>
+        <w:rPr>
+          <w:rFonts w:ascii="宋体" w:hAnsi="宋体" w:eastAsia="宋体"/>
+          <w:sz w:val="24"/>
+        </w:rPr>
+        <w:t>{%p endif %}</w:t>
+      </w:r>
+    </w:p>
+    <w:p>
+      <w:r>
+        <w:rPr>
+          <w:rFonts w:ascii="宋体" w:hAnsi="宋体" w:eastAsia="宋体"/>
+          <w:sz w:val="24"/>
+        </w:rPr>
+        <w:t>{%p if 税率政策.企业所得税 &gt; 0.15 %}</w:t>
+      </w:r>
+    </w:p>
+    <w:p>
+      <w:r>
+        <w:rPr>
+          <w:rFonts w:ascii="宋体" w:hAnsi="宋体" w:eastAsia="宋体"/>
+          <w:sz w:val="24"/>
+        </w:rPr>
+        <w:t>企业所得税税率高于15%，不适用低税率优惠。</w:t>
+      </w:r>
+    </w:p>
+    <w:p>
+      <w:r>
+        <w:rPr>
+          <w:rFonts w:ascii="宋体" w:hAnsi="宋体" w:eastAsia="宋体"/>
+          <w:sz w:val="24"/>
+        </w:rPr>
+        <w:t>{%p endif %}</w:t>
+      </w:r>
+    </w:p>
+    <w:p>
+      <w:r>
+        <w:rPr>
+          <w:rFonts w:ascii="宋体" w:hAnsi="宋体" w:eastAsia="宋体"/>
+          <w:sz w:val="24"/>
+        </w:rPr>
+        <w:t>{%p if 税率政策.企业类型 == "高新" %}</w:t>
+      </w:r>
+    </w:p>
+    <w:p>
+      <w:r>
+        <w:rPr>
+          <w:rFonts w:ascii="宋体" w:hAnsi="宋体" w:eastAsia="宋体"/>
+          <w:sz w:val="24"/>
+        </w:rPr>
+        <w:t>本公司已取得高新技术企业认证，适用15%优惠税率。</w:t>
+      </w:r>
+    </w:p>
+    <w:p>
+      <w:r>
+        <w:rPr>
+          <w:rFonts w:ascii="宋体" w:hAnsi="宋体" w:eastAsia="宋体"/>
+          <w:sz w:val="24"/>
+        </w:rPr>
+        <w:t>{%p endif %}</w:t>
+      </w:r>
+    </w:p>
+    <w:p>
+      <w:r>
+        <w:rPr>
+          <w:rFonts w:ascii="宋体" w:hAnsi="宋体" w:eastAsia="宋体"/>
+          <w:sz w:val="24"/>
+        </w:rPr>
+        <w:t>{%p if not 税率政策.有小微企业 %}</w:t>
+      </w:r>
+    </w:p>
+    <w:p>
+      <w:r>
+        <w:rPr>
+          <w:rFonts w:ascii="宋体" w:hAnsi="宋体" w:eastAsia="宋体"/>
+          <w:sz w:val="24"/>
+        </w:rPr>
+        <w:t>本公司不适用小微企业税收优惠政策。</w:t>
+      </w:r>
+    </w:p>
+    <w:p>
+      <w:r>
+        <w:rPr>
+          <w:rFonts w:ascii="宋体" w:hAnsi="宋体" w:eastAsia="宋体"/>
+          <w:sz w:val="24"/>
+        </w:rPr>
         <w:t>{%p endif %}</w:t>
       </w:r>
     </w:p>
@@ -3801,7 +4976,7 @@
         <w:pStyle w:val="Heading1"/>
       </w:pPr>
       <w:r>
-        <w:t>十二、资产负债表</w:t>
+        <w:t>十三、资产负债表</w:t>
       </w:r>
     </w:p>
     <w:p>
@@ -6190,7 +7365,7 @@
         <w:pStyle w:val="Heading1"/>
       </w:pPr>
       <w:r>
-        <w:t>十三、利润表</w:t>
+        <w:t>十四、利润表</w:t>
       </w:r>
     </w:p>
     <w:p>
@@ -7643,7 +8818,7 @@
         <w:pStyle w:val="Heading1"/>
       </w:pPr>
       <w:r>
-        <w:t>十四、关联方</w:t>
+        <w:t>十五、关联方</w:t>
       </w:r>
     </w:p>
     <w:p>
@@ -7651,7 +8826,7 @@
         <w:pStyle w:val="Heading2"/>
       </w:pPr>
       <w:r>
-        <w:t>14.1 关联方关系</w:t>
+        <w:t>16.1 关联方关系</w:t>
       </w:r>
     </w:p>
     <w:tbl>
@@ -7981,7 +9156,7 @@
         <w:pStyle w:val="Heading2"/>
       </w:pPr>
       <w:r>
-        <w:t>14.2 关联方余额</w:t>
+        <w:t>16.2 关联方余额</w:t>
       </w:r>
     </w:p>
     <w:tbl>
@@ -8805,7 +9980,7 @@
         <w:pStyle w:val="Heading1"/>
       </w:pPr>
       <w:r>
-        <w:t>十五、表外信息</w:t>
+        <w:t>十六、表外信息</w:t>
       </w:r>
     </w:p>
     <w:p>

--- a/templates/demo_template.docx
+++ b/templates/demo_template.docx
@@ -30,7 +30,7 @@
           <w:color w:val="666666"/>
           <w:sz w:val="28"/>
         </w:rPr>
-        <w:t>（示范模板）</w:t>
+        <w:t>（示例）</w:t>
       </w:r>
     </w:p>
     <w:p>
@@ -3739,7 +3739,7 @@
         <w:pStyle w:val="Heading2"/>
       </w:pPr>
       <w:r>
-        <w:t>项目审批对比（tc-for 列循环示范）</w:t>
+        <w:t>项目审批对比</w:t>
       </w:r>
     </w:p>
     <w:p>
@@ -3748,7 +3748,7 @@
           <w:rFonts w:ascii="宋体" w:hAnsi="宋体" w:eastAsia="宋体"/>
           <w:sz w:val="24"/>
         </w:rPr>
-        <w:t>下表首行声明 tc-for，后续行由 TcInheritancePreprocessor 自动继承：</w:t>
+        <w:t>以下为各项目审批状态对比：</w:t>
       </w:r>
     </w:p>
     <w:tbl>
@@ -4167,7 +4167,7 @@
         <w:pStyle w:val="Heading1"/>
       </w:pPr>
       <w:r>
-        <w:t>十一、条件区块示范（块级 if 条件）</w:t>
+        <w:t>十一、使用权资产</w:t>
       </w:r>
     </w:p>
     <w:p>
@@ -4185,7 +4185,7 @@
           <w:rFonts w:ascii="宋体" w:hAnsi="宋体" w:eastAsia="宋体"/>
           <w:sz w:val="24"/>
         </w:rPr>
-        <w:t>以下为使用权资产明细（该表仅在数据中有使用权资产时显示）：</w:t>
+        <w:t>截至尽调基准日，公司使用权资产情况如下：</w:t>
       </w:r>
     </w:p>
     <w:tbl>

--- a/templates/demo_template.docx
+++ b/templates/demo_template.docx
@@ -3396,7 +3396,7 @@
                 <w:color w:val="333333"/>
                 <w:sz w:val="21"/>
               </w:rPr>
-              <w:t>{%tr for i in 项目建设情况.固定资产 %}</w:t>
+              <w:t>{%tr for i in 项目建设情况__固定资产 %}</w:t>
             </w:r>
           </w:p>
         </w:tc>
@@ -3770,6 +3770,7 @@
         <w:gridCol w:w="2767"/>
         <w:gridCol w:w="2767"/>
         <w:gridCol w:w="2767"/>
+        <w:gridCol w:w="2767"/>
       </w:tblGrid>
       <w:tr>
         <w:trPr>
@@ -3830,6 +3831,35 @@
                 <w:sz w:val="21"/>
               </w:rPr>
               <w:t>{%tc for i in 工厂建设项目 %}</w:t>
+            </w:r>
+          </w:p>
+        </w:tc>
+        <w:tc>
+          <w:tcPr>
+            <w:tcW w:type="dxa" w:w="2767"/>
+            <w:tcMar>
+              <w:top w:w="40" w:type="dxa"/>
+              <w:left w:w="80" w:type="dxa"/>
+              <w:bottom w:w="40" w:type="dxa"/>
+              <w:right w:w="80" w:type="dxa"/>
+            </w:tcMar>
+            <w:shd w:fill="F2F2F2" w:val="clear"/>
+          </w:tcPr>
+          <w:p>
+            <w:pPr>
+              <w:spacing w:before="60" w:after="60"/>
+              <w:ind w:firstLine="0"/>
+              <w:jc w:val="center"/>
+            </w:pPr>
+            <w:r/>
+            <w:r>
+              <w:rPr>
+                <w:rFonts w:ascii="宋体" w:hAnsi="宋体" w:eastAsia="宋体"/>
+                <w:b/>
+                <w:color w:val="333333"/>
+                <w:sz w:val="21"/>
+              </w:rPr>
+              <w:t/>
             </w:r>
           </w:p>
         </w:tc>
@@ -3919,7 +3949,7 @@
                 <w:color w:val="333333"/>
                 <w:sz w:val="21"/>
               </w:rPr>
-              <w:t>{{ i.项目名称 }}</w:t>
+              <w:t/>
             </w:r>
           </w:p>
         </w:tc>
@@ -3933,7 +3963,27 @@
               <w:right w:w="80" w:type="dxa"/>
             </w:tcMar>
           </w:tcPr>
-          <w:p/>
+          <w:p>
+            <w:r>
+              <w:t w:space="preserve">{{ i.项目名称 }}</w:t>
+            </w:r>
+          </w:p>
+        </w:tc>
+        <w:tc>
+          <w:tcPr>
+            <w:tcW w:type="dxa" w:w="2767"/>
+            <w:tcMar>
+              <w:top w:w="40" w:type="dxa"/>
+              <w:left w:w="80" w:type="dxa"/>
+              <w:bottom w:w="40" w:type="dxa"/>
+              <w:right w:w="80" w:type="dxa"/>
+            </w:tcMar>
+          </w:tcPr>
+          <w:p>
+            <w:r>
+              <w:t w:space="preserve"/>
+            </w:r>
+          </w:p>
         </w:tc>
       </w:tr>
       <w:tr>
@@ -3992,7 +4042,7 @@
                 <w:color w:val="333333"/>
                 <w:sz w:val="21"/>
               </w:rPr>
-              <w:t>{{ i.备案文件 }}</w:t>
+              <w:t/>
             </w:r>
           </w:p>
         </w:tc>
@@ -4006,7 +4056,27 @@
               <w:right w:w="80" w:type="dxa"/>
             </w:tcMar>
           </w:tcPr>
-          <w:p/>
+          <w:p>
+            <w:r>
+              <w:t w:space="preserve">{{ i.备案文件 }}</w:t>
+            </w:r>
+          </w:p>
+        </w:tc>
+        <w:tc>
+          <w:tcPr>
+            <w:tcW w:type="dxa" w:w="2767"/>
+            <w:tcMar>
+              <w:top w:w="40" w:type="dxa"/>
+              <w:left w:w="80" w:type="dxa"/>
+              <w:bottom w:w="40" w:type="dxa"/>
+              <w:right w:w="80" w:type="dxa"/>
+            </w:tcMar>
+          </w:tcPr>
+          <w:p>
+            <w:r>
+              <w:t w:space="preserve"/>
+            </w:r>
+          </w:p>
         </w:tc>
       </w:tr>
       <w:tr>
@@ -4065,7 +4135,7 @@
                 <w:color w:val="333333"/>
                 <w:sz w:val="21"/>
               </w:rPr>
-              <w:t>{{ i.环境审批 }}</w:t>
+              <w:t/>
             </w:r>
           </w:p>
         </w:tc>
@@ -4079,7 +4149,27 @@
               <w:right w:w="80" w:type="dxa"/>
             </w:tcMar>
           </w:tcPr>
-          <w:p/>
+          <w:p>
+            <w:r>
+              <w:t w:space="preserve">{{ i.环境审批 }}</w:t>
+            </w:r>
+          </w:p>
+        </w:tc>
+        <w:tc>
+          <w:tcPr>
+            <w:tcW w:type="dxa" w:w="2767"/>
+            <w:tcMar>
+              <w:top w:w="40" w:type="dxa"/>
+              <w:left w:w="80" w:type="dxa"/>
+              <w:bottom w:w="40" w:type="dxa"/>
+              <w:right w:w="80" w:type="dxa"/>
+            </w:tcMar>
+          </w:tcPr>
+          <w:p>
+            <w:r>
+              <w:t w:space="preserve"/>
+            </w:r>
+          </w:p>
         </w:tc>
       </w:tr>
       <w:tr>
@@ -4138,7 +4228,7 @@
                 <w:color w:val="333333"/>
                 <w:sz w:val="21"/>
               </w:rPr>
-              <w:t>{{ i.安全审查 }}</w:t>
+              <w:t/>
             </w:r>
           </w:p>
         </w:tc>
@@ -4152,7 +4242,27 @@
               <w:right w:w="80" w:type="dxa"/>
             </w:tcMar>
           </w:tcPr>
-          <w:p/>
+          <w:p>
+            <w:r>
+              <w:t w:space="preserve">{{ i.安全审查 }}</w:t>
+            </w:r>
+          </w:p>
+        </w:tc>
+        <w:tc>
+          <w:tcPr>
+            <w:tcW w:type="dxa" w:w="2767"/>
+            <w:tcMar>
+              <w:top w:w="40" w:type="dxa"/>
+              <w:left w:w="80" w:type="dxa"/>
+              <w:bottom w:w="40" w:type="dxa"/>
+              <w:right w:w="80" w:type="dxa"/>
+            </w:tcMar>
+          </w:tcPr>
+          <w:p>
+            <w:r>
+              <w:t w:space="preserve"/>
+            </w:r>
+          </w:p>
         </w:tc>
       </w:tr>
     </w:tbl>
@@ -4418,7 +4528,7 @@
                 <w:color w:val="333333"/>
                 <w:sz w:val="21"/>
               </w:rPr>
-              <w:t>{%tr for i in 项目建设情况.使用权资产 %}</w:t>
+              <w:t>{%tr for i in 项目建设情况__使用权资产 %}</w:t>
             </w:r>
           </w:p>
         </w:tc>

--- a/templates/demo_template.docx
+++ b/templates/demo_template.docx
@@ -3396,7 +3396,7 @@
                 <w:color w:val="333333"/>
                 <w:sz w:val="21"/>
               </w:rPr>
-              <w:t>{%tr for i in 项目建设情况__固定资产 %}</w:t>
+              <w:t>{%tr for i in 项目建设情况.固定资产 %}</w:t>
             </w:r>
           </w:p>
         </w:tc>
@@ -4528,7 +4528,7 @@
                 <w:color w:val="333333"/>
                 <w:sz w:val="21"/>
               </w:rPr>
-              <w:t>{%tr for i in 项目建设情况__使用权资产 %}</w:t>
+              <w:t>{%tr for i in 项目建设情况.使用权资产 %}</w:t>
             </w:r>
           </w:p>
         </w:tc>
